--- a/docs/Status.docx
+++ b/docs/Status.docx
@@ -75,7 +75,7 @@
               <w:pStyle w:val="Compact"/>
             </w:pPr>
             <w:r>
-              <w:t xml:space="preserve">3</w:t>
+              <w:t xml:space="preserve">4</w:t>
             </w:r>
           </w:p>
         </w:tc>
@@ -171,7 +171,125 @@
               <w:pStyle w:val="Compact"/>
             </w:pPr>
             <w:r>
-              <w:t xml:space="preserve">Spec V3 r5: §42 constitution-flavor binding catalogue (65 rule→flavor bindings + design from policy-as-code research) landed. HRD-018..HRD-028 opened for the implementation rollout. First-implementation cycle continues (HRD-008/-010/-011/-012/-015/-016 still open).</w:t>
+              <w:t xml:space="preserve">Foundation design (Sub-project 1) approved + locked. Three-milestone vertical-slice approach across M1/M2/M3. Catalogue-Check survey complete:</w:t>
+            </w:r>
+            <w:r>
+              <w:t xml:space="preserve"> </w:t>
+            </w:r>
+            <w:r>
+              <w:rPr>
+                <w:b/>
+                <w:bCs/>
+              </w:rPr>
+              <w:t xml:space="preserve">9 of 12 capabilities map to existing Helix-stack modules</w:t>
+            </w:r>
+            <w:r>
+              <w:t xml:space="preserve"> </w:t>
+            </w:r>
+            <w:r>
+              <w:t xml:space="preserve">(</w:t>
+            </w:r>
+            <w:r>
+              <w:rPr>
+                <w:rStyle w:val="VerbatimChar"/>
+              </w:rPr>
+              <w:t xml:space="preserve">digital.vasic.background</w:t>
+            </w:r>
+            <w:r>
+              <w:t xml:space="preserve"> </w:t>
+            </w:r>
+            <w:r>
+              <w:t xml:space="preserve">replaces River;</w:t>
+            </w:r>
+            <w:r>
+              <w:t xml:space="preserve"> </w:t>
+            </w:r>
+            <w:r>
+              <w:rPr>
+                <w:rStyle w:val="VerbatimChar"/>
+              </w:rPr>
+              <w:t xml:space="preserve">digital.vasic.eventbus</w:t>
+            </w:r>
+            <w:r>
+              <w:t xml:space="preserve"> </w:t>
+            </w:r>
+            <w:r>
+              <w:t xml:space="preserve">replaces Watermill;</w:t>
+            </w:r>
+            <w:r>
+              <w:t xml:space="preserve"> </w:t>
+            </w:r>
+            <w:r>
+              <w:rPr>
+                <w:rStyle w:val="VerbatimChar"/>
+              </w:rPr>
+              <w:t xml:space="preserve">digital.vasic.middleware</w:t>
+            </w:r>
+            <w:r>
+              <w:t xml:space="preserve">+</w:t>
+            </w:r>
+            <w:r>
+              <w:rPr>
+                <w:rStyle w:val="VerbatimChar"/>
+              </w:rPr>
+              <w:t xml:space="preserve">auth</w:t>
+            </w:r>
+            <w:r>
+              <w:t xml:space="preserve">+</w:t>
+            </w:r>
+            <w:r>
+              <w:rPr>
+                <w:rStyle w:val="VerbatimChar"/>
+              </w:rPr>
+              <w:t xml:space="preserve">observability</w:t>
+            </w:r>
+            <w:r>
+              <w:t xml:space="preserve"> </w:t>
+            </w:r>
+            <w:r>
+              <w:t xml:space="preserve">compose the Gin/JWT/OTel layer;</w:t>
+            </w:r>
+            <w:r>
+              <w:t xml:space="preserve"> </w:t>
+            </w:r>
+            <w:r>
+              <w:rPr>
+                <w:rStyle w:val="VerbatimChar"/>
+              </w:rPr>
+              <w:t xml:space="preserve">digital.vasic.database</w:t>
+            </w:r>
+            <w:r>
+              <w:t xml:space="preserve"> </w:t>
+            </w:r>
+            <w:r>
+              <w:t xml:space="preserve">provides pgx + migrations;</w:t>
+            </w:r>
+            <w:r>
+              <w:t xml:space="preserve"> </w:t>
+            </w:r>
+            <w:r>
+              <w:rPr>
+                <w:rStyle w:val="VerbatimChar"/>
+              </w:rPr>
+              <w:t xml:space="preserve">digital.vasic.cache</w:t>
+            </w:r>
+            <w:r>
+              <w:t xml:space="preserve"> </w:t>
+            </w:r>
+            <w:r>
+              <w:t xml:space="preserve">provides Redis). Bespoke parts (Evaluator + BundleHash + ModeLadder): write new under</w:t>
+            </w:r>
+            <w:r>
+              <w:t xml:space="preserve"> </w:t>
+            </w:r>
+            <w:r>
+              <w:rPr>
+                <w:rStyle w:val="VerbatimChar"/>
+              </w:rPr>
+              <w:t xml:space="preserve">commons_constitution</w:t>
+            </w:r>
+            <w:r>
+              <w:t xml:space="preserve">. M1 implementation next.</w:t>
             </w:r>
           </w:p>
         </w:tc>
@@ -195,7 +313,7 @@
               <w:pStyle w:val="Compact"/>
             </w:pPr>
             <w:r>
-              <w:t xml:space="preserve">HRD-008, HRD-010, HRD-011, HRD-012, HRD-015, HRD-016, HRD-018..HRD-028</w:t>
+              <w:t xml:space="preserve">HRD-008, HRD-010, HRD-011, HRD-012, HRD-015, HRD-016, HRD-018 (in_progress), HRD-019..HRD-028, HRD-029..HRD-056</w:t>
             </w:r>
           </w:p>
         </w:tc>
@@ -309,7 +427,49 @@
               <w:pStyle w:val="Compact"/>
             </w:pPr>
             <w:r>
-              <w:t xml:space="preserve">first up: HRD-018 commons_constitution package (Evaluator + 12 event-emit helpers + bundle-hash captureer + mode-ladder config). Catalogue-Check survey before scaffolding (per Universal §11.4.74).</w:t>
+              <w:t xml:space="preserve">M1 scaffold: integrate 9</w:t>
+            </w:r>
+            <w:r>
+              <w:t xml:space="preserve"> </w:t>
+            </w:r>
+            <w:r>
+              <w:rPr>
+                <w:rStyle w:val="VerbatimChar"/>
+              </w:rPr>
+              <w:t xml:space="preserve">digital.vasic.*</w:t>
+            </w:r>
+            <w:r>
+              <w:t xml:space="preserve"> </w:t>
+            </w:r>
+            <w:r>
+              <w:t xml:space="preserve">submodules under</w:t>
+            </w:r>
+            <w:r>
+              <w:t xml:space="preserve"> </w:t>
+            </w:r>
+            <w:r>
+              <w:rPr>
+                <w:rStyle w:val="VerbatimChar"/>
+              </w:rPr>
+              <w:t xml:space="preserve">submodules/</w:t>
+            </w:r>
+            <w:r>
+              <w:t xml:space="preserve">; write bespoke</w:t>
+            </w:r>
+            <w:r>
+              <w:t xml:space="preserve"> </w:t>
+            </w:r>
+            <w:r>
+              <w:rPr>
+                <w:rStyle w:val="VerbatimChar"/>
+              </w:rPr>
+              <w:t xml:space="preserve">commons_constitution</w:t>
+            </w:r>
+            <w:r>
+              <w:t xml:space="preserve"> </w:t>
+            </w:r>
+            <w:r>
+              <w:t xml:space="preserve">package (Evaluator + 12 emit helpers + BundleHash + ModeLadder + in-memory ConstitutionStore); verify M1 smoke (in-process evaluator → transition → emit → memory pubsub listener counts). Then M2 (Postgres + background queue) then M3 (Gin REST + Redis). Each milestone followed by multi-mirror push.</w:t>
             </w:r>
           </w:p>
         </w:tc>

--- a/docs/Status.docx
+++ b/docs/Status.docx
@@ -75,7 +75,7 @@
               <w:pStyle w:val="Compact"/>
             </w:pPr>
             <w:r>
-              <w:t xml:space="preserve">4</w:t>
+              <w:t xml:space="preserve">5</w:t>
             </w:r>
           </w:p>
         </w:tc>
@@ -170,24 +170,42 @@
             <w:pPr>
               <w:pStyle w:val="Compact"/>
             </w:pPr>
-            <w:r>
-              <w:t xml:space="preserve">Foundation design (Sub-project 1) approved + locked. Three-milestone vertical-slice approach across M1/M2/M3. Catalogue-Check survey complete:</w:t>
-            </w:r>
-            <w:r>
-              <w:t xml:space="preserve"> </w:t>
-            </w:r>
             <w:r>
               <w:rPr>
                 <w:b/>
                 <w:bCs/>
               </w:rPr>
-              <w:t xml:space="preserve">9 of 12 capabilities map to existing Helix-stack modules</w:t>
+              <w:t xml:space="preserve">Foundation M1 landed.</w:t>
             </w:r>
             <w:r>
               <w:t xml:space="preserve"> </w:t>
             </w:r>
             <w:r>
-              <w:t xml:space="preserve">(</w:t>
+              <w:rPr>
+                <w:rStyle w:val="VerbatimChar"/>
+              </w:rPr>
+              <w:t xml:space="preserve">commons_constitution</w:t>
+            </w:r>
+            <w:r>
+              <w:t xml:space="preserve"> </w:t>
+            </w:r>
+            <w:r>
+              <w:t xml:space="preserve">package (14 files, ~2.9k LOC) — Evaluator + Registry + 12 emit helpers + BundleHash captureer + ModeLadder + ConstitutionStore + in-process MemoryBus + Runner with panic isolation + CloudEvents v1.0 adapter — all green under</w:t>
+            </w:r>
+            <w:r>
+              <w:t xml:space="preserve"> </w:t>
+            </w:r>
+            <w:r>
+              <w:rPr>
+                <w:rStyle w:val="VerbatimChar"/>
+              </w:rPr>
+              <w:t xml:space="preserve">go test -race</w:t>
+            </w:r>
+            <w:r>
+              <w:t xml:space="preserve">. Spec V3 bumped to Revision 7 with new §44 Foundation implementation contract. HRD-080 opened to refine the I6 gate-invariant before M2 (which needs git submodules for Helix-stack modules). M2 (Postgres +</w:t>
+            </w:r>
+            <w:r>
+              <w:t xml:space="preserve"> </w:t>
             </w:r>
             <w:r>
               <w:rPr>
@@ -196,100 +214,7 @@
               <w:t xml:space="preserve">digital.vasic.background</w:t>
             </w:r>
             <w:r>
-              <w:t xml:space="preserve"> </w:t>
-            </w:r>
-            <w:r>
-              <w:t xml:space="preserve">replaces River;</w:t>
-            </w:r>
-            <w:r>
-              <w:t xml:space="preserve"> </w:t>
-            </w:r>
-            <w:r>
-              <w:rPr>
-                <w:rStyle w:val="VerbatimChar"/>
-              </w:rPr>
-              <w:t xml:space="preserve">digital.vasic.eventbus</w:t>
-            </w:r>
-            <w:r>
-              <w:t xml:space="preserve"> </w:t>
-            </w:r>
-            <w:r>
-              <w:t xml:space="preserve">replaces Watermill;</w:t>
-            </w:r>
-            <w:r>
-              <w:t xml:space="preserve"> </w:t>
-            </w:r>
-            <w:r>
-              <w:rPr>
-                <w:rStyle w:val="VerbatimChar"/>
-              </w:rPr>
-              <w:t xml:space="preserve">digital.vasic.middleware</w:t>
-            </w:r>
-            <w:r>
-              <w:t xml:space="preserve">+</w:t>
-            </w:r>
-            <w:r>
-              <w:rPr>
-                <w:rStyle w:val="VerbatimChar"/>
-              </w:rPr>
-              <w:t xml:space="preserve">auth</w:t>
-            </w:r>
-            <w:r>
-              <w:t xml:space="preserve">+</w:t>
-            </w:r>
-            <w:r>
-              <w:rPr>
-                <w:rStyle w:val="VerbatimChar"/>
-              </w:rPr>
-              <w:t xml:space="preserve">observability</w:t>
-            </w:r>
-            <w:r>
-              <w:t xml:space="preserve"> </w:t>
-            </w:r>
-            <w:r>
-              <w:t xml:space="preserve">compose the Gin/JWT/OTel layer;</w:t>
-            </w:r>
-            <w:r>
-              <w:t xml:space="preserve"> </w:t>
-            </w:r>
-            <w:r>
-              <w:rPr>
-                <w:rStyle w:val="VerbatimChar"/>
-              </w:rPr>
-              <w:t xml:space="preserve">digital.vasic.database</w:t>
-            </w:r>
-            <w:r>
-              <w:t xml:space="preserve"> </w:t>
-            </w:r>
-            <w:r>
-              <w:t xml:space="preserve">provides pgx + migrations;</w:t>
-            </w:r>
-            <w:r>
-              <w:t xml:space="preserve"> </w:t>
-            </w:r>
-            <w:r>
-              <w:rPr>
-                <w:rStyle w:val="VerbatimChar"/>
-              </w:rPr>
-              <w:t xml:space="preserve">digital.vasic.cache</w:t>
-            </w:r>
-            <w:r>
-              <w:t xml:space="preserve"> </w:t>
-            </w:r>
-            <w:r>
-              <w:t xml:space="preserve">provides Redis). Bespoke parts (Evaluator + BundleHash + ModeLadder): write new under</w:t>
-            </w:r>
-            <w:r>
-              <w:t xml:space="preserve"> </w:t>
-            </w:r>
-            <w:r>
-              <w:rPr>
-                <w:rStyle w:val="VerbatimChar"/>
-              </w:rPr>
-              <w:t xml:space="preserve">commons_constitution</w:t>
-            </w:r>
-            <w:r>
-              <w:t xml:space="preserve">. M1 implementation next.</w:t>
+              <w:t xml:space="preserve">) next.</w:t>
             </w:r>
           </w:p>
         </w:tc>

--- a/docs/Status.docx
+++ b/docs/Status.docx
@@ -10,7 +10,33 @@
         <w:t xml:space="preserve">Herald — Status</w:t>
       </w:r>
     </w:p>
-    <w:bookmarkStart w:id="15" w:name="herald--status"/>
+    <w:sdt>
+      <w:sdtPr>
+        <w:docPartObj>
+          <w:docPartGallery w:val="Table of Contents"/>
+          <w:docPartUnique/>
+        </w:docPartObj>
+      </w:sdtPr>
+      <w:sdtContent>
+        <w:p>
+          <w:pPr>
+            <w:pStyle w:val="TOCHeading"/>
+          </w:pPr>
+          <w:r>
+            <w:t xml:space="preserve">Table of Contents</w:t>
+          </w:r>
+        </w:p>
+        <w:p>
+          <w:r>
+            <w:fldChar w:fldCharType="begin" w:dirty="true"/>
+            <w:instrText xml:space="preserve">TOC \o "1-3" \h \z \u</w:instrText>
+            <w:fldChar w:fldCharType="separate"/>
+            <w:fldChar w:fldCharType="end"/>
+          </w:r>
+        </w:p>
+      </w:sdtContent>
+    </w:sdt>
+    <w:bookmarkStart w:id="15" w:name="herald-status"/>
     <w:p>
       <w:pPr>
         <w:pStyle w:val="Heading1"/>
@@ -22,7 +48,8 @@
     <w:tbl>
       <w:tblPr>
         <w:tblStyle w:val="Table"/>
-        <w:tblW w:type="auto" w:w="0"/>
+        <w:tblW w:type="pct" w:w="5000"/>
+        <w:tblLayout w:type="fixed"/>
         <w:tblLook w:firstRow="1" w:lastRow="0" w:firstColumn="0" w:lastColumn="0" w:noHBand="0" w:noVBand="0" w:val="0020"/>
       </w:tblPr>
       <w:tblGrid>
@@ -75,7 +102,7 @@
               <w:pStyle w:val="Compact"/>
             </w:pPr>
             <w:r>
-              <w:t xml:space="preserve">5</w:t>
+              <w:t xml:space="preserve">6</w:t>
             </w:r>
           </w:p>
         </w:tc>
@@ -175,7 +202,13 @@
                 <w:b/>
                 <w:bCs/>
               </w:rPr>
-              <w:t xml:space="preserve">Foundation M1 landed.</w:t>
+              <w:t xml:space="preserve">Foundation M1 + M2 + M3 all landed.</w:t>
+            </w:r>
+            <w:r>
+              <w:t xml:space="preserve"> </w:t>
+            </w:r>
+            <w:r>
+              <w:t xml:space="preserve">M1:</w:t>
             </w:r>
             <w:r>
               <w:t xml:space="preserve"> </w:t>
@@ -190,7 +223,7 @@
               <w:t xml:space="preserve"> </w:t>
             </w:r>
             <w:r>
-              <w:t xml:space="preserve">package (14 files, ~2.9k LOC) — Evaluator + Registry + 12 emit helpers + BundleHash captureer + ModeLadder + ConstitutionStore + in-process MemoryBus + Runner with panic isolation + CloudEvents v1.0 adapter — all green under</w:t>
+              <w:t xml:space="preserve">(14 files, ~2.9k LOC) — Evaluator + Registry + 12 emit helpers + BundleHash + ModeLadder + ConstitutionStore + MemoryBus + Runner + CloudEvents v1.0 adapter. M2 (commit c8eed7e): Postgres backends with live RLS-tenant-isolation proof. M3 (commit 21593e6): Gin REST surface + 4 M3 submodules + LIVE</w:t>
             </w:r>
             <w:r>
               <w:t xml:space="preserve"> </w:t>
@@ -199,22 +232,13 @@
               <w:rPr>
                 <w:rStyle w:val="VerbatimChar"/>
               </w:rPr>
-              <w:t xml:space="preserve">go test -race</w:t>
-            </w:r>
-            <w:r>
-              <w:t xml:space="preserve">. Spec V3 bumped to Revision 7 with new §44 Foundation implementation contract. HRD-080 opened to refine the I6 gate-invariant before M2 (which needs git submodules for Helix-stack modules). M2 (Postgres +</w:t>
+              <w:t xml:space="preserve">pherald serve</w:t>
             </w:r>
             <w:r>
               <w:t xml:space="preserve"> </w:t>
             </w:r>
             <w:r>
-              <w:rPr>
-                <w:rStyle w:val="VerbatimChar"/>
-              </w:rPr>
-              <w:t xml:space="preserve">digital.vasic.background</w:t>
-            </w:r>
-            <w:r>
-              <w:t xml:space="preserve">) next.</w:t>
+              <w:t xml:space="preserve">accepting HTTP on :24791. Anti-bluff regime now complete: e2e_bluff_hunt.sh 14/14 PASS against real services (commit 92ecdc6); audit_antibluff.sh 14/14 PASS (was 13 — added I8 meta-test for §107 covenant on 2026-05-20); inheritance gate 15/15 PASS (was 12 — added I8a/b/c).</w:t>
             </w:r>
           </w:p>
         </w:tc>
@@ -238,7 +262,7 @@
               <w:pStyle w:val="Compact"/>
             </w:pPr>
             <w:r>
-              <w:t xml:space="preserve">HRD-008, HRD-010, HRD-011, HRD-012, HRD-015, HRD-016, HRD-018 (in_progress), HRD-019..HRD-028, HRD-029..HRD-056</w:t>
+              <w:t xml:space="preserve">HRD-008, HRD-010, HRD-011, HRD-012, HRD-015, HRD-016, HRD-018 (in_progress), HRD-019..HRD-028, HRD-029..HRD-056, HRD-081</w:t>
             </w:r>
           </w:p>
         </w:tc>
@@ -273,6 +297,12 @@
               </w:rPr>
               <w:t xml:space="preserve">Issues.md</w:t>
             </w:r>
+            <w:r>
+              <w:t xml:space="preserve"> </w:t>
+            </w:r>
+            <w:r>
+              <w:t xml:space="preserve">— 45 open items spanning live channel integrations (HRD-010..012), REST surface (HRD-016), §42 constitution bindings (HRD-018..028), §43 command-catalogue (HRD-029..056), and HRD-081 (containers podman-compose adapter refinement).</w:t>
+            </w:r>
           </w:p>
         </w:tc>
       </w:tr>
@@ -352,49 +382,7 @@
               <w:pStyle w:val="Compact"/>
             </w:pPr>
             <w:r>
-              <w:t xml:space="preserve">M1 scaffold: integrate 9</w:t>
-            </w:r>
-            <w:r>
-              <w:t xml:space="preserve"> </w:t>
-            </w:r>
-            <w:r>
-              <w:rPr>
-                <w:rStyle w:val="VerbatimChar"/>
-              </w:rPr>
-              <w:t xml:space="preserve">digital.vasic.*</w:t>
-            </w:r>
-            <w:r>
-              <w:t xml:space="preserve"> </w:t>
-            </w:r>
-            <w:r>
-              <w:t xml:space="preserve">submodules under</w:t>
-            </w:r>
-            <w:r>
-              <w:t xml:space="preserve"> </w:t>
-            </w:r>
-            <w:r>
-              <w:rPr>
-                <w:rStyle w:val="VerbatimChar"/>
-              </w:rPr>
-              <w:t xml:space="preserve">submodules/</w:t>
-            </w:r>
-            <w:r>
-              <w:t xml:space="preserve">; write bespoke</w:t>
-            </w:r>
-            <w:r>
-              <w:t xml:space="preserve"> </w:t>
-            </w:r>
-            <w:r>
-              <w:rPr>
-                <w:rStyle w:val="VerbatimChar"/>
-              </w:rPr>
-              <w:t xml:space="preserve">commons_constitution</w:t>
-            </w:r>
-            <w:r>
-              <w:t xml:space="preserve"> </w:t>
-            </w:r>
-            <w:r>
-              <w:t xml:space="preserve">package (Evaluator + 12 emit helpers + BundleHash + ModeLadder + in-memory ConstitutionStore); verify M1 smoke (in-process evaluator → transition → emit → memory pubsub listener counts). Then M2 (Postgres + background queue) then M3 (Gin REST + Redis). Each milestone followed by multi-mirror push.</w:t>
+              <w:t xml:space="preserve">Foundation complete; live integrations next. Priority order: HRD-008 (operator quickstart e2e validation) → HRD-011/012 (Telegram + Claude Code live) → HRD-010 (commons_storage live pgx/River/Redis wiring) → §42 constitution-binding rollout (HRD-018..028) → §43 command catalogue (HRD-029..056). Each milestone followed by multi-mirror push + full anti-bluff verification (audit + gate + e2e bluff-hunt).</w:t>
             </w:r>
           </w:p>
         </w:tc>
@@ -513,13 +501,13 @@
           <w:b/>
           <w:bCs/>
         </w:rPr>
-        <w:t xml:space="preserve">Implementation-r1.</w:t>
-      </w:r>
-      <w:r>
-        <w:t xml:space="preserve"> </w:t>
-      </w:r>
-      <w:r>
-        <w:t xml:space="preserve">Spec V3 r4 is complete + the Go module foundation compiles. The remaining cycle is wiring live integrations and validating the §26.5 quickstart end-to-end.</w:t>
+        <w:t xml:space="preserve">Implementation-r1, Foundation complete.</w:t>
+      </w:r>
+      <w:r>
+        <w:t xml:space="preserve"> </w:t>
+      </w:r>
+      <w:r>
+        <w:t xml:space="preserve">Spec V3 r6 is active, the Go module foundation compiles, all three Foundation milestones (M1/M2/M3) have landed, and the §107 end-user-usability covenant is now explicit in Herald’s three root docs + gate (added 2026-05-20). The remaining cycle is wiring live channel integrations and validating the §26.5 quickstart end-to-end on operator hardware.</w:t>
       </w:r>
     </w:p>
     <w:bookmarkEnd w:id="10"/>
@@ -560,7 +548,7 @@
         <w:t xml:space="preserve"> </w:t>
       </w:r>
       <w:r>
-        <w:t xml:space="preserve">(Revision 4, ~4300 lines).</w:t>
+        <w:t xml:space="preserve">(Revision 7, ~4300 lines).</w:t>
       </w:r>
     </w:p>
     <w:p>
@@ -613,13 +601,13 @@
           <w:b/>
           <w:bCs/>
         </w:rPr>
-        <w:t xml:space="preserve">New sections this cycle:</w:t>
-      </w:r>
-      <w:r>
-        <w:t xml:space="preserve"> </w:t>
-      </w:r>
-      <w:r>
-        <w:t xml:space="preserve">§37 Tracker-doc change events; §38 Workable-item announcement contract; §39 Message presentation + Herald Canonical Template; §40 Documentation + 15 named test challenges; §41 REST API surface (Gin Gonic).</w:t>
+        <w:t xml:space="preserve">Recent sections:</w:t>
+      </w:r>
+      <w:r>
+        <w:t xml:space="preserve"> </w:t>
+      </w:r>
+      <w:r>
+        <w:t xml:space="preserve">§37 Tracker-doc change events; §38 Workable-item announcement contract; §39 Message presentation + Herald Canonical Template; §40 Documentation + 15 named test challenges; §41 REST API surface (Gin Gonic); §42 Constitution-binding integration; §43 Constitution-derived flavor commands (27 entries → HRD-029..HRD-056); §44 Foundation implementation contract.</w:t>
       </w:r>
     </w:p>
     <w:p>
@@ -644,6 +632,43 @@
         <w:t xml:space="preserve">§23 + HERALD_CONSTITUTION §106 + I7 gate — green throughout.</w:t>
       </w:r>
     </w:p>
+    <w:p>
+      <w:pPr>
+        <w:pStyle w:val="Compact"/>
+        <w:numPr>
+          <w:ilvl w:val="0"/>
+          <w:numId w:val="1002"/>
+        </w:numPr>
+      </w:pPr>
+      <w:r>
+        <w:rPr>
+          <w:b/>
+          <w:bCs/>
+        </w:rPr>
+        <w:t xml:space="preserve">End-user-usability covenant:</w:t>
+      </w:r>
+      <w:r>
+        <w:t xml:space="preserve"> </w:t>
+      </w:r>
+      <w:r>
+        <w:t xml:space="preserve">HERALD_CONSTITUTION §107 + I8 gate (added 2026-05-20) — green; paired §1.1 mutation meta-test in</w:t>
+      </w:r>
+      <w:r>
+        <w:t xml:space="preserve"> </w:t>
+      </w:r>
+      <w:r>
+        <w:rPr>
+          <w:rStyle w:val="VerbatimChar"/>
+        </w:rPr>
+        <w:t xml:space="preserve">tests/test_i8_usability_meta.sh</w:t>
+      </w:r>
+      <w:r>
+        <w:t xml:space="preserve"> </w:t>
+      </w:r>
+      <w:r>
+        <w:t xml:space="preserve">(5/5 PASS).</w:t>
+      </w:r>
+    </w:p>
     <w:bookmarkEnd w:id="11"/>
     <w:bookmarkStart w:id="12" w:name="implementation"/>
     <w:p>
@@ -657,7 +682,8 @@
     <w:tbl>
       <w:tblPr>
         <w:tblStyle w:val="Table"/>
-        <w:tblW w:type="auto" w:w="0"/>
+        <w:tblW w:type="pct" w:w="5000"/>
+        <w:tblLayout w:type="fixed"/>
         <w:tblLook w:firstRow="1" w:lastRow="0" w:firstColumn="0" w:lastColumn="0" w:noHBand="0" w:noVBand="0" w:val="0020"/>
       </w:tblPr>
       <w:tblGrid>
@@ -796,6 +822,56 @@
               <w:rPr>
                 <w:rStyle w:val="VerbatimChar"/>
               </w:rPr>
+              <w:t xml:space="preserve">commons_constitution</w:t>
+            </w:r>
+          </w:p>
+        </w:tc>
+        <w:tc>
+          <w:tcPr/>
+          <w:p>
+            <w:pPr>
+              <w:pStyle w:val="Compact"/>
+            </w:pPr>
+            <w:r>
+              <w:t xml:space="preserve">✅ landed (M1)</w:t>
+            </w:r>
+          </w:p>
+        </w:tc>
+        <w:tc>
+          <w:tcPr/>
+          <w:p>
+            <w:pPr>
+              <w:pStyle w:val="Compact"/>
+            </w:pPr>
+            <w:r>
+              <w:t xml:space="preserve">14 files, ~2.9k LOC — Evaluator + Registry + 12 emit helpers + BundleHash + ModeLadder + ConstitutionStore + MemoryBus + Runner + CloudEvents v1.0 adapter; all green under</w:t>
+            </w:r>
+            <w:r>
+              <w:t xml:space="preserve"> </w:t>
+            </w:r>
+            <w:r>
+              <w:rPr>
+                <w:rStyle w:val="VerbatimChar"/>
+              </w:rPr>
+              <w:t xml:space="preserve">go test -race</w:t>
+            </w:r>
+            <w:r>
+              <w:t xml:space="preserve">.</w:t>
+            </w:r>
+          </w:p>
+        </w:tc>
+      </w:tr>
+      <w:tr>
+        <w:tc>
+          <w:tcPr/>
+          <w:p>
+            <w:pPr>
+              <w:pStyle w:val="Compact"/>
+            </w:pPr>
+            <w:r>
+              <w:rPr>
+                <w:rStyle w:val="VerbatimChar"/>
+              </w:rPr>
               <w:t xml:space="preserve">commons_messaging</w:t>
             </w:r>
             <w:r>
@@ -824,7 +900,7 @@
               <w:pStyle w:val="Compact"/>
             </w:pPr>
             <w:r>
-              <w:t xml:space="preserve">null:// adapter fully working; Telegram + Claude Code stubs in place.</w:t>
+              <w:t xml:space="preserve">null:// adapter fully working; Telegram + Claude Code stubs in place (HRD-011/012 for live wiring).</w:t>
             </w:r>
           </w:p>
         </w:tc>
@@ -857,18 +933,18 @@
               <w:pStyle w:val="Compact"/>
             </w:pPr>
             <w:r>
-              <w:t xml:space="preserve">partial</w:t>
-            </w:r>
-          </w:p>
-        </w:tc>
-        <w:tc>
-          <w:tcPr/>
-          <w:p>
-            <w:pPr>
-              <w:pStyle w:val="Compact"/>
-            </w:pPr>
-            <w:r>
-              <w:t xml:space="preserve">9 SQL migrations embedded; pgx pool + River + Redis wiring pending HRD-010.</w:t>
+              <w:t xml:space="preserve">✅ landed (M2)</w:t>
+            </w:r>
+          </w:p>
+        </w:tc>
+        <w:tc>
+          <w:tcPr/>
+          <w:p>
+            <w:pPr>
+              <w:pStyle w:val="Compact"/>
+            </w:pPr>
+            <w:r>
+              <w:t xml:space="preserve">9 SQL migrations embedded; pgx + RLS-tenant-isolation live (commit c8eed7e); River + Redis still to wire per HRD-010.</w:t>
             </w:r>
           </w:p>
         </w:tc>
@@ -884,123 +960,41 @@
               <w:rPr>
                 <w:rStyle w:val="VerbatimChar"/>
               </w:rPr>
-              <w:t xml:space="preserve">commons_security</w:t>
+              <w:t xml:space="preserve">commons_infra</w:t>
+            </w:r>
+          </w:p>
+        </w:tc>
+        <w:tc>
+          <w:tcPr/>
+          <w:p>
+            <w:pPr>
+              <w:pStyle w:val="Compact"/>
+            </w:pPr>
+            <w:r>
+              <w:t xml:space="preserve">✅ landed</w:t>
+            </w:r>
+          </w:p>
+        </w:tc>
+        <w:tc>
+          <w:tcPr/>
+          <w:p>
+            <w:pPr>
+              <w:pStyle w:val="Compact"/>
+            </w:pPr>
+            <w:r>
+              <w:t xml:space="preserve">QuickstartBoot + WithTenantContext + on-demand container orchestration via</w:t>
             </w:r>
             <w:r>
               <w:t xml:space="preserve"> </w:t>
             </w:r>
-            <w:r>
-              <w:t xml:space="preserve">(L1)</w:t>
-            </w:r>
-          </w:p>
-        </w:tc>
-        <w:tc>
-          <w:tcPr/>
-          <w:p>
-            <w:pPr>
-              <w:pStyle w:val="Compact"/>
-            </w:pPr>
-            <w:r>
-              <w:t xml:space="preserve">not started</w:t>
-            </w:r>
-          </w:p>
-        </w:tc>
-        <w:tc>
-          <w:tcPr/>
-          <w:p>
-            <w:pPr>
-              <w:pStyle w:val="Compact"/>
-            </w:pPr>
-            <w:r>
-              <w:t xml:space="preserve">spec §15 ready. HRD-018 follow-up.</w:t>
-            </w:r>
-          </w:p>
-        </w:tc>
-      </w:tr>
-      <w:tr>
-        <w:tc>
-          <w:tcPr/>
-          <w:p>
-            <w:pPr>
-              <w:pStyle w:val="Compact"/>
-            </w:pPr>
             <w:r>
               <w:rPr>
                 <w:rStyle w:val="VerbatimChar"/>
               </w:rPr>
-              <w:t xml:space="preserve">commons_observability</w:t>
-            </w:r>
-            <w:r>
-              <w:t xml:space="preserve"> </w:t>
-            </w:r>
-            <w:r>
-              <w:t xml:space="preserve">(L1)</w:t>
-            </w:r>
-          </w:p>
-        </w:tc>
-        <w:tc>
-          <w:tcPr/>
-          <w:p>
-            <w:pPr>
-              <w:pStyle w:val="Compact"/>
-            </w:pPr>
-            <w:r>
-              <w:t xml:space="preserve">not started</w:t>
-            </w:r>
-          </w:p>
-        </w:tc>
-        <w:tc>
-          <w:tcPr/>
-          <w:p>
-            <w:pPr>
-              <w:pStyle w:val="Compact"/>
-            </w:pPr>
-            <w:r>
-              <w:t xml:space="preserve">OTel wiring per §17. HRD-019 follow-up.</w:t>
-            </w:r>
-          </w:p>
-        </w:tc>
-      </w:tr>
-      <w:tr>
-        <w:tc>
-          <w:tcPr/>
-          <w:p>
-            <w:pPr>
-              <w:pStyle w:val="Compact"/>
-            </w:pPr>
-            <w:r>
-              <w:rPr>
-                <w:rStyle w:val="VerbatimChar"/>
-              </w:rPr>
-              <w:t xml:space="preserve">commons_diary</w:t>
-            </w:r>
-            <w:r>
-              <w:t xml:space="preserve"> </w:t>
-            </w:r>
-            <w:r>
-              <w:t xml:space="preserve">(L1)</w:t>
-            </w:r>
-          </w:p>
-        </w:tc>
-        <w:tc>
-          <w:tcPr/>
-          <w:p>
-            <w:pPr>
-              <w:pStyle w:val="Compact"/>
-            </w:pPr>
-            <w:r>
-              <w:t xml:space="preserve">not started</w:t>
-            </w:r>
-          </w:p>
-        </w:tc>
-        <w:tc>
-          <w:tcPr/>
-          <w:p>
-            <w:pPr>
-              <w:pStyle w:val="Compact"/>
-            </w:pPr>
-            <w:r>
-              <w:t xml:space="preserve">spec §19 — fsnotify + Pandoc-WeasyPrint sync. HRD-020 follow-up.</w:t>
+              <w:t xml:space="preserve">containers/</w:t>
+            </w:r>
+            <w:r>
+              <w:t xml:space="preserve">.</w:t>
             </w:r>
           </w:p>
         </w:tc>
@@ -1033,18 +1027,46 @@
               <w:pStyle w:val="Compact"/>
             </w:pPr>
             <w:r>
-              <w:t xml:space="preserve">partial</w:t>
-            </w:r>
-          </w:p>
-        </w:tc>
-        <w:tc>
-          <w:tcPr/>
-          <w:p>
-            <w:pPr>
-              <w:pStyle w:val="Compact"/>
-            </w:pPr>
-            <w:r>
-              <w:t xml:space="preserve">Cobra root + version subcommand work end-to-end; serve/send/doctor/migrate/subscriber/deadletter stubbed with HRD pointers.</w:t>
+              <w:t xml:space="preserve">✅ partial (M3)</w:t>
+            </w:r>
+          </w:p>
+        </w:tc>
+        <w:tc>
+          <w:tcPr/>
+          <w:p>
+            <w:pPr>
+              <w:pStyle w:val="Compact"/>
+            </w:pPr>
+            <w:r>
+              <w:t xml:space="preserve">Cobra root + version +</w:t>
+            </w:r>
+            <w:r>
+              <w:t xml:space="preserve"> </w:t>
+            </w:r>
+            <w:r>
+              <w:rPr>
+                <w:rStyle w:val="VerbatimChar"/>
+                <w:b/>
+                <w:bCs/>
+              </w:rPr>
+              <w:t xml:space="preserve">serve</w:t>
+            </w:r>
+            <w:r>
+              <w:rPr>
+                <w:b/>
+                <w:bCs/>
+              </w:rPr>
+              <w:t xml:space="preserve"> </w:t>
+            </w:r>
+            <w:r>
+              <w:rPr>
+                <w:b/>
+                <w:bCs/>
+              </w:rPr>
+              <w:t xml:space="preserve">(live HTTP on :24791, /v1/healthz, /v1/readyz, /v1/events, /metrics)</w:t>
+            </w:r>
+            <w:r>
+              <w:t xml:space="preserve">, commit 21593e6. send/doctor/migrate/subscriber/deadletter stubbed with HRD pointers.</w:t>
             </w:r>
           </w:p>
         </w:tc>
@@ -1057,7 +1079,7 @@
               <w:pStyle w:val="Compact"/>
             </w:pPr>
             <w:r>
-              <w:t xml:space="preserve">Other flavors (sherald/bherald/…)</w:t>
+              <w:t xml:space="preserve">Other flavors (sherald/bherald/cherald/rherald/iherald/scherald)</w:t>
             </w:r>
           </w:p>
         </w:tc>
@@ -1079,7 +1101,7 @@
               <w:pStyle w:val="Compact"/>
             </w:pPr>
             <w:r>
-              <w:t xml:space="preserve">scaffold once pherald end-to-end runs the quickstart compose.</w:t>
+              <w:t xml:space="preserve">scaffold once HRD-018..028 §42 binding rollout begins.</w:t>
             </w:r>
           </w:p>
         </w:tc>
@@ -1123,7 +1145,7 @@
         <w:t xml:space="preserve"> </w:t>
       </w:r>
       <w:r>
-        <w:t xml:space="preserve">only; four-mirror fan-out proven across spec + Go-scaffold commits.</w:t>
+        <w:t xml:space="preserve">only; four-mirror fan-out proven across spec + Foundation M1/M2/M3 + anti-bluff infra + §107 covenant landing.</w:t>
       </w:r>
     </w:p>
     <w:p>
@@ -1145,7 +1167,17 @@
         <w:t xml:space="preserve"> </w:t>
       </w:r>
       <w:r>
-        <w:t xml:space="preserve">12 PASS / 0 FAIL.</w:t>
+        <w:rPr>
+          <w:b/>
+          <w:bCs/>
+        </w:rPr>
+        <w:t xml:space="preserve">15 PASS / 0 FAIL</w:t>
+      </w:r>
+      <w:r>
+        <w:t xml:space="preserve"> </w:t>
+      </w:r>
+      <w:r>
+        <w:t xml:space="preserve">(was 12; I8a/b/c added 2026-05-20 for §107 covenant).</w:t>
       </w:r>
     </w:p>
     <w:p>
@@ -1161,40 +1193,23 @@
           <w:b/>
           <w:bCs/>
         </w:rPr>
-        <w:t xml:space="preserve">Submodules:</w:t>
-      </w:r>
-      <w:r>
-        <w:t xml:space="preserve"> </w:t>
-      </w:r>
-      <w:r>
-        <w:t xml:space="preserve">none yet (</w:t>
-      </w:r>
-      <w:r>
-        <w:rPr>
-          <w:rStyle w:val="VerbatimChar"/>
-        </w:rPr>
-        <w:t xml:space="preserve">containers/</w:t>
-      </w:r>
-      <w:r>
-        <w:t xml:space="preserve"> </w:t>
-      </w:r>
-      <w:r>
-        <w:t xml:space="preserve">is a local directory in this commit; will migrate to</w:t>
-      </w:r>
-      <w:r>
-        <w:t xml:space="preserve"> </w:t>
-      </w:r>
-      <w:r>
-        <w:rPr>
-          <w:rStyle w:val="VerbatimChar"/>
-        </w:rPr>
-        <w:t xml:space="preserve">vasic-digital/containers</w:t>
-      </w:r>
-      <w:r>
-        <w:t xml:space="preserve"> </w:t>
-      </w:r>
-      <w:r>
-        <w:t xml:space="preserve">submodule when HRD-008 validation passes and the submodule is created).</w:t>
+        <w:t xml:space="preserve">Anti-bluff audit:</w:t>
+      </w:r>
+      <w:r>
+        <w:t xml:space="preserve"> </w:t>
+      </w:r>
+      <w:r>
+        <w:rPr>
+          <w:b/>
+          <w:bCs/>
+        </w:rPr>
+        <w:t xml:space="preserve">14 PASS / 0 FAIL</w:t>
+      </w:r>
+      <w:r>
+        <w:t xml:space="preserve"> </w:t>
+      </w:r>
+      <w:r>
+        <w:t xml:space="preserve">(was 13; I8 paired meta-test added).</w:t>
       </w:r>
     </w:p>
     <w:p>
@@ -1210,13 +1225,308 @@
           <w:b/>
           <w:bCs/>
         </w:rPr>
+        <w:t xml:space="preserve">CodeGraph validate:</w:t>
+      </w:r>
+      <w:r>
+        <w:t xml:space="preserve"> </w:t>
+      </w:r>
+      <w:r>
+        <w:t xml:space="preserve">7 PASS / 0 FAIL.</w:t>
+      </w:r>
+    </w:p>
+    <w:p>
+      <w:pPr>
+        <w:pStyle w:val="Compact"/>
+        <w:numPr>
+          <w:ilvl w:val="0"/>
+          <w:numId w:val="1003"/>
+        </w:numPr>
+      </w:pPr>
+      <w:r>
+        <w:rPr>
+          <w:b/>
+          <w:bCs/>
+        </w:rPr>
+        <w:t xml:space="preserve">E2E bluff-hunt against real services:</w:t>
+      </w:r>
+      <w:r>
+        <w:t xml:space="preserve"> </w:t>
+      </w:r>
+      <w:r>
+        <w:rPr>
+          <w:b/>
+          <w:bCs/>
+        </w:rPr>
+        <w:t xml:space="preserve">14 PASS / 0 FAIL</w:t>
+      </w:r>
+      <w:r>
+        <w:t xml:space="preserve"> </w:t>
+      </w:r>
+      <w:r>
+        <w:t xml:space="preserve">— builds pherald, starts real Gin server, hits live</w:t>
+      </w:r>
+      <w:r>
+        <w:t xml:space="preserve"> </w:t>
+      </w:r>
+      <w:r>
+        <w:rPr>
+          <w:rStyle w:val="VerbatimChar"/>
+        </w:rPr>
+        <w:t xml:space="preserve">/v1/*</w:t>
+      </w:r>
+      <w:r>
+        <w:t xml:space="preserve"> </w:t>
+      </w:r>
+      <w:r>
+        <w:t xml:space="preserve">endpoints, boots real Postgres container via</w:t>
+      </w:r>
+      <w:r>
+        <w:t xml:space="preserve"> </w:t>
+      </w:r>
+      <w:r>
+        <w:rPr>
+          <w:rStyle w:val="VerbatimChar"/>
+        </w:rPr>
+        <w:t xml:space="preserve">containers/</w:t>
+      </w:r>
+      <w:r>
+        <w:t xml:space="preserve"> </w:t>
+      </w:r>
+      <w:r>
+        <w:t xml:space="preserve">submodule, runs M2 RLS integration tests, SIGTERM-graceful-shutdowns. This is the canonical §107 evidence per Herald §107.</w:t>
+      </w:r>
+    </w:p>
+    <w:p>
+      <w:pPr>
+        <w:pStyle w:val="Compact"/>
+        <w:numPr>
+          <w:ilvl w:val="0"/>
+          <w:numId w:val="1003"/>
+        </w:numPr>
+      </w:pPr>
+      <w:r>
+        <w:rPr>
+          <w:b/>
+          <w:bCs/>
+        </w:rPr>
+        <w:t xml:space="preserve">Submodules:</w:t>
+      </w:r>
+      <w:r>
+        <w:t xml:space="preserve"> </w:t>
+      </w:r>
+      <w:r>
+        <w:t xml:space="preserve">10 vendored — 9 Helix-stack capability modules under</w:t>
+      </w:r>
+      <w:r>
+        <w:t xml:space="preserve"> </w:t>
+      </w:r>
+      <w:r>
+        <w:rPr>
+          <w:rStyle w:val="VerbatimChar"/>
+        </w:rPr>
+        <w:t xml:space="preserve">submodules/</w:t>
+      </w:r>
+      <w:r>
+        <w:t xml:space="preserve"> </w:t>
+      </w:r>
+      <w:r>
+        <w:t xml:space="preserve">(</w:t>
+      </w:r>
+      <w:r>
+        <w:rPr>
+          <w:rStyle w:val="VerbatimChar"/>
+        </w:rPr>
+        <w:t xml:space="preserve">auth</w:t>
+      </w:r>
+      <w:r>
+        <w:t xml:space="preserve">,</w:t>
+      </w:r>
+      <w:r>
+        <w:t xml:space="preserve"> </w:t>
+      </w:r>
+      <w:r>
+        <w:rPr>
+          <w:rStyle w:val="VerbatimChar"/>
+        </w:rPr>
+        <w:t xml:space="preserve">background</w:t>
+      </w:r>
+      <w:r>
+        <w:t xml:space="preserve">,</w:t>
+      </w:r>
+      <w:r>
+        <w:t xml:space="preserve"> </w:t>
+      </w:r>
+      <w:r>
+        <w:rPr>
+          <w:rStyle w:val="VerbatimChar"/>
+        </w:rPr>
+        <w:t xml:space="preserve">cache</w:t>
+      </w:r>
+      <w:r>
+        <w:t xml:space="preserve">,</w:t>
+      </w:r>
+      <w:r>
+        <w:t xml:space="preserve"> </w:t>
+      </w:r>
+      <w:r>
+        <w:rPr>
+          <w:rStyle w:val="VerbatimChar"/>
+        </w:rPr>
+        <w:t xml:space="preserve">config</w:t>
+      </w:r>
+      <w:r>
+        <w:t xml:space="preserve">,</w:t>
+      </w:r>
+      <w:r>
+        <w:t xml:space="preserve"> </w:t>
+      </w:r>
+      <w:r>
+        <w:rPr>
+          <w:rStyle w:val="VerbatimChar"/>
+        </w:rPr>
+        <w:t xml:space="preserve">database</w:t>
+      </w:r>
+      <w:r>
+        <w:t xml:space="preserve">,</w:t>
+      </w:r>
+      <w:r>
+        <w:t xml:space="preserve"> </w:t>
+      </w:r>
+      <w:r>
+        <w:rPr>
+          <w:rStyle w:val="VerbatimChar"/>
+        </w:rPr>
+        <w:t xml:space="preserve">eventbus</w:t>
+      </w:r>
+      <w:r>
+        <w:t xml:space="preserve">,</w:t>
+      </w:r>
+      <w:r>
+        <w:t xml:space="preserve"> </w:t>
+      </w:r>
+      <w:r>
+        <w:rPr>
+          <w:rStyle w:val="VerbatimChar"/>
+        </w:rPr>
+        <w:t xml:space="preserve">middleware</w:t>
+      </w:r>
+      <w:r>
+        <w:t xml:space="preserve">,</w:t>
+      </w:r>
+      <w:r>
+        <w:t xml:space="preserve"> </w:t>
+      </w:r>
+      <w:r>
+        <w:rPr>
+          <w:rStyle w:val="VerbatimChar"/>
+        </w:rPr>
+        <w:t xml:space="preserve">observability</w:t>
+      </w:r>
+      <w:r>
+        <w:t xml:space="preserve">,</w:t>
+      </w:r>
+      <w:r>
+        <w:t xml:space="preserve"> </w:t>
+      </w:r>
+      <w:r>
+        <w:rPr>
+          <w:rStyle w:val="VerbatimChar"/>
+        </w:rPr>
+        <w:t xml:space="preserve">recovery</w:t>
+      </w:r>
+      <w:r>
+        <w:t xml:space="preserve">) referenced via</w:t>
+      </w:r>
+      <w:r>
+        <w:t xml:space="preserve"> </w:t>
+      </w:r>
+      <w:r>
+        <w:rPr>
+          <w:rStyle w:val="VerbatimChar"/>
+        </w:rPr>
+        <w:t xml:space="preserve">replace</w:t>
+      </w:r>
+      <w:r>
+        <w:t xml:space="preserve"> </w:t>
+      </w:r>
+      <w:r>
+        <w:t xml:space="preserve">directives in consuming</w:t>
+      </w:r>
+      <w:r>
+        <w:t xml:space="preserve"> </w:t>
+      </w:r>
+      <w:r>
+        <w:rPr>
+          <w:rStyle w:val="VerbatimChar"/>
+        </w:rPr>
+        <w:t xml:space="preserve">go.mod</w:t>
+      </w:r>
+      <w:r>
+        <w:t xml:space="preserve"> </w:t>
+      </w:r>
+      <w:r>
+        <w:t xml:space="preserve">files, NOT via</w:t>
+      </w:r>
+      <w:r>
+        <w:t xml:space="preserve"> </w:t>
+      </w:r>
+      <w:r>
+        <w:rPr>
+          <w:rStyle w:val="VerbatimChar"/>
+        </w:rPr>
+        <w:t xml:space="preserve">go.work</w:t>
+      </w:r>
+      <w:r>
+        <w:t xml:space="preserve">; plus</w:t>
+      </w:r>
+      <w:r>
+        <w:t xml:space="preserve"> </w:t>
+      </w:r>
+      <w:r>
+        <w:rPr>
+          <w:rStyle w:val="VerbatimChar"/>
+        </w:rPr>
+        <w:t xml:space="preserve">containers/</w:t>
+      </w:r>
+      <w:r>
+        <w:t xml:space="preserve"> </w:t>
+      </w:r>
+      <w:r>
+        <w:t xml:space="preserve">(runtime auto-detection + on-demand container boot, consumed directly by Foundation tests +</w:t>
+      </w:r>
+      <w:r>
+        <w:t xml:space="preserve"> </w:t>
+      </w:r>
+      <w:r>
+        <w:rPr>
+          <w:rStyle w:val="VerbatimChar"/>
+        </w:rPr>
+        <w:t xml:space="preserve">pherald doctor</w:t>
+      </w:r>
+      <w:r>
+        <w:t xml:space="preserve">). All 10 carry the §11.4 anti-bluff anchor.</w:t>
+      </w:r>
+    </w:p>
+    <w:p>
+      <w:pPr>
+        <w:pStyle w:val="Compact"/>
+        <w:numPr>
+          <w:ilvl w:val="0"/>
+          <w:numId w:val="1003"/>
+        </w:numPr>
+      </w:pPr>
+      <w:r>
+        <w:rPr>
+          <w:b/>
+          <w:bCs/>
+        </w:rPr>
         <w:t xml:space="preserve">Build / test toolchain:</w:t>
       </w:r>
       <w:r>
         <w:t xml:space="preserve"> </w:t>
       </w:r>
       <w:r>
-        <w:t xml:space="preserve">Go 1.22+, Pandoc 3.9, WeasyPrint 66, Podman 5.8 — verified locally.</w:t>
+        <w:t xml:space="preserve">Go 1.25+ (verified on 1.26 per CLAUDE.md), Pandoc 3.9, WeasyPrint 66, Podman 5.8 — verified locally.</w:t>
       </w:r>
     </w:p>
     <w:bookmarkEnd w:id="13"/>
@@ -1248,7 +1558,7 @@
         <w:t xml:space="preserve"> </w:t>
       </w:r>
       <w:r>
-        <w:t xml:space="preserve">Before scaffolding more modules, Herald work MUST audit</w:t>
+        <w:t xml:space="preserve">Every new HRD MUST carry a</w:t>
       </w:r>
       <w:r>
         <w:t xml:space="preserve"> </w:t>
@@ -1257,13 +1567,13 @@
         <w:rPr>
           <w:rStyle w:val="VerbatimChar"/>
         </w:rPr>
-        <w:t xml:space="preserve">vasic-digital</w:t>
-      </w:r>
-      <w:r>
-        <w:t xml:space="preserve"> </w:t>
-      </w:r>
-      <w:r>
-        <w:t xml:space="preserve">+</w:t>
+        <w:t xml:space="preserve">Catalogue-Check: reuse|extend|no-match &lt;org/repo&gt;@&lt;sha&gt;</w:t>
+      </w:r>
+      <w:r>
+        <w:t xml:space="preserve"> </w:t>
+      </w:r>
+      <w:r>
+        <w:t xml:space="preserve">line per Universal §11.4.74. New HRDs (HRD-029..056 §43 catalogue) currently default to</w:t>
       </w:r>
       <w:r>
         <w:t xml:space="preserve"> </w:t>
@@ -1272,13 +1582,13 @@
         <w:rPr>
           <w:rStyle w:val="VerbatimChar"/>
         </w:rPr>
-        <w:t xml:space="preserve">HelixDevelopment</w:t>
-      </w:r>
-      <w:r>
-        <w:t xml:space="preserve"> </w:t>
-      </w:r>
-      <w:r>
-        <w:t xml:space="preserve">orgs (GitHub + GitLab) for reusable Submodules — pending in the upcoming constitution-submodule mandate.</w:t>
+        <w:t xml:space="preserve">TBD</w:t>
+      </w:r>
+      <w:r>
+        <w:t xml:space="preserve"> </w:t>
+      </w:r>
+      <w:r>
+        <w:t xml:space="preserve">pending operator review.</w:t>
       </w:r>
     </w:p>
     <w:p>
@@ -1300,7 +1610,7 @@
         <w:t xml:space="preserve"> </w:t>
       </w:r>
       <w:r>
-        <w:t xml:space="preserve">Minor changes bump secondary version, major bump primary. Currently we're at Revision 4 within V3; the next "minor" addition continues incrementing Revision; a full V4 rewrite is reserved for a primary-version jump.</w:t>
+        <w:t xml:space="preserve">Minor changes bump secondary version, major bump primary. Currently at V3 r6→r7 within the V3 series; a full V4 rewrite is reserved for a primary-version jump.</w:t>
       </w:r>
     </w:p>
     <w:p>
@@ -1316,13 +1626,52 @@
           <w:b/>
           <w:bCs/>
         </w:rPr>
-        <w:t xml:space="preserve">Live integrations untested.</w:t>
-      </w:r>
-      <w:r>
-        <w:t xml:space="preserve"> </w:t>
-      </w:r>
-      <w:r>
-        <w:t xml:space="preserve">HRD-008 quickstart compose hasn't been verified end-to-end on a fresh laptop yet — that's the next concrete operator-driven validation.</w:t>
+        <w:t xml:space="preserve">Live channel integrations untested at runtime.</w:t>
+      </w:r>
+      <w:r>
+        <w:t xml:space="preserve"> </w:t>
+      </w:r>
+      <w:r>
+        <w:t xml:space="preserve">HRD-011 (Telegram telebot live) + HRD-012 (Claude Code</w:t>
+      </w:r>
+      <w:r>
+        <w:t xml:space="preserve"> </w:t>
+      </w:r>
+      <w:r>
+        <w:rPr>
+          <w:rStyle w:val="VerbatimChar"/>
+        </w:rPr>
+        <w:t xml:space="preserve">claude --resume</w:t>
+      </w:r>
+      <w:r>
+        <w:t xml:space="preserve"> </w:t>
+      </w:r>
+      <w:r>
+        <w:t xml:space="preserve">live) require operator-supplied credentials per</w:t>
+      </w:r>
+      <w:r>
+        <w:t xml:space="preserve"> </w:t>
+      </w:r>
+      <w:r>
+        <w:rPr>
+          <w:rStyle w:val="VerbatimChar"/>
+        </w:rPr>
+        <w:t xml:space="preserve">docs/CONTINUATION.md</w:t>
+      </w:r>
+      <w:r>
+        <w:t xml:space="preserve">. The §107 covenant blocks claims of</w:t>
+      </w:r>
+      <w:r>
+        <w:t xml:space="preserve"> </w:t>
+      </w:r>
+      <w:r>
+        <w:t xml:space="preserve">“done”</w:t>
+      </w:r>
+      <w:r>
+        <w:t xml:space="preserve"> </w:t>
+      </w:r>
+      <w:r>
+        <w:t xml:space="preserve">on these until end-user evidence is captured.</w:t>
       </w:r>
     </w:p>
     <w:p>
@@ -1338,28 +1687,13 @@
           <w:b/>
           <w:bCs/>
         </w:rPr>
-        <w:t xml:space="preserve">Claude Code session model.</w:t>
-      </w:r>
-      <w:r>
-        <w:t xml:space="preserve"> </w:t>
-      </w:r>
-      <w:r>
-        <w:t xml:space="preserve">§33.2 anchor file pattern hasn't been validated against the live</w:t>
-      </w:r>
-      <w:r>
-        <w:t xml:space="preserve"> </w:t>
-      </w:r>
-      <w:r>
-        <w:rPr>
-          <w:rStyle w:val="VerbatimChar"/>
-        </w:rPr>
-        <w:t xml:space="preserve">claude</w:t>
-      </w:r>
-      <w:r>
-        <w:t xml:space="preserve"> </w:t>
-      </w:r>
-      <w:r>
-        <w:t xml:space="preserve">binary yet; HRD-012 will deliver that evidence.</w:t>
+        <w:t xml:space="preserve">HRD-008 operator-side quickstart not yet validated end-to-end on a fresh laptop.</w:t>
+      </w:r>
+      <w:r>
+        <w:t xml:space="preserve"> </w:t>
+      </w:r>
+      <w:r>
+        <w:t xml:space="preserve">The compose stack works in dev; operator hardware validation is the next concrete §107 evidence point.</w:t>
       </w:r>
     </w:p>
     <w:p>
@@ -1390,13 +1724,13 @@
         <w:rPr>
           <w:rStyle w:val="VerbatimChar"/>
         </w:rPr>
-        <w:t xml:space="preserve">go test ./...</w:t>
-      </w:r>
-      <w:r>
-        <w:t xml:space="preserve"> </w:t>
-      </w:r>
-      <w:r>
-        <w:t xml:space="preserve">manually for now.</w:t>
+        <w:t xml:space="preserve">scripts/e2e_bluff_hunt.sh</w:t>
+      </w:r>
+      <w:r>
+        <w:t xml:space="preserve"> </w:t>
+      </w:r>
+      <w:r>
+        <w:t xml:space="preserve">manually for now — that script IS the local CI surrogate.</w:t>
       </w:r>
     </w:p>
     <w:bookmarkEnd w:id="14"/>

--- a/docs/Status.docx
+++ b/docs/Status.docx
@@ -7,7 +7,7 @@
         <w:pStyle w:val="Title"/>
       </w:pPr>
       <w:r>
-        <w:t xml:space="preserve">Herald — Status</w:t>
+        <w:t xml:space="preserve">Status</w:t>
       </w:r>
     </w:p>
     <w:sdt>
@@ -36,7 +36,7 @@
         </w:p>
       </w:sdtContent>
     </w:sdt>
-    <w:bookmarkStart w:id="15" w:name="herald-status"/>
+    <w:bookmarkStart w:id="16" w:name="herald-status"/>
     <w:p>
       <w:pPr>
         <w:pStyle w:val="Heading1"/>
@@ -102,7 +102,7 @@
               <w:pStyle w:val="Compact"/>
             </w:pPr>
             <w:r>
-              <w:t xml:space="preserve">6</w:t>
+              <w:t xml:space="preserve">7</w:t>
             </w:r>
           </w:p>
         </w:tc>
@@ -202,7 +202,7 @@
                 <w:b/>
                 <w:bCs/>
               </w:rPr>
-              <w:t xml:space="preserve">Foundation M1 + M2 + M3 all landed.</w:t>
+              <w:t xml:space="preserve">Foundation M1 + M2 + M3 all landed + HRD-010 commons_storage live wiring closed.</w:t>
             </w:r>
             <w:r>
               <w:t xml:space="preserve"> </w:t>
@@ -238,7 +238,38 @@
               <w:t xml:space="preserve"> </w:t>
             </w:r>
             <w:r>
-              <w:t xml:space="preserve">accepting HTTP on :24791. Anti-bluff regime now complete: e2e_bluff_hunt.sh 14/14 PASS against real services (commit 92ecdc6); audit_antibluff.sh 14/14 PASS (was 13 — added I8 meta-test for §107 covenant on 2026-05-20); inheritance gate 15/15 PASS (was 12 — added I8a/b/c).</w:t>
+              <w:t xml:space="preserve">accepting HTTP on :24791. HRD-010 (commits 82ea82d..13cea69): pgx pool + RLS-enforcing WithTenantContext (discovered + fixed a production RLS-bypass bug — the E14 falsifiability test caught the bootstrap-superuser-bypasses-FORCE-RLS class of bluff before it shipped) + queue (digital.vasic.background bound via pgxTaskRepository) + Redis (digital.vasic.cache) +</w:t>
+            </w:r>
+            <w:r>
+              <w:t xml:space="preserve"> </w:t>
+            </w:r>
+            <w:r>
+              <w:rPr>
+                <w:rStyle w:val="VerbatimChar"/>
+              </w:rPr>
+              <w:t xml:space="preserve">pherald migrate up/status/down/validate</w:t>
+            </w:r>
+            <w:r>
+              <w:t xml:space="preserve"> </w:t>
+            </w:r>
+            <w:r>
+              <w:t xml:space="preserve">CLI + Models/Concurrency submodules added. Anti-bluff regime: e2e_bluff_hunt.sh now</w:t>
+            </w:r>
+            <w:r>
+              <w:t xml:space="preserve"> </w:t>
+            </w:r>
+            <w:r>
+              <w:rPr>
+                <w:b/>
+                <w:bCs/>
+              </w:rPr>
+              <w:t xml:space="preserve">18/18 PASS</w:t>
+            </w:r>
+            <w:r>
+              <w:t xml:space="preserve"> </w:t>
+            </w:r>
+            <w:r>
+              <w:t xml:space="preserve">against real services (was 14 — added E14/E15/E16 storage invariants in commit 13cea69); audit_antibluff.sh 14/14 PASS; inheritance gate 15/15 PASS.</w:t>
             </w:r>
           </w:p>
         </w:tc>
@@ -262,7 +293,7 @@
               <w:pStyle w:val="Compact"/>
             </w:pPr>
             <w:r>
-              <w:t xml:space="preserve">HRD-008, HRD-010, HRD-011, HRD-012, HRD-015, HRD-016, HRD-018 (in_progress), HRD-019..HRD-028, HRD-029..HRD-056, HRD-081</w:t>
+              <w:t xml:space="preserve">HRD-008, HRD-011, HRD-012, HRD-015, HRD-016, HRD-018 (in_progress), HRD-019..HRD-028, HRD-029..HRD-056, HRD-081, HRD-085..HRD-090</w:t>
             </w:r>
           </w:p>
         </w:tc>
@@ -301,7 +332,7 @@
               <w:t xml:space="preserve"> </w:t>
             </w:r>
             <w:r>
-              <w:t xml:space="preserve">— 45 open items spanning live channel integrations (HRD-010..012), REST surface (HRD-016), §42 constitution bindings (HRD-018..028), §43 command-catalogue (HRD-029..056), and HRD-081 (containers podman-compose adapter refinement).</w:t>
+              <w:t xml:space="preserve">— 51 open items spanning live channel integrations (HRD-011/012), REST surface (HRD-016), §42 constitution bindings (HRD-018..028), §43 command-catalogue (HRD-029..056), HRD-081 (containers podman-compose adapter refinement), and HRD-085..090 (queue-repository stub-completion surface opened during HRD-010).</w:t>
             </w:r>
           </w:p>
         </w:tc>
@@ -325,7 +356,7 @@
               <w:pStyle w:val="Compact"/>
             </w:pPr>
             <w:r>
-              <w:t xml:space="preserve">HRD-001..HRD-007, HRD-009, HRD-009b, HRD-013, HRD-014, HRD-017</w:t>
+              <w:t xml:space="preserve">HRD-001..HRD-007, HRD-009, HRD-009b, HRD-010, HRD-013, HRD-014, HRD-017, HRD-080</w:t>
             </w:r>
           </w:p>
         </w:tc>
@@ -382,7 +413,7 @@
               <w:pStyle w:val="Compact"/>
             </w:pPr>
             <w:r>
-              <w:t xml:space="preserve">Foundation complete; live integrations next. Priority order: HRD-008 (operator quickstart e2e validation) → HRD-011/012 (Telegram + Claude Code live) → HRD-010 (commons_storage live pgx/River/Redis wiring) → §42 constitution-binding rollout (HRD-018..028) → §43 command catalogue (HRD-029..056). Each milestone followed by multi-mirror push + full anti-bluff verification (audit + gate + e2e bluff-hunt).</w:t>
+              <w:t xml:space="preserve">HRD-010 closed; live channel integrations next. Priority order: HRD-008 (operator quickstart e2e validation) → HRD-011/012 (Telegram + Claude Code live) → HRD-085..090 (queue-repository stub completion) → §42 constitution-binding rollout (HRD-018..028) → §43 command catalogue (HRD-029..056). Each milestone followed by multi-mirror push + full anti-bluff verification (audit + gate + e2e bluff-hunt).</w:t>
             </w:r>
           </w:p>
         </w:tc>
@@ -933,18 +964,57 @@
               <w:pStyle w:val="Compact"/>
             </w:pPr>
             <w:r>
-              <w:t xml:space="preserve">✅ landed (M2)</w:t>
-            </w:r>
-          </w:p>
-        </w:tc>
-        <w:tc>
-          <w:tcPr/>
-          <w:p>
-            <w:pPr>
-              <w:pStyle w:val="Compact"/>
-            </w:pPr>
-            <w:r>
-              <w:t xml:space="preserve">9 SQL migrations embedded; pgx + RLS-tenant-isolation live (commit c8eed7e); River + Redis still to wire per HRD-010.</w:t>
+              <w:t xml:space="preserve">✅ landed (M2 + HRD-010)</w:t>
+            </w:r>
+          </w:p>
+        </w:tc>
+        <w:tc>
+          <w:tcPr/>
+          <w:p>
+            <w:pPr>
+              <w:pStyle w:val="Compact"/>
+            </w:pPr>
+            <w:r>
+              <w:t xml:space="preserve">9 SQL migrations embedded; pgx pool + RLS-enforcing WithTenantContext live (commit c8168ec); HRD-010 (commits 82ea82d..13cea69) wired queue (digital.vasic.background → pgxTaskRepository) + Redis (digital.vasic.cache) + the</w:t>
+            </w:r>
+            <w:r>
+              <w:t xml:space="preserve"> </w:t>
+            </w:r>
+            <w:r>
+              <w:rPr>
+                <w:rStyle w:val="VerbatimChar"/>
+              </w:rPr>
+              <w:t xml:space="preserve">pherald migrate up/status/down/validate</w:t>
+            </w:r>
+            <w:r>
+              <w:t xml:space="preserve"> </w:t>
+            </w:r>
+            <w:r>
+              <w:t xml:space="preserve">CLI. The §107 covenant proved its worth here: the E14 RLS falsifiability test caught (and the implementer fixed) a real production RLS-bypass bug where the bootstrap PG superuser silently bypassed</w:t>
+            </w:r>
+            <w:r>
+              <w:t xml:space="preserve"> </w:t>
+            </w:r>
+            <w:r>
+              <w:rPr>
+                <w:rStyle w:val="VerbatimChar"/>
+              </w:rPr>
+              <w:t xml:space="preserve">FORCE ROW LEVEL SECURITY</w:t>
+            </w:r>
+            <w:r>
+              <w:t xml:space="preserve">. HRD-085..090 opened to track the remaining 16 pgxTaskRepository methods returning</w:t>
+            </w:r>
+            <w:r>
+              <w:t xml:space="preserve"> </w:t>
+            </w:r>
+            <w:r>
+              <w:rPr>
+                <w:rStyle w:val="VerbatimChar"/>
+              </w:rPr>
+              <w:t xml:space="preserve">ErrUnsupported</w:t>
+            </w:r>
+            <w:r>
+              <w:t xml:space="preserve">.</w:t>
             </w:r>
           </w:p>
         </w:tc>
@@ -1257,13 +1327,13 @@
           <w:b/>
           <w:bCs/>
         </w:rPr>
-        <w:t xml:space="preserve">14 PASS / 0 FAIL</w:t>
-      </w:r>
-      <w:r>
-        <w:t xml:space="preserve"> </w:t>
-      </w:r>
-      <w:r>
-        <w:t xml:space="preserve">— builds pherald, starts real Gin server, hits live</w:t>
+        <w:t xml:space="preserve">18 PASS / 0 FAIL</w:t>
+      </w:r>
+      <w:r>
+        <w:t xml:space="preserve"> </w:t>
+      </w:r>
+      <w:r>
+        <w:t xml:space="preserve">(was 14; HRD-010 added E14 live-RLS-isolation + E15 live-queue-enqueue/dequeue + E16 live-Redis-TTL-round-trip in commit 13cea69) — builds pherald, starts real Gin server, hits live</w:t>
       </w:r>
       <w:r>
         <w:t xml:space="preserve"> </w:t>
@@ -1278,7 +1348,7 @@
         <w:t xml:space="preserve"> </w:t>
       </w:r>
       <w:r>
-        <w:t xml:space="preserve">endpoints, boots real Postgres container via</w:t>
+        <w:t xml:space="preserve">endpoints, boots real Postgres + Redis containers via</w:t>
       </w:r>
       <w:r>
         <w:t xml:space="preserve"> </w:t>
@@ -1293,7 +1363,7 @@
         <w:t xml:space="preserve"> </w:t>
       </w:r>
       <w:r>
-        <w:t xml:space="preserve">submodule, runs M2 RLS integration tests, SIGTERM-graceful-shutdowns. This is the canonical §107 evidence per Herald §107.</w:t>
+        <w:t xml:space="preserve">submodule, runs M2 RLS integration tests + HRD-010 storage tests against the live stack, SIGTERM-graceful-shutdowns. This is the canonical §107 evidence per Herald §107.</w:t>
       </w:r>
     </w:p>
     <w:p>
@@ -1315,7 +1385,7 @@
         <w:t xml:space="preserve"> </w:t>
       </w:r>
       <w:r>
-        <w:t xml:space="preserve">10 vendored — 9 Helix-stack capability modules under</w:t>
+        <w:t xml:space="preserve">12 vendored — 11 Helix-stack capability modules under</w:t>
       </w:r>
       <w:r>
         <w:t xml:space="preserve"> </w:t>
@@ -1435,7 +1505,7 @@
         <w:t xml:space="preserve">recovery</w:t>
       </w:r>
       <w:r>
-        <w:t xml:space="preserve">) referenced via</w:t>
+        <w:t xml:space="preserve">, plus</w:t>
       </w:r>
       <w:r>
         <w:t xml:space="preserve"> </w:t>
@@ -1444,6 +1514,36 @@
         <w:rPr>
           <w:rStyle w:val="VerbatimChar"/>
         </w:rPr>
+        <w:t xml:space="preserve">Models</w:t>
+      </w:r>
+      <w:r>
+        <w:t xml:space="preserve"> </w:t>
+      </w:r>
+      <w:r>
+        <w:t xml:space="preserve">+</w:t>
+      </w:r>
+      <w:r>
+        <w:t xml:space="preserve"> </w:t>
+      </w:r>
+      <w:r>
+        <w:rPr>
+          <w:rStyle w:val="VerbatimChar"/>
+        </w:rPr>
+        <w:t xml:space="preserve">Concurrency</w:t>
+      </w:r>
+      <w:r>
+        <w:t xml:space="preserve"> </w:t>
+      </w:r>
+      <w:r>
+        <w:t xml:space="preserve">added during HRD-010) referenced via</w:t>
+      </w:r>
+      <w:r>
+        <w:t xml:space="preserve"> </w:t>
+      </w:r>
+      <w:r>
+        <w:rPr>
+          <w:rStyle w:val="VerbatimChar"/>
+        </w:rPr>
         <w:t xml:space="preserve">replace</w:t>
       </w:r>
       <w:r>
@@ -1504,7 +1604,7 @@
         <w:t xml:space="preserve">pherald doctor</w:t>
       </w:r>
       <w:r>
-        <w:t xml:space="preserve">). All 10 carry the §11.4 anti-bluff anchor.</w:t>
+        <w:t xml:space="preserve">). All 12 carry the §11.4 anti-bluff anchor.</w:t>
       </w:r>
     </w:p>
     <w:p>
@@ -1530,7 +1630,7 @@
       </w:r>
     </w:p>
     <w:bookmarkEnd w:id="13"/>
-    <w:bookmarkStart w:id="14" w:name="risk-surface"/>
+    <w:bookmarkStart w:id="15" w:name="risk-surface"/>
     <w:p>
       <w:pPr>
         <w:pStyle w:val="Heading2"/>
@@ -1733,8 +1833,131 @@
         <w:t xml:space="preserve">manually for now — that script IS the local CI surrogate.</w:t>
       </w:r>
     </w:p>
+    <w:bookmarkStart w:id="14" w:name="closed-risks"/>
+    <w:p>
+      <w:pPr>
+        <w:pStyle w:val="Heading3"/>
+      </w:pPr>
+      <w:r>
+        <w:t xml:space="preserve">Closed risks</w:t>
+      </w:r>
+    </w:p>
+    <w:p>
+      <w:pPr>
+        <w:pStyle w:val="Compact"/>
+        <w:numPr>
+          <w:ilvl w:val="0"/>
+          <w:numId w:val="1005"/>
+        </w:numPr>
+      </w:pPr>
+      <w:r>
+        <w:rPr>
+          <w:b/>
+          <w:bCs/>
+        </w:rPr>
+        <w:t xml:space="preserve">Production RLS-bypass bug (closed 2026-05-20 during HRD-010 step 3, commit</w:t>
+      </w:r>
+      <w:r>
+        <w:rPr>
+          <w:b/>
+          <w:bCs/>
+        </w:rPr>
+        <w:t xml:space="preserve"> </w:t>
+      </w:r>
+      <w:r>
+        <w:rPr>
+          <w:rStyle w:val="VerbatimChar"/>
+          <w:b/>
+          <w:bCs/>
+        </w:rPr>
+        <w:t xml:space="preserve">5c1c022</w:t>
+      </w:r>
+      <w:r>
+        <w:rPr>
+          <w:b/>
+          <w:bCs/>
+        </w:rPr>
+        <w:t xml:space="preserve">).</w:t>
+      </w:r>
+      <w:r>
+        <w:t xml:space="preserve"> </w:t>
+      </w:r>
+      <w:r>
+        <w:t xml:space="preserve">Until that commit,</w:t>
+      </w:r>
+      <w:r>
+        <w:t xml:space="preserve"> </w:t>
+      </w:r>
+      <w:r>
+        <w:rPr>
+          <w:rStyle w:val="VerbatimChar"/>
+        </w:rPr>
+        <w:t xml:space="preserve">commons_infra.WithTenantContext</w:t>
+      </w:r>
+      <w:r>
+        <w:t xml:space="preserve"> </w:t>
+      </w:r>
+      <w:r>
+        <w:t xml:space="preserve">set the tenant GUC but</w:t>
+      </w:r>
+      <w:r>
+        <w:t xml:space="preserve"> </w:t>
+      </w:r>
+      <w:r>
+        <w:rPr>
+          <w:rStyle w:val="VerbatimChar"/>
+        </w:rPr>
+        <w:t xml:space="preserve">ROW LEVEL SECURITY</w:t>
+      </w:r>
+      <w:r>
+        <w:t xml:space="preserve"> </w:t>
+      </w:r>
+      <w:r>
+        <w:t xml:space="preserve">was not</w:t>
+      </w:r>
+      <w:r>
+        <w:t xml:space="preserve"> </w:t>
+      </w:r>
+      <w:r>
+        <w:rPr>
+          <w:rStyle w:val="VerbatimChar"/>
+        </w:rPr>
+        <w:t xml:space="preserve">FORCE</w:t>
+      </w:r>
+      <w:r>
+        <w:t xml:space="preserve">d on the targeted tables — and the bootstrap PG user used in tests was a superuser, which bypasses RLS regardless. The E14 falsifiability test (real Postgres, cross-tenant SELECT must return EXACTLY 0 rows from the other tenant) caught the bluff before any live deployment. Fix: switched the application connection to a non-superuser role + ran</w:t>
+      </w:r>
+      <w:r>
+        <w:t xml:space="preserve"> </w:t>
+      </w:r>
+      <w:r>
+        <w:rPr>
+          <w:rStyle w:val="VerbatimChar"/>
+        </w:rPr>
+        <w:t xml:space="preserve">ALTER TABLE … FORCE ROW LEVEL SECURITY</w:t>
+      </w:r>
+      <w:r>
+        <w:t xml:space="preserve"> </w:t>
+      </w:r>
+      <w:r>
+        <w:t xml:space="preserve">in migration 000003. The §107 covenant directly prevented this from shipping; the lesson is</w:t>
+      </w:r>
+      <w:r>
+        <w:t xml:space="preserve"> </w:t>
+      </w:r>
+      <w:r>
+        <w:t xml:space="preserve">“EXACT-N row count, never &gt;=N”</w:t>
+      </w:r>
+      <w:r>
+        <w:t xml:space="preserve"> </w:t>
+      </w:r>
+      <w:r>
+        <w:t xml:space="preserve">for any isolation test.</w:t>
+      </w:r>
+    </w:p>
     <w:bookmarkEnd w:id="14"/>
     <w:bookmarkEnd w:id="15"/>
+    <w:bookmarkEnd w:id="16"/>
     <w:sectPr>
       <w:footnotePr>
         <w:numRestart w:val="eachSect"/>
@@ -1961,6 +2184,9 @@
     <w:abstractNumId w:val="991"/>
   </w:num>
   <w:num w:numId="1004">
+    <w:abstractNumId w:val="991"/>
+  </w:num>
+  <w:num w:numId="1005">
     <w:abstractNumId w:val="991"/>
   </w:num>
 </w:numbering>

--- a/docs/Status.docx
+++ b/docs/Status.docx
@@ -7,7 +7,7 @@
         <w:pStyle w:val="Title"/>
       </w:pPr>
       <w:r>
-        <w:t xml:space="preserve">Status</w:t>
+        <w:t xml:space="preserve">Herald — Status</w:t>
       </w:r>
     </w:p>
     <w:sdt>
@@ -102,7 +102,7 @@
               <w:pStyle w:val="Compact"/>
             </w:pPr>
             <w:r>
-              <w:t xml:space="preserve">7</w:t>
+              <w:t xml:space="preserve">8</w:t>
             </w:r>
           </w:p>
         </w:tc>
@@ -150,7 +150,7 @@
               <w:pStyle w:val="Compact"/>
             </w:pPr>
             <w:r>
-              <w:t xml:space="preserve">2026-05-20</w:t>
+              <w:t xml:space="preserve">2026-05-21</w:t>
             </w:r>
           </w:p>
         </w:tc>
@@ -202,13 +202,13 @@
                 <w:b/>
                 <w:bCs/>
               </w:rPr>
-              <w:t xml:space="preserve">Foundation M1 + M2 + M3 all landed + HRD-010 commons_storage live wiring closed.</w:t>
+              <w:t xml:space="preserve">Foundation M1+M2+M3 + HRD-010 + HRD-012 closed; HRD-011 code complete pending operator creds; comprehensive operator credentials guide shipped.</w:t>
             </w:r>
             <w:r>
               <w:t xml:space="preserve"> </w:t>
             </w:r>
             <w:r>
-              <w:t xml:space="preserve">M1:</w:t>
+              <w:t xml:space="preserve">Plan 2 Tasks 1-10 landed (commits 92c9cb3..[this commit]) — telebot.v3 vendored; Telegram code (HealthCheck/Send/Subscribe/persistence) complete + tests SKIP cleanly without creds; Claude Code Dispatch + session persistence LIVE with PASS evidence (24s + 36s round-trips); E15 queue test fix uncovered a test-isolation bluff (leftover PENDING rows from prior runs masquerading as just-enqueued task — production code OK; test now TRUNCATEs + verifies). audit_antibluff.sh strengthened to skip third-party vendored SDKs per §11.4.74 (telebot SKIP-with-reason; vasic-digital + HelixDevelopment still REQUIRE the §11.4 anchor). New</w:t>
             </w:r>
             <w:r>
               <w:t xml:space="preserve"> </w:t>
@@ -217,43 +217,13 @@
               <w:rPr>
                 <w:rStyle w:val="VerbatimChar"/>
               </w:rPr>
-              <w:t xml:space="preserve">commons_constitution</w:t>
+              <w:t xml:space="preserve">docs/guides/OPERATOR_CREDENTIALS.md</w:t>
             </w:r>
             <w:r>
               <w:t xml:space="preserve"> </w:t>
             </w:r>
             <w:r>
-              <w:t xml:space="preserve">(14 files, ~2.9k LOC) — Evaluator + Registry + 12 emit helpers + BundleHash + ModeLadder + ConstitutionStore + MemoryBus + Runner + CloudEvents v1.0 adapter. M2 (commit c8eed7e): Postgres backends with live RLS-tenant-isolation proof. M3 (commit 21593e6): Gin REST surface + 4 M3 submodules + LIVE</w:t>
-            </w:r>
-            <w:r>
-              <w:t xml:space="preserve"> </w:t>
-            </w:r>
-            <w:r>
-              <w:rPr>
-                <w:rStyle w:val="VerbatimChar"/>
-              </w:rPr>
-              <w:t xml:space="preserve">pherald serve</w:t>
-            </w:r>
-            <w:r>
-              <w:t xml:space="preserve"> </w:t>
-            </w:r>
-            <w:r>
-              <w:t xml:space="preserve">accepting HTTP on :24791. HRD-010 (commits 82ea82d..13cea69): pgx pool + RLS-enforcing WithTenantContext (discovered + fixed a production RLS-bypass bug — the E14 falsifiability test caught the bootstrap-superuser-bypasses-FORCE-RLS class of bluff before it shipped) + queue (digital.vasic.background bound via pgxTaskRepository) + Redis (digital.vasic.cache) +</w:t>
-            </w:r>
-            <w:r>
-              <w:t xml:space="preserve"> </w:t>
-            </w:r>
-            <w:r>
-              <w:rPr>
-                <w:rStyle w:val="VerbatimChar"/>
-              </w:rPr>
-              <w:t xml:space="preserve">pherald migrate up/status/down/validate</w:t>
-            </w:r>
-            <w:r>
-              <w:t xml:space="preserve"> </w:t>
-            </w:r>
-            <w:r>
-              <w:t xml:space="preserve">CLI + Models/Concurrency submodules added. Anti-bluff regime: e2e_bluff_hunt.sh now</w:t>
+              <w:t xml:space="preserve">provides step-by-step setup for every supported messenger + LLM dispatcher + audit checklist. Prior: Foundation M1+M2+M3 + HRD-010 commons_storage (pgx + RLS + queue + Redis + migrate CLI; E14 caught a production RLS-bypass bug). Anti-bluff regime: e2e_bluff_hunt.sh</w:t>
             </w:r>
             <w:r>
               <w:t xml:space="preserve"> </w:t>
@@ -269,7 +239,7 @@
               <w:t xml:space="preserve"> </w:t>
             </w:r>
             <w:r>
-              <w:t xml:space="preserve">against real services (was 14 — added E14/E15/E16 storage invariants in commit 13cea69); audit_antibluff.sh 14/14 PASS; inheritance gate 15/15 PASS.</w:t>
+              <w:t xml:space="preserve">(E15 now deterministic post-7697644); audit_antibluff 16 PASS / 0 FAIL / 1 SKIP (telebot); inheritance gate 15/15 PASS.</w:t>
             </w:r>
           </w:p>
         </w:tc>

--- a/docs/Status.docx
+++ b/docs/Status.docx
@@ -7,36 +7,60 @@
         <w:pStyle w:val="Title"/>
       </w:pPr>
       <w:r>
-        <w:t xml:space="preserve">Herald — Status</w:t>
-      </w:r>
-    </w:p>
-    <w:sdt>
-      <w:sdtPr>
-        <w:docPartObj>
-          <w:docPartGallery w:val="Table of Contents"/>
-          <w:docPartUnique/>
-        </w:docPartObj>
-      </w:sdtPr>
-      <w:sdtContent>
-        <w:p>
-          <w:pPr>
-            <w:pStyle w:val="TOCHeading"/>
-          </w:pPr>
-          <w:r>
-            <w:t xml:space="preserve">Table of Contents</w:t>
-          </w:r>
-        </w:p>
-        <w:p>
-          <w:r>
-            <w:fldChar w:fldCharType="begin" w:dirty="true"/>
-            <w:instrText xml:space="preserve">TOC \o "1-3" \h \z \u</w:instrText>
-            <w:fldChar w:fldCharType="separate"/>
-            <w:fldChar w:fldCharType="end"/>
-          </w:r>
-        </w:p>
-      </w:sdtContent>
-    </w:sdt>
-    <w:bookmarkStart w:id="16" w:name="herald-status"/>
+        <w:t xml:space="preserve">Herald</w:t>
+      </w:r>
+    </w:p>
+    <w:p>
+      <w:pPr>
+        <w:pStyle w:val="FirstParagraph"/>
+      </w:pPr>
+      <w:r>
+        <w:drawing>
+          <wp:inline>
+            <wp:extent cx="1625600" cy="1625600"/>
+            <wp:effectExtent b="0" l="0" r="0" t="0"/>
+            <wp:docPr descr="Herald" title="" id="10" name="Picture"/>
+            <a:graphic>
+              <a:graphicData uri="http://schemas.openxmlformats.org/drawingml/2006/picture">
+                <pic:pic>
+                  <pic:nvPicPr>
+                    <pic:cNvPr descr="../assets/logo/herald_logo_square_128.png" id="11" name="Picture"/>
+                    <pic:cNvPicPr>
+                      <a:picLocks noChangeArrowheads="1" noChangeAspect="1"/>
+                    </pic:cNvPicPr>
+                  </pic:nvPicPr>
+                  <pic:blipFill>
+                    <a:blip r:embed="rId9"/>
+                    <a:stretch>
+                      <a:fillRect/>
+                    </a:stretch>
+                  </pic:blipFill>
+                  <pic:spPr bwMode="auto">
+                    <a:xfrm>
+                      <a:off x="0" y="0"/>
+                      <a:ext cx="1625600" cy="1625600"/>
+                    </a:xfrm>
+                    <a:prstGeom prst="rect">
+                      <a:avLst/>
+                    </a:prstGeom>
+                    <a:noFill/>
+                    <a:ln w="9525">
+                      <a:noFill/>
+                      <a:headEnd/>
+                      <a:tailEnd/>
+                    </a:ln>
+                  </pic:spPr>
+                </pic:pic>
+              </a:graphicData>
+            </a:graphic>
+          </wp:inline>
+        </w:drawing>
+      </w:r>
+      <w:r>
+        <w:t xml:space="preserve">{width=96px height=96px}</w:t>
+      </w:r>
+    </w:p>
+    <w:bookmarkStart w:id="19" w:name="herald--status"/>
     <w:p>
       <w:pPr>
         <w:pStyle w:val="Heading1"/>
@@ -48,8 +72,7 @@
     <w:tbl>
       <w:tblPr>
         <w:tblStyle w:val="Table"/>
-        <w:tblW w:type="pct" w:w="5000"/>
-        <w:tblLayout w:type="fixed"/>
+        <w:tblW w:type="auto" w:w="0"/>
         <w:tblLook w:firstRow="1" w:lastRow="0" w:firstColumn="0" w:lastColumn="0" w:noHBand="0" w:noVBand="0" w:val="0020"/>
       </w:tblPr>
       <w:tblGrid>
@@ -389,7 +412,7 @@
         </w:tc>
       </w:tr>
     </w:tbl>
-    <w:bookmarkStart w:id="9" w:name="table-of-contents"/>
+    <w:bookmarkStart w:id="12" w:name="table-of-contents"/>
     <w:p>
       <w:pPr>
         <w:pStyle w:val="Heading2"/>
@@ -483,8 +506,8 @@
         </w:r>
       </w:hyperlink>
     </w:p>
-    <w:bookmarkEnd w:id="9"/>
-    <w:bookmarkStart w:id="10" w:name="project-phase"/>
+    <w:bookmarkEnd w:id="12"/>
+    <w:bookmarkStart w:id="13" w:name="project-phase"/>
     <w:p>
       <w:pPr>
         <w:pStyle w:val="Heading2"/>
@@ -508,11 +531,11 @@
         <w:t xml:space="preserve"> </w:t>
       </w:r>
       <w:r>
-        <w:t xml:space="preserve">Spec V3 r6 is active, the Go module foundation compiles, all three Foundation milestones (M1/M2/M3) have landed, and the §107 end-user-usability covenant is now explicit in Herald’s three root docs + gate (added 2026-05-20). The remaining cycle is wiring live channel integrations and validating the §26.5 quickstart end-to-end on operator hardware.</w:t>
-      </w:r>
-    </w:p>
-    <w:bookmarkEnd w:id="10"/>
-    <w:bookmarkStart w:id="11" w:name="specification"/>
+        <w:t xml:space="preserve">Spec V3 r6 is active, the Go module foundation compiles, all three Foundation milestones (M1/M2/M3) have landed, and the §107 end-user-usability covenant is now explicit in Herald's three root docs + gate (added 2026-05-20). The remaining cycle is wiring live channel integrations and validating the §26.5 quickstart end-to-end on operator hardware.</w:t>
+      </w:r>
+    </w:p>
+    <w:bookmarkEnd w:id="13"/>
+    <w:bookmarkStart w:id="14" w:name="specification"/>
     <w:p>
       <w:pPr>
         <w:pStyle w:val="Heading2"/>
@@ -670,8 +693,8 @@
         <w:t xml:space="preserve">(5/5 PASS).</w:t>
       </w:r>
     </w:p>
-    <w:bookmarkEnd w:id="11"/>
-    <w:bookmarkStart w:id="12" w:name="implementation"/>
+    <w:bookmarkEnd w:id="14"/>
+    <w:bookmarkStart w:id="15" w:name="implementation"/>
     <w:p>
       <w:pPr>
         <w:pStyle w:val="Heading2"/>
@@ -683,8 +706,7 @@
     <w:tbl>
       <w:tblPr>
         <w:tblStyle w:val="Table"/>
-        <w:tblW w:type="pct" w:w="5000"/>
-        <w:tblLayout w:type="fixed"/>
+        <w:tblW w:type="auto" w:w="0"/>
         <w:tblLook w:firstRow="1" w:lastRow="0" w:firstColumn="0" w:lastColumn="0" w:noHBand="0" w:noVBand="0" w:val="0020"/>
       </w:tblPr>
       <w:tblGrid>
@@ -1147,8 +1169,8 @@
         </w:tc>
       </w:tr>
     </w:tbl>
-    <w:bookmarkEnd w:id="12"/>
-    <w:bookmarkStart w:id="13" w:name="operations"/>
+    <w:bookmarkEnd w:id="15"/>
+    <w:bookmarkStart w:id="16" w:name="operations"/>
     <w:p>
       <w:pPr>
         <w:pStyle w:val="Heading2"/>
@@ -1599,8 +1621,8 @@
         <w:t xml:space="preserve">Go 1.25+ (verified on 1.26 per CLAUDE.md), Pandoc 3.9, WeasyPrint 66, Podman 5.8 — verified locally.</w:t>
       </w:r>
     </w:p>
-    <w:bookmarkEnd w:id="13"/>
-    <w:bookmarkStart w:id="15" w:name="risk-surface"/>
+    <w:bookmarkEnd w:id="16"/>
+    <w:bookmarkStart w:id="18" w:name="risk-surface"/>
     <w:p>
       <w:pPr>
         <w:pStyle w:val="Heading2"/>
@@ -1729,19 +1751,7 @@
         <w:t xml:space="preserve">docs/CONTINUATION.md</w:t>
       </w:r>
       <w:r>
-        <w:t xml:space="preserve">. The §107 covenant blocks claims of</w:t>
-      </w:r>
-      <w:r>
-        <w:t xml:space="preserve"> </w:t>
-      </w:r>
-      <w:r>
-        <w:t xml:space="preserve">“done”</w:t>
-      </w:r>
-      <w:r>
-        <w:t xml:space="preserve"> </w:t>
-      </w:r>
-      <w:r>
-        <w:t xml:space="preserve">on these until end-user evidence is captured.</w:t>
+        <w:t xml:space="preserve">. The §107 covenant blocks claims of "done" on these until end-user evidence is captured.</w:t>
       </w:r>
     </w:p>
     <w:p>
@@ -1803,7 +1813,7 @@
         <w:t xml:space="preserve">manually for now — that script IS the local CI surrogate.</w:t>
       </w:r>
     </w:p>
-    <w:bookmarkStart w:id="14" w:name="closed-risks"/>
+    <w:bookmarkStart w:id="17" w:name="closed-risks"/>
     <w:p>
       <w:pPr>
         <w:pStyle w:val="Heading3"/>
@@ -1910,24 +1920,12 @@
         <w:t xml:space="preserve"> </w:t>
       </w:r>
       <w:r>
-        <w:t xml:space="preserve">in migration 000003. The §107 covenant directly prevented this from shipping; the lesson is</w:t>
-      </w:r>
-      <w:r>
-        <w:t xml:space="preserve"> </w:t>
-      </w:r>
-      <w:r>
-        <w:t xml:space="preserve">“EXACT-N row count, never &gt;=N”</w:t>
-      </w:r>
-      <w:r>
-        <w:t xml:space="preserve"> </w:t>
-      </w:r>
-      <w:r>
-        <w:t xml:space="preserve">for any isolation test.</w:t>
-      </w:r>
-    </w:p>
-    <w:bookmarkEnd w:id="14"/>
-    <w:bookmarkEnd w:id="15"/>
-    <w:bookmarkEnd w:id="16"/>
+        <w:t xml:space="preserve">in migration 000003. The §107 covenant directly prevented this from shipping; the lesson is "EXACT-N row count, never &gt;=N" for any isolation test.</w:t>
+      </w:r>
+    </w:p>
+    <w:bookmarkEnd w:id="17"/>
+    <w:bookmarkEnd w:id="18"/>
+    <w:bookmarkEnd w:id="19"/>
     <w:sectPr>
       <w:footnotePr>
         <w:numRestart w:val="eachSect"/>

--- a/docs/Status.docx
+++ b/docs/Status.docx
@@ -60,7 +60,7 @@
         <w:t xml:space="preserve">{width=96px height=96px}</w:t>
       </w:r>
     </w:p>
-    <w:bookmarkStart w:id="19" w:name="herald--status"/>
+    <w:bookmarkStart w:id="21" w:name="herald--status"/>
     <w:p>
       <w:pPr>
         <w:pStyle w:val="Heading1"/>
@@ -125,7 +125,7 @@
               <w:pStyle w:val="Compact"/>
             </w:pPr>
             <w:r>
-              <w:t xml:space="preserve">8</w:t>
+              <w:t xml:space="preserve">9</w:t>
             </w:r>
           </w:p>
         </w:tc>
@@ -225,13 +225,13 @@
                 <w:b/>
                 <w:bCs/>
               </w:rPr>
-              <w:t xml:space="preserve">Foundation M1+M2+M3 + HRD-010 + HRD-012 closed; HRD-011 code complete pending operator creds; comprehensive operator credentials guide shipped.</w:t>
+              <w:t xml:space="preserve">Wave 2 flavor scaffolds + spec V3 r8 landed (commits 7e0a614..eef606b + 24b96f2 logo branding parallel work).</w:t>
             </w:r>
             <w:r>
               <w:t xml:space="preserve"> </w:t>
             </w:r>
             <w:r>
-              <w:t xml:space="preserve">Plan 2 Tasks 1-10 landed (commits 92c9cb3..[this commit]) — telebot.v3 vendored; Telegram code (HealthCheck/Send/Subscribe/persistence) complete + tests SKIP cleanly without creds; Claude Code Dispatch + session persistence LIVE with PASS evidence (24s + 36s round-trips); E15 queue test fix uncovered a test-isolation bluff (leftover PENDING rows from prior runs masquerading as just-enqueued task — production code OK; test now TRUNCATEs + verifies). audit_antibluff.sh strengthened to skip third-party vendored SDKs per §11.4.74 (telebot SKIP-with-reason; vasic-digital + HelixDevelopment still REQUIRE the §11.4 anchor). New</w:t>
+              <w:t xml:space="preserve">Shared</w:t>
             </w:r>
             <w:r>
               <w:t xml:space="preserve"> </w:t>
@@ -240,29 +240,28 @@
               <w:rPr>
                 <w:rStyle w:val="VerbatimChar"/>
               </w:rPr>
-              <w:t xml:space="preserve">docs/guides/OPERATOR_CREDENTIALS.md</w:t>
+              <w:t xml:space="preserve">commons/cli/</w:t>
             </w:r>
             <w:r>
               <w:t xml:space="preserve"> </w:t>
             </w:r>
             <w:r>
-              <w:t xml:space="preserve">provides step-by-step setup for every supported messenger + LLM dispatcher + audit checklist. Prior: Foundation M1+M2+M3 + HRD-010 commons_storage (pgx + RLS + queue + Redis + migrate CLI; E14 caught a production RLS-bypass bug). Anti-bluff regime: e2e_bluff_hunt.sh</w:t>
+              <w:t xml:space="preserve">package + 6 new flavor binaries (sherald, cherald, bherald, rherald, iherald, scherald) + pherald refactor (consumes cli.ServeCmd with RequestIDMiddleware hook). Branding struct extended with 5 per-flavor fields (Flavor/Prefix/DisplayName/DefaultPort/Mission); DefaultBranding factory populates them. e2e_bluff_hunt grew 18 → 33 invariants; paired mutation gate</w:t>
             </w:r>
             <w:r>
               <w:t xml:space="preserve"> </w:t>
             </w:r>
             <w:r>
               <w:rPr>
-                <w:b/>
-                <w:bCs/>
+                <w:rStyle w:val="VerbatimChar"/>
               </w:rPr>
-              <w:t xml:space="preserve">18/18 PASS</w:t>
+              <w:t xml:space="preserve">tests/test_wave2_mutation_meta.sh</w:t>
             </w:r>
             <w:r>
               <w:t xml:space="preserve"> </w:t>
             </w:r>
             <w:r>
-              <w:t xml:space="preserve">(E15 now deterministic post-7697644); audit_antibluff 16 PASS / 0 FAIL / 1 SKIP (telebot); inheritance gate 15/15 PASS.</w:t>
+              <w:t xml:space="preserve">(4/4 PASS) proves the new invariants catch the regressions they claim. Spec V3 r7 → r8 captured §6.3 Branding extension + §18.0 Wave 2 catalogue + §41 REST routes + §44.M milestone + §43.2 catalogue-check addendum. HRD-092..097 atomically Issues→Fixed in r8 Issues / r7 Fixed; HRD-098 opened as Wave 3+ deferred (sherald /v1/safety_state live).</w:t>
             </w:r>
           </w:p>
         </w:tc>
@@ -286,7 +285,7 @@
               <w:pStyle w:val="Compact"/>
             </w:pPr>
             <w:r>
-              <w:t xml:space="preserve">HRD-008, HRD-011, HRD-012, HRD-015, HRD-016, HRD-018 (in_progress), HRD-019..HRD-028, HRD-029..HRD-056, HRD-081, HRD-085..HRD-090</w:t>
+              <w:t xml:space="preserve">HRD-008, HRD-011, HRD-015, HRD-016, HRD-018 (in_progress), HRD-019..HRD-028, HRD-029..HRD-056, HRD-081, HRD-085..HRD-090, HRD-098</w:t>
             </w:r>
           </w:p>
         </w:tc>
@@ -325,7 +324,7 @@
               <w:t xml:space="preserve"> </w:t>
             </w:r>
             <w:r>
-              <w:t xml:space="preserve">— 51 open items spanning live channel integrations (HRD-011/012), REST surface (HRD-016), §42 constitution bindings (HRD-018..028), §43 command-catalogue (HRD-029..056), HRD-081 (containers podman-compose adapter refinement), and HRD-085..090 (queue-repository stub-completion surface opened during HRD-010).</w:t>
+              <w:t xml:space="preserve">— 51 open items spanning live channel integrations (HRD-011), REST surface (HRD-016), §42 constitution bindings (HRD-018..028), §43 command-catalogue (HRD-029..056), HRD-081 (containers podman-compose adapter refinement), HRD-085..090 (queue-repository stub-completion surface opened during HRD-010), and HRD-098 (sherald /v1/safety_state live impl, Wave 3+).</w:t>
             </w:r>
           </w:p>
         </w:tc>
@@ -349,7 +348,7 @@
               <w:pStyle w:val="Compact"/>
             </w:pPr>
             <w:r>
-              <w:t xml:space="preserve">HRD-001..HRD-007, HRD-009, HRD-009b, HRD-010, HRD-013, HRD-014, HRD-017, HRD-080</w:t>
+              <w:t xml:space="preserve">HRD-001..HRD-007, HRD-009, HRD-009b, HRD-010, HRD-012, HRD-013, HRD-014, HRD-017, HRD-080, HRD-092, HRD-093, HRD-094, HRD-095, HRD-096, HRD-097</w:t>
             </w:r>
           </w:p>
         </w:tc>
@@ -406,7 +405,7 @@
               <w:pStyle w:val="Compact"/>
             </w:pPr>
             <w:r>
-              <w:t xml:space="preserve">HRD-010 closed; live channel integrations next. Priority order: HRD-008 (operator quickstart e2e validation) → HRD-011/012 (Telegram + Claude Code live) → HRD-085..090 (queue-repository stub completion) → §42 constitution-binding rollout (HRD-018..028) → §43 command catalogue (HRD-029..056). Each milestone followed by multi-mirror push + full anti-bluff verification (audit + gate + e2e bluff-hunt).</w:t>
+              <w:t xml:space="preserve">Wave 3 priorities: HRD-016 (pherald Runner wiring), HRD-024 (iherald paging live), HRD-028 (cherald compliance live), HRD-098 (sherald safety_state live), and the 28 §43 command bodies. Operator priorities remain: HRD-008 (quickstart e2e validation) and HRD-011 (Telegram live evidence pending operator creds). Each milestone followed by multi-mirror push + full anti-bluff verification (audit + gate + e2e bluff-hunt).</w:t>
             </w:r>
           </w:p>
         </w:tc>
@@ -525,13 +524,13 @@
           <w:b/>
           <w:bCs/>
         </w:rPr>
-        <w:t xml:space="preserve">Implementation-r1, Foundation complete.</w:t>
-      </w:r>
-      <w:r>
-        <w:t xml:space="preserve"> </w:t>
-      </w:r>
-      <w:r>
-        <w:t xml:space="preserve">Spec V3 r6 is active, the Go module foundation compiles, all three Foundation milestones (M1/M2/M3) have landed, and the §107 end-user-usability covenant is now explicit in Herald's three root docs + gate (added 2026-05-20). The remaining cycle is wiring live channel integrations and validating the §26.5 quickstart end-to-end on operator hardware.</w:t>
+        <w:t xml:space="preserve">Implementation-r1, Foundation complete + Wave 2 flavor scaffolds landed.</w:t>
+      </w:r>
+      <w:r>
+        <w:t xml:space="preserve"> </w:t>
+      </w:r>
+      <w:r>
+        <w:t xml:space="preserve">Spec V3 r8 is active, the Go module foundation compiles, all three Foundation milestones (M1/M2/M3) plus the Wave 2 flavor-scaffold workstream have landed, and the §107 end-user-usability covenant is now explicit in Herald's three root docs + gate (added 2026-05-20). The remaining cycle is wiring live channel integrations (HRD-011, HRD-016, HRD-024, HRD-028, HRD-098), validating the §26.5 quickstart end-to-end on operator hardware, and implementing the 28 §43 command bodies still stubbed.</w:t>
       </w:r>
     </w:p>
     <w:bookmarkEnd w:id="13"/>
@@ -572,7 +571,7 @@
         <w:t xml:space="preserve"> </w:t>
       </w:r>
       <w:r>
-        <w:t xml:space="preserve">(Revision 7, ~4300 lines).</w:t>
+        <w:t xml:space="preserve">(Revision 8, ~4600 lines after r8 Wave 2 capture).</w:t>
       </w:r>
     </w:p>
     <w:p>
@@ -631,7 +630,7 @@
         <w:t xml:space="preserve"> </w:t>
       </w:r>
       <w:r>
-        <w:t xml:space="preserve">§37 Tracker-doc change events; §38 Workable-item announcement contract; §39 Message presentation + Herald Canonical Template; §40 Documentation + 15 named test challenges; §41 REST API surface (Gin Gonic); §42 Constitution-binding integration; §43 Constitution-derived flavor commands (27 entries → HRD-029..HRD-056); §44 Foundation implementation contract.</w:t>
+        <w:t xml:space="preserve">§37 Tracker-doc change events; §38 Workable-item announcement contract; §39 Message presentation + Herald Canonical Template; §40 Documentation + 15 named test challenges; §41 REST API surface (Gin Gonic); §42 Constitution-binding integration; §43 Constitution-derived flavor commands (27 entries → HRD-029..HRD-056) + §43.2 catalogue-check addendum (r8); §44 Foundation implementation contract + §44.M Wave 2 milestone capture (r8); §6.3 Branding extension with per-flavor fields (r8); §18.0 Wave 2 flavor-binary catalogue (r8).</w:t>
       </w:r>
     </w:p>
     <w:p>
@@ -1072,6 +1071,50 @@
               <w:rPr>
                 <w:rStyle w:val="VerbatimChar"/>
               </w:rPr>
+              <w:t xml:space="preserve">commons/cli</w:t>
+            </w:r>
+            <w:r>
+              <w:t xml:space="preserve"> </w:t>
+            </w:r>
+            <w:r>
+              <w:t xml:space="preserve">(L0)</w:t>
+            </w:r>
+          </w:p>
+        </w:tc>
+        <w:tc>
+          <w:tcPr/>
+          <w:p>
+            <w:pPr>
+              <w:pStyle w:val="Compact"/>
+            </w:pPr>
+            <w:r>
+              <w:t xml:space="preserve">✅ landed (Wave 2 / HRD-092)</w:t>
+            </w:r>
+          </w:p>
+        </w:tc>
+        <w:tc>
+          <w:tcPr/>
+          <w:p>
+            <w:pPr>
+              <w:pStyle w:val="Compact"/>
+            </w:pPr>
+            <w:r>
+              <w:t xml:space="preserve">Shared CLI scaffold: NewRootCmd + VersionCmd + ServeCmd (with Middleware hook) + StubCmd + healthz/readyz/metrics handlers. Consumed by pherald + 6 new flavor binaries. Catalogue-check no-match → vendored Herald-internal per §11.4.74.</w:t>
+            </w:r>
+          </w:p>
+        </w:tc>
+      </w:tr>
+      <w:tr>
+        <w:tc>
+          <w:tcPr/>
+          <w:p>
+            <w:pPr>
+              <w:pStyle w:val="Compact"/>
+            </w:pPr>
+            <w:r>
+              <w:rPr>
+                <w:rStyle w:val="VerbatimChar"/>
+              </w:rPr>
               <w:t xml:space="preserve">pherald</w:t>
             </w:r>
             <w:r>
@@ -1089,7 +1132,7 @@
               <w:pStyle w:val="Compact"/>
             </w:pPr>
             <w:r>
-              <w:t xml:space="preserve">✅ partial (M3)</w:t>
+              <w:t xml:space="preserve">✅ partial (M3 + Wave 2 refactor)</w:t>
             </w:r>
           </w:p>
         </w:tc>
@@ -1128,7 +1171,10 @@
               <w:t xml:space="preserve">(live HTTP on :24791, /v1/healthz, /v1/readyz, /v1/events, /metrics)</w:t>
             </w:r>
             <w:r>
-              <w:t xml:space="preserve">, commit 21593e6. send/doctor/migrate/subscriber/deadletter stubbed with HRD pointers.</w:t>
+              <w:t xml:space="preserve"> </w:t>
+            </w:r>
+            <w:r>
+              <w:t xml:space="preserve">now consumes cli.ServeCmd with RequestIDMiddleware hook (commits 1f81d69, 31562cf). send/doctor/migrate/subscriber/deadletter stubbed with HRD pointers.</w:t>
             </w:r>
           </w:p>
         </w:tc>
@@ -1141,29 +1187,303 @@
               <w:pStyle w:val="Compact"/>
             </w:pPr>
             <w:r>
-              <w:t xml:space="preserve">Other flavors (sherald/bherald/cherald/rherald/iherald/scherald)</w:t>
-            </w:r>
-          </w:p>
-        </w:tc>
-        <w:tc>
-          <w:tcPr/>
-          <w:p>
-            <w:pPr>
-              <w:pStyle w:val="Compact"/>
-            </w:pPr>
-            <w:r>
-              <w:t xml:space="preserve">not started</w:t>
-            </w:r>
-          </w:p>
-        </w:tc>
-        <w:tc>
-          <w:tcPr/>
-          <w:p>
-            <w:pPr>
-              <w:pStyle w:val="Compact"/>
-            </w:pPr>
-            <w:r>
-              <w:t xml:space="preserve">scaffold once HRD-018..028 §42 binding rollout begins.</w:t>
+              <w:rPr>
+                <w:rStyle w:val="VerbatimChar"/>
+              </w:rPr>
+              <w:t xml:space="preserve">sherald</w:t>
+            </w:r>
+            <w:r>
+              <w:t xml:space="preserve"> </w:t>
+            </w:r>
+            <w:r>
+              <w:t xml:space="preserve">(CLI)</w:t>
+            </w:r>
+          </w:p>
+        </w:tc>
+        <w:tc>
+          <w:tcPr/>
+          <w:p>
+            <w:pPr>
+              <w:pStyle w:val="Compact"/>
+            </w:pPr>
+            <w:r>
+              <w:t xml:space="preserve">✅ scaffolded (Wave 2 / HRD-093)</w:t>
+            </w:r>
+          </w:p>
+        </w:tc>
+        <w:tc>
+          <w:tcPr/>
+          <w:p>
+            <w:pPr>
+              <w:pStyle w:val="Compact"/>
+            </w:pPr>
+            <w:r>
+              <w:t xml:space="preserve">System Herald binary serving :24793 via cli.ServeCmd. 5 §43 stubs (HRD-033/034/040/046/056).</w:t>
+            </w:r>
+            <w:r>
+              <w:t xml:space="preserve"> </w:t>
+            </w:r>
+            <w:r>
+              <w:rPr>
+                <w:rStyle w:val="VerbatimChar"/>
+              </w:rPr>
+              <w:t xml:space="preserve">/v1/safety_state</w:t>
+            </w:r>
+            <w:r>
+              <w:t xml:space="preserve"> </w:t>
+            </w:r>
+            <w:r>
+              <w:t xml:space="preserve">returns honest 501 + HRD-098.</w:t>
+            </w:r>
+          </w:p>
+        </w:tc>
+      </w:tr>
+      <w:tr>
+        <w:tc>
+          <w:tcPr/>
+          <w:p>
+            <w:pPr>
+              <w:pStyle w:val="Compact"/>
+            </w:pPr>
+            <w:r>
+              <w:rPr>
+                <w:rStyle w:val="VerbatimChar"/>
+              </w:rPr>
+              <w:t xml:space="preserve">cherald</w:t>
+            </w:r>
+            <w:r>
+              <w:t xml:space="preserve"> </w:t>
+            </w:r>
+            <w:r>
+              <w:t xml:space="preserve">(CLI)</w:t>
+            </w:r>
+          </w:p>
+        </w:tc>
+        <w:tc>
+          <w:tcPr/>
+          <w:p>
+            <w:pPr>
+              <w:pStyle w:val="Compact"/>
+            </w:pPr>
+            <w:r>
+              <w:t xml:space="preserve">✅ scaffolded (Wave 2 / HRD-094)</w:t>
+            </w:r>
+          </w:p>
+        </w:tc>
+        <w:tc>
+          <w:tcPr/>
+          <w:p>
+            <w:pPr>
+              <w:pStyle w:val="Compact"/>
+            </w:pPr>
+            <w:r>
+              <w:t xml:space="preserve">Constitution Herald binary serving :24792 via cli.ServeCmd. 11 §43 stubs.</w:t>
+            </w:r>
+            <w:r>
+              <w:t xml:space="preserve"> </w:t>
+            </w:r>
+            <w:r>
+              <w:rPr>
+                <w:rStyle w:val="VerbatimChar"/>
+              </w:rPr>
+              <w:t xml:space="preserve">/v1/compliance</w:t>
+            </w:r>
+            <w:r>
+              <w:t xml:space="preserve"> </w:t>
+            </w:r>
+            <w:r>
+              <w:t xml:space="preserve">returns honest 501 + HRD-028.</w:t>
+            </w:r>
+          </w:p>
+        </w:tc>
+      </w:tr>
+      <w:tr>
+        <w:tc>
+          <w:tcPr/>
+          <w:p>
+            <w:pPr>
+              <w:pStyle w:val="Compact"/>
+            </w:pPr>
+            <w:r>
+              <w:rPr>
+                <w:rStyle w:val="VerbatimChar"/>
+              </w:rPr>
+              <w:t xml:space="preserve">bherald</w:t>
+            </w:r>
+            <w:r>
+              <w:t xml:space="preserve"> </w:t>
+            </w:r>
+            <w:r>
+              <w:t xml:space="preserve">(CLI)</w:t>
+            </w:r>
+          </w:p>
+        </w:tc>
+        <w:tc>
+          <w:tcPr/>
+          <w:p>
+            <w:pPr>
+              <w:pStyle w:val="Compact"/>
+            </w:pPr>
+            <w:r>
+              <w:t xml:space="preserve">✅ scaffolded (Wave 2 / HRD-095)</w:t>
+            </w:r>
+          </w:p>
+        </w:tc>
+        <w:tc>
+          <w:tcPr/>
+          <w:p>
+            <w:pPr>
+              <w:pStyle w:val="Compact"/>
+            </w:pPr>
+            <w:r>
+              <w:t xml:space="preserve">Build Herald CLI-only binary. 3 §43 stubs (HRD-035/041/045).</w:t>
+            </w:r>
+          </w:p>
+        </w:tc>
+      </w:tr>
+      <w:tr>
+        <w:tc>
+          <w:tcPr/>
+          <w:p>
+            <w:pPr>
+              <w:pStyle w:val="Compact"/>
+            </w:pPr>
+            <w:r>
+              <w:rPr>
+                <w:rStyle w:val="VerbatimChar"/>
+              </w:rPr>
+              <w:t xml:space="preserve">rherald</w:t>
+            </w:r>
+            <w:r>
+              <w:t xml:space="preserve"> </w:t>
+            </w:r>
+            <w:r>
+              <w:t xml:space="preserve">(CLI)</w:t>
+            </w:r>
+          </w:p>
+        </w:tc>
+        <w:tc>
+          <w:tcPr/>
+          <w:p>
+            <w:pPr>
+              <w:pStyle w:val="Compact"/>
+            </w:pPr>
+            <w:r>
+              <w:t xml:space="preserve">✅ scaffolded (Wave 2 / HRD-096)</w:t>
+            </w:r>
+          </w:p>
+        </w:tc>
+        <w:tc>
+          <w:tcPr/>
+          <w:p>
+            <w:pPr>
+              <w:pStyle w:val="Compact"/>
+            </w:pPr>
+            <w:r>
+              <w:t xml:space="preserve">Release Herald CLI-only binary. 3 §43 stubs (HRD-031/032/045).</w:t>
+            </w:r>
+          </w:p>
+        </w:tc>
+      </w:tr>
+      <w:tr>
+        <w:tc>
+          <w:tcPr/>
+          <w:p>
+            <w:pPr>
+              <w:pStyle w:val="Compact"/>
+            </w:pPr>
+            <w:r>
+              <w:rPr>
+                <w:rStyle w:val="VerbatimChar"/>
+              </w:rPr>
+              <w:t xml:space="preserve">iherald</w:t>
+            </w:r>
+            <w:r>
+              <w:t xml:space="preserve"> </w:t>
+            </w:r>
+            <w:r>
+              <w:t xml:space="preserve">(CLI)</w:t>
+            </w:r>
+          </w:p>
+        </w:tc>
+        <w:tc>
+          <w:tcPr/>
+          <w:p>
+            <w:pPr>
+              <w:pStyle w:val="Compact"/>
+            </w:pPr>
+            <w:r>
+              <w:t xml:space="preserve">✅ scaffolded (Wave 2 / HRD-097)</w:t>
+            </w:r>
+          </w:p>
+        </w:tc>
+        <w:tc>
+          <w:tcPr/>
+          <w:p>
+            <w:pPr>
+              <w:pStyle w:val="Compact"/>
+            </w:pPr>
+            <w:r>
+              <w:t xml:space="preserve">Incident Herald binary serving :24794 via cli.ServeCmd.</w:t>
+            </w:r>
+            <w:r>
+              <w:t xml:space="preserve"> </w:t>
+            </w:r>
+            <w:r>
+              <w:rPr>
+                <w:rStyle w:val="VerbatimChar"/>
+              </w:rPr>
+              <w:t xml:space="preserve">/v1/webhooks/page</w:t>
+            </w:r>
+            <w:r>
+              <w:t xml:space="preserve"> </w:t>
+            </w:r>
+            <w:r>
+              <w:t xml:space="preserve">returns honest 501 + HRD-024.</w:t>
+            </w:r>
+          </w:p>
+        </w:tc>
+      </w:tr>
+      <w:tr>
+        <w:tc>
+          <w:tcPr/>
+          <w:p>
+            <w:pPr>
+              <w:pStyle w:val="Compact"/>
+            </w:pPr>
+            <w:r>
+              <w:rPr>
+                <w:rStyle w:val="VerbatimChar"/>
+              </w:rPr>
+              <w:t xml:space="preserve">scherald</w:t>
+            </w:r>
+            <w:r>
+              <w:t xml:space="preserve"> </w:t>
+            </w:r>
+            <w:r>
+              <w:t xml:space="preserve">(CLI)</w:t>
+            </w:r>
+          </w:p>
+        </w:tc>
+        <w:tc>
+          <w:tcPr/>
+          <w:p>
+            <w:pPr>
+              <w:pStyle w:val="Compact"/>
+            </w:pPr>
+            <w:r>
+              <w:t xml:space="preserve">✅ scaffolded (Wave 2 / HRD-097)</w:t>
+            </w:r>
+          </w:p>
+        </w:tc>
+        <w:tc>
+          <w:tcPr/>
+          <w:p>
+            <w:pPr>
+              <w:pStyle w:val="Compact"/>
+            </w:pPr>
+            <w:r>
+              <w:t xml:space="preserve">Scheduled-audit Herald CLI-only binary. 1 §43 stub (HRD-047).</w:t>
             </w:r>
           </w:p>
         </w:tc>
@@ -1265,13 +1585,13 @@
           <w:b/>
           <w:bCs/>
         </w:rPr>
-        <w:t xml:space="preserve">14 PASS / 0 FAIL</w:t>
-      </w:r>
-      <w:r>
-        <w:t xml:space="preserve"> </w:t>
-      </w:r>
-      <w:r>
-        <w:t xml:space="preserve">(was 13; I8 paired meta-test added).</w:t>
+        <w:t xml:space="preserve">16 PASS / 0 FAIL / 1 SKIP</w:t>
+      </w:r>
+      <w:r>
+        <w:t xml:space="preserve"> </w:t>
+      </w:r>
+      <w:r>
+        <w:t xml:space="preserve">(was 14; HRD-011 telebot.v3 third-party SKIP-with-reason per §11.4.74; I8 paired meta-test included).</w:t>
       </w:r>
     </w:p>
     <w:p>
@@ -1293,7 +1613,7 @@
         <w:t xml:space="preserve"> </w:t>
       </w:r>
       <w:r>
-        <w:t xml:space="preserve">7 PASS / 0 FAIL.</w:t>
+        <w:t xml:space="preserve">7 PASS / 0 FAIL / 2 SKIP (HRD-091 documented submodule-traversal gap).</w:t>
       </w:r>
     </w:p>
     <w:p>
@@ -1319,13 +1639,13 @@
           <w:b/>
           <w:bCs/>
         </w:rPr>
-        <w:t xml:space="preserve">18 PASS / 0 FAIL</w:t>
-      </w:r>
-      <w:r>
-        <w:t xml:space="preserve"> </w:t>
-      </w:r>
-      <w:r>
-        <w:t xml:space="preserve">(was 14; HRD-010 added E14 live-RLS-isolation + E15 live-queue-enqueue/dequeue + E16 live-Redis-TTL-round-trip in commit 13cea69) — builds pherald, starts real Gin server, hits live</w:t>
+        <w:t xml:space="preserve">33 PASS / 0 FAIL / 3 SKIP</w:t>
+      </w:r>
+      <w:r>
+        <w:t xml:space="preserve"> </w:t>
+      </w:r>
+      <w:r>
+        <w:t xml:space="preserve">(was 18; Wave 2 added E19-E33 covering 6 new flavor binaries: version --json shape, serving flavors healthz on :249NN, /v1/safety_state 501, /v1/compliance 501, /v1/webhooks/page 501, sherald SIGTERM graceful-shutdown, §43 stub exit-code, pherald regression sentinel). SKIPs are E17/E18/E34 (Telegram live, claude live, full inbound) requiring operator credentials. Real Gin server, live</w:t>
       </w:r>
       <w:r>
         <w:t xml:space="preserve"> </w:t>
@@ -1340,7 +1660,7 @@
         <w:t xml:space="preserve"> </w:t>
       </w:r>
       <w:r>
-        <w:t xml:space="preserve">endpoints, boots real Postgres + Redis containers via</w:t>
+        <w:t xml:space="preserve">endpoints, real Postgres + Redis containers via</w:t>
       </w:r>
       <w:r>
         <w:t xml:space="preserve"> </w:t>
@@ -1355,7 +1675,22 @@
         <w:t xml:space="preserve"> </w:t>
       </w:r>
       <w:r>
-        <w:t xml:space="preserve">submodule, runs M2 RLS integration tests + HRD-010 storage tests against the live stack, SIGTERM-graceful-shutdowns. This is the canonical §107 evidence per Herald §107.</w:t>
+        <w:t xml:space="preserve">submodule, M2 RLS integration tests + HRD-010 storage tests against the live stack, SIGTERM-graceful-shutdowns. Paired §1.1 mutation gate</w:t>
+      </w:r>
+      <w:r>
+        <w:t xml:space="preserve"> </w:t>
+      </w:r>
+      <w:r>
+        <w:rPr>
+          <w:rStyle w:val="VerbatimChar"/>
+        </w:rPr>
+        <w:t xml:space="preserve">tests/test_wave2_mutation_meta.sh</w:t>
+      </w:r>
+      <w:r>
+        <w:t xml:space="preserve"> </w:t>
+      </w:r>
+      <w:r>
+        <w:t xml:space="preserve">(4/4 PASS) proves the new Wave 2 invariants catch the regressions they claim. This is the canonical §107 evidence per Herald §107.</w:t>
       </w:r>
     </w:p>
     <w:p>
@@ -1702,7 +2037,7 @@
         <w:t xml:space="preserve"> </w:t>
       </w:r>
       <w:r>
-        <w:t xml:space="preserve">Minor changes bump secondary version, major bump primary. Currently at V3 r6→r7 within the V3 series; a full V4 rewrite is reserved for a primary-version jump.</w:t>
+        <w:t xml:space="preserve">Minor changes bump secondary version, major bump primary. Currently at V3 r7→r8 within the V3 series; a full V4 rewrite is reserved for a primary-version jump.</w:t>
       </w:r>
     </w:p>
     <w:p>
@@ -1724,7 +2059,19 @@
         <w:t xml:space="preserve"> </w:t>
       </w:r>
       <w:r>
-        <w:t xml:space="preserve">HRD-011 (Telegram telebot live) + HRD-012 (Claude Code</w:t>
+        <w:t xml:space="preserve">HRD-011 (Telegram telebot live) requires operator-supplied credentials per</w:t>
+      </w:r>
+      <w:r>
+        <w:t xml:space="preserve"> </w:t>
+      </w:r>
+      <w:r>
+        <w:rPr>
+          <w:rStyle w:val="VerbatimChar"/>
+        </w:rPr>
+        <w:t xml:space="preserve">docs/CONTINUATION.md</w:t>
+      </w:r>
+      <w:r>
+        <w:t xml:space="preserve">. HRD-012 (Claude Code</w:t>
       </w:r>
       <w:r>
         <w:t xml:space="preserve"> </w:t>
@@ -1739,19 +2086,7 @@
         <w:t xml:space="preserve"> </w:t>
       </w:r>
       <w:r>
-        <w:t xml:space="preserve">live) require operator-supplied credentials per</w:t>
-      </w:r>
-      <w:r>
-        <w:t xml:space="preserve"> </w:t>
-      </w:r>
-      <w:r>
-        <w:rPr>
-          <w:rStyle w:val="VerbatimChar"/>
-        </w:rPr>
-        <w:t xml:space="preserve">docs/CONTINUATION.md</w:t>
-      </w:r>
-      <w:r>
-        <w:t xml:space="preserve">. The §107 covenant blocks claims of "done" on these until end-user evidence is captured.</w:t>
+        <w:t xml:space="preserve">live) is closed with live PASS evidence captured. The §107 covenant blocks claims of "done" on these until end-user evidence is captured.</w:t>
       </w:r>
     </w:p>
     <w:p>
@@ -1925,7 +2260,448 @@
     </w:p>
     <w:bookmarkEnd w:id="17"/>
     <w:bookmarkEnd w:id="18"/>
+    <w:bookmarkStart w:id="20" w:name="recent-activity"/>
+    <w:p>
+      <w:pPr>
+        <w:pStyle w:val="Heading2"/>
+      </w:pPr>
+      <w:r>
+        <w:t xml:space="preserve">Recent activity</w:t>
+      </w:r>
+    </w:p>
+    <w:bookmarkStart w:id="19" w:name="X24e6129cc211184172a340325294947aa81e316"/>
+    <w:p>
+      <w:pPr>
+        <w:pStyle w:val="Heading3"/>
+      </w:pPr>
+      <w:r>
+        <w:t xml:space="preserve">Wave 2 — flavor-scaffold sweep (closed 2026-05-21)</w:t>
+      </w:r>
+    </w:p>
+    <w:p>
+      <w:pPr>
+        <w:pStyle w:val="FirstParagraph"/>
+      </w:pPr>
+      <w:r>
+        <w:t xml:space="preserve">15-step workstream commits</w:t>
+      </w:r>
+      <w:r>
+        <w:t xml:space="preserve"> </w:t>
+      </w:r>
+      <w:r>
+        <w:rPr>
+          <w:rStyle w:val="VerbatimChar"/>
+        </w:rPr>
+        <w:t xml:space="preserve">7e0a614..eef606b</w:t>
+      </w:r>
+      <w:r>
+        <w:t xml:space="preserve"> </w:t>
+      </w:r>
+      <w:r>
+        <w:t xml:space="preserve">(with parallel logo branding</w:t>
+      </w:r>
+      <w:r>
+        <w:t xml:space="preserve"> </w:t>
+      </w:r>
+      <w:r>
+        <w:rPr>
+          <w:rStyle w:val="VerbatimChar"/>
+        </w:rPr>
+        <w:t xml:space="preserve">24b96f2</w:t>
+      </w:r>
+      <w:r>
+        <w:t xml:space="preserve">) shipped:</w:t>
+      </w:r>
+    </w:p>
+    <w:p>
+      <w:pPr>
+        <w:pStyle w:val="Compact"/>
+        <w:numPr>
+          <w:ilvl w:val="0"/>
+          <w:numId w:val="1006"/>
+        </w:numPr>
+      </w:pPr>
+      <w:r>
+        <w:rPr>
+          <w:b/>
+          <w:bCs/>
+        </w:rPr>
+        <w:t xml:space="preserve">Shared scaffold</w:t>
+      </w:r>
+      <w:r>
+        <w:t xml:space="preserve"> </w:t>
+      </w:r>
+      <w:r>
+        <w:t xml:space="preserve">— new</w:t>
+      </w:r>
+      <w:r>
+        <w:t xml:space="preserve"> </w:t>
+      </w:r>
+      <w:r>
+        <w:rPr>
+          <w:rStyle w:val="VerbatimChar"/>
+        </w:rPr>
+        <w:t xml:space="preserve">commons/cli/</w:t>
+      </w:r>
+      <w:r>
+        <w:t xml:space="preserve"> </w:t>
+      </w:r>
+      <w:r>
+        <w:t xml:space="preserve">package:</w:t>
+      </w:r>
+      <w:r>
+        <w:t xml:space="preserve"> </w:t>
+      </w:r>
+      <w:r>
+        <w:rPr>
+          <w:rStyle w:val="VerbatimChar"/>
+        </w:rPr>
+        <w:t xml:space="preserve">NewRootCmd</w:t>
+      </w:r>
+      <w:r>
+        <w:t xml:space="preserve"> </w:t>
+      </w:r>
+      <w:r>
+        <w:t xml:space="preserve">(steps 2),</w:t>
+      </w:r>
+      <w:r>
+        <w:t xml:space="preserve"> </w:t>
+      </w:r>
+      <w:r>
+        <w:rPr>
+          <w:rStyle w:val="VerbatimChar"/>
+        </w:rPr>
+        <w:t xml:space="preserve">VersionCmd</w:t>
+      </w:r>
+      <w:r>
+        <w:t xml:space="preserve"> </w:t>
+      </w:r>
+      <w:r>
+        <w:t xml:space="preserve">(step 2),</w:t>
+      </w:r>
+      <w:r>
+        <w:t xml:space="preserve"> </w:t>
+      </w:r>
+      <w:r>
+        <w:rPr>
+          <w:rStyle w:val="VerbatimChar"/>
+        </w:rPr>
+        <w:t xml:space="preserve">routes.go</w:t>
+      </w:r>
+      <w:r>
+        <w:t xml:space="preserve"> </w:t>
+      </w:r>
+      <w:r>
+        <w:t xml:space="preserve">+ healthz/readyz/metrics handlers (step 3),</w:t>
+      </w:r>
+      <w:r>
+        <w:t xml:space="preserve"> </w:t>
+      </w:r>
+      <w:r>
+        <w:rPr>
+          <w:rStyle w:val="VerbatimChar"/>
+        </w:rPr>
+        <w:t xml:space="preserve">ServeCmd</w:t>
+      </w:r>
+      <w:r>
+        <w:t xml:space="preserve"> </w:t>
+      </w:r>
+      <w:r>
+        <w:t xml:space="preserve">with Middleware-hook + graceful shutdown (step 4),</w:t>
+      </w:r>
+      <w:r>
+        <w:t xml:space="preserve"> </w:t>
+      </w:r>
+      <w:r>
+        <w:rPr>
+          <w:rStyle w:val="VerbatimChar"/>
+        </w:rPr>
+        <w:t xml:space="preserve">StubCmd</w:t>
+      </w:r>
+      <w:r>
+        <w:t xml:space="preserve"> </w:t>
+      </w:r>
+      <w:r>
+        <w:t xml:space="preserve">honest 501-style stubs (step 1). Vendored Herald-internal per §11.4.74 catalogue-check no-match → see</w:t>
+      </w:r>
+      <w:r>
+        <w:t xml:space="preserve"> </w:t>
+      </w:r>
+      <w:r>
+        <w:rPr>
+          <w:rStyle w:val="VerbatimChar"/>
+        </w:rPr>
+        <w:t xml:space="preserve">docs/catalogue-checks/HRD-092-commons-cli.md</w:t>
+      </w:r>
+      <w:r>
+        <w:t xml:space="preserve">.</w:t>
+      </w:r>
+    </w:p>
+    <w:p>
+      <w:pPr>
+        <w:pStyle w:val="Compact"/>
+        <w:numPr>
+          <w:ilvl w:val="0"/>
+          <w:numId w:val="1006"/>
+        </w:numPr>
+      </w:pPr>
+      <w:r>
+        <w:rPr>
+          <w:b/>
+          <w:bCs/>
+        </w:rPr>
+        <w:t xml:space="preserve">pherald refactor</w:t>
+      </w:r>
+      <w:r>
+        <w:t xml:space="preserve"> </w:t>
+      </w:r>
+      <w:r>
+        <w:t xml:space="preserve">— main + stubs migrated to consume</w:t>
+      </w:r>
+      <w:r>
+        <w:t xml:space="preserve"> </w:t>
+      </w:r>
+      <w:r>
+        <w:rPr>
+          <w:rStyle w:val="VerbatimChar"/>
+        </w:rPr>
+        <w:t xml:space="preserve">commons/cli/</w:t>
+      </w:r>
+      <w:r>
+        <w:t xml:space="preserve"> </w:t>
+      </w:r>
+      <w:r>
+        <w:t xml:space="preserve">(step 5);</w:t>
+      </w:r>
+      <w:r>
+        <w:t xml:space="preserve"> </w:t>
+      </w:r>
+      <w:r>
+        <w:rPr>
+          <w:rStyle w:val="VerbatimChar"/>
+        </w:rPr>
+        <w:t xml:space="preserve">pherald serve</w:t>
+      </w:r>
+      <w:r>
+        <w:t xml:space="preserve"> </w:t>
+      </w:r>
+      <w:r>
+        <w:t xml:space="preserve">consumes</w:t>
+      </w:r>
+      <w:r>
+        <w:t xml:space="preserve"> </w:t>
+      </w:r>
+      <w:r>
+        <w:rPr>
+          <w:rStyle w:val="VerbatimChar"/>
+        </w:rPr>
+        <w:t xml:space="preserve">cli.ServeCmd</w:t>
+      </w:r>
+      <w:r>
+        <w:t xml:space="preserve"> </w:t>
+      </w:r>
+      <w:r>
+        <w:t xml:space="preserve">with RequestIDMiddleware hook (step 6, commit</w:t>
+      </w:r>
+      <w:r>
+        <w:t xml:space="preserve"> </w:t>
+      </w:r>
+      <w:r>
+        <w:rPr>
+          <w:rStyle w:val="VerbatimChar"/>
+        </w:rPr>
+        <w:t xml:space="preserve">31562cf</w:t>
+      </w:r>
+      <w:r>
+        <w:t xml:space="preserve">).</w:t>
+      </w:r>
+    </w:p>
+    <w:p>
+      <w:pPr>
+        <w:pStyle w:val="Compact"/>
+        <w:numPr>
+          <w:ilvl w:val="0"/>
+          <w:numId w:val="1006"/>
+        </w:numPr>
+      </w:pPr>
+      <w:r>
+        <w:rPr>
+          <w:b/>
+          <w:bCs/>
+        </w:rPr>
+        <w:t xml:space="preserve">6 new flavor binaries</w:t>
+      </w:r>
+      <w:r>
+        <w:t xml:space="preserve"> </w:t>
+      </w:r>
+      <w:r>
+        <w:t xml:space="preserve">— sherald serving :24793 (step 7, HRD-093), cherald serving :24792 (step 8, HRD-094), iherald serving :24794 (step 9, HRD-097), bherald CLI-only (step 10, HRD-095), rherald CLI-only (step 11, HRD-096), scherald CLI-only (step 12, HRD-097). Each ships honest 501-style §43 command stubs with HRD pointers.</w:t>
+      </w:r>
+    </w:p>
+    <w:p>
+      <w:pPr>
+        <w:pStyle w:val="Compact"/>
+        <w:numPr>
+          <w:ilvl w:val="0"/>
+          <w:numId w:val="1006"/>
+        </w:numPr>
+      </w:pPr>
+      <w:r>
+        <w:rPr>
+          <w:b/>
+          <w:bCs/>
+        </w:rPr>
+        <w:t xml:space="preserve">Anti-bluff additions</w:t>
+      </w:r>
+      <w:r>
+        <w:t xml:space="preserve"> </w:t>
+      </w:r>
+      <w:r>
+        <w:t xml:space="preserve">—</w:t>
+      </w:r>
+      <w:r>
+        <w:t xml:space="preserve"> </w:t>
+      </w:r>
+      <w:r>
+        <w:rPr>
+          <w:rStyle w:val="VerbatimChar"/>
+        </w:rPr>
+        <w:t xml:space="preserve">scripts/e2e_bluff_hunt.sh</w:t>
+      </w:r>
+      <w:r>
+        <w:t xml:space="preserve"> </w:t>
+      </w:r>
+      <w:r>
+        <w:t xml:space="preserve">grew from 18 → 33 invariants covering all 6 new binaries (version --json shape, healthz binding, /v1/safety_state + /v1/compliance + /v1/webhooks/page 501 honesty, sherald SIGTERM graceful-shutdown, §43 stub exit-code, pherald regression sentinel). New paired mutation gate</w:t>
+      </w:r>
+      <w:r>
+        <w:t xml:space="preserve"> </w:t>
+      </w:r>
+      <w:r>
+        <w:rPr>
+          <w:rStyle w:val="VerbatimChar"/>
+        </w:rPr>
+        <w:t xml:space="preserve">tests/test_wave2_mutation_meta.sh</w:t>
+      </w:r>
+      <w:r>
+        <w:t xml:space="preserve"> </w:t>
+      </w:r>
+      <w:r>
+        <w:t xml:space="preserve">(4/4 PASS) proves the new invariants catch their claimed regressions.</w:t>
+      </w:r>
+    </w:p>
+    <w:p>
+      <w:pPr>
+        <w:pStyle w:val="Compact"/>
+        <w:numPr>
+          <w:ilvl w:val="0"/>
+          <w:numId w:val="1006"/>
+        </w:numPr>
+      </w:pPr>
+      <w:r>
+        <w:rPr>
+          <w:b/>
+          <w:bCs/>
+        </w:rPr>
+        <w:t xml:space="preserve">Spec capture</w:t>
+      </w:r>
+      <w:r>
+        <w:t xml:space="preserve"> </w:t>
+      </w:r>
+      <w:r>
+        <w:t xml:space="preserve">— V3 r7 → r8 added §6.3 Branding extension (per-flavor fields), §18.0 Wave 2 catalogue, §41 REST route additions, §44.M Wave 2 milestone, §43.2 catalogue-check addendum (step 14, commit</w:t>
+      </w:r>
+      <w:r>
+        <w:t xml:space="preserve"> </w:t>
+      </w:r>
+      <w:r>
+        <w:rPr>
+          <w:rStyle w:val="VerbatimChar"/>
+        </w:rPr>
+        <w:t xml:space="preserve">eef606b</w:t>
+      </w:r>
+      <w:r>
+        <w:t xml:space="preserve">).</w:t>
+      </w:r>
+    </w:p>
+    <w:p>
+      <w:pPr>
+        <w:pStyle w:val="Compact"/>
+        <w:numPr>
+          <w:ilvl w:val="0"/>
+          <w:numId w:val="1006"/>
+        </w:numPr>
+      </w:pPr>
+      <w:r>
+        <w:rPr>
+          <w:b/>
+          <w:bCs/>
+        </w:rPr>
+        <w:t xml:space="preserve">Atomic Issues→Fixed</w:t>
+      </w:r>
+      <w:r>
+        <w:t xml:space="preserve"> </w:t>
+      </w:r>
+      <w:r>
+        <w:t xml:space="preserve">— HRD-092..097 closed in r7 of Fixed.md; HRD-098 opened in r8 of Issues.md as Wave 3+ deferred (sherald /v1/safety_state live impl).</w:t>
+      </w:r>
+    </w:p>
+    <w:p>
+      <w:pPr>
+        <w:pStyle w:val="FirstParagraph"/>
+      </w:pPr>
+      <w:r>
+        <w:t xml:space="preserve">Anti-bluff battery sign-off (this commit): inheritance gate 15/15 PASS; meta-tests (I6, I8, Wave2) all green;</w:t>
+      </w:r>
+      <w:r>
+        <w:t xml:space="preserve"> </w:t>
+      </w:r>
+      <w:r>
+        <w:rPr>
+          <w:rStyle w:val="VerbatimChar"/>
+        </w:rPr>
+        <w:t xml:space="preserve">audit_antibluff.sh</w:t>
+      </w:r>
+      <w:r>
+        <w:t xml:space="preserve"> </w:t>
+      </w:r>
+      <w:r>
+        <w:t xml:space="preserve">16 PASS / 0 FAIL / 1 SKIP;</w:t>
+      </w:r>
+      <w:r>
+        <w:t xml:space="preserve"> </w:t>
+      </w:r>
+      <w:r>
+        <w:rPr>
+          <w:rStyle w:val="VerbatimChar"/>
+        </w:rPr>
+        <w:t xml:space="preserve">codegraph_validate.sh</w:t>
+      </w:r>
+      <w:r>
+        <w:t xml:space="preserve"> </w:t>
+      </w:r>
+      <w:r>
+        <w:t xml:space="preserve">7 PASS / 0 FAIL / 2 SKIP;</w:t>
+      </w:r>
+      <w:r>
+        <w:t xml:space="preserve"> </w:t>
+      </w:r>
+      <w:r>
+        <w:rPr>
+          <w:rStyle w:val="VerbatimChar"/>
+        </w:rPr>
+        <w:t xml:space="preserve">e2e_bluff_hunt.sh</w:t>
+      </w:r>
+      <w:r>
+        <w:t xml:space="preserve"> </w:t>
+      </w:r>
+      <w:r>
+        <w:t xml:space="preserve">33 PASS / 0 FAIL / 3 SKIP.</w:t>
+      </w:r>
+    </w:p>
     <w:bookmarkEnd w:id="19"/>
+    <w:bookmarkEnd w:id="20"/>
+    <w:bookmarkEnd w:id="21"/>
     <w:sectPr>
       <w:footnotePr>
         <w:numRestart w:val="eachSect"/>
@@ -2155,6 +2931,9 @@
     <w:abstractNumId w:val="991"/>
   </w:num>
   <w:num w:numId="1005">
+    <w:abstractNumId w:val="991"/>
+  </w:num>
+  <w:num w:numId="1006">
     <w:abstractNumId w:val="991"/>
   </w:num>
 </w:numbering>

--- a/docs/Status.docx
+++ b/docs/Status.docx
@@ -60,7 +60,7 @@
         <w:t xml:space="preserve">{width=96px height=96px}</w:t>
       </w:r>
     </w:p>
-    <w:bookmarkStart w:id="21" w:name="herald--status"/>
+    <w:bookmarkStart w:id="22" w:name="herald--status"/>
     <w:p>
       <w:pPr>
         <w:pStyle w:val="Heading1"/>
@@ -125,7 +125,7 @@
               <w:pStyle w:val="Compact"/>
             </w:pPr>
             <w:r>
-              <w:t xml:space="preserve">9</w:t>
+              <w:t xml:space="preserve">10</w:t>
             </w:r>
           </w:p>
         </w:tc>
@@ -225,13 +225,35 @@
                 <w:b/>
                 <w:bCs/>
               </w:rPr>
-              <w:t xml:space="preserve">Wave 2 flavor scaffolds + spec V3 r8 landed (commits 7e0a614..eef606b + 24b96f2 logo branding parallel work).</w:t>
-            </w:r>
-            <w:r>
-              <w:t xml:space="preserve"> </w:t>
-            </w:r>
-            <w:r>
-              <w:t xml:space="preserve">Shared</w:t>
+              <w:t xml:space="preserve">Wave 3a substrate + 2 live REST routes landed (commits</w:t>
+            </w:r>
+            <w:r>
+              <w:rPr>
+                <w:b/>
+                <w:bCs/>
+              </w:rPr>
+              <w:t xml:space="preserve"> </w:t>
+            </w:r>
+            <w:r>
+              <w:rPr>
+                <w:rStyle w:val="VerbatimChar"/>
+                <w:b/>
+                <w:bCs/>
+              </w:rPr>
+              <w:t xml:space="preserve">dbbea95..this</w:t>
+            </w:r>
+            <w:r>
+              <w:rPr>
+                <w:b/>
+                <w:bCs/>
+              </w:rPr>
+              <w:t xml:space="preserve">).</w:t>
+            </w:r>
+            <w:r>
+              <w:t xml:space="preserve"> </w:t>
+            </w:r>
+            <w:r>
+              <w:t xml:space="preserve">New top-level</w:t>
             </w:r>
             <w:r>
               <w:t xml:space="preserve"> </w:t>
@@ -240,13 +262,13 @@
               <w:rPr>
                 <w:rStyle w:val="VerbatimChar"/>
               </w:rPr>
-              <w:t xml:space="preserve">commons/cli/</w:t>
-            </w:r>
-            <w:r>
-              <w:t xml:space="preserve"> </w:t>
-            </w:r>
-            <w:r>
-              <w:t xml:space="preserve">package + 6 new flavor binaries (sherald, cherald, bherald, rherald, iherald, scherald) + pherald refactor (consumes cli.ServeCmd with RequestIDMiddleware hook). Branding struct extended with 5 per-flavor fields (Flavor/Prefix/DisplayName/DefaultPort/Mission); DefaultBranding factory populates them. e2e_bluff_hunt grew 18 → 33 invariants; paired mutation gate</w:t>
+              <w:t xml:space="preserve">commons_auth/</w:t>
+            </w:r>
+            <w:r>
+              <w:t xml:space="preserve"> </w:t>
+            </w:r>
+            <w:r>
+              <w:t xml:space="preserve">Go module — JWT verifier (HMAC + JWKS hybrid) + Gin middleware + claims helpers (catalogue-check no-match → vendored Herald-internal; evidence at</w:t>
             </w:r>
             <w:r>
               <w:t xml:space="preserve"> </w:t>
@@ -255,13 +277,130 @@
               <w:rPr>
                 <w:rStyle w:val="VerbatimChar"/>
               </w:rPr>
-              <w:t xml:space="preserve">tests/test_wave2_mutation_meta.sh</w:t>
-            </w:r>
-            <w:r>
-              <w:t xml:space="preserve"> </w:t>
-            </w:r>
-            <w:r>
-              <w:t xml:space="preserve">(4/4 PASS) proves the new invariants catch the regressions they claim. Spec V3 r7 → r8 captured §6.3 Branding extension + §18.0 Wave 2 catalogue + §41 REST routes + §44.M milestone + §43.2 catalogue-check addendum. HRD-092..097 atomically Issues→Fixed in r8 Issues / r7 Fixed; HRD-098 opened as Wave 3+ deferred (sherald /v1/safety_state live).</w:t>
+              <w:t xml:space="preserve">docs/catalogue-checks/HRD-093-commons-auth.md</w:t>
+            </w:r>
+            <w:r>
+              <w:t xml:space="preserve">).</w:t>
+            </w:r>
+            <w:r>
+              <w:t xml:space="preserve"> </w:t>
+            </w:r>
+            <w:r>
+              <w:rPr>
+                <w:rStyle w:val="VerbatimChar"/>
+              </w:rPr>
+              <w:t xml:space="preserve">events_processed</w:t>
+            </w:r>
+            <w:r>
+              <w:t xml:space="preserve"> </w:t>
+            </w:r>
+            <w:r>
+              <w:t xml:space="preserve">migration (000012) for inbound idempotency archive.</w:t>
+            </w:r>
+            <w:r>
+              <w:t xml:space="preserve"> </w:t>
+            </w:r>
+            <w:r>
+              <w:rPr>
+                <w:rStyle w:val="VerbatimChar"/>
+              </w:rPr>
+              <w:t xml:space="preserve">ConstitutionStore.ListQuery</w:t>
+            </w:r>
+            <w:r>
+              <w:t xml:space="preserve"> </w:t>
+            </w:r>
+            <w:r>
+              <w:t xml:space="preserve">extended with Since/Until/Offset. cherald + sherald each grew an</w:t>
+            </w:r>
+            <w:r>
+              <w:t xml:space="preserve"> </w:t>
+            </w:r>
+            <w:r>
+              <w:rPr>
+                <w:rStyle w:val="VerbatimChar"/>
+              </w:rPr>
+              <w:t xml:space="preserve">internal/</w:t>
+            </w:r>
+            <w:r>
+              <w:t xml:space="preserve"> </w:t>
+            </w:r>
+            <w:r>
+              <w:t xml:space="preserve">package wiring the live route:</w:t>
+            </w:r>
+            <w:r>
+              <w:t xml:space="preserve"> </w:t>
+            </w:r>
+            <w:r>
+              <w:rPr>
+                <w:rStyle w:val="VerbatimChar"/>
+              </w:rPr>
+              <w:t xml:space="preserve">cherald/internal/compliance</w:t>
+            </w:r>
+            <w:r>
+              <w:t xml:space="preserve"> </w:t>
+            </w:r>
+            <w:r>
+              <w:t xml:space="preserve">(paginated</w:t>
+            </w:r>
+            <w:r>
+              <w:t xml:space="preserve"> </w:t>
+            </w:r>
+            <w:r>
+              <w:rPr>
+                <w:rStyle w:val="VerbatimChar"/>
+              </w:rPr>
+              <w:t xml:space="preserve">constitution_state</w:t>
+            </w:r>
+            <w:r>
+              <w:t xml:space="preserve"> </w:t>
+            </w:r>
+            <w:r>
+              <w:t xml:space="preserve">pull) and</w:t>
+            </w:r>
+            <w:r>
+              <w:t xml:space="preserve"> </w:t>
+            </w:r>
+            <w:r>
+              <w:rPr>
+                <w:rStyle w:val="VerbatimChar"/>
+              </w:rPr>
+              <w:t xml:space="preserve">sherald/internal/safety</w:t>
+            </w:r>
+            <w:r>
+              <w:t xml:space="preserve"> </w:t>
+            </w:r>
+            <w:r>
+              <w:t xml:space="preserve">(process-local Aggregator + 15s mem-sampler goroutine). Both flavors'</w:t>
+            </w:r>
+            <w:r>
+              <w:t xml:space="preserve"> </w:t>
+            </w:r>
+            <w:r>
+              <w:rPr>
+                <w:rStyle w:val="VerbatimChar"/>
+              </w:rPr>
+              <w:t xml:space="preserve">serve</w:t>
+            </w:r>
+            <w:r>
+              <w:t xml:space="preserve"> </w:t>
+            </w:r>
+            <w:r>
+              <w:t xml:space="preserve">plane now refuses to start without HERALD_AUTH_MODE per §107 (silent unauthenticated serve would be a bluff). e2e_bluff_hunt grew 33 → 41 invariants (E35/E36 auth gate × 2 + E43/E44 cherald + E46/E47 sherald). E45 + E48 SKIP-with-reason awaiting Wave 3b. New paired §1.1 mutation gate</w:t>
+            </w:r>
+            <w:r>
+              <w:t xml:space="preserve"> </w:t>
+            </w:r>
+            <w:r>
+              <w:rPr>
+                <w:rStyle w:val="VerbatimChar"/>
+              </w:rPr>
+              <w:t xml:space="preserve">tests/test_wave3_mutation_meta.sh</w:t>
+            </w:r>
+            <w:r>
+              <w:t xml:space="preserve"> </w:t>
+            </w:r>
+            <w:r>
+              <w:t xml:space="preserve">(3/3 PASS: M1 strip-verify → E35 FAIL; M5 zero-mem → E47 FAIL; post-flight green). Atomic Issues→Fixed for HRD-028 (cherald compliance), HRD-098 (sherald safety_state), and HRD-093 (commons_auth; number shared with Wave 2 sherald scaffold pending renumber).</w:t>
             </w:r>
           </w:p>
         </w:tc>
@@ -285,7 +424,7 @@
               <w:pStyle w:val="Compact"/>
             </w:pPr>
             <w:r>
-              <w:t xml:space="preserve">HRD-008, HRD-011, HRD-015, HRD-016, HRD-018 (in_progress), HRD-019..HRD-028, HRD-029..HRD-056, HRD-081, HRD-085..HRD-090, HRD-098</w:t>
+              <w:t xml:space="preserve">HRD-008, HRD-011, HRD-015, HRD-016, HRD-018 (in_progress), HRD-019..HRD-027, HRD-029..HRD-056, HRD-081, HRD-085..HRD-090</w:t>
             </w:r>
           </w:p>
         </w:tc>
@@ -324,7 +463,7 @@
               <w:t xml:space="preserve"> </w:t>
             </w:r>
             <w:r>
-              <w:t xml:space="preserve">— 51 open items spanning live channel integrations (HRD-011), REST surface (HRD-016), §42 constitution bindings (HRD-018..028), §43 command-catalogue (HRD-029..056), HRD-081 (containers podman-compose adapter refinement), HRD-085..090 (queue-repository stub-completion surface opened during HRD-010), and HRD-098 (sherald /v1/safety_state live impl, Wave 3+).</w:t>
+              <w:t xml:space="preserve">— 49 open items spanning live channel integrations (HRD-011), REST surface (HRD-016), §42 constitution bindings (HRD-018..027), §43 command-catalogue (HRD-029..056), HRD-081 (containers podman-compose adapter refinement), HRD-085..090 (queue-repository stub-completion surface opened during HRD-010). HRD-028 + HRD-098 closed atomically in Wave 3a.</w:t>
             </w:r>
           </w:p>
         </w:tc>
@@ -348,7 +487,7 @@
               <w:pStyle w:val="Compact"/>
             </w:pPr>
             <w:r>
-              <w:t xml:space="preserve">HRD-001..HRD-007, HRD-009, HRD-009b, HRD-010, HRD-012, HRD-013, HRD-014, HRD-017, HRD-080, HRD-092, HRD-093, HRD-094, HRD-095, HRD-096, HRD-097</w:t>
+              <w:t xml:space="preserve">HRD-001..HRD-007, HRD-009, HRD-009b, HRD-010, HRD-012, HRD-013, HRD-014, HRD-017, HRD-028, HRD-080, HRD-092, HRD-093, HRD-094, HRD-095, HRD-096, HRD-097, HRD-098</w:t>
             </w:r>
           </w:p>
         </w:tc>
@@ -405,7 +544,37 @@
               <w:pStyle w:val="Compact"/>
             </w:pPr>
             <w:r>
-              <w:t xml:space="preserve">Wave 3 priorities: HRD-016 (pherald Runner wiring), HRD-024 (iherald paging live), HRD-028 (cherald compliance live), HRD-098 (sherald safety_state live), and the 28 §43 command bodies. Operator priorities remain: HRD-008 (quickstart e2e validation) and HRD-011 (Telegram live evidence pending operator creds). Each milestone followed by multi-mirror push + full anti-bluff verification (audit + gate + e2e bluff-hunt).</w:t>
+              <w:t xml:space="preserve">Wave 3b priorities: HRD-016 (pherald Runner wiring + live</w:t>
+            </w:r>
+            <w:r>
+              <w:t xml:space="preserve"> </w:t>
+            </w:r>
+            <w:r>
+              <w:rPr>
+                <w:rStyle w:val="VerbatimChar"/>
+              </w:rPr>
+              <w:t xml:space="preserve">/v1/events</w:t>
+            </w:r>
+            <w:r>
+              <w:t xml:space="preserve"> </w:t>
+            </w:r>
+            <w:r>
+              <w:t xml:space="preserve">POST surface), HRD-024 (iherald</w:t>
+            </w:r>
+            <w:r>
+              <w:t xml:space="preserve"> </w:t>
+            </w:r>
+            <w:r>
+              <w:rPr>
+                <w:rStyle w:val="VerbatimChar"/>
+              </w:rPr>
+              <w:t xml:space="preserve">/v1/webhooks/page</w:t>
+            </w:r>
+            <w:r>
+              <w:t xml:space="preserve"> </w:t>
+            </w:r>
+            <w:r>
+              <w:t xml:space="preserve">live), HRD-033 (sherald destructive-guard body — unlocks E48), and the rest of the §43 command catalogue. Cross-binary E45 invariant (cherald reads pherald-written constitution_state rows) lights up once Runner lands. Operator priorities remain: HRD-008 (quickstart e2e validation) + HRD-011 (Telegram live evidence pending operator creds). Each milestone followed by multi-mirror push + full anti-bluff verification (audit + gate + e2e bluff-hunt).</w:t>
             </w:r>
           </w:p>
         </w:tc>
@@ -1207,18 +1376,18 @@
               <w:pStyle w:val="Compact"/>
             </w:pPr>
             <w:r>
-              <w:t xml:space="preserve">✅ scaffolded (Wave 2 / HRD-093)</w:t>
-            </w:r>
-          </w:p>
-        </w:tc>
-        <w:tc>
-          <w:tcPr/>
-          <w:p>
-            <w:pPr>
-              <w:pStyle w:val="Compact"/>
-            </w:pPr>
-            <w:r>
-              <w:t xml:space="preserve">System Herald binary serving :24793 via cli.ServeCmd. 5 §43 stubs (HRD-033/034/040/046/056).</w:t>
+              <w:t xml:space="preserve">✅ live (Wave 3a / HRD-098)</w:t>
+            </w:r>
+          </w:p>
+        </w:tc>
+        <w:tc>
+          <w:tcPr/>
+          <w:p>
+            <w:pPr>
+              <w:pStyle w:val="Compact"/>
+            </w:pPr>
+            <w:r>
+              <w:t xml:space="preserve">System Herald binary serving :24793 via cli.ServeCmd + commons_auth.GinMiddleware (JWT gate).</w:t>
             </w:r>
             <w:r>
               <w:t xml:space="preserve"> </w:t>
@@ -1233,7 +1402,22 @@
               <w:t xml:space="preserve"> </w:t>
             </w:r>
             <w:r>
-              <w:t xml:space="preserve">returns honest 501 + HRD-098.</w:t>
+              <w:t xml:space="preserve">now LIVE — backed by</w:t>
+            </w:r>
+            <w:r>
+              <w:t xml:space="preserve"> </w:t>
+            </w:r>
+            <w:r>
+              <w:rPr>
+                <w:rStyle w:val="VerbatimChar"/>
+              </w:rPr>
+              <w:t xml:space="preserve">sherald/internal/safety</w:t>
+            </w:r>
+            <w:r>
+              <w:t xml:space="preserve"> </w:t>
+            </w:r>
+            <w:r>
+              <w:t xml:space="preserve">(process-local Aggregator + 15s mem-sampler goroutine, lifecycle bound to SIGTERM-cancelled context). 5 §43 stubs (HRD-033/034/040/046/056) still return honest non-zero + HRD pointer.</w:t>
             </w:r>
           </w:p>
         </w:tc>
@@ -1266,18 +1450,18 @@
               <w:pStyle w:val="Compact"/>
             </w:pPr>
             <w:r>
-              <w:t xml:space="preserve">✅ scaffolded (Wave 2 / HRD-094)</w:t>
-            </w:r>
-          </w:p>
-        </w:tc>
-        <w:tc>
-          <w:tcPr/>
-          <w:p>
-            <w:pPr>
-              <w:pStyle w:val="Compact"/>
-            </w:pPr>
-            <w:r>
-              <w:t xml:space="preserve">Constitution Herald binary serving :24792 via cli.ServeCmd. 11 §43 stubs.</w:t>
+              <w:t xml:space="preserve">✅ live (Wave 3a / HRD-028)</w:t>
+            </w:r>
+          </w:p>
+        </w:tc>
+        <w:tc>
+          <w:tcPr/>
+          <w:p>
+            <w:pPr>
+              <w:pStyle w:val="Compact"/>
+            </w:pPr>
+            <w:r>
+              <w:t xml:space="preserve">Constitution Herald binary serving :24792 via cli.ServeCmd + commons_auth.GinMiddleware (JWT gate).</w:t>
             </w:r>
             <w:r>
               <w:t xml:space="preserve"> </w:t>
@@ -1292,7 +1476,69 @@
               <w:t xml:space="preserve"> </w:t>
             </w:r>
             <w:r>
-              <w:t xml:space="preserve">returns honest 501 + HRD-028.</w:t>
+              <w:t xml:space="preserve">now LIVE — backed by</w:t>
+            </w:r>
+            <w:r>
+              <w:t xml:space="preserve"> </w:t>
+            </w:r>
+            <w:r>
+              <w:rPr>
+                <w:rStyle w:val="VerbatimChar"/>
+              </w:rPr>
+              <w:t xml:space="preserve">cherald/internal/compliance</w:t>
+            </w:r>
+            <w:r>
+              <w:t xml:space="preserve"> </w:t>
+            </w:r>
+            <w:r>
+              <w:t xml:space="preserve">(paginated + filter-aware ConstitutionStore reads; tenant scope extracted from JWT claims). 11 §43 stubs still return honest non-zero + HRD pointer.</w:t>
+            </w:r>
+          </w:p>
+        </w:tc>
+      </w:tr>
+      <w:tr>
+        <w:tc>
+          <w:tcPr/>
+          <w:p>
+            <w:pPr>
+              <w:pStyle w:val="Compact"/>
+            </w:pPr>
+            <w:r>
+              <w:rPr>
+                <w:rStyle w:val="VerbatimChar"/>
+              </w:rPr>
+              <w:t xml:space="preserve">commons_auth</w:t>
+            </w:r>
+          </w:p>
+        </w:tc>
+        <w:tc>
+          <w:tcPr/>
+          <w:p>
+            <w:pPr>
+              <w:pStyle w:val="Compact"/>
+            </w:pPr>
+            <w:r>
+              <w:t xml:space="preserve">✅ landed (Wave 3a / HRD-093)</w:t>
+            </w:r>
+          </w:p>
+        </w:tc>
+        <w:tc>
+          <w:tcPr/>
+          <w:p>
+            <w:pPr>
+              <w:pStyle w:val="Compact"/>
+            </w:pPr>
+            <w:r>
+              <w:t xml:space="preserve">JWT verifier — HMAC (HS256) + JWKS (RS256/ES256) hybrid; Redis-cached keys with in-memory fallback; Gin middleware + claims helpers. Catalogue-Check: no-match → vendored Herald-internal (</w:t>
+            </w:r>
+            <w:r>
+              <w:rPr>
+                <w:rStyle w:val="VerbatimChar"/>
+              </w:rPr>
+              <w:t xml:space="preserve">docs/catalogue-checks/HRD-093-commons-auth.md</w:t>
+            </w:r>
+            <w:r>
+              <w:t xml:space="preserve">).</w:t>
             </w:r>
           </w:p>
         </w:tc>
@@ -1639,13 +1885,13 @@
           <w:b/>
           <w:bCs/>
         </w:rPr>
-        <w:t xml:space="preserve">33 PASS / 0 FAIL / 3 SKIP</w:t>
-      </w:r>
-      <w:r>
-        <w:t xml:space="preserve"> </w:t>
-      </w:r>
-      <w:r>
-        <w:t xml:space="preserve">(was 18; Wave 2 added E19-E33 covering 6 new flavor binaries: version --json shape, serving flavors healthz on :249NN, /v1/safety_state 501, /v1/compliance 501, /v1/webhooks/page 501, sherald SIGTERM graceful-shutdown, §43 stub exit-code, pherald regression sentinel). SKIPs are E17/E18/E34 (Telegram live, claude live, full inbound) requiring operator credentials. Real Gin server, live</w:t>
+        <w:t xml:space="preserve">41 PASS / 0 FAIL / 5 SKIP</w:t>
+      </w:r>
+      <w:r>
+        <w:t xml:space="preserve"> </w:t>
+      </w:r>
+      <w:r>
+        <w:t xml:space="preserve">(was 33; Wave 3a added 8 new PASSes: E35/E36 auth gate × 2 flavors + E43/E44 cherald compliance live + E46/E47 sherald safety_state live; updated E28/E29 from "501 stub" → "401 JWT-gated" to reflect Wave 3a route swap). SKIPs are E17/E18/E34 (Telegram live, claude live, full inbound — requires operator credentials) + E45 (cross-binary cherald-reads-pherald-writes — Wave 3b once Runner lands) + E48 (sherald destructive-op trigger — HRD-033 body not implemented). Real Gin server, live</w:t>
       </w:r>
       <w:r>
         <w:t xml:space="preserve"> </w:t>
@@ -1675,7 +1921,7 @@
         <w:t xml:space="preserve"> </w:t>
       </w:r>
       <w:r>
-        <w:t xml:space="preserve">submodule, M2 RLS integration tests + HRD-010 storage tests against the live stack, SIGTERM-graceful-shutdowns. Paired §1.1 mutation gate</w:t>
+        <w:t xml:space="preserve">submodule, M2 RLS integration tests + HRD-010 storage tests against the live stack, SIGTERM-graceful-shutdowns. Paired §1.1 mutation gates:</w:t>
       </w:r>
       <w:r>
         <w:t xml:space="preserve"> </w:t>
@@ -1690,7 +1936,22 @@
         <w:t xml:space="preserve"> </w:t>
       </w:r>
       <w:r>
-        <w:t xml:space="preserve">(4/4 PASS) proves the new Wave 2 invariants catch the regressions they claim. This is the canonical §107 evidence per Herald §107.</w:t>
+        <w:t xml:space="preserve">(4/4 PASS — Wave 2 invariants) +</w:t>
+      </w:r>
+      <w:r>
+        <w:t xml:space="preserve"> </w:t>
+      </w:r>
+      <w:r>
+        <w:rPr>
+          <w:rStyle w:val="VerbatimChar"/>
+        </w:rPr>
+        <w:t xml:space="preserve">tests/test_wave3_mutation_meta.sh</w:t>
+      </w:r>
+      <w:r>
+        <w:t xml:space="preserve"> </w:t>
+      </w:r>
+      <w:r>
+        <w:t xml:space="preserve">(3/3 PASS — Wave 3a invariants M1+M5+post-flight, M6 SKIP). This is the canonical §107 evidence per Herald §107.</w:t>
       </w:r>
     </w:p>
     <w:p>
@@ -2260,7 +2521,7 @@
     </w:p>
     <w:bookmarkEnd w:id="17"/>
     <w:bookmarkEnd w:id="18"/>
-    <w:bookmarkStart w:id="20" w:name="recent-activity"/>
+    <w:bookmarkStart w:id="21" w:name="recent-activity"/>
     <w:p>
       <w:pPr>
         <w:pStyle w:val="Heading2"/>
@@ -2269,13 +2530,13 @@
         <w:t xml:space="preserve">Recent activity</w:t>
       </w:r>
     </w:p>
-    <w:bookmarkStart w:id="19" w:name="X24e6129cc211184172a340325294947aa81e316"/>
+    <w:bookmarkStart w:id="19" w:name="X12aa6a5fe6c33844ccbcbbf7f1fb30e6c1e6a20"/>
     <w:p>
       <w:pPr>
         <w:pStyle w:val="Heading3"/>
       </w:pPr>
       <w:r>
-        <w:t xml:space="preserve">Wave 2 — flavor-scaffold sweep (closed 2026-05-21)</w:t>
+        <w:t xml:space="preserve">Wave 3a — substrate + 2 live REST routes (closed 2026-05-21)</w:t>
       </w:r>
     </w:p>
     <w:p>
@@ -2283,34 +2544,22 @@
         <w:pStyle w:val="FirstParagraph"/>
       </w:pPr>
       <w:r>
-        <w:t xml:space="preserve">15-step workstream commits</w:t>
-      </w:r>
-      <w:r>
-        <w:t xml:space="preserve"> </w:t>
-      </w:r>
-      <w:r>
-        <w:rPr>
-          <w:rStyle w:val="VerbatimChar"/>
-        </w:rPr>
-        <w:t xml:space="preserve">7e0a614..eef606b</w:t>
-      </w:r>
-      <w:r>
-        <w:t xml:space="preserve"> </w:t>
-      </w:r>
-      <w:r>
-        <w:t xml:space="preserve">(with parallel logo branding</w:t>
-      </w:r>
-      <w:r>
-        <w:t xml:space="preserve"> </w:t>
-      </w:r>
-      <w:r>
-        <w:rPr>
-          <w:rStyle w:val="VerbatimChar"/>
-        </w:rPr>
-        <w:t xml:space="preserve">24b96f2</w:t>
-      </w:r>
-      <w:r>
-        <w:t xml:space="preserve">) shipped:</w:t>
+        <w:t xml:space="preserve">8-step workstream commits</w:t>
+      </w:r>
+      <w:r>
+        <w:t xml:space="preserve"> </w:t>
+      </w:r>
+      <w:r>
+        <w:rPr>
+          <w:rStyle w:val="VerbatimChar"/>
+        </w:rPr>
+        <w:t xml:space="preserve">dbbea95..this</w:t>
+      </w:r>
+      <w:r>
+        <w:t xml:space="preserve"> </w:t>
+      </w:r>
+      <w:r>
+        <w:t xml:space="preserve">shipped:</w:t>
       </w:r>
     </w:p>
     <w:p>
@@ -2323,118 +2572,127 @@
       </w:pPr>
       <w:r>
         <w:rPr>
+          <w:rStyle w:val="VerbatimChar"/>
           <w:b/>
           <w:bCs/>
         </w:rPr>
-        <w:t xml:space="preserve">Shared scaffold</w:t>
-      </w:r>
-      <w:r>
-        <w:t xml:space="preserve"> </w:t>
-      </w:r>
-      <w:r>
-        <w:t xml:space="preserve">— new</w:t>
-      </w:r>
-      <w:r>
-        <w:t xml:space="preserve"> </w:t>
-      </w:r>
-      <w:r>
-        <w:rPr>
-          <w:rStyle w:val="VerbatimChar"/>
-        </w:rPr>
-        <w:t xml:space="preserve">commons/cli/</w:t>
-      </w:r>
-      <w:r>
-        <w:t xml:space="preserve"> </w:t>
-      </w:r>
-      <w:r>
-        <w:t xml:space="preserve">package:</w:t>
-      </w:r>
-      <w:r>
-        <w:t xml:space="preserve"> </w:t>
-      </w:r>
-      <w:r>
-        <w:rPr>
-          <w:rStyle w:val="VerbatimChar"/>
-        </w:rPr>
-        <w:t xml:space="preserve">NewRootCmd</w:t>
-      </w:r>
-      <w:r>
-        <w:t xml:space="preserve"> </w:t>
-      </w:r>
-      <w:r>
-        <w:t xml:space="preserve">(steps 2),</w:t>
-      </w:r>
-      <w:r>
-        <w:t xml:space="preserve"> </w:t>
-      </w:r>
-      <w:r>
-        <w:rPr>
-          <w:rStyle w:val="VerbatimChar"/>
-        </w:rPr>
-        <w:t xml:space="preserve">VersionCmd</w:t>
-      </w:r>
-      <w:r>
-        <w:t xml:space="preserve"> </w:t>
-      </w:r>
-      <w:r>
-        <w:t xml:space="preserve">(step 2),</w:t>
-      </w:r>
-      <w:r>
-        <w:t xml:space="preserve"> </w:t>
-      </w:r>
-      <w:r>
-        <w:rPr>
-          <w:rStyle w:val="VerbatimChar"/>
-        </w:rPr>
-        <w:t xml:space="preserve">routes.go</w:t>
-      </w:r>
-      <w:r>
-        <w:t xml:space="preserve"> </w:t>
-      </w:r>
-      <w:r>
-        <w:t xml:space="preserve">+ healthz/readyz/metrics handlers (step 3),</w:t>
-      </w:r>
-      <w:r>
-        <w:t xml:space="preserve"> </w:t>
-      </w:r>
-      <w:r>
-        <w:rPr>
-          <w:rStyle w:val="VerbatimChar"/>
-        </w:rPr>
-        <w:t xml:space="preserve">ServeCmd</w:t>
-      </w:r>
-      <w:r>
-        <w:t xml:space="preserve"> </w:t>
-      </w:r>
-      <w:r>
-        <w:t xml:space="preserve">with Middleware-hook + graceful shutdown (step 4),</w:t>
-      </w:r>
-      <w:r>
-        <w:t xml:space="preserve"> </w:t>
-      </w:r>
-      <w:r>
-        <w:rPr>
-          <w:rStyle w:val="VerbatimChar"/>
-        </w:rPr>
-        <w:t xml:space="preserve">StubCmd</w:t>
-      </w:r>
-      <w:r>
-        <w:t xml:space="preserve"> </w:t>
-      </w:r>
-      <w:r>
-        <w:t xml:space="preserve">honest 501-style stubs (step 1). Vendored Herald-internal per §11.4.74 catalogue-check no-match → see</w:t>
-      </w:r>
-      <w:r>
-        <w:t xml:space="preserve"> </w:t>
-      </w:r>
-      <w:r>
-        <w:rPr>
-          <w:rStyle w:val="VerbatimChar"/>
-        </w:rPr>
-        <w:t xml:space="preserve">docs/catalogue-checks/HRD-092-commons-cli.md</w:t>
-      </w:r>
-      <w:r>
-        <w:t xml:space="preserve">.</w:t>
+        <w:t xml:space="preserve">commons_auth/</w:t>
+      </w:r>
+      <w:r>
+        <w:rPr>
+          <w:b/>
+          <w:bCs/>
+        </w:rPr>
+        <w:t xml:space="preserve"> </w:t>
+      </w:r>
+      <w:r>
+        <w:rPr>
+          <w:b/>
+          <w:bCs/>
+        </w:rPr>
+        <w:t xml:space="preserve">JWT verifier scaffold</w:t>
+      </w:r>
+      <w:r>
+        <w:t xml:space="preserve"> </w:t>
+      </w:r>
+      <w:r>
+        <w:t xml:space="preserve">(HRD-093, commit</w:t>
+      </w:r>
+      <w:r>
+        <w:t xml:space="preserve"> </w:t>
+      </w:r>
+      <w:r>
+        <w:rPr>
+          <w:rStyle w:val="VerbatimChar"/>
+        </w:rPr>
+        <w:t xml:space="preserve">dbbea95</w:t>
+      </w:r>
+      <w:r>
+        <w:t xml:space="preserve">) — new top-level Go module: HMAC (HS256) + JWKS (RS256/ES256) hybrid verifier with Redis-cached keys + in-memory fallback; Gin middleware (</w:t>
+      </w:r>
+      <w:r>
+        <w:rPr>
+          <w:rStyle w:val="VerbatimChar"/>
+        </w:rPr>
+        <w:t xml:space="preserve">GinMiddleware</w:t>
+      </w:r>
+      <w:r>
+        <w:t xml:space="preserve">) that gates every request behind the verifier and sets</w:t>
+      </w:r>
+      <w:r>
+        <w:t xml:space="preserve"> </w:t>
+      </w:r>
+      <w:r>
+        <w:rPr>
+          <w:rStyle w:val="VerbatimChar"/>
+        </w:rPr>
+        <w:t xml:space="preserve">ContextKeyClaims</w:t>
+      </w:r>
+      <w:r>
+        <w:t xml:space="preserve"> </w:t>
+      </w:r>
+      <w:r>
+        <w:t xml:space="preserve">on success;</w:t>
+      </w:r>
+      <w:r>
+        <w:t xml:space="preserve"> </w:t>
+      </w:r>
+      <w:r>
+        <w:rPr>
+          <w:rStyle w:val="VerbatimChar"/>
+        </w:rPr>
+        <w:t xml:space="preserve">claims.go</w:t>
+      </w:r>
+      <w:r>
+        <w:t xml:space="preserve"> </w:t>
+      </w:r>
+      <w:r>
+        <w:t xml:space="preserve">helpers (</w:t>
+      </w:r>
+      <w:r>
+        <w:rPr>
+          <w:rStyle w:val="VerbatimChar"/>
+        </w:rPr>
+        <w:t xml:space="preserve">TenantFromClaims</w:t>
+      </w:r>
+      <w:r>
+        <w:t xml:space="preserve">,</w:t>
+      </w:r>
+      <w:r>
+        <w:t xml:space="preserve"> </w:t>
+      </w:r>
+      <w:r>
+        <w:rPr>
+          <w:rStyle w:val="VerbatimChar"/>
+        </w:rPr>
+        <w:t xml:space="preserve">SubjectFromClaims</w:t>
+      </w:r>
+      <w:r>
+        <w:t xml:space="preserve">);</w:t>
+      </w:r>
+      <w:r>
+        <w:t xml:space="preserve"> </w:t>
+      </w:r>
+      <w:r>
+        <w:rPr>
+          <w:rStyle w:val="VerbatimChar"/>
+        </w:rPr>
+        <w:t xml:space="preserve">verifier_test.go</w:t>
+      </w:r>
+      <w:r>
+        <w:t xml:space="preserve"> </w:t>
+      </w:r>
+      <w:r>
+        <w:t xml:space="preserve">exercises both modes incl. expired-token + wrong-signature paths. Catalogue-Check: no-match → vendor Herald-internal (</w:t>
+      </w:r>
+      <w:r>
+        <w:rPr>
+          <w:rStyle w:val="VerbatimChar"/>
+        </w:rPr>
+        <w:t xml:space="preserve">docs/catalogue-checks/HRD-093-commons-auth.md</w:t>
+      </w:r>
+      <w:r>
+        <w:t xml:space="preserve">).</w:t>
       </w:r>
     </w:p>
     <w:p>
@@ -2447,73 +2705,55 @@
       </w:pPr>
       <w:r>
         <w:rPr>
+          <w:rStyle w:val="VerbatimChar"/>
           <w:b/>
           <w:bCs/>
         </w:rPr>
-        <w:t xml:space="preserve">pherald refactor</w:t>
-      </w:r>
-      <w:r>
-        <w:t xml:space="preserve"> </w:t>
-      </w:r>
-      <w:r>
-        <w:t xml:space="preserve">— main + stubs migrated to consume</w:t>
-      </w:r>
-      <w:r>
-        <w:t xml:space="preserve"> </w:t>
-      </w:r>
-      <w:r>
-        <w:rPr>
-          <w:rStyle w:val="VerbatimChar"/>
-        </w:rPr>
-        <w:t xml:space="preserve">commons/cli/</w:t>
-      </w:r>
-      <w:r>
-        <w:t xml:space="preserve"> </w:t>
-      </w:r>
-      <w:r>
-        <w:t xml:space="preserve">(step 5);</w:t>
-      </w:r>
-      <w:r>
-        <w:t xml:space="preserve"> </w:t>
-      </w:r>
-      <w:r>
-        <w:rPr>
-          <w:rStyle w:val="VerbatimChar"/>
-        </w:rPr>
-        <w:t xml:space="preserve">pherald serve</w:t>
-      </w:r>
-      <w:r>
-        <w:t xml:space="preserve"> </w:t>
-      </w:r>
-      <w:r>
-        <w:t xml:space="preserve">consumes</w:t>
-      </w:r>
-      <w:r>
-        <w:t xml:space="preserve"> </w:t>
-      </w:r>
-      <w:r>
-        <w:rPr>
-          <w:rStyle w:val="VerbatimChar"/>
-        </w:rPr>
-        <w:t xml:space="preserve">cli.ServeCmd</w:t>
-      </w:r>
-      <w:r>
-        <w:t xml:space="preserve"> </w:t>
-      </w:r>
-      <w:r>
-        <w:t xml:space="preserve">with RequestIDMiddleware hook (step 6, commit</w:t>
-      </w:r>
-      <w:r>
-        <w:t xml:space="preserve"> </w:t>
-      </w:r>
-      <w:r>
-        <w:rPr>
-          <w:rStyle w:val="VerbatimChar"/>
-        </w:rPr>
-        <w:t xml:space="preserve">31562cf</w:t>
-      </w:r>
-      <w:r>
-        <w:t xml:space="preserve">).</w:t>
+        <w:t xml:space="preserve">events_processed</w:t>
+      </w:r>
+      <w:r>
+        <w:rPr>
+          <w:b/>
+          <w:bCs/>
+        </w:rPr>
+        <w:t xml:space="preserve"> </w:t>
+      </w:r>
+      <w:r>
+        <w:rPr>
+          <w:b/>
+          <w:bCs/>
+        </w:rPr>
+        <w:t xml:space="preserve">migration</w:t>
+      </w:r>
+      <w:r>
+        <w:t xml:space="preserve"> </w:t>
+      </w:r>
+      <w:r>
+        <w:t xml:space="preserve">(commit</w:t>
+      </w:r>
+      <w:r>
+        <w:t xml:space="preserve"> </w:t>
+      </w:r>
+      <w:r>
+        <w:rPr>
+          <w:rStyle w:val="VerbatimChar"/>
+        </w:rPr>
+        <w:t xml:space="preserve">3f8daed</w:t>
+      </w:r>
+      <w:r>
+        <w:t xml:space="preserve">) —</w:t>
+      </w:r>
+      <w:r>
+        <w:t xml:space="preserve"> </w:t>
+      </w:r>
+      <w:r>
+        <w:rPr>
+          <w:rStyle w:val="VerbatimChar"/>
+        </w:rPr>
+        <w:t xml:space="preserve">commons_storage/migrations/000012_events_processed.{up,down}.sql</w:t>
+      </w:r>
+      <w:r>
+        <w:t xml:space="preserve">; RLS-enforced 30-day TTL inbound idempotency archive per V3 §32.2.</w:t>
       </w:r>
     </w:p>
     <w:p>
@@ -2526,16 +2766,43 @@
       </w:pPr>
       <w:r>
         <w:rPr>
+          <w:rStyle w:val="VerbatimChar"/>
           <w:b/>
           <w:bCs/>
         </w:rPr>
-        <w:t xml:space="preserve">6 new flavor binaries</w:t>
-      </w:r>
-      <w:r>
-        <w:t xml:space="preserve"> </w:t>
-      </w:r>
-      <w:r>
-        <w:t xml:space="preserve">— sherald serving :24793 (step 7, HRD-093), cherald serving :24792 (step 8, HRD-094), iherald serving :24794 (step 9, HRD-097), bherald CLI-only (step 10, HRD-095), rherald CLI-only (step 11, HRD-096), scherald CLI-only (step 12, HRD-097). Each ships honest 501-style §43 command stubs with HRD pointers.</w:t>
+        <w:t xml:space="preserve">ConstitutionStore.ListQuery</w:t>
+      </w:r>
+      <w:r>
+        <w:rPr>
+          <w:b/>
+          <w:bCs/>
+        </w:rPr>
+        <w:t xml:space="preserve"> </w:t>
+      </w:r>
+      <w:r>
+        <w:rPr>
+          <w:b/>
+          <w:bCs/>
+        </w:rPr>
+        <w:t xml:space="preserve">extension</w:t>
+      </w:r>
+      <w:r>
+        <w:t xml:space="preserve"> </w:t>
+      </w:r>
+      <w:r>
+        <w:t xml:space="preserve">(commit</w:t>
+      </w:r>
+      <w:r>
+        <w:t xml:space="preserve"> </w:t>
+      </w:r>
+      <w:r>
+        <w:rPr>
+          <w:rStyle w:val="VerbatimChar"/>
+        </w:rPr>
+        <w:t xml:space="preserve">6276437</w:t>
+      </w:r>
+      <w:r>
+        <w:t xml:space="preserve">) — Since/Until/Offset fields added; both Memory + Postgres backends honour them.</w:t>
       </w:r>
     </w:p>
     <w:p>
@@ -2548,46 +2815,73 @@
       </w:pPr>
       <w:r>
         <w:rPr>
+          <w:rStyle w:val="VerbatimChar"/>
           <w:b/>
           <w:bCs/>
         </w:rPr>
-        <w:t xml:space="preserve">Anti-bluff additions</w:t>
-      </w:r>
-      <w:r>
-        <w:t xml:space="preserve"> </w:t>
-      </w:r>
-      <w:r>
-        <w:t xml:space="preserve">—</w:t>
-      </w:r>
-      <w:r>
-        <w:t xml:space="preserve"> </w:t>
-      </w:r>
-      <w:r>
-        <w:rPr>
-          <w:rStyle w:val="VerbatimChar"/>
-        </w:rPr>
-        <w:t xml:space="preserve">scripts/e2e_bluff_hunt.sh</w:t>
-      </w:r>
-      <w:r>
-        <w:t xml:space="preserve"> </w:t>
-      </w:r>
-      <w:r>
-        <w:t xml:space="preserve">grew from 18 → 33 invariants covering all 6 new binaries (version --json shape, healthz binding, /v1/safety_state + /v1/compliance + /v1/webhooks/page 501 honesty, sherald SIGTERM graceful-shutdown, §43 stub exit-code, pherald regression sentinel). New paired mutation gate</w:t>
-      </w:r>
-      <w:r>
-        <w:t xml:space="preserve"> </w:t>
-      </w:r>
-      <w:r>
-        <w:rPr>
-          <w:rStyle w:val="VerbatimChar"/>
-        </w:rPr>
-        <w:t xml:space="preserve">tests/test_wave2_mutation_meta.sh</w:t>
-      </w:r>
-      <w:r>
-        <w:t xml:space="preserve"> </w:t>
-      </w:r>
-      <w:r>
-        <w:t xml:space="preserve">(4/4 PASS) proves the new invariants catch their claimed regressions.</w:t>
+        <w:t xml:space="preserve">cherald/internal/compliance/</w:t>
+      </w:r>
+      <w:r>
+        <w:rPr>
+          <w:b/>
+          <w:bCs/>
+        </w:rPr>
+        <w:t xml:space="preserve"> </w:t>
+      </w:r>
+      <w:r>
+        <w:rPr>
+          <w:b/>
+          <w:bCs/>
+        </w:rPr>
+        <w:t xml:space="preserve">Handler + tests</w:t>
+      </w:r>
+      <w:r>
+        <w:t xml:space="preserve"> </w:t>
+      </w:r>
+      <w:r>
+        <w:t xml:space="preserve">(commit</w:t>
+      </w:r>
+      <w:r>
+        <w:t xml:space="preserve"> </w:t>
+      </w:r>
+      <w:r>
+        <w:rPr>
+          <w:rStyle w:val="VerbatimChar"/>
+        </w:rPr>
+        <w:t xml:space="preserve">a2ef831</w:t>
+      </w:r>
+      <w:r>
+        <w:t xml:space="preserve">) — paginated + filter-aware</w:t>
+      </w:r>
+      <w:r>
+        <w:t xml:space="preserve"> </w:t>
+      </w:r>
+      <w:r>
+        <w:rPr>
+          <w:rStyle w:val="VerbatimChar"/>
+        </w:rPr>
+        <w:t xml:space="preserve">/v1/compliance</w:t>
+      </w:r>
+      <w:r>
+        <w:t xml:space="preserve"> </w:t>
+      </w:r>
+      <w:r>
+        <w:t xml:space="preserve">handler; tenant scope from JWT claims; defaults</w:t>
+      </w:r>
+      <w:r>
+        <w:t xml:space="preserve"> </w:t>
+      </w:r>
+      <w:r>
+        <w:rPr>
+          <w:rStyle w:val="VerbatimChar"/>
+        </w:rPr>
+        <w:t xml:space="preserve">page=1, page_size=50</w:t>
+      </w:r>
+      <w:r>
+        <w:t xml:space="preserve"> </w:t>
+      </w:r>
+      <w:r>
+        <w:t xml:space="preserve">(max 200).</w:t>
       </w:r>
     </w:p>
     <w:p>
@@ -2603,25 +2897,112 @@
           <w:b/>
           <w:bCs/>
         </w:rPr>
-        <w:t xml:space="preserve">Spec capture</w:t>
-      </w:r>
-      <w:r>
-        <w:t xml:space="preserve"> </w:t>
-      </w:r>
-      <w:r>
-        <w:t xml:space="preserve">— V3 r7 → r8 added §6.3 Branding extension (per-flavor fields), §18.0 Wave 2 catalogue, §41 REST route additions, §44.M Wave 2 milestone, §43.2 catalogue-check addendum (step 14, commit</w:t>
-      </w:r>
-      <w:r>
-        <w:t xml:space="preserve"> </w:t>
-      </w:r>
-      <w:r>
-        <w:rPr>
-          <w:rStyle w:val="VerbatimChar"/>
-        </w:rPr>
-        <w:t xml:space="preserve">eef606b</w:t>
-      </w:r>
-      <w:r>
-        <w:t xml:space="preserve">).</w:t>
+        <w:t xml:space="preserve">cherald wiring + route swap</w:t>
+      </w:r>
+      <w:r>
+        <w:t xml:space="preserve"> </w:t>
+      </w:r>
+      <w:r>
+        <w:t xml:space="preserve">(HRD-028 close-out, commit</w:t>
+      </w:r>
+      <w:r>
+        <w:t xml:space="preserve"> </w:t>
+      </w:r>
+      <w:r>
+        <w:rPr>
+          <w:rStyle w:val="VerbatimChar"/>
+        </w:rPr>
+        <w:t xml:space="preserve">bfca740</w:t>
+      </w:r>
+      <w:r>
+        <w:t xml:space="preserve">) —</w:t>
+      </w:r>
+      <w:r>
+        <w:t xml:space="preserve"> </w:t>
+      </w:r>
+      <w:r>
+        <w:rPr>
+          <w:rStyle w:val="VerbatimChar"/>
+        </w:rPr>
+        <w:t xml:space="preserve">cherald/cmd/cherald/main.go</w:t>
+      </w:r>
+      <w:r>
+        <w:t xml:space="preserve"> </w:t>
+      </w:r>
+      <w:r>
+        <w:t xml:space="preserve">builds the Verifier from env, instantiates the ConstitutionStore (Postgres if</w:t>
+      </w:r>
+      <w:r>
+        <w:t xml:space="preserve"> </w:t>
+      </w:r>
+      <w:r>
+        <w:rPr>
+          <w:rStyle w:val="VerbatimChar"/>
+        </w:rPr>
+        <w:t xml:space="preserve">HERALD_PG_DSN</w:t>
+      </w:r>
+      <w:r>
+        <w:t xml:space="preserve"> </w:t>
+      </w:r>
+      <w:r>
+        <w:t xml:space="preserve">else Memory), and wires</w:t>
+      </w:r>
+      <w:r>
+        <w:t xml:space="preserve"> </w:t>
+      </w:r>
+      <w:r>
+        <w:rPr>
+          <w:rStyle w:val="VerbatimChar"/>
+        </w:rPr>
+        <w:t xml:space="preserve">commons_auth.GinMiddleware</w:t>
+      </w:r>
+      <w:r>
+        <w:t xml:space="preserve"> </w:t>
+      </w:r>
+      <w:r>
+        <w:t xml:space="preserve">+</w:t>
+      </w:r>
+      <w:r>
+        <w:t xml:space="preserve"> </w:t>
+      </w:r>
+      <w:r>
+        <w:rPr>
+          <w:rStyle w:val="VerbatimChar"/>
+        </w:rPr>
+        <w:t xml:space="preserve">compliance.Handler</w:t>
+      </w:r>
+      <w:r>
+        <w:t xml:space="preserve"> </w:t>
+      </w:r>
+      <w:r>
+        <w:t xml:space="preserve">via</w:t>
+      </w:r>
+      <w:r>
+        <w:t xml:space="preserve"> </w:t>
+      </w:r>
+      <w:r>
+        <w:rPr>
+          <w:rStyle w:val="VerbatimChar"/>
+        </w:rPr>
+        <w:t xml:space="preserve">cli.ServeOpts.Middleware</w:t>
+      </w:r>
+      <w:r>
+        <w:t xml:space="preserve">. The 501-stub for</w:t>
+      </w:r>
+      <w:r>
+        <w:t xml:space="preserve"> </w:t>
+      </w:r>
+      <w:r>
+        <w:rPr>
+          <w:rStyle w:val="VerbatimChar"/>
+        </w:rPr>
+        <w:t xml:space="preserve">/v1/compliance</w:t>
+      </w:r>
+      <w:r>
+        <w:t xml:space="preserve"> </w:t>
+      </w:r>
+      <w:r>
+        <w:t xml:space="preserve">is gone.</w:t>
       </w:r>
     </w:p>
     <w:p>
@@ -2634,9 +3015,640 @@
       </w:pPr>
       <w:r>
         <w:rPr>
+          <w:rStyle w:val="VerbatimChar"/>
           <w:b/>
           <w:bCs/>
         </w:rPr>
+        <w:t xml:space="preserve">sherald/internal/safety/</w:t>
+      </w:r>
+      <w:r>
+        <w:rPr>
+          <w:b/>
+          <w:bCs/>
+        </w:rPr>
+        <w:t xml:space="preserve"> </w:t>
+      </w:r>
+      <w:r>
+        <w:rPr>
+          <w:b/>
+          <w:bCs/>
+        </w:rPr>
+        <w:t xml:space="preserve">Aggregator + Handler + sampler</w:t>
+      </w:r>
+      <w:r>
+        <w:t xml:space="preserve"> </w:t>
+      </w:r>
+      <w:r>
+        <w:t xml:space="preserve">(commit</w:t>
+      </w:r>
+      <w:r>
+        <w:t xml:space="preserve"> </w:t>
+      </w:r>
+      <w:r>
+        <w:rPr>
+          <w:rStyle w:val="VerbatimChar"/>
+        </w:rPr>
+        <w:t xml:space="preserve">1016b96</w:t>
+      </w:r>
+      <w:r>
+        <w:t xml:space="preserve">) — process-local</w:t>
+      </w:r>
+      <w:r>
+        <w:t xml:space="preserve"> </w:t>
+      </w:r>
+      <w:r>
+        <w:rPr>
+          <w:rStyle w:val="VerbatimChar"/>
+        </w:rPr>
+        <w:t xml:space="preserve">Aggregator</w:t>
+      </w:r>
+      <w:r>
+        <w:t xml:space="preserve"> </w:t>
+      </w:r>
+      <w:r>
+        <w:t xml:space="preserve">tracks lastMemPercent + lastDestructiveOp + uptime;</w:t>
+      </w:r>
+      <w:r>
+        <w:t xml:space="preserve"> </w:t>
+      </w:r>
+      <w:r>
+        <w:rPr>
+          <w:rStyle w:val="VerbatimChar"/>
+        </w:rPr>
+        <w:t xml:space="preserve">StartMemSampler</w:t>
+      </w:r>
+      <w:r>
+        <w:t xml:space="preserve"> </w:t>
+      </w:r>
+      <w:r>
+        <w:t xml:space="preserve">goroutine ticks every 15s; Handler returns the snapshot as JSON; tests cover the Aggregator surface.</w:t>
+      </w:r>
+    </w:p>
+    <w:p>
+      <w:pPr>
+        <w:pStyle w:val="Compact"/>
+        <w:numPr>
+          <w:ilvl w:val="0"/>
+          <w:numId w:val="1006"/>
+        </w:numPr>
+      </w:pPr>
+      <w:r>
+        <w:rPr>
+          <w:b/>
+          <w:bCs/>
+        </w:rPr>
+        <w:t xml:space="preserve">sherald wiring + sampler start</w:t>
+      </w:r>
+      <w:r>
+        <w:t xml:space="preserve"> </w:t>
+      </w:r>
+      <w:r>
+        <w:t xml:space="preserve">(HRD-098 close-out, commit</w:t>
+      </w:r>
+      <w:r>
+        <w:t xml:space="preserve"> </w:t>
+      </w:r>
+      <w:r>
+        <w:rPr>
+          <w:rStyle w:val="VerbatimChar"/>
+        </w:rPr>
+        <w:t xml:space="preserve">bfa82bc</w:t>
+      </w:r>
+      <w:r>
+        <w:t xml:space="preserve">) —</w:t>
+      </w:r>
+      <w:r>
+        <w:t xml:space="preserve"> </w:t>
+      </w:r>
+      <w:r>
+        <w:rPr>
+          <w:rStyle w:val="VerbatimChar"/>
+        </w:rPr>
+        <w:t xml:space="preserve">sherald/cmd/sherald/main.go</w:t>
+      </w:r>
+      <w:r>
+        <w:t xml:space="preserve"> </w:t>
+      </w:r>
+      <w:r>
+        <w:t xml:space="preserve">instantiates the Aggregator + starts the sampler under a SIGTERM-bound context; wires the Verifier + Handler via</w:t>
+      </w:r>
+      <w:r>
+        <w:t xml:space="preserve"> </w:t>
+      </w:r>
+      <w:r>
+        <w:rPr>
+          <w:rStyle w:val="VerbatimChar"/>
+        </w:rPr>
+        <w:t xml:space="preserve">cli.ServeOpts.Middleware</w:t>
+      </w:r>
+      <w:r>
+        <w:t xml:space="preserve">. The 501-stub for</w:t>
+      </w:r>
+      <w:r>
+        <w:t xml:space="preserve"> </w:t>
+      </w:r>
+      <w:r>
+        <w:rPr>
+          <w:rStyle w:val="VerbatimChar"/>
+        </w:rPr>
+        <w:t xml:space="preserve">/v1/safety_state</w:t>
+      </w:r>
+      <w:r>
+        <w:t xml:space="preserve"> </w:t>
+      </w:r>
+      <w:r>
+        <w:t xml:space="preserve">is gone.</w:t>
+      </w:r>
+    </w:p>
+    <w:p>
+      <w:pPr>
+        <w:pStyle w:val="Compact"/>
+        <w:numPr>
+          <w:ilvl w:val="0"/>
+          <w:numId w:val="1006"/>
+        </w:numPr>
+      </w:pPr>
+      <w:r>
+        <w:rPr>
+          <w:b/>
+          <w:bCs/>
+        </w:rPr>
+        <w:t xml:space="preserve">e2e + mutation gate + docs sync (this commit)</w:t>
+      </w:r>
+      <w:r>
+        <w:t xml:space="preserve"> </w:t>
+      </w:r>
+      <w:r>
+        <w:t xml:space="preserve">— 8 new e2e invariants (E35/E36/E43/E44/E46/E47 PASS; E45/E48 SKIP-with-reason); E28/E29 updated from "501 stub" to "401 JWT-gated"; e2e header set process-wide HERALD_AUTH_MODE + CODEGRAPH_ALLOW_UNSAFE_NODE; new paired §1.1 mutation gate</w:t>
+      </w:r>
+      <w:r>
+        <w:t xml:space="preserve"> </w:t>
+      </w:r>
+      <w:r>
+        <w:rPr>
+          <w:rStyle w:val="VerbatimChar"/>
+        </w:rPr>
+        <w:t xml:space="preserve">tests/test_wave3_mutation_meta.sh</w:t>
+      </w:r>
+      <w:r>
+        <w:t xml:space="preserve"> </w:t>
+      </w:r>
+      <w:r>
+        <w:t xml:space="preserve">(3/3 PASS); atomic Issues→Fixed for HRD-028, HRD-098, HRD-093; Status.md r9 → r10; Issues.md r8 → r9; Fixed.md r7 → r8.</w:t>
+      </w:r>
+    </w:p>
+    <w:p>
+      <w:pPr>
+        <w:pStyle w:val="FirstParagraph"/>
+      </w:pPr>
+      <w:r>
+        <w:t xml:space="preserve">Anti-bluff battery sign-off (this commit): inheritance gate 15/15 PASS; meta-tests (I6, I8, Wave2, Wave3) all green;</w:t>
+      </w:r>
+      <w:r>
+        <w:t xml:space="preserve"> </w:t>
+      </w:r>
+      <w:r>
+        <w:rPr>
+          <w:rStyle w:val="VerbatimChar"/>
+        </w:rPr>
+        <w:t xml:space="preserve">audit_antibluff.sh</w:t>
+      </w:r>
+      <w:r>
+        <w:t xml:space="preserve"> </w:t>
+      </w:r>
+      <w:r>
+        <w:t xml:space="preserve">16 PASS / 0 FAIL / 1 SKIP (commons_auth not added to the audit's</w:t>
+      </w:r>
+      <w:r>
+        <w:t xml:space="preserve"> </w:t>
+      </w:r>
+      <w:r>
+        <w:rPr>
+          <w:rStyle w:val="VerbatimChar"/>
+        </w:rPr>
+        <w:t xml:space="preserve">submodules/</w:t>
+      </w:r>
+      <w:r>
+        <w:t xml:space="preserve"> </w:t>
+      </w:r>
+      <w:r>
+        <w:t xml:space="preserve">walk — workspace-internal module by design);</w:t>
+      </w:r>
+      <w:r>
+        <w:t xml:space="preserve"> </w:t>
+      </w:r>
+      <w:r>
+        <w:rPr>
+          <w:rStyle w:val="VerbatimChar"/>
+        </w:rPr>
+        <w:t xml:space="preserve">codegraph_validate.sh</w:t>
+      </w:r>
+      <w:r>
+        <w:t xml:space="preserve"> </w:t>
+      </w:r>
+      <w:r>
+        <w:t xml:space="preserve">7 PASS / 0 FAIL / 2 SKIP (with</w:t>
+      </w:r>
+      <w:r>
+        <w:t xml:space="preserve"> </w:t>
+      </w:r>
+      <w:r>
+        <w:rPr>
+          <w:rStyle w:val="VerbatimChar"/>
+        </w:rPr>
+        <w:t xml:space="preserve">CODEGRAPH_ALLOW_UNSAFE_NODE=1</w:t>
+      </w:r>
+      <w:r>
+        <w:t xml:space="preserve"> </w:t>
+      </w:r>
+      <w:r>
+        <w:t xml:space="preserve">for Node 25 environment);</w:t>
+      </w:r>
+      <w:r>
+        <w:t xml:space="preserve"> </w:t>
+      </w:r>
+      <w:r>
+        <w:rPr>
+          <w:rStyle w:val="VerbatimChar"/>
+        </w:rPr>
+        <w:t xml:space="preserve">e2e_bluff_hunt.sh</w:t>
+      </w:r>
+      <w:r>
+        <w:t xml:space="preserve"> </w:t>
+      </w:r>
+      <w:r>
+        <w:t xml:space="preserve">41 PASS / 0 FAIL / 5 SKIP.</w:t>
+      </w:r>
+    </w:p>
+    <w:bookmarkEnd w:id="19"/>
+    <w:bookmarkStart w:id="20" w:name="X24e6129cc211184172a340325294947aa81e316"/>
+    <w:p>
+      <w:pPr>
+        <w:pStyle w:val="Heading3"/>
+      </w:pPr>
+      <w:r>
+        <w:t xml:space="preserve">Wave 2 — flavor-scaffold sweep (closed 2026-05-21)</w:t>
+      </w:r>
+    </w:p>
+    <w:p>
+      <w:pPr>
+        <w:pStyle w:val="FirstParagraph"/>
+      </w:pPr>
+      <w:r>
+        <w:t xml:space="preserve">15-step workstream commits</w:t>
+      </w:r>
+      <w:r>
+        <w:t xml:space="preserve"> </w:t>
+      </w:r>
+      <w:r>
+        <w:rPr>
+          <w:rStyle w:val="VerbatimChar"/>
+        </w:rPr>
+        <w:t xml:space="preserve">7e0a614..eef606b</w:t>
+      </w:r>
+      <w:r>
+        <w:t xml:space="preserve"> </w:t>
+      </w:r>
+      <w:r>
+        <w:t xml:space="preserve">(with parallel logo branding</w:t>
+      </w:r>
+      <w:r>
+        <w:t xml:space="preserve"> </w:t>
+      </w:r>
+      <w:r>
+        <w:rPr>
+          <w:rStyle w:val="VerbatimChar"/>
+        </w:rPr>
+        <w:t xml:space="preserve">24b96f2</w:t>
+      </w:r>
+      <w:r>
+        <w:t xml:space="preserve">) shipped:</w:t>
+      </w:r>
+    </w:p>
+    <w:p>
+      <w:pPr>
+        <w:pStyle w:val="Compact"/>
+        <w:numPr>
+          <w:ilvl w:val="0"/>
+          <w:numId w:val="1007"/>
+        </w:numPr>
+      </w:pPr>
+      <w:r>
+        <w:rPr>
+          <w:b/>
+          <w:bCs/>
+        </w:rPr>
+        <w:t xml:space="preserve">Shared scaffold</w:t>
+      </w:r>
+      <w:r>
+        <w:t xml:space="preserve"> </w:t>
+      </w:r>
+      <w:r>
+        <w:t xml:space="preserve">— new</w:t>
+      </w:r>
+      <w:r>
+        <w:t xml:space="preserve"> </w:t>
+      </w:r>
+      <w:r>
+        <w:rPr>
+          <w:rStyle w:val="VerbatimChar"/>
+        </w:rPr>
+        <w:t xml:space="preserve">commons/cli/</w:t>
+      </w:r>
+      <w:r>
+        <w:t xml:space="preserve"> </w:t>
+      </w:r>
+      <w:r>
+        <w:t xml:space="preserve">package:</w:t>
+      </w:r>
+      <w:r>
+        <w:t xml:space="preserve"> </w:t>
+      </w:r>
+      <w:r>
+        <w:rPr>
+          <w:rStyle w:val="VerbatimChar"/>
+        </w:rPr>
+        <w:t xml:space="preserve">NewRootCmd</w:t>
+      </w:r>
+      <w:r>
+        <w:t xml:space="preserve"> </w:t>
+      </w:r>
+      <w:r>
+        <w:t xml:space="preserve">(steps 2),</w:t>
+      </w:r>
+      <w:r>
+        <w:t xml:space="preserve"> </w:t>
+      </w:r>
+      <w:r>
+        <w:rPr>
+          <w:rStyle w:val="VerbatimChar"/>
+        </w:rPr>
+        <w:t xml:space="preserve">VersionCmd</w:t>
+      </w:r>
+      <w:r>
+        <w:t xml:space="preserve"> </w:t>
+      </w:r>
+      <w:r>
+        <w:t xml:space="preserve">(step 2),</w:t>
+      </w:r>
+      <w:r>
+        <w:t xml:space="preserve"> </w:t>
+      </w:r>
+      <w:r>
+        <w:rPr>
+          <w:rStyle w:val="VerbatimChar"/>
+        </w:rPr>
+        <w:t xml:space="preserve">routes.go</w:t>
+      </w:r>
+      <w:r>
+        <w:t xml:space="preserve"> </w:t>
+      </w:r>
+      <w:r>
+        <w:t xml:space="preserve">+ healthz/readyz/metrics handlers (step 3),</w:t>
+      </w:r>
+      <w:r>
+        <w:t xml:space="preserve"> </w:t>
+      </w:r>
+      <w:r>
+        <w:rPr>
+          <w:rStyle w:val="VerbatimChar"/>
+        </w:rPr>
+        <w:t xml:space="preserve">ServeCmd</w:t>
+      </w:r>
+      <w:r>
+        <w:t xml:space="preserve"> </w:t>
+      </w:r>
+      <w:r>
+        <w:t xml:space="preserve">with Middleware-hook + graceful shutdown (step 4),</w:t>
+      </w:r>
+      <w:r>
+        <w:t xml:space="preserve"> </w:t>
+      </w:r>
+      <w:r>
+        <w:rPr>
+          <w:rStyle w:val="VerbatimChar"/>
+        </w:rPr>
+        <w:t xml:space="preserve">StubCmd</w:t>
+      </w:r>
+      <w:r>
+        <w:t xml:space="preserve"> </w:t>
+      </w:r>
+      <w:r>
+        <w:t xml:space="preserve">honest 501-style stubs (step 1). Vendored Herald-internal per §11.4.74 catalogue-check no-match → see</w:t>
+      </w:r>
+      <w:r>
+        <w:t xml:space="preserve"> </w:t>
+      </w:r>
+      <w:r>
+        <w:rPr>
+          <w:rStyle w:val="VerbatimChar"/>
+        </w:rPr>
+        <w:t xml:space="preserve">docs/catalogue-checks/HRD-092-commons-cli.md</w:t>
+      </w:r>
+      <w:r>
+        <w:t xml:space="preserve">.</w:t>
+      </w:r>
+    </w:p>
+    <w:p>
+      <w:pPr>
+        <w:pStyle w:val="Compact"/>
+        <w:numPr>
+          <w:ilvl w:val="0"/>
+          <w:numId w:val="1007"/>
+        </w:numPr>
+      </w:pPr>
+      <w:r>
+        <w:rPr>
+          <w:b/>
+          <w:bCs/>
+        </w:rPr>
+        <w:t xml:space="preserve">pherald refactor</w:t>
+      </w:r>
+      <w:r>
+        <w:t xml:space="preserve"> </w:t>
+      </w:r>
+      <w:r>
+        <w:t xml:space="preserve">— main + stubs migrated to consume</w:t>
+      </w:r>
+      <w:r>
+        <w:t xml:space="preserve"> </w:t>
+      </w:r>
+      <w:r>
+        <w:rPr>
+          <w:rStyle w:val="VerbatimChar"/>
+        </w:rPr>
+        <w:t xml:space="preserve">commons/cli/</w:t>
+      </w:r>
+      <w:r>
+        <w:t xml:space="preserve"> </w:t>
+      </w:r>
+      <w:r>
+        <w:t xml:space="preserve">(step 5);</w:t>
+      </w:r>
+      <w:r>
+        <w:t xml:space="preserve"> </w:t>
+      </w:r>
+      <w:r>
+        <w:rPr>
+          <w:rStyle w:val="VerbatimChar"/>
+        </w:rPr>
+        <w:t xml:space="preserve">pherald serve</w:t>
+      </w:r>
+      <w:r>
+        <w:t xml:space="preserve"> </w:t>
+      </w:r>
+      <w:r>
+        <w:t xml:space="preserve">consumes</w:t>
+      </w:r>
+      <w:r>
+        <w:t xml:space="preserve"> </w:t>
+      </w:r>
+      <w:r>
+        <w:rPr>
+          <w:rStyle w:val="VerbatimChar"/>
+        </w:rPr>
+        <w:t xml:space="preserve">cli.ServeCmd</w:t>
+      </w:r>
+      <w:r>
+        <w:t xml:space="preserve"> </w:t>
+      </w:r>
+      <w:r>
+        <w:t xml:space="preserve">with RequestIDMiddleware hook (step 6, commit</w:t>
+      </w:r>
+      <w:r>
+        <w:t xml:space="preserve"> </w:t>
+      </w:r>
+      <w:r>
+        <w:rPr>
+          <w:rStyle w:val="VerbatimChar"/>
+        </w:rPr>
+        <w:t xml:space="preserve">31562cf</w:t>
+      </w:r>
+      <w:r>
+        <w:t xml:space="preserve">).</w:t>
+      </w:r>
+    </w:p>
+    <w:p>
+      <w:pPr>
+        <w:pStyle w:val="Compact"/>
+        <w:numPr>
+          <w:ilvl w:val="0"/>
+          <w:numId w:val="1007"/>
+        </w:numPr>
+      </w:pPr>
+      <w:r>
+        <w:rPr>
+          <w:b/>
+          <w:bCs/>
+        </w:rPr>
+        <w:t xml:space="preserve">6 new flavor binaries</w:t>
+      </w:r>
+      <w:r>
+        <w:t xml:space="preserve"> </w:t>
+      </w:r>
+      <w:r>
+        <w:t xml:space="preserve">— sherald serving :24793 (step 7, HRD-093), cherald serving :24792 (step 8, HRD-094), iherald serving :24794 (step 9, HRD-097), bherald CLI-only (step 10, HRD-095), rherald CLI-only (step 11, HRD-096), scherald CLI-only (step 12, HRD-097). Each ships honest 501-style §43 command stubs with HRD pointers.</w:t>
+      </w:r>
+    </w:p>
+    <w:p>
+      <w:pPr>
+        <w:pStyle w:val="Compact"/>
+        <w:numPr>
+          <w:ilvl w:val="0"/>
+          <w:numId w:val="1007"/>
+        </w:numPr>
+      </w:pPr>
+      <w:r>
+        <w:rPr>
+          <w:b/>
+          <w:bCs/>
+        </w:rPr>
+        <w:t xml:space="preserve">Anti-bluff additions</w:t>
+      </w:r>
+      <w:r>
+        <w:t xml:space="preserve"> </w:t>
+      </w:r>
+      <w:r>
+        <w:t xml:space="preserve">—</w:t>
+      </w:r>
+      <w:r>
+        <w:t xml:space="preserve"> </w:t>
+      </w:r>
+      <w:r>
+        <w:rPr>
+          <w:rStyle w:val="VerbatimChar"/>
+        </w:rPr>
+        <w:t xml:space="preserve">scripts/e2e_bluff_hunt.sh</w:t>
+      </w:r>
+      <w:r>
+        <w:t xml:space="preserve"> </w:t>
+      </w:r>
+      <w:r>
+        <w:t xml:space="preserve">grew from 18 → 33 invariants covering all 6 new binaries (version --json shape, healthz binding, /v1/safety_state + /v1/compliance + /v1/webhooks/page 501 honesty, sherald SIGTERM graceful-shutdown, §43 stub exit-code, pherald regression sentinel). New paired mutation gate</w:t>
+      </w:r>
+      <w:r>
+        <w:t xml:space="preserve"> </w:t>
+      </w:r>
+      <w:r>
+        <w:rPr>
+          <w:rStyle w:val="VerbatimChar"/>
+        </w:rPr>
+        <w:t xml:space="preserve">tests/test_wave2_mutation_meta.sh</w:t>
+      </w:r>
+      <w:r>
+        <w:t xml:space="preserve"> </w:t>
+      </w:r>
+      <w:r>
+        <w:t xml:space="preserve">(4/4 PASS) proves the new invariants catch their claimed regressions.</w:t>
+      </w:r>
+    </w:p>
+    <w:p>
+      <w:pPr>
+        <w:pStyle w:val="Compact"/>
+        <w:numPr>
+          <w:ilvl w:val="0"/>
+          <w:numId w:val="1007"/>
+        </w:numPr>
+      </w:pPr>
+      <w:r>
+        <w:rPr>
+          <w:b/>
+          <w:bCs/>
+        </w:rPr>
+        <w:t xml:space="preserve">Spec capture</w:t>
+      </w:r>
+      <w:r>
+        <w:t xml:space="preserve"> </w:t>
+      </w:r>
+      <w:r>
+        <w:t xml:space="preserve">— V3 r7 → r8 added §6.3 Branding extension (per-flavor fields), §18.0 Wave 2 catalogue, §41 REST route additions, §44.M Wave 2 milestone, §43.2 catalogue-check addendum (step 14, commit</w:t>
+      </w:r>
+      <w:r>
+        <w:t xml:space="preserve"> </w:t>
+      </w:r>
+      <w:r>
+        <w:rPr>
+          <w:rStyle w:val="VerbatimChar"/>
+        </w:rPr>
+        <w:t xml:space="preserve">eef606b</w:t>
+      </w:r>
+      <w:r>
+        <w:t xml:space="preserve">).</w:t>
+      </w:r>
+    </w:p>
+    <w:p>
+      <w:pPr>
+        <w:pStyle w:val="Compact"/>
+        <w:numPr>
+          <w:ilvl w:val="0"/>
+          <w:numId w:val="1007"/>
+        </w:numPr>
+      </w:pPr>
+      <w:r>
+        <w:rPr>
+          <w:b/>
+          <w:bCs/>
+        </w:rPr>
         <w:t xml:space="preserve">Atomic Issues→Fixed</w:t>
       </w:r>
       <w:r>
@@ -2699,9 +3711,9 @@
         <w:t xml:space="preserve">33 PASS / 0 FAIL / 3 SKIP.</w:t>
       </w:r>
     </w:p>
-    <w:bookmarkEnd w:id="19"/>
     <w:bookmarkEnd w:id="20"/>
     <w:bookmarkEnd w:id="21"/>
+    <w:bookmarkEnd w:id="22"/>
     <w:sectPr>
       <w:footnotePr>
         <w:numRestart w:val="eachSect"/>
@@ -2934,6 +3946,9 @@
     <w:abstractNumId w:val="991"/>
   </w:num>
   <w:num w:numId="1006">
+    <w:abstractNumId w:val="991"/>
+  </w:num>
+  <w:num w:numId="1007">
     <w:abstractNumId w:val="991"/>
   </w:num>
 </w:numbering>

--- a/docs/Status.docx
+++ b/docs/Status.docx
@@ -125,7 +125,7 @@
               <w:pStyle w:val="Compact"/>
             </w:pPr>
             <w:r>
-              <w:t xml:space="preserve">10</w:t>
+              <w:t xml:space="preserve">11</w:t>
             </w:r>
           </w:p>
         </w:tc>
@@ -220,6 +220,43 @@
             <w:pPr>
               <w:pStyle w:val="Compact"/>
             </w:pPr>
+            <w:r>
+              <w:rPr>
+                <w:b/>
+                <w:bCs/>
+              </w:rPr>
+              <w:t xml:space="preserve">r11 doc-cleanup: renumbers commons_auth HRD-093 → HRD-099, refreshes CLAUDE.md + CONTINUATION.md to post-Wave-3a reality.</w:t>
+            </w:r>
+            <w:r>
+              <w:t xml:space="preserve"> </w:t>
+            </w:r>
+            <w:r>
+              <w:t xml:space="preserve">Resolves the HRD-093 collision (Wave 3a commons_auth + Wave 2 sherald-scaffold both held the number). Catalogue-check evidence relocated to</w:t>
+            </w:r>
+            <w:r>
+              <w:t xml:space="preserve"> </w:t>
+            </w:r>
+            <w:r>
+              <w:rPr>
+                <w:rStyle w:val="VerbatimChar"/>
+              </w:rPr>
+              <w:t xml:space="preserve">docs/catalogue-checks/HRD-099-commons-auth.md</w:t>
+            </w:r>
+            <w:r>
+              <w:t xml:space="preserve">; Wave 3a commits (</w:t>
+            </w:r>
+            <w:r>
+              <w:rPr>
+                <w:rStyle w:val="VerbatimChar"/>
+              </w:rPr>
+              <w:t xml:space="preserve">dbbea95..0cc6fad</w:t>
+            </w:r>
+            <w:r>
+              <w:t xml:space="preserve">) retain HRD-093 in their messages as executing-time history. CLAUDE.md bumped r6 → r7 (workspace module count corrected 7 → 14; Wave 2 + Wave 3a paragraphs added). CONTINUATION.md bumped r5 → r6 (refreshes stale "M1 landed, M2 next" status; now points at Wave 3b Runner + HRD-016). Prior r10:</w:t>
+            </w:r>
+            <w:r>
+              <w:t xml:space="preserve"> </w:t>
+            </w:r>
             <w:r>
               <w:rPr>
                 <w:b/>
@@ -240,7 +277,7 @@
                 <w:b/>
                 <w:bCs/>
               </w:rPr>
-              <w:t xml:space="preserve">dbbea95..this</w:t>
+              <w:t xml:space="preserve">dbbea95..0cc6fad</w:t>
             </w:r>
             <w:r>
               <w:rPr>
@@ -268,19 +305,7 @@
               <w:t xml:space="preserve"> </w:t>
             </w:r>
             <w:r>
-              <w:t xml:space="preserve">Go module — JWT verifier (HMAC + JWKS hybrid) + Gin middleware + claims helpers (catalogue-check no-match → vendored Herald-internal; evidence at</w:t>
-            </w:r>
-            <w:r>
-              <w:t xml:space="preserve"> </w:t>
-            </w:r>
-            <w:r>
-              <w:rPr>
-                <w:rStyle w:val="VerbatimChar"/>
-              </w:rPr>
-              <w:t xml:space="preserve">docs/catalogue-checks/HRD-093-commons-auth.md</w:t>
-            </w:r>
-            <w:r>
-              <w:t xml:space="preserve">).</w:t>
+              <w:t xml:space="preserve">Go module — JWT verifier (HMAC + JWKS hybrid) + Gin middleware + claims helpers.</w:t>
             </w:r>
             <w:r>
               <w:t xml:space="preserve"> </w:t>
@@ -325,67 +350,7 @@
               <w:t xml:space="preserve"> </w:t>
             </w:r>
             <w:r>
-              <w:t xml:space="preserve">package wiring the live route:</w:t>
-            </w:r>
-            <w:r>
-              <w:t xml:space="preserve"> </w:t>
-            </w:r>
-            <w:r>
-              <w:rPr>
-                <w:rStyle w:val="VerbatimChar"/>
-              </w:rPr>
-              <w:t xml:space="preserve">cherald/internal/compliance</w:t>
-            </w:r>
-            <w:r>
-              <w:t xml:space="preserve"> </w:t>
-            </w:r>
-            <w:r>
-              <w:t xml:space="preserve">(paginated</w:t>
-            </w:r>
-            <w:r>
-              <w:t xml:space="preserve"> </w:t>
-            </w:r>
-            <w:r>
-              <w:rPr>
-                <w:rStyle w:val="VerbatimChar"/>
-              </w:rPr>
-              <w:t xml:space="preserve">constitution_state</w:t>
-            </w:r>
-            <w:r>
-              <w:t xml:space="preserve"> </w:t>
-            </w:r>
-            <w:r>
-              <w:t xml:space="preserve">pull) and</w:t>
-            </w:r>
-            <w:r>
-              <w:t xml:space="preserve"> </w:t>
-            </w:r>
-            <w:r>
-              <w:rPr>
-                <w:rStyle w:val="VerbatimChar"/>
-              </w:rPr>
-              <w:t xml:space="preserve">sherald/internal/safety</w:t>
-            </w:r>
-            <w:r>
-              <w:t xml:space="preserve"> </w:t>
-            </w:r>
-            <w:r>
-              <w:t xml:space="preserve">(process-local Aggregator + 15s mem-sampler goroutine). Both flavors'</w:t>
-            </w:r>
-            <w:r>
-              <w:t xml:space="preserve"> </w:t>
-            </w:r>
-            <w:r>
-              <w:rPr>
-                <w:rStyle w:val="VerbatimChar"/>
-              </w:rPr>
-              <w:t xml:space="preserve">serve</w:t>
-            </w:r>
-            <w:r>
-              <w:t xml:space="preserve"> </w:t>
-            </w:r>
-            <w:r>
-              <w:t xml:space="preserve">plane now refuses to start without HERALD_AUTH_MODE per §107 (silent unauthenticated serve would be a bluff). e2e_bluff_hunt grew 33 → 41 invariants (E35/E36 auth gate × 2 + E43/E44 cherald + E46/E47 sherald). E45 + E48 SKIP-with-reason awaiting Wave 3b. New paired §1.1 mutation gate</w:t>
+              <w:t xml:space="preserve">package wiring the live route. e2e_bluff_hunt grew 33 → 41 invariants; paired §1.1 mutation gate</w:t>
             </w:r>
             <w:r>
               <w:t xml:space="preserve"> </w:t>
@@ -400,7 +365,7 @@
               <w:t xml:space="preserve"> </w:t>
             </w:r>
             <w:r>
-              <w:t xml:space="preserve">(3/3 PASS: M1 strip-verify → E35 FAIL; M5 zero-mem → E47 FAIL; post-flight green). Atomic Issues→Fixed for HRD-028 (cherald compliance), HRD-098 (sherald safety_state), and HRD-093 (commons_auth; number shared with Wave 2 sherald scaffold pending renumber).</w:t>
+              <w:t xml:space="preserve">(3/3 PASS). Atomic Issues→Fixed for HRD-028 (cherald compliance), HRD-098 (sherald safety_state), and HRD-099 (commons_auth).</w:t>
             </w:r>
           </w:p>
         </w:tc>
@@ -487,7 +452,7 @@
               <w:pStyle w:val="Compact"/>
             </w:pPr>
             <w:r>
-              <w:t xml:space="preserve">HRD-001..HRD-007, HRD-009, HRD-009b, HRD-010, HRD-012, HRD-013, HRD-014, HRD-017, HRD-028, HRD-080, HRD-092, HRD-093, HRD-094, HRD-095, HRD-096, HRD-097, HRD-098</w:t>
+              <w:t xml:space="preserve">HRD-001..HRD-007, HRD-009, HRD-009b, HRD-010, HRD-012, HRD-013, HRD-014, HRD-017, HRD-028, HRD-080, HRD-092, HRD-093, HRD-094, HRD-095, HRD-096, HRD-097, HRD-098, HRD-099</w:t>
             </w:r>
           </w:p>
         </w:tc>
@@ -1518,7 +1483,7 @@
               <w:pStyle w:val="Compact"/>
             </w:pPr>
             <w:r>
-              <w:t xml:space="preserve">✅ landed (Wave 3a / HRD-093)</w:t>
+              <w:t xml:space="preserve">✅ landed (Wave 3a / HRD-099, renumbered from HRD-093)</w:t>
             </w:r>
           </w:p>
         </w:tc>
@@ -1535,7 +1500,7 @@
               <w:rPr>
                 <w:rStyle w:val="VerbatimChar"/>
               </w:rPr>
-              <w:t xml:space="preserve">docs/catalogue-checks/HRD-093-commons-auth.md</w:t>
+              <w:t xml:space="preserve">docs/catalogue-checks/HRD-099-commons-auth.md</w:t>
             </w:r>
             <w:r>
               <w:t xml:space="preserve">).</w:t>
@@ -2596,7 +2561,7 @@
         <w:t xml:space="preserve"> </w:t>
       </w:r>
       <w:r>
-        <w:t xml:space="preserve">(HRD-093, commit</w:t>
+        <w:t xml:space="preserve">(HRD-099, renumbered from HRD-093; commit</w:t>
       </w:r>
       <w:r>
         <w:t xml:space="preserve"> </w:t>
@@ -2689,7 +2654,7 @@
         <w:rPr>
           <w:rStyle w:val="VerbatimChar"/>
         </w:rPr>
-        <w:t xml:space="preserve">docs/catalogue-checks/HRD-093-commons-auth.md</w:t>
+        <w:t xml:space="preserve">docs/catalogue-checks/HRD-099-commons-auth.md</w:t>
       </w:r>
       <w:r>
         <w:t xml:space="preserve">).</w:t>
@@ -3173,7 +3138,29 @@
           <w:b/>
           <w:bCs/>
         </w:rPr>
-        <w:t xml:space="preserve">e2e + mutation gate + docs sync (this commit)</w:t>
+        <w:t xml:space="preserve">e2e + mutation gate + docs sync (commit</w:t>
+      </w:r>
+      <w:r>
+        <w:rPr>
+          <w:b/>
+          <w:bCs/>
+        </w:rPr>
+        <w:t xml:space="preserve"> </w:t>
+      </w:r>
+      <w:r>
+        <w:rPr>
+          <w:rStyle w:val="VerbatimChar"/>
+          <w:b/>
+          <w:bCs/>
+        </w:rPr>
+        <w:t xml:space="preserve">0cc6fad</w:t>
+      </w:r>
+      <w:r>
+        <w:rPr>
+          <w:b/>
+          <w:bCs/>
+        </w:rPr>
+        <w:t xml:space="preserve">)</w:t>
       </w:r>
       <w:r>
         <w:t xml:space="preserve"> </w:t>
@@ -3194,7 +3181,7 @@
         <w:t xml:space="preserve"> </w:t>
       </w:r>
       <w:r>
-        <w:t xml:space="preserve">(3/3 PASS); atomic Issues→Fixed for HRD-028, HRD-098, HRD-093; Status.md r9 → r10; Issues.md r8 → r9; Fixed.md r7 → r8.</w:t>
+        <w:t xml:space="preserve">(3/3 PASS); atomic Issues→Fixed for HRD-028, HRD-098, HRD-099 (commons_auth, renumbered from HRD-093 in this r11 cleanup); Status.md r9 → r10 → r11; Issues.md r8 → r9 → r10; Fixed.md r7 → r8 → r9.</w:t>
       </w:r>
     </w:p>
     <w:p>

--- a/docs/Status.docx
+++ b/docs/Status.docx
@@ -125,7 +125,7 @@
               <w:pStyle w:val="Compact"/>
             </w:pPr>
             <w:r>
-              <w:t xml:space="preserve">11</w:t>
+              <w:t xml:space="preserve">12</w:t>
             </w:r>
           </w:p>
         </w:tc>
@@ -173,7 +173,7 @@
               <w:pStyle w:val="Compact"/>
             </w:pPr>
             <w:r>
-              <w:t xml:space="preserve">2026-05-21</w:t>
+              <w:t xml:space="preserve">2026-05-22</w:t>
             </w:r>
           </w:p>
         </w:tc>
@@ -225,13 +225,10 @@
                 <w:b/>
                 <w:bCs/>
               </w:rPr>
-              <w:t xml:space="preserve">r11 doc-cleanup: renumbers commons_auth HRD-093 → HRD-099, refreshes CLAUDE.md + CONTINUATION.md to post-Wave-3a reality.</w:t>
-            </w:r>
-            <w:r>
-              <w:t xml:space="preserve"> </w:t>
-            </w:r>
-            <w:r>
-              <w:t xml:space="preserve">Resolves the HRD-093 collision (Wave 3a commons_auth + Wave 2 sherald-scaffold both held the number). Catalogue-check evidence relocated to</w:t>
+              <w:t xml:space="preserve">r12 closes HRD-011 (Telegram live integration) atomically with live operator-session evidence</w:t>
+            </w:r>
+            <w:r>
+              <w:t xml:space="preserve">: real bot delivery</w:t>
             </w:r>
             <w:r>
               <w:t xml:space="preserve"> </w:t>
@@ -240,10 +237,118 @@
               <w:rPr>
                 <w:rStyle w:val="VerbatimChar"/>
               </w:rPr>
-              <w:t xml:space="preserve">docs/catalogue-checks/HRD-099-commons-auth.md</w:t>
-            </w:r>
-            <w:r>
-              <w:t xml:space="preserve">; Wave 3a commits (</w:t>
+              <w:t xml:space="preserve">message_id=5</w:t>
+            </w:r>
+            <w:r>
+              <w:t xml:space="preserve"> </w:t>
+            </w:r>
+            <w:r>
+              <w:t xml:space="preserve">from</w:t>
+            </w:r>
+            <w:r>
+              <w:t xml:space="preserve"> </w:t>
+            </w:r>
+            <w:r>
+              <w:rPr>
+                <w:rStyle w:val="VerbatimChar"/>
+              </w:rPr>
+              <w:t xml:space="preserve">@atmosphere_worker_bot</w:t>
+            </w:r>
+            <w:r>
+              <w:t xml:space="preserve"> </w:t>
+            </w:r>
+            <w:r>
+              <w:t xml:space="preserve">to chat</w:t>
+            </w:r>
+            <w:r>
+              <w:t xml:space="preserve"> </w:t>
+            </w:r>
+            <w:r>
+              <w:rPr>
+                <w:rStyle w:val="VerbatimChar"/>
+              </w:rPr>
+              <w:t xml:space="preserve">2057253161</w:t>
+            </w:r>
+            <w:r>
+              <w:t xml:space="preserve"> </w:t>
+            </w:r>
+            <w:r>
+              <w:t xml:space="preserve">(validated via</w:t>
+            </w:r>
+            <w:r>
+              <w:t xml:space="preserve"> </w:t>
+            </w:r>
+            <w:r>
+              <w:rPr>
+                <w:rStyle w:val="VerbatimChar"/>
+              </w:rPr>
+              <w:t xml:space="preserve">getChat</w:t>
+            </w:r>
+            <w:r>
+              <w:t xml:space="preserve">) using the extended wizard's</w:t>
+            </w:r>
+            <w:r>
+              <w:t xml:space="preserve"> </w:t>
+            </w:r>
+            <w:r>
+              <w:rPr>
+                <w:rStyle w:val="VerbatimChar"/>
+              </w:rPr>
+              <w:t xml:space="preserve">--bot-token</w:t>
+            </w:r>
+            <w:r>
+              <w:t xml:space="preserve"> </w:t>
+            </w:r>
+            <w:r>
+              <w:t xml:space="preserve">/</w:t>
+            </w:r>
+            <w:r>
+              <w:t xml:space="preserve"> </w:t>
+            </w:r>
+            <w:r>
+              <w:rPr>
+                <w:rStyle w:val="VerbatimChar"/>
+              </w:rPr>
+              <w:t xml:space="preserve">--chat-id</w:t>
+            </w:r>
+            <w:r>
+              <w:t xml:space="preserve"> </w:t>
+            </w:r>
+            <w:r>
+              <w:t xml:space="preserve">/</w:t>
+            </w:r>
+            <w:r>
+              <w:t xml:space="preserve"> </w:t>
+            </w:r>
+            <w:r>
+              <w:rPr>
+                <w:rStyle w:val="VerbatimChar"/>
+              </w:rPr>
+              <w:t xml:space="preserve">--non-interactive</w:t>
+            </w:r>
+            <w:r>
+              <w:t xml:space="preserve"> </w:t>
+            </w:r>
+            <w:r>
+              <w:t xml:space="preserve">CLI args. Token→getMe→getChat→sendMessage chain confirmed end-to-end in commit</w:t>
+            </w:r>
+            <w:r>
+              <w:t xml:space="preserve"> </w:t>
+            </w:r>
+            <w:r>
+              <w:rPr>
+                <w:rStyle w:val="VerbatimChar"/>
+              </w:rPr>
+              <w:t xml:space="preserve">140a2f1</w:t>
+            </w:r>
+            <w:r>
+              <w:t xml:space="preserve"> </w:t>
+            </w:r>
+            <w:r>
+              <w:t xml:space="preserve">session 2026-05-22. Prior r11 doc-cleanup: renumbered commons_auth HRD-093 → HRD-099; refreshed CLAUDE.md + CONTINUATION.md. r10: Wave 3a substrate + 2 live REST routes (commits</w:t>
+            </w:r>
+            <w:r>
+              <w:t xml:space="preserve"> </w:t>
             </w:r>
             <w:r>
               <w:rPr>
@@ -252,45 +357,233 @@
               <w:t xml:space="preserve">dbbea95..0cc6fad</w:t>
             </w:r>
             <w:r>
-              <w:t xml:space="preserve">) retain HRD-093 in their messages as executing-time history. CLAUDE.md bumped r6 → r7 (workspace module count corrected 7 → 14; Wave 2 + Wave 3a paragraphs added). CONTINUATION.md bumped r5 → r6 (refreshes stale "M1 landed, M2 next" status; now points at Wave 3b Runner + HRD-016). Prior r10:</w:t>
-            </w:r>
-            <w:r>
-              <w:t xml:space="preserve"> </w:t>
-            </w:r>
+              <w:t xml:space="preserve">) —</w:t>
+            </w:r>
+            <w:r>
+              <w:t xml:space="preserve"> </w:t>
+            </w:r>
+            <w:r>
+              <w:rPr>
+                <w:rStyle w:val="VerbatimChar"/>
+              </w:rPr>
+              <w:t xml:space="preserve">commons_auth/</w:t>
+            </w:r>
+            <w:r>
+              <w:t xml:space="preserve"> </w:t>
+            </w:r>
+            <w:r>
+              <w:t xml:space="preserve">JWT verifier,</w:t>
+            </w:r>
+            <w:r>
+              <w:t xml:space="preserve"> </w:t>
+            </w:r>
+            <w:r>
+              <w:rPr>
+                <w:rStyle w:val="VerbatimChar"/>
+              </w:rPr>
+              <w:t xml:space="preserve">events_processed</w:t>
+            </w:r>
+            <w:r>
+              <w:t xml:space="preserve"> </w:t>
+            </w:r>
+            <w:r>
+              <w:t xml:space="preserve">migration 000012,</w:t>
+            </w:r>
+            <w:r>
+              <w:t xml:space="preserve"> </w:t>
+            </w:r>
+            <w:r>
+              <w:rPr>
+                <w:rStyle w:val="VerbatimChar"/>
+              </w:rPr>
+              <w:t xml:space="preserve">ConstitutionStore.ListQuery</w:t>
+            </w:r>
+            <w:r>
+              <w:t xml:space="preserve"> </w:t>
+            </w:r>
+            <w:r>
+              <w:t xml:space="preserve">extended with Since/Until/Offset, cherald</w:t>
+            </w:r>
+            <w:r>
+              <w:t xml:space="preserve"> </w:t>
+            </w:r>
+            <w:r>
+              <w:rPr>
+                <w:rStyle w:val="VerbatimChar"/>
+              </w:rPr>
+              <w:t xml:space="preserve">/v1/compliance</w:t>
+            </w:r>
+            <w:r>
+              <w:t xml:space="preserve"> </w:t>
+            </w:r>
+            <w:r>
+              <w:t xml:space="preserve">live, sherald</w:t>
+            </w:r>
+            <w:r>
+              <w:t xml:space="preserve"> </w:t>
+            </w:r>
+            <w:r>
+              <w:rPr>
+                <w:rStyle w:val="VerbatimChar"/>
+              </w:rPr>
+              <w:t xml:space="preserve">/v1/safety_state</w:t>
+            </w:r>
+            <w:r>
+              <w:t xml:space="preserve"> </w:t>
+            </w:r>
+            <w:r>
+              <w:t xml:space="preserve">live, e2e_bluff_hunt grew 33 → 41 invariants, paired §1.1 mutation gate (3/3 PASS), atomic Issues→Fixed for HRD-028 + HRD-098 + HRD-099.</w:t>
+            </w:r>
+          </w:p>
+        </w:tc>
+      </w:tr>
+      <w:tr>
+        <w:tc>
+          <w:tcPr/>
+          <w:p>
+            <w:pPr>
+              <w:pStyle w:val="Compact"/>
+            </w:pPr>
+            <w:r>
+              <w:t xml:space="preserve">Issues</w:t>
+            </w:r>
+          </w:p>
+        </w:tc>
+        <w:tc>
+          <w:tcPr/>
+          <w:p>
+            <w:pPr>
+              <w:pStyle w:val="Compact"/>
+            </w:pPr>
+            <w:r>
+              <w:t xml:space="preserve">HRD-008, HRD-015, HRD-016, HRD-018 (in_progress), HRD-019..HRD-027, HRD-029..HRD-056, HRD-081, HRD-085..HRD-090</w:t>
+            </w:r>
+          </w:p>
+        </w:tc>
+      </w:tr>
+      <w:tr>
+        <w:tc>
+          <w:tcPr/>
+          <w:p>
+            <w:pPr>
+              <w:pStyle w:val="Compact"/>
+            </w:pPr>
+            <w:r>
+              <w:t xml:space="preserve">Issues summary</w:t>
+            </w:r>
+          </w:p>
+        </w:tc>
+        <w:tc>
+          <w:tcPr/>
+          <w:p>
+            <w:pPr>
+              <w:pStyle w:val="Compact"/>
+            </w:pPr>
+            <w:r>
+              <w:t xml:space="preserve">see</w:t>
+            </w:r>
+            <w:r>
+              <w:t xml:space="preserve"> </w:t>
+            </w:r>
+            <w:r>
+              <w:rPr>
+                <w:rStyle w:val="VerbatimChar"/>
+              </w:rPr>
+              <w:t xml:space="preserve">Issues.md</w:t>
+            </w:r>
+            <w:r>
+              <w:t xml:space="preserve"> </w:t>
+            </w:r>
+            <w:r>
+              <w:t xml:space="preserve">— 48 open items spanning REST surface (HRD-016 pherald Runner), §42 constitution bindings (HRD-018..027), §43 command-catalogue (HRD-029..056), HRD-081 (containers podman-compose adapter refinement), HRD-085..090 (queue-repository stub-completion surface). HRD-011 (Telegram live) + HRD-028 + HRD-098 + HRD-099 closed in r10-r12 cycle.</w:t>
+            </w:r>
+          </w:p>
+        </w:tc>
+      </w:tr>
+      <w:tr>
+        <w:tc>
+          <w:tcPr/>
+          <w:p>
+            <w:pPr>
+              <w:pStyle w:val="Compact"/>
+            </w:pPr>
+            <w:r>
+              <w:t xml:space="preserve">Fixed</w:t>
+            </w:r>
+          </w:p>
+        </w:tc>
+        <w:tc>
+          <w:tcPr/>
+          <w:p>
+            <w:pPr>
+              <w:pStyle w:val="Compact"/>
+            </w:pPr>
+            <w:r>
+              <w:t xml:space="preserve">HRD-001..HRD-007, HRD-009, HRD-009b, HRD-010, HRD-011, HRD-012, HRD-013, HRD-014, HRD-017, HRD-028, HRD-080, HRD-092, HRD-093, HRD-094, HRD-095, HRD-096, HRD-097, HRD-098, HRD-099</w:t>
+            </w:r>
+          </w:p>
+        </w:tc>
+      </w:tr>
+      <w:tr>
+        <w:tc>
+          <w:tcPr/>
+          <w:p>
+            <w:pPr>
+              <w:pStyle w:val="Compact"/>
+            </w:pPr>
+            <w:r>
+              <w:t xml:space="preserve">Fixed summary</w:t>
+            </w:r>
+          </w:p>
+        </w:tc>
+        <w:tc>
+          <w:tcPr/>
+          <w:p>
+            <w:pPr>
+              <w:pStyle w:val="Compact"/>
+            </w:pPr>
+            <w:r>
+              <w:t xml:space="preserve">see</w:t>
+            </w:r>
+            <w:r>
+              <w:t xml:space="preserve"> </w:t>
+            </w:r>
+            <w:r>
+              <w:rPr>
+                <w:rStyle w:val="VerbatimChar"/>
+              </w:rPr>
+              <w:t xml:space="preserve">Fixed.md</w:t>
+            </w:r>
+          </w:p>
+        </w:tc>
+      </w:tr>
+      <w:tr>
+        <w:tc>
+          <w:tcPr/>
+          <w:p>
+            <w:pPr>
+              <w:pStyle w:val="Compact"/>
+            </w:pPr>
+            <w:r>
+              <w:t xml:space="preserve">Continuation</w:t>
+            </w:r>
+          </w:p>
+        </w:tc>
+        <w:tc>
+          <w:tcPr/>
+          <w:p>
+            <w:pPr>
+              <w:pStyle w:val="Compact"/>
+            </w:pPr>
             <w:r>
               <w:rPr>
                 <w:b/>
                 <w:bCs/>
               </w:rPr>
-              <w:t xml:space="preserve">Wave 3a substrate + 2 live REST routes landed (commits</w:t>
-            </w:r>
-            <w:r>
-              <w:rPr>
-                <w:b/>
-                <w:bCs/>
-              </w:rPr>
-              <w:t xml:space="preserve"> </w:t>
-            </w:r>
-            <w:r>
-              <w:rPr>
-                <w:rStyle w:val="VerbatimChar"/>
-                <w:b/>
-                <w:bCs/>
-              </w:rPr>
-              <w:t xml:space="preserve">dbbea95..0cc6fad</w:t>
-            </w:r>
-            <w:r>
-              <w:rPr>
-                <w:b/>
-                <w:bCs/>
-              </w:rPr>
-              <w:t xml:space="preserve">).</w:t>
-            </w:r>
-            <w:r>
-              <w:t xml:space="preserve"> </w:t>
-            </w:r>
-            <w:r>
-              <w:t xml:space="preserve">New top-level</w:t>
+              <w:t xml:space="preserve">Wave 3b next</w:t>
+            </w:r>
+            <w:r>
+              <w:t xml:space="preserve">: HRD-016 (pherald Runner wiring + live</w:t>
             </w:r>
             <w:r>
               <w:t xml:space="preserve"> </w:t>
@@ -299,232 +592,10 @@
               <w:rPr>
                 <w:rStyle w:val="VerbatimChar"/>
               </w:rPr>
-              <w:t xml:space="preserve">commons_auth/</w:t>
-            </w:r>
-            <w:r>
-              <w:t xml:space="preserve"> </w:t>
-            </w:r>
-            <w:r>
-              <w:t xml:space="preserve">Go module — JWT verifier (HMAC + JWKS hybrid) + Gin middleware + claims helpers.</w:t>
-            </w:r>
-            <w:r>
-              <w:t xml:space="preserve"> </w:t>
-            </w:r>
-            <w:r>
-              <w:rPr>
-                <w:rStyle w:val="VerbatimChar"/>
-              </w:rPr>
-              <w:t xml:space="preserve">events_processed</w:t>
-            </w:r>
-            <w:r>
-              <w:t xml:space="preserve"> </w:t>
-            </w:r>
-            <w:r>
-              <w:t xml:space="preserve">migration (000012) for inbound idempotency archive.</w:t>
-            </w:r>
-            <w:r>
-              <w:t xml:space="preserve"> </w:t>
-            </w:r>
-            <w:r>
-              <w:rPr>
-                <w:rStyle w:val="VerbatimChar"/>
-              </w:rPr>
-              <w:t xml:space="preserve">ConstitutionStore.ListQuery</w:t>
-            </w:r>
-            <w:r>
-              <w:t xml:space="preserve"> </w:t>
-            </w:r>
-            <w:r>
-              <w:t xml:space="preserve">extended with Since/Until/Offset. cherald + sherald each grew an</w:t>
-            </w:r>
-            <w:r>
-              <w:t xml:space="preserve"> </w:t>
-            </w:r>
-            <w:r>
-              <w:rPr>
-                <w:rStyle w:val="VerbatimChar"/>
-              </w:rPr>
-              <w:t xml:space="preserve">internal/</w:t>
-            </w:r>
-            <w:r>
-              <w:t xml:space="preserve"> </w:t>
-            </w:r>
-            <w:r>
-              <w:t xml:space="preserve">package wiring the live route. e2e_bluff_hunt grew 33 → 41 invariants; paired §1.1 mutation gate</w:t>
-            </w:r>
-            <w:r>
-              <w:t xml:space="preserve"> </w:t>
-            </w:r>
-            <w:r>
-              <w:rPr>
-                <w:rStyle w:val="VerbatimChar"/>
-              </w:rPr>
-              <w:t xml:space="preserve">tests/test_wave3_mutation_meta.sh</w:t>
-            </w:r>
-            <w:r>
-              <w:t xml:space="preserve"> </w:t>
-            </w:r>
-            <w:r>
-              <w:t xml:space="preserve">(3/3 PASS). Atomic Issues→Fixed for HRD-028 (cherald compliance), HRD-098 (sherald safety_state), and HRD-099 (commons_auth).</w:t>
-            </w:r>
-          </w:p>
-        </w:tc>
-      </w:tr>
-      <w:tr>
-        <w:tc>
-          <w:tcPr/>
-          <w:p>
-            <w:pPr>
-              <w:pStyle w:val="Compact"/>
-            </w:pPr>
-            <w:r>
-              <w:t xml:space="preserve">Issues</w:t>
-            </w:r>
-          </w:p>
-        </w:tc>
-        <w:tc>
-          <w:tcPr/>
-          <w:p>
-            <w:pPr>
-              <w:pStyle w:val="Compact"/>
-            </w:pPr>
-            <w:r>
-              <w:t xml:space="preserve">HRD-008, HRD-011, HRD-015, HRD-016, HRD-018 (in_progress), HRD-019..HRD-027, HRD-029..HRD-056, HRD-081, HRD-085..HRD-090</w:t>
-            </w:r>
-          </w:p>
-        </w:tc>
-      </w:tr>
-      <w:tr>
-        <w:tc>
-          <w:tcPr/>
-          <w:p>
-            <w:pPr>
-              <w:pStyle w:val="Compact"/>
-            </w:pPr>
-            <w:r>
-              <w:t xml:space="preserve">Issues summary</w:t>
-            </w:r>
-          </w:p>
-        </w:tc>
-        <w:tc>
-          <w:tcPr/>
-          <w:p>
-            <w:pPr>
-              <w:pStyle w:val="Compact"/>
-            </w:pPr>
-            <w:r>
-              <w:t xml:space="preserve">see</w:t>
-            </w:r>
-            <w:r>
-              <w:t xml:space="preserve"> </w:t>
-            </w:r>
-            <w:r>
-              <w:rPr>
-                <w:rStyle w:val="VerbatimChar"/>
-              </w:rPr>
-              <w:t xml:space="preserve">Issues.md</w:t>
-            </w:r>
-            <w:r>
-              <w:t xml:space="preserve"> </w:t>
-            </w:r>
-            <w:r>
-              <w:t xml:space="preserve">— 49 open items spanning live channel integrations (HRD-011), REST surface (HRD-016), §42 constitution bindings (HRD-018..027), §43 command-catalogue (HRD-029..056), HRD-081 (containers podman-compose adapter refinement), HRD-085..090 (queue-repository stub-completion surface opened during HRD-010). HRD-028 + HRD-098 closed atomically in Wave 3a.</w:t>
-            </w:r>
-          </w:p>
-        </w:tc>
-      </w:tr>
-      <w:tr>
-        <w:tc>
-          <w:tcPr/>
-          <w:p>
-            <w:pPr>
-              <w:pStyle w:val="Compact"/>
-            </w:pPr>
-            <w:r>
-              <w:t xml:space="preserve">Fixed</w:t>
-            </w:r>
-          </w:p>
-        </w:tc>
-        <w:tc>
-          <w:tcPr/>
-          <w:p>
-            <w:pPr>
-              <w:pStyle w:val="Compact"/>
-            </w:pPr>
-            <w:r>
-              <w:t xml:space="preserve">HRD-001..HRD-007, HRD-009, HRD-009b, HRD-010, HRD-012, HRD-013, HRD-014, HRD-017, HRD-028, HRD-080, HRD-092, HRD-093, HRD-094, HRD-095, HRD-096, HRD-097, HRD-098, HRD-099</w:t>
-            </w:r>
-          </w:p>
-        </w:tc>
-      </w:tr>
-      <w:tr>
-        <w:tc>
-          <w:tcPr/>
-          <w:p>
-            <w:pPr>
-              <w:pStyle w:val="Compact"/>
-            </w:pPr>
-            <w:r>
-              <w:t xml:space="preserve">Fixed summary</w:t>
-            </w:r>
-          </w:p>
-        </w:tc>
-        <w:tc>
-          <w:tcPr/>
-          <w:p>
-            <w:pPr>
-              <w:pStyle w:val="Compact"/>
-            </w:pPr>
-            <w:r>
-              <w:t xml:space="preserve">see</w:t>
-            </w:r>
-            <w:r>
-              <w:t xml:space="preserve"> </w:t>
-            </w:r>
-            <w:r>
-              <w:rPr>
-                <w:rStyle w:val="VerbatimChar"/>
-              </w:rPr>
-              <w:t xml:space="preserve">Fixed.md</w:t>
-            </w:r>
-          </w:p>
-        </w:tc>
-      </w:tr>
-      <w:tr>
-        <w:tc>
-          <w:tcPr/>
-          <w:p>
-            <w:pPr>
-              <w:pStyle w:val="Compact"/>
-            </w:pPr>
-            <w:r>
-              <w:t xml:space="preserve">Continuation</w:t>
-            </w:r>
-          </w:p>
-        </w:tc>
-        <w:tc>
-          <w:tcPr/>
-          <w:p>
-            <w:pPr>
-              <w:pStyle w:val="Compact"/>
-            </w:pPr>
-            <w:r>
-              <w:t xml:space="preserve">Wave 3b priorities: HRD-016 (pherald Runner wiring + live</w:t>
-            </w:r>
-            <w:r>
-              <w:t xml:space="preserve"> </w:t>
-            </w:r>
-            <w:r>
-              <w:rPr>
-                <w:rStyle w:val="VerbatimChar"/>
-              </w:rPr>
-              <w:t xml:space="preserve">/v1/events</w:t>
-            </w:r>
-            <w:r>
-              <w:t xml:space="preserve"> </w:t>
-            </w:r>
-            <w:r>
-              <w:t xml:space="preserve">POST surface), HRD-024 (iherald</w:t>
+              <w:t xml:space="preserve">POST /v1/events</w:t>
+            </w:r>
+            <w:r>
+              <w:t xml:space="preserve">) — the critical-path blocker for incorporating Herald into a parent project. After Wave 3b: HRD-024 (iherald</w:t>
             </w:r>
             <w:r>
               <w:t xml:space="preserve"> </w:t>
@@ -539,7 +610,7 @@
               <w:t xml:space="preserve"> </w:t>
             </w:r>
             <w:r>
-              <w:t xml:space="preserve">live), HRD-033 (sherald destructive-guard body — unlocks E48), and the rest of the §43 command catalogue. Cross-binary E45 invariant (cherald reads pherald-written constitution_state rows) lights up once Runner lands. Operator priorities remain: HRD-008 (quickstart e2e validation) + HRD-011 (Telegram live evidence pending operator creds). Each milestone followed by multi-mirror push + full anti-bluff verification (audit + gate + e2e bluff-hunt).</w:t>
+              <w:t xml:space="preserve">live), HRD-033 (sherald destructive-guard body — unlocks E48), and the rest of the §43 command catalogue. Cross-binary E45 invariant (cherald reads pherald-written constitution_state rows) lights up once Runner lands. Operator priority: HRD-008 (quickstart e2e validation). Each milestone followed by multi-mirror push + full anti-bluff verification.</w:t>
             </w:r>
           </w:p>
         </w:tc>

--- a/docs/Status.docx
+++ b/docs/Status.docx
@@ -125,7 +125,7 @@
               <w:pStyle w:val="Compact"/>
             </w:pPr>
             <w:r>
-              <w:t xml:space="preserve">12</w:t>
+              <w:t xml:space="preserve">13</w:t>
             </w:r>
           </w:p>
         </w:tc>
@@ -225,10 +225,42 @@
                 <w:b/>
                 <w:bCs/>
               </w:rPr>
-              <w:t xml:space="preserve">r12 closes HRD-011 (Telegram live integration) atomically with live operator-session evidence</w:t>
-            </w:r>
-            <w:r>
-              <w:t xml:space="preserve">: real bot delivery</w:t>
+              <w:t xml:space="preserve">r13 closes HRD-016 (pherald</w:t>
+            </w:r>
+            <w:r>
+              <w:rPr>
+                <w:b/>
+                <w:bCs/>
+              </w:rPr>
+              <w:t xml:space="preserve"> </w:t>
+            </w:r>
+            <w:r>
+              <w:rPr>
+                <w:rStyle w:val="VerbatimChar"/>
+                <w:b/>
+                <w:bCs/>
+              </w:rPr>
+              <w:t xml:space="preserve">/v1/events</w:t>
+            </w:r>
+            <w:r>
+              <w:rPr>
+                <w:b/>
+                <w:bCs/>
+              </w:rPr>
+              <w:t xml:space="preserve"> </w:t>
+            </w:r>
+            <w:r>
+              <w:rPr>
+                <w:b/>
+                <w:bCs/>
+              </w:rPr>
+              <w:t xml:space="preserve">Runner wiring) atomically — Wave 3b complete.</w:t>
+            </w:r>
+            <w:r>
+              <w:t xml:space="preserve"> </w:t>
+            </w:r>
+            <w:r>
+              <w:t xml:space="preserve">The §32 7-stage Runner orchestrator lands end-to-end as 7 concrete structs in</w:t>
             </w:r>
             <w:r>
               <w:t xml:space="preserve"> </w:t>
@@ -237,13 +269,13 @@
               <w:rPr>
                 <w:rStyle w:val="VerbatimChar"/>
               </w:rPr>
-              <w:t xml:space="preserve">message_id=5</w:t>
+              <w:t xml:space="preserve">pherald/internal/runner/</w:t>
             </w:r>
             <w:r>
               <w:t xml:space="preserve"> </w:t>
             </w:r>
             <w:r>
-              <w:t xml:space="preserve">from</w:t>
+              <w:t xml:space="preserve">(EventParser → IdempotencyChecker → TenantResolver → PolicyGate → SubscriberResolver → ChannelDispatcher → OutcomeRecorder);</w:t>
             </w:r>
             <w:r>
               <w:t xml:space="preserve"> </w:t>
@@ -252,13 +284,13 @@
               <w:rPr>
                 <w:rStyle w:val="VerbatimChar"/>
               </w:rPr>
-              <w:t xml:space="preserve">@atmosphere_worker_bot</w:t>
+              <w:t xml:space="preserve">pherald/internal/http/events.go</w:t>
             </w:r>
             <w:r>
               <w:t xml:space="preserve"> </w:t>
             </w:r>
             <w:r>
-              <w:t xml:space="preserve">to chat</w:t>
+              <w:t xml:space="preserve">exposes the live POST /v1/events handler (202 + Receipt JSON; 200 +</w:t>
             </w:r>
             <w:r>
               <w:t xml:space="preserve"> </w:t>
@@ -267,172 +299,29 @@
               <w:rPr>
                 <w:rStyle w:val="VerbatimChar"/>
               </w:rPr>
-              <w:t xml:space="preserve">2057253161</w:t>
+              <w:t xml:space="preserve">X-Herald-Replay: true</w:t>
             </w:r>
             <w:r>
               <w:t xml:space="preserve"> </w:t>
             </w:r>
             <w:r>
-              <w:t xml:space="preserve">(validated via</w:t>
+              <w:t xml:space="preserve">on replay; 401/400 on auth/parse failures). 23/23 runner package tests green; e2e_bluff_hunt grew 41 → 47 invariants (E37-E42 live; E45 cross-binary still SKIP-with-reason pending Wave 3c); mutation gate gains M2 + M4 proven (M3 SKIP-with-reason pending deny-evaluator e2e). Spec V3 bumped r8 → r9 with §32.1.1 implementation map + §44.N Wave 3b milestone.</w:t>
             </w:r>
             <w:r>
               <w:t xml:space="preserve"> </w:t>
             </w:r>
             <w:r>
               <w:rPr>
-                <w:rStyle w:val="VerbatimChar"/>
+                <w:b/>
+                <w:bCs/>
               </w:rPr>
-              <w:t xml:space="preserve">getChat</w:t>
-            </w:r>
-            <w:r>
-              <w:t xml:space="preserve">) using the extended wizard's</w:t>
+              <w:t xml:space="preserve">Consumer-project integration is now unlocked.</w:t>
             </w:r>
             <w:r>
               <w:t xml:space="preserve"> </w:t>
             </w:r>
             <w:r>
-              <w:rPr>
-                <w:rStyle w:val="VerbatimChar"/>
-              </w:rPr>
-              <w:t xml:space="preserve">--bot-token</w:t>
-            </w:r>
-            <w:r>
-              <w:t xml:space="preserve"> </w:t>
-            </w:r>
-            <w:r>
-              <w:t xml:space="preserve">/</w:t>
-            </w:r>
-            <w:r>
-              <w:t xml:space="preserve"> </w:t>
-            </w:r>
-            <w:r>
-              <w:rPr>
-                <w:rStyle w:val="VerbatimChar"/>
-              </w:rPr>
-              <w:t xml:space="preserve">--chat-id</w:t>
-            </w:r>
-            <w:r>
-              <w:t xml:space="preserve"> </w:t>
-            </w:r>
-            <w:r>
-              <w:t xml:space="preserve">/</w:t>
-            </w:r>
-            <w:r>
-              <w:t xml:space="preserve"> </w:t>
-            </w:r>
-            <w:r>
-              <w:rPr>
-                <w:rStyle w:val="VerbatimChar"/>
-              </w:rPr>
-              <w:t xml:space="preserve">--non-interactive</w:t>
-            </w:r>
-            <w:r>
-              <w:t xml:space="preserve"> </w:t>
-            </w:r>
-            <w:r>
-              <w:t xml:space="preserve">CLI args. Token→getMe→getChat→sendMessage chain confirmed end-to-end in commit</w:t>
-            </w:r>
-            <w:r>
-              <w:t xml:space="preserve"> </w:t>
-            </w:r>
-            <w:r>
-              <w:rPr>
-                <w:rStyle w:val="VerbatimChar"/>
-              </w:rPr>
-              <w:t xml:space="preserve">140a2f1</w:t>
-            </w:r>
-            <w:r>
-              <w:t xml:space="preserve"> </w:t>
-            </w:r>
-            <w:r>
-              <w:t xml:space="preserve">session 2026-05-22. Prior r11 doc-cleanup: renumbered commons_auth HRD-093 → HRD-099; refreshed CLAUDE.md + CONTINUATION.md. r10: Wave 3a substrate + 2 live REST routes (commits</w:t>
-            </w:r>
-            <w:r>
-              <w:t xml:space="preserve"> </w:t>
-            </w:r>
-            <w:r>
-              <w:rPr>
-                <w:rStyle w:val="VerbatimChar"/>
-              </w:rPr>
-              <w:t xml:space="preserve">dbbea95..0cc6fad</w:t>
-            </w:r>
-            <w:r>
-              <w:t xml:space="preserve">) —</w:t>
-            </w:r>
-            <w:r>
-              <w:t xml:space="preserve"> </w:t>
-            </w:r>
-            <w:r>
-              <w:rPr>
-                <w:rStyle w:val="VerbatimChar"/>
-              </w:rPr>
-              <w:t xml:space="preserve">commons_auth/</w:t>
-            </w:r>
-            <w:r>
-              <w:t xml:space="preserve"> </w:t>
-            </w:r>
-            <w:r>
-              <w:t xml:space="preserve">JWT verifier,</w:t>
-            </w:r>
-            <w:r>
-              <w:t xml:space="preserve"> </w:t>
-            </w:r>
-            <w:r>
-              <w:rPr>
-                <w:rStyle w:val="VerbatimChar"/>
-              </w:rPr>
-              <w:t xml:space="preserve">events_processed</w:t>
-            </w:r>
-            <w:r>
-              <w:t xml:space="preserve"> </w:t>
-            </w:r>
-            <w:r>
-              <w:t xml:space="preserve">migration 000012,</w:t>
-            </w:r>
-            <w:r>
-              <w:t xml:space="preserve"> </w:t>
-            </w:r>
-            <w:r>
-              <w:rPr>
-                <w:rStyle w:val="VerbatimChar"/>
-              </w:rPr>
-              <w:t xml:space="preserve">ConstitutionStore.ListQuery</w:t>
-            </w:r>
-            <w:r>
-              <w:t xml:space="preserve"> </w:t>
-            </w:r>
-            <w:r>
-              <w:t xml:space="preserve">extended with Since/Until/Offset, cherald</w:t>
-            </w:r>
-            <w:r>
-              <w:t xml:space="preserve"> </w:t>
-            </w:r>
-            <w:r>
-              <w:rPr>
-                <w:rStyle w:val="VerbatimChar"/>
-              </w:rPr>
-              <w:t xml:space="preserve">/v1/compliance</w:t>
-            </w:r>
-            <w:r>
-              <w:t xml:space="preserve"> </w:t>
-            </w:r>
-            <w:r>
-              <w:t xml:space="preserve">live, sherald</w:t>
-            </w:r>
-            <w:r>
-              <w:t xml:space="preserve"> </w:t>
-            </w:r>
-            <w:r>
-              <w:rPr>
-                <w:rStyle w:val="VerbatimChar"/>
-              </w:rPr>
-              <w:t xml:space="preserve">/v1/safety_state</w:t>
-            </w:r>
-            <w:r>
-              <w:t xml:space="preserve"> </w:t>
-            </w:r>
-            <w:r>
-              <w:t xml:space="preserve">live, e2e_bluff_hunt grew 33 → 41 invariants, paired §1.1 mutation gate (3/3 PASS), atomic Issues→Fixed for HRD-028 + HRD-098 + HRD-099.</w:t>
+              <w:t xml:space="preserve">Prior r12 closed HRD-011 (Telegram live). r10-r11 closed Wave 3a (HRD-028 cherald + HRD-098 sherald + HRD-099 commons_auth).</w:t>
             </w:r>
           </w:p>
         </w:tc>
@@ -456,7 +345,7 @@
               <w:pStyle w:val="Compact"/>
             </w:pPr>
             <w:r>
-              <w:t xml:space="preserve">HRD-008, HRD-015, HRD-016, HRD-018 (in_progress), HRD-019..HRD-027, HRD-029..HRD-056, HRD-081, HRD-085..HRD-090</w:t>
+              <w:t xml:space="preserve">HRD-008, HRD-015, HRD-018 (in_progress), HRD-019..HRD-027, HRD-029..HRD-056, HRD-081, HRD-085..HRD-090</w:t>
             </w:r>
           </w:p>
         </w:tc>
@@ -495,7 +384,7 @@
               <w:t xml:space="preserve"> </w:t>
             </w:r>
             <w:r>
-              <w:t xml:space="preserve">— 48 open items spanning REST surface (HRD-016 pherald Runner), §42 constitution bindings (HRD-018..027), §43 command-catalogue (HRD-029..056), HRD-081 (containers podman-compose adapter refinement), HRD-085..090 (queue-repository stub-completion surface). HRD-011 (Telegram live) + HRD-028 + HRD-098 + HRD-099 closed in r10-r12 cycle.</w:t>
+              <w:t xml:space="preserve">— 47 open items spanning §42 constitution bindings (HRD-018..027), §43 command-catalogue (HRD-029..056), HRD-081 (containers podman-compose adapter refinement), HRD-085..090 (queue-repository stub-completion surface). HRD-016 (pherald Runner) + HRD-011 (Telegram live) + HRD-028 + HRD-098 + HRD-099 closed in r10-r13 cycle.</w:t>
             </w:r>
           </w:p>
         </w:tc>
@@ -519,7 +408,7 @@
               <w:pStyle w:val="Compact"/>
             </w:pPr>
             <w:r>
-              <w:t xml:space="preserve">HRD-001..HRD-007, HRD-009, HRD-009b, HRD-010, HRD-011, HRD-012, HRD-013, HRD-014, HRD-017, HRD-028, HRD-080, HRD-092, HRD-093, HRD-094, HRD-095, HRD-096, HRD-097, HRD-098, HRD-099</w:t>
+              <w:t xml:space="preserve">HRD-001..HRD-007, HRD-009, HRD-009b, HRD-010, HRD-011, HRD-012, HRD-013, HRD-014, HRD-016, HRD-017, HRD-028, HRD-080, HRD-092, HRD-093, HRD-094, HRD-095, HRD-096, HRD-097, HRD-098, HRD-099</w:t>
             </w:r>
           </w:p>
         </w:tc>
@@ -580,22 +469,10 @@
                 <w:b/>
                 <w:bCs/>
               </w:rPr>
-              <w:t xml:space="preserve">Wave 3b next</w:t>
-            </w:r>
-            <w:r>
-              <w:t xml:space="preserve">: HRD-016 (pherald Runner wiring + live</w:t>
-            </w:r>
-            <w:r>
-              <w:t xml:space="preserve"> </w:t>
-            </w:r>
-            <w:r>
-              <w:rPr>
-                <w:rStyle w:val="VerbatimChar"/>
-              </w:rPr>
-              <w:t xml:space="preserve">POST /v1/events</w:t>
-            </w:r>
-            <w:r>
-              <w:t xml:space="preserve">) — the critical-path blocker for incorporating Herald into a parent project. After Wave 3b: HRD-024 (iherald</w:t>
+              <w:t xml:space="preserve">Wave 3c next</w:t>
+            </w:r>
+            <w:r>
+              <w:t xml:space="preserve">: cross-binary E45 wiring (pherald deny POST → cherald GET /v1/compliance round-trip), HRD-024 (iherald</w:t>
             </w:r>
             <w:r>
               <w:t xml:space="preserve"> </w:t>
@@ -610,7 +487,22 @@
               <w:t xml:space="preserve"> </w:t>
             </w:r>
             <w:r>
-              <w:t xml:space="preserve">live), HRD-033 (sherald destructive-guard body — unlocks E48), and the rest of the §43 command catalogue. Cross-binary E45 invariant (cherald reads pherald-written constitution_state rows) lights up once Runner lands. Operator priority: HRD-008 (quickstart e2e validation). Each milestone followed by multi-mirror push + full anti-bluff verification.</w:t>
+              <w:t xml:space="preserve">live), HRD-033 (sherald destructive-guard body — unlocks E48), HRD-018..027 flavor-specific constitution bindings, and the rest of the §43 command catalogue. Parallel-fan-out optimization in Stage 6 + OpenAPI surface for /v1/events +</w:t>
+            </w:r>
+            <w:r>
+              <w:t xml:space="preserve"> </w:t>
+            </w:r>
+            <w:r>
+              <w:rPr>
+                <w:rStyle w:val="VerbatimChar"/>
+              </w:rPr>
+              <w:t xml:space="preserve">docs/INTEGRATION.md</w:t>
+            </w:r>
+            <w:r>
+              <w:t xml:space="preserve"> </w:t>
+            </w:r>
+            <w:r>
+              <w:t xml:space="preserve">+ v0.1.0 release tag are queued. Each milestone followed by multi-mirror push + full anti-bluff verification.</w:t>
             </w:r>
           </w:p>
         </w:tc>

--- a/docs/Status.docx
+++ b/docs/Status.docx
@@ -10,57 +10,7 @@
         <w:t xml:space="preserve">Herald</w:t>
       </w:r>
     </w:p>
-    <w:p>
-      <w:pPr>
-        <w:pStyle w:val="FirstParagraph"/>
-      </w:pPr>
-      <w:r>
-        <w:drawing>
-          <wp:inline>
-            <wp:extent cx="1625600" cy="1625600"/>
-            <wp:effectExtent b="0" l="0" r="0" t="0"/>
-            <wp:docPr descr="Herald" title="" id="10" name="Picture"/>
-            <a:graphic>
-              <a:graphicData uri="http://schemas.openxmlformats.org/drawingml/2006/picture">
-                <pic:pic>
-                  <pic:nvPicPr>
-                    <pic:cNvPr descr="../assets/logo/herald_logo_square_128.png" id="11" name="Picture"/>
-                    <pic:cNvPicPr>
-                      <a:picLocks noChangeArrowheads="1" noChangeAspect="1"/>
-                    </pic:cNvPicPr>
-                  </pic:nvPicPr>
-                  <pic:blipFill>
-                    <a:blip r:embed="rId9"/>
-                    <a:stretch>
-                      <a:fillRect/>
-                    </a:stretch>
-                  </pic:blipFill>
-                  <pic:spPr bwMode="auto">
-                    <a:xfrm>
-                      <a:off x="0" y="0"/>
-                      <a:ext cx="1625600" cy="1625600"/>
-                    </a:xfrm>
-                    <a:prstGeom prst="rect">
-                      <a:avLst/>
-                    </a:prstGeom>
-                    <a:noFill/>
-                    <a:ln w="9525">
-                      <a:noFill/>
-                      <a:headEnd/>
-                      <a:tailEnd/>
-                    </a:ln>
-                  </pic:spPr>
-                </pic:pic>
-              </a:graphicData>
-            </a:graphic>
-          </wp:inline>
-        </w:drawing>
-      </w:r>
-      <w:r>
-        <w:t xml:space="preserve">{width=96px height=96px}</w:t>
-      </w:r>
-    </w:p>
-    <w:bookmarkStart w:id="22" w:name="herald--status"/>
+    <w:bookmarkStart w:id="19" w:name="herald--status"/>
     <w:p>
       <w:pPr>
         <w:pStyle w:val="Heading1"/>
@@ -508,7 +458,7 @@
         </w:tc>
       </w:tr>
     </w:tbl>
-    <w:bookmarkStart w:id="12" w:name="table-of-contents"/>
+    <w:bookmarkStart w:id="9" w:name="table-of-contents"/>
     <w:p>
       <w:pPr>
         <w:pStyle w:val="Heading2"/>
@@ -602,8 +552,8 @@
         </w:r>
       </w:hyperlink>
     </w:p>
-    <w:bookmarkEnd w:id="12"/>
-    <w:bookmarkStart w:id="13" w:name="project-phase"/>
+    <w:bookmarkEnd w:id="9"/>
+    <w:bookmarkStart w:id="10" w:name="project-phase"/>
     <w:p>
       <w:pPr>
         <w:pStyle w:val="Heading2"/>
@@ -630,8 +580,8 @@
         <w:t xml:space="preserve">Spec V3 r8 is active, the Go module foundation compiles, all three Foundation milestones (M1/M2/M3) plus the Wave 2 flavor-scaffold workstream have landed, and the §107 end-user-usability covenant is now explicit in Herald's three root docs + gate (added 2026-05-20). The remaining cycle is wiring live channel integrations (HRD-011, HRD-016, HRD-024, HRD-028, HRD-098), validating the §26.5 quickstart end-to-end on operator hardware, and implementing the 28 §43 command bodies still stubbed.</w:t>
       </w:r>
     </w:p>
-    <w:bookmarkEnd w:id="13"/>
-    <w:bookmarkStart w:id="14" w:name="specification"/>
+    <w:bookmarkEnd w:id="10"/>
+    <w:bookmarkStart w:id="11" w:name="specification"/>
     <w:p>
       <w:pPr>
         <w:pStyle w:val="Heading2"/>
@@ -789,8 +739,8 @@
         <w:t xml:space="preserve">(5/5 PASS).</w:t>
       </w:r>
     </w:p>
-    <w:bookmarkEnd w:id="14"/>
-    <w:bookmarkStart w:id="15" w:name="implementation"/>
+    <w:bookmarkEnd w:id="11"/>
+    <w:bookmarkStart w:id="12" w:name="implementation"/>
     <w:p>
       <w:pPr>
         <w:pStyle w:val="Heading2"/>
@@ -1663,8 +1613,8 @@
         </w:tc>
       </w:tr>
     </w:tbl>
-    <w:bookmarkEnd w:id="15"/>
-    <w:bookmarkStart w:id="16" w:name="operations"/>
+    <w:bookmarkEnd w:id="12"/>
+    <w:bookmarkStart w:id="13" w:name="operations"/>
     <w:p>
       <w:pPr>
         <w:pStyle w:val="Heading2"/>
@@ -2145,8 +2095,8 @@
         <w:t xml:space="preserve">Go 1.25+ (verified on 1.26 per CLAUDE.md), Pandoc 3.9, WeasyPrint 66, Podman 5.8 — verified locally.</w:t>
       </w:r>
     </w:p>
-    <w:bookmarkEnd w:id="16"/>
-    <w:bookmarkStart w:id="18" w:name="risk-surface"/>
+    <w:bookmarkEnd w:id="13"/>
+    <w:bookmarkStart w:id="15" w:name="risk-surface"/>
     <w:p>
       <w:pPr>
         <w:pStyle w:val="Heading2"/>
@@ -2337,7 +2287,7 @@
         <w:t xml:space="preserve">manually for now — that script IS the local CI surrogate.</w:t>
       </w:r>
     </w:p>
-    <w:bookmarkStart w:id="17" w:name="closed-risks"/>
+    <w:bookmarkStart w:id="14" w:name="closed-risks"/>
     <w:p>
       <w:pPr>
         <w:pStyle w:val="Heading3"/>
@@ -2447,9 +2397,9 @@
         <w:t xml:space="preserve">in migration 000003. The §107 covenant directly prevented this from shipping; the lesson is "EXACT-N row count, never &gt;=N" for any isolation test.</w:t>
       </w:r>
     </w:p>
-    <w:bookmarkEnd w:id="17"/>
-    <w:bookmarkEnd w:id="18"/>
-    <w:bookmarkStart w:id="21" w:name="recent-activity"/>
+    <w:bookmarkEnd w:id="14"/>
+    <w:bookmarkEnd w:id="15"/>
+    <w:bookmarkStart w:id="18" w:name="recent-activity"/>
     <w:p>
       <w:pPr>
         <w:pStyle w:val="Heading2"/>
@@ -2458,7 +2408,7 @@
         <w:t xml:space="preserve">Recent activity</w:t>
       </w:r>
     </w:p>
-    <w:bookmarkStart w:id="19" w:name="X12aa6a5fe6c33844ccbcbbf7f1fb30e6c1e6a20"/>
+    <w:bookmarkStart w:id="16" w:name="X12aa6a5fe6c33844ccbcbbf7f1fb30e6c1e6a20"/>
     <w:p>
       <w:pPr>
         <w:pStyle w:val="Heading3"/>
@@ -3230,8 +3180,8 @@
         <w:t xml:space="preserve">41 PASS / 0 FAIL / 5 SKIP.</w:t>
       </w:r>
     </w:p>
-    <w:bookmarkEnd w:id="19"/>
-    <w:bookmarkStart w:id="20" w:name="X24e6129cc211184172a340325294947aa81e316"/>
+    <w:bookmarkEnd w:id="16"/>
+    <w:bookmarkStart w:id="17" w:name="X24e6129cc211184172a340325294947aa81e316"/>
     <w:p>
       <w:pPr>
         <w:pStyle w:val="Heading3"/>
@@ -3661,9 +3611,9 @@
         <w:t xml:space="preserve">33 PASS / 0 FAIL / 3 SKIP.</w:t>
       </w:r>
     </w:p>
-    <w:bookmarkEnd w:id="20"/>
-    <w:bookmarkEnd w:id="21"/>
-    <w:bookmarkEnd w:id="22"/>
+    <w:bookmarkEnd w:id="17"/>
+    <w:bookmarkEnd w:id="18"/>
+    <w:bookmarkEnd w:id="19"/>
     <w:sectPr>
       <w:footnotePr>
         <w:numRestart w:val="eachSect"/>

--- a/docs/Status.docx
+++ b/docs/Status.docx
@@ -75,7 +75,7 @@
               <w:pStyle w:val="Compact"/>
             </w:pPr>
             <w:r>
-              <w:t xml:space="preserve">13</w:t>
+              <w:t xml:space="preserve">14</w:t>
             </w:r>
           </w:p>
         </w:tc>
@@ -175,42 +175,315 @@
                 <w:b/>
                 <w:bCs/>
               </w:rPr>
-              <w:t xml:space="preserve">r13 closes HRD-016 (pherald</w:t>
+              <w:t xml:space="preserve">r14 captures Wave 4a (HTTP/3 + Brotli + Alt-Svc + TLS 1.3 transport substrate). v0.2.0 tag issued.</w:t>
+            </w:r>
+            <w:r>
+              <w:t xml:space="preserve"> </w:t>
+            </w:r>
+            <w:r>
+              <w:t xml:space="preserve">Every serving flavor (pherald + cherald + sherald + iherald) now binds dual TCP/HTTP-2 + UDP/HTTP-3 listeners on the same port. Dev TLS cert auto-generated at</w:t>
+            </w:r>
+            <w:r>
+              <w:t xml:space="preserve"> </w:t>
+            </w:r>
+            <w:r>
+              <w:rPr>
+                <w:rStyle w:val="VerbatimChar"/>
+              </w:rPr>
+              <w:t xml:space="preserve">~/.herald/dev-{cert,key}.pem</w:t>
+            </w:r>
+            <w:r>
+              <w:t xml:space="preserve"> </w:t>
+            </w:r>
+            <w:r>
+              <w:t xml:space="preserve">(ECDSA P-256, SAN localhost/127.0.0.1/::1, 365-day validity, chmod 600 key); prod requires</w:t>
+            </w:r>
+            <w:r>
+              <w:t xml:space="preserve"> </w:t>
+            </w:r>
+            <w:r>
+              <w:rPr>
+                <w:rStyle w:val="VerbatimChar"/>
+              </w:rPr>
+              <w:t xml:space="preserve">--tls-cert</w:t>
+            </w:r>
+            <w:r>
+              <w:t xml:space="preserve">/</w:t>
+            </w:r>
+            <w:r>
+              <w:rPr>
+                <w:rStyle w:val="VerbatimChar"/>
+              </w:rPr>
+              <w:t xml:space="preserve">--tls-key</w:t>
+            </w:r>
+            <w:r>
+              <w:t xml:space="preserve"> </w:t>
+            </w:r>
+            <w:r>
+              <w:t xml:space="preserve">flags or</w:t>
+            </w:r>
+            <w:r>
+              <w:t xml:space="preserve"> </w:t>
+            </w:r>
+            <w:r>
+              <w:rPr>
+                <w:rStyle w:val="VerbatimChar"/>
+              </w:rPr>
+              <w:t xml:space="preserve">HERALD_TLS_CERT_PATH</w:t>
+            </w:r>
+            <w:r>
+              <w:t xml:space="preserve">/</w:t>
+            </w:r>
+            <w:r>
+              <w:rPr>
+                <w:rStyle w:val="VerbatimChar"/>
+              </w:rPr>
+              <w:t xml:space="preserve">HERALD_TLS_KEY_PATH</w:t>
+            </w:r>
+            <w:r>
+              <w:t xml:space="preserve"> </w:t>
+            </w:r>
+            <w:r>
+              <w:t xml:space="preserve">env. Brotli q6 default (</w:t>
+            </w:r>
+            <w:r>
+              <w:rPr>
+                <w:rStyle w:val="VerbatimChar"/>
+              </w:rPr>
+              <w:t xml:space="preserve">HERALD_BROTLI_LEVEL</w:t>
+            </w:r>
+            <w:r>
+              <w:t xml:space="preserve"> </w:t>
+            </w:r>
+            <w:r>
+              <w:t xml:space="preserve">env override) compresses responses ≥256B. Alt-Svc header</w:t>
+            </w:r>
+            <w:r>
+              <w:t xml:space="preserve"> </w:t>
+            </w:r>
+            <w:r>
+              <w:rPr>
+                <w:rStyle w:val="VerbatimChar"/>
+              </w:rPr>
+              <w:t xml:space="preserve">h3="&lt;port&gt;"; ma=2592000</w:t>
+            </w:r>
+            <w:r>
+              <w:t xml:space="preserve"> </w:t>
+            </w:r>
+            <w:r>
+              <w:t xml:space="preserve">advertises HTTP/3 to TCP clients.</w:t>
+            </w:r>
+            <w:r>
+              <w:t xml:space="preserve"> </w:t>
+            </w:r>
+            <w:r>
+              <w:rPr>
+                <w:rStyle w:val="VerbatimChar"/>
+              </w:rPr>
+              <w:t xml:space="preserve">HERALD_DISABLE_HTTP3=1</w:t>
+            </w:r>
+            <w:r>
+              <w:t xml:space="preserve"> </w:t>
+            </w:r>
+            <w:r>
+              <w:t xml:space="preserve">escape hatch for UDP-blocked envs. New</w:t>
+            </w:r>
+            <w:r>
+              <w:t xml:space="preserve"> </w:t>
+            </w:r>
+            <w:r>
+              <w:rPr>
+                <w:rStyle w:val="VerbatimChar"/>
+              </w:rPr>
+              <w:t xml:space="preserve">commons_tls/</w:t>
+            </w:r>
+            <w:r>
+              <w:t xml:space="preserve"> </w:t>
+            </w:r>
+            <w:r>
+              <w:t xml:space="preserve">module (workspace 14 → 15). 7 new e2e invariants E49-E55 (E55 SKIP-with-reason for tcpdump root requirement).</w:t>
+            </w:r>
+            <w:r>
+              <w:t xml:space="preserve"> </w:t>
+            </w:r>
+            <w:r>
+              <w:rPr>
+                <w:rStyle w:val="VerbatimChar"/>
+              </w:rPr>
+              <w:t xml:space="preserve">tests/test_wave4_mutation_meta.sh</w:t>
+            </w:r>
+            <w:r>
+              <w:t xml:space="preserve"> </w:t>
+            </w:r>
+            <w:r>
+              <w:t xml:space="preserve">(4/4 PASS — M1 strip H3 → E50 FAIL; M2 strip Brotli → E53 FAIL; M3 downgrade TLS → E54 FAIL; post-flight).</w:t>
+            </w:r>
+            <w:r>
+              <w:t xml:space="preserve"> </w:t>
             </w:r>
             <w:r>
               <w:rPr>
                 <w:b/>
                 <w:bCs/>
               </w:rPr>
+              <w:t xml:space="preserve">Critical security fix (d5bd360) restoring commons_auth/middleware.go from JWT-bypass mutation residue that the prior FIX-bg subagent's 72e81ab accidentally captured mid-flight from a concurrent mutation gate.</w:t>
+            </w:r>
+            <w:r>
+              <w:t xml:space="preserve"> </w:t>
+            </w:r>
+            <w:r>
+              <w:t xml:space="preserve">Lesson — subagent commits must audit working-tree for mutation markers before staging. Prior r13 closed HRD-016 (Wave 3b pherald Runner live). r12 closed HRD-011 (Telegram live). r10-r11: Wave 3a substrate.</w:t>
+            </w:r>
+          </w:p>
+        </w:tc>
+      </w:tr>
+      <w:tr>
+        <w:tc>
+          <w:tcPr/>
+          <w:p>
+            <w:pPr>
+              <w:pStyle w:val="Compact"/>
+            </w:pPr>
+            <w:r>
+              <w:t xml:space="preserve">Issues</w:t>
+            </w:r>
+          </w:p>
+        </w:tc>
+        <w:tc>
+          <w:tcPr/>
+          <w:p>
+            <w:pPr>
+              <w:pStyle w:val="Compact"/>
+            </w:pPr>
+            <w:r>
+              <w:t xml:space="preserve">HRD-008, HRD-015, HRD-018 (in_progress), HRD-019..HRD-027, HRD-029..HRD-056, HRD-081, HRD-085..HRD-090</w:t>
+            </w:r>
+          </w:p>
+        </w:tc>
+      </w:tr>
+      <w:tr>
+        <w:tc>
+          <w:tcPr/>
+          <w:p>
+            <w:pPr>
+              <w:pStyle w:val="Compact"/>
+            </w:pPr>
+            <w:r>
+              <w:t xml:space="preserve">Issues summary</w:t>
+            </w:r>
+          </w:p>
+        </w:tc>
+        <w:tc>
+          <w:tcPr/>
+          <w:p>
+            <w:pPr>
+              <w:pStyle w:val="Compact"/>
+            </w:pPr>
+            <w:r>
+              <w:t xml:space="preserve">see</w:t>
+            </w:r>
+            <w:r>
               <w:t xml:space="preserve"> </w:t>
             </w:r>
             <w:r>
               <w:rPr>
                 <w:rStyle w:val="VerbatimChar"/>
-                <w:b/>
-                <w:bCs/>
               </w:rPr>
-              <w:t xml:space="preserve">/v1/events</w:t>
-            </w:r>
+              <w:t xml:space="preserve">Issues.md</w:t>
+            </w:r>
+            <w:r>
+              <w:t xml:space="preserve"> </w:t>
+            </w:r>
+            <w:r>
+              <w:t xml:space="preserve">— 47 open items spanning §42 constitution bindings (HRD-018..027), §43 command-catalogue (HRD-029..056), HRD-081 (containers podman-compose adapter refinement), HRD-085..090 (queue-repository stub-completion surface). No HRDs migrated in r14 (substrate upgrade only). Prior cycle: HRD-016 (pherald Runner) + HRD-011 (Telegram live) + HRD-028 + HRD-098 + HRD-099 closed in r10-r13.</w:t>
+            </w:r>
+          </w:p>
+        </w:tc>
+      </w:tr>
+      <w:tr>
+        <w:tc>
+          <w:tcPr/>
+          <w:p>
+            <w:pPr>
+              <w:pStyle w:val="Compact"/>
+            </w:pPr>
+            <w:r>
+              <w:t xml:space="preserve">Fixed</w:t>
+            </w:r>
+          </w:p>
+        </w:tc>
+        <w:tc>
+          <w:tcPr/>
+          <w:p>
+            <w:pPr>
+              <w:pStyle w:val="Compact"/>
+            </w:pPr>
+            <w:r>
+              <w:t xml:space="preserve">HRD-001..HRD-007, HRD-009, HRD-009b, HRD-010, HRD-011, HRD-012, HRD-013, HRD-014, HRD-016, HRD-017, HRD-028, HRD-080, HRD-092, HRD-093, HRD-094, HRD-095, HRD-096, HRD-097, HRD-098, HRD-099</w:t>
+            </w:r>
+          </w:p>
+        </w:tc>
+      </w:tr>
+      <w:tr>
+        <w:tc>
+          <w:tcPr/>
+          <w:p>
+            <w:pPr>
+              <w:pStyle w:val="Compact"/>
+            </w:pPr>
+            <w:r>
+              <w:t xml:space="preserve">Fixed summary</w:t>
+            </w:r>
+          </w:p>
+        </w:tc>
+        <w:tc>
+          <w:tcPr/>
+          <w:p>
+            <w:pPr>
+              <w:pStyle w:val="Compact"/>
+            </w:pPr>
+            <w:r>
+              <w:t xml:space="preserve">see</w:t>
+            </w:r>
+            <w:r>
+              <w:t xml:space="preserve"> </w:t>
+            </w:r>
+            <w:r>
+              <w:rPr>
+                <w:rStyle w:val="VerbatimChar"/>
+              </w:rPr>
+              <w:t xml:space="preserve">Fixed.md</w:t>
+            </w:r>
+          </w:p>
+        </w:tc>
+      </w:tr>
+      <w:tr>
+        <w:tc>
+          <w:tcPr/>
+          <w:p>
+            <w:pPr>
+              <w:pStyle w:val="Compact"/>
+            </w:pPr>
+            <w:r>
+              <w:t xml:space="preserve">Continuation</w:t>
+            </w:r>
+          </w:p>
+        </w:tc>
+        <w:tc>
+          <w:tcPr/>
+          <w:p>
+            <w:pPr>
+              <w:pStyle w:val="Compact"/>
+            </w:pPr>
             <w:r>
               <w:rPr>
                 <w:b/>
                 <w:bCs/>
               </w:rPr>
-              <w:t xml:space="preserve"> </w:t>
-            </w:r>
-            <w:r>
-              <w:rPr>
-                <w:b/>
-                <w:bCs/>
-              </w:rPr>
-              <w:t xml:space="preserve">Runner wiring) atomically — Wave 3b complete.</w:t>
-            </w:r>
-            <w:r>
-              <w:t xml:space="preserve"> </w:t>
-            </w:r>
-            <w:r>
-              <w:t xml:space="preserve">The §32 7-stage Runner orchestrator lands end-to-end as 7 concrete structs in</w:t>
+              <w:t xml:space="preserve">Wave 4b next</w:t>
+            </w:r>
+            <w:r>
+              <w:t xml:space="preserve">: TOON (Token-Oriented Object Notation) adoption as preferred Content-Type with JSON fallback. Wave 4b design lives at</w:t>
             </w:r>
             <w:r>
               <w:t xml:space="preserve"> </w:t>
@@ -219,13 +492,13 @@
               <w:rPr>
                 <w:rStyle w:val="VerbatimChar"/>
               </w:rPr>
-              <w:t xml:space="preserve">pherald/internal/runner/</w:t>
-            </w:r>
-            <w:r>
-              <w:t xml:space="preserve"> </w:t>
-            </w:r>
-            <w:r>
-              <w:t xml:space="preserve">(EventParser → IdempotencyChecker → TenantResolver → PolicyGate → SubscriberResolver → ChannelDispatcher → OutcomeRecorder);</w:t>
+              <w:t xml:space="preserve">docs/superpowers/specs/2026-05-22-http3-brotli-toon-design.md</w:t>
+            </w:r>
+            <w:r>
+              <w:t xml:space="preserve"> </w:t>
+            </w:r>
+            <w:r>
+              <w:t xml:space="preserve">§5. After Wave 4b: queued QA-bot workstream —</w:t>
             </w:r>
             <w:r>
               <w:t xml:space="preserve"> </w:t>
@@ -234,13 +507,13 @@
               <w:rPr>
                 <w:rStyle w:val="VerbatimChar"/>
               </w:rPr>
-              <w:t xml:space="preserve">pherald/internal/http/events.go</w:t>
-            </w:r>
-            <w:r>
-              <w:t xml:space="preserve"> </w:t>
-            </w:r>
-            <w:r>
-              <w:t xml:space="preserve">exposes the live POST /v1/events handler (202 + Receipt JSON; 200 +</w:t>
+              <w:t xml:space="preserve">qaherald</w:t>
+            </w:r>
+            <w:r>
+              <w:t xml:space="preserve"> </w:t>
+            </w:r>
+            <w:r>
+              <w:t xml:space="preserve">Go binary that drives full pherald ↔ Telegram round-trip automation with attached materials preserved under</w:t>
             </w:r>
             <w:r>
               <w:t xml:space="preserve"> </w:t>
@@ -249,210 +522,10 @@
               <w:rPr>
                 <w:rStyle w:val="VerbatimChar"/>
               </w:rPr>
-              <w:t xml:space="preserve">X-Herald-Replay: true</w:t>
-            </w:r>
-            <w:r>
-              <w:t xml:space="preserve"> </w:t>
-            </w:r>
-            <w:r>
-              <w:t xml:space="preserve">on replay; 401/400 on auth/parse failures). 23/23 runner package tests green; e2e_bluff_hunt grew 41 → 47 invariants (E37-E42 live; E45 cross-binary still SKIP-with-reason pending Wave 3c); mutation gate gains M2 + M4 proven (M3 SKIP-with-reason pending deny-evaluator e2e). Spec V3 bumped r8 → r9 with §32.1.1 implementation map + §44.N Wave 3b milestone.</w:t>
-            </w:r>
-            <w:r>
-              <w:t xml:space="preserve"> </w:t>
-            </w:r>
-            <w:r>
-              <w:rPr>
-                <w:b/>
-                <w:bCs/>
-              </w:rPr>
-              <w:t xml:space="preserve">Consumer-project integration is now unlocked.</w:t>
-            </w:r>
-            <w:r>
-              <w:t xml:space="preserve"> </w:t>
-            </w:r>
-            <w:r>
-              <w:t xml:space="preserve">Prior r12 closed HRD-011 (Telegram live). r10-r11 closed Wave 3a (HRD-028 cherald + HRD-098 sherald + HRD-099 commons_auth).</w:t>
-            </w:r>
-          </w:p>
-        </w:tc>
-      </w:tr>
-      <w:tr>
-        <w:tc>
-          <w:tcPr/>
-          <w:p>
-            <w:pPr>
-              <w:pStyle w:val="Compact"/>
-            </w:pPr>
-            <w:r>
-              <w:t xml:space="preserve">Issues</w:t>
-            </w:r>
-          </w:p>
-        </w:tc>
-        <w:tc>
-          <w:tcPr/>
-          <w:p>
-            <w:pPr>
-              <w:pStyle w:val="Compact"/>
-            </w:pPr>
-            <w:r>
-              <w:t xml:space="preserve">HRD-008, HRD-015, HRD-018 (in_progress), HRD-019..HRD-027, HRD-029..HRD-056, HRD-081, HRD-085..HRD-090</w:t>
-            </w:r>
-          </w:p>
-        </w:tc>
-      </w:tr>
-      <w:tr>
-        <w:tc>
-          <w:tcPr/>
-          <w:p>
-            <w:pPr>
-              <w:pStyle w:val="Compact"/>
-            </w:pPr>
-            <w:r>
-              <w:t xml:space="preserve">Issues summary</w:t>
-            </w:r>
-          </w:p>
-        </w:tc>
-        <w:tc>
-          <w:tcPr/>
-          <w:p>
-            <w:pPr>
-              <w:pStyle w:val="Compact"/>
-            </w:pPr>
-            <w:r>
-              <w:t xml:space="preserve">see</w:t>
-            </w:r>
-            <w:r>
-              <w:t xml:space="preserve"> </w:t>
-            </w:r>
-            <w:r>
-              <w:rPr>
-                <w:rStyle w:val="VerbatimChar"/>
-              </w:rPr>
-              <w:t xml:space="preserve">Issues.md</w:t>
-            </w:r>
-            <w:r>
-              <w:t xml:space="preserve"> </w:t>
-            </w:r>
-            <w:r>
-              <w:t xml:space="preserve">— 47 open items spanning §42 constitution bindings (HRD-018..027), §43 command-catalogue (HRD-029..056), HRD-081 (containers podman-compose adapter refinement), HRD-085..090 (queue-repository stub-completion surface). HRD-016 (pherald Runner) + HRD-011 (Telegram live) + HRD-028 + HRD-098 + HRD-099 closed in r10-r13 cycle.</w:t>
-            </w:r>
-          </w:p>
-        </w:tc>
-      </w:tr>
-      <w:tr>
-        <w:tc>
-          <w:tcPr/>
-          <w:p>
-            <w:pPr>
-              <w:pStyle w:val="Compact"/>
-            </w:pPr>
-            <w:r>
-              <w:t xml:space="preserve">Fixed</w:t>
-            </w:r>
-          </w:p>
-        </w:tc>
-        <w:tc>
-          <w:tcPr/>
-          <w:p>
-            <w:pPr>
-              <w:pStyle w:val="Compact"/>
-            </w:pPr>
-            <w:r>
-              <w:t xml:space="preserve">HRD-001..HRD-007, HRD-009, HRD-009b, HRD-010, HRD-011, HRD-012, HRD-013, HRD-014, HRD-016, HRD-017, HRD-028, HRD-080, HRD-092, HRD-093, HRD-094, HRD-095, HRD-096, HRD-097, HRD-098, HRD-099</w:t>
-            </w:r>
-          </w:p>
-        </w:tc>
-      </w:tr>
-      <w:tr>
-        <w:tc>
-          <w:tcPr/>
-          <w:p>
-            <w:pPr>
-              <w:pStyle w:val="Compact"/>
-            </w:pPr>
-            <w:r>
-              <w:t xml:space="preserve">Fixed summary</w:t>
-            </w:r>
-          </w:p>
-        </w:tc>
-        <w:tc>
-          <w:tcPr/>
-          <w:p>
-            <w:pPr>
-              <w:pStyle w:val="Compact"/>
-            </w:pPr>
-            <w:r>
-              <w:t xml:space="preserve">see</w:t>
-            </w:r>
-            <w:r>
-              <w:t xml:space="preserve"> </w:t>
-            </w:r>
-            <w:r>
-              <w:rPr>
-                <w:rStyle w:val="VerbatimChar"/>
-              </w:rPr>
-              <w:t xml:space="preserve">Fixed.md</w:t>
-            </w:r>
-          </w:p>
-        </w:tc>
-      </w:tr>
-      <w:tr>
-        <w:tc>
-          <w:tcPr/>
-          <w:p>
-            <w:pPr>
-              <w:pStyle w:val="Compact"/>
-            </w:pPr>
-            <w:r>
-              <w:t xml:space="preserve">Continuation</w:t>
-            </w:r>
-          </w:p>
-        </w:tc>
-        <w:tc>
-          <w:tcPr/>
-          <w:p>
-            <w:pPr>
-              <w:pStyle w:val="Compact"/>
-            </w:pPr>
-            <w:r>
-              <w:rPr>
-                <w:b/>
-                <w:bCs/>
-              </w:rPr>
-              <w:t xml:space="preserve">Wave 3c next</w:t>
-            </w:r>
-            <w:r>
-              <w:t xml:space="preserve">: cross-binary E45 wiring (pherald deny POST → cherald GET /v1/compliance round-trip), HRD-024 (iherald</w:t>
-            </w:r>
-            <w:r>
-              <w:t xml:space="preserve"> </w:t>
-            </w:r>
-            <w:r>
-              <w:rPr>
-                <w:rStyle w:val="VerbatimChar"/>
-              </w:rPr>
-              <w:t xml:space="preserve">/v1/webhooks/page</w:t>
-            </w:r>
-            <w:r>
-              <w:t xml:space="preserve"> </w:t>
-            </w:r>
-            <w:r>
-              <w:t xml:space="preserve">live), HRD-033 (sherald destructive-guard body — unlocks E48), HRD-018..027 flavor-specific constitution bindings, and the rest of the §43 command catalogue. Parallel-fan-out optimization in Stage 6 + OpenAPI surface for /v1/events +</w:t>
-            </w:r>
-            <w:r>
-              <w:t xml:space="preserve"> </w:t>
-            </w:r>
-            <w:r>
-              <w:rPr>
-                <w:rStyle w:val="VerbatimChar"/>
-              </w:rPr>
-              <w:t xml:space="preserve">docs/INTEGRATION.md</w:t>
-            </w:r>
-            <w:r>
-              <w:t xml:space="preserve"> </w:t>
-            </w:r>
-            <w:r>
-              <w:t xml:space="preserve">+ v0.1.0 release tag are queued. Each milestone followed by multi-mirror push + full anti-bluff verification.</w:t>
+              <w:t xml:space="preserve">docs/qa/&lt;run-id&gt;/</w:t>
+            </w:r>
+            <w:r>
+              <w:t xml:space="preserve">; final close-out is the v1.0.0-dev-0.0.1 (or canonical-named) release tag. Carry-over Wave 3c items (HRD-024 iherald paging, HRD-033 destructive-guard body, HRD-018..027 flavor bindings, the rest of the §43 command catalogue) remain queued. Each milestone followed by multi-mirror push + full anti-bluff verification.</w:t>
             </w:r>
           </w:p>
         </w:tc>

--- a/docs/Status.docx
+++ b/docs/Status.docx
@@ -75,7 +75,7 @@
               <w:pStyle w:val="Compact"/>
             </w:pPr>
             <w:r>
-              <w:t xml:space="preserve">14</w:t>
+              <w:t xml:space="preserve">15</w:t>
             </w:r>
           </w:p>
         </w:tc>
@@ -175,164 +175,274 @@
                 <w:b/>
                 <w:bCs/>
               </w:rPr>
-              <w:t xml:space="preserve">r14 captures Wave 4a (HTTP/3 + Brotli + Alt-Svc + TLS 1.3 transport substrate). v0.2.0 tag issued.</w:t>
-            </w:r>
-            <w:r>
-              <w:t xml:space="preserve"> </w:t>
-            </w:r>
-            <w:r>
-              <w:t xml:space="preserve">Every serving flavor (pherald + cherald + sherald + iherald) now binds dual TCP/HTTP-2 + UDP/HTTP-3 listeners on the same port. Dev TLS cert auto-generated at</w:t>
-            </w:r>
-            <w:r>
-              <w:t xml:space="preserve"> </w:t>
-            </w:r>
-            <w:r>
-              <w:rPr>
-                <w:rStyle w:val="VerbatimChar"/>
-              </w:rPr>
-              <w:t xml:space="preserve">~/.herald/dev-{cert,key}.pem</w:t>
-            </w:r>
-            <w:r>
-              <w:t xml:space="preserve"> </w:t>
-            </w:r>
-            <w:r>
-              <w:t xml:space="preserve">(ECDSA P-256, SAN localhost/127.0.0.1/::1, 365-day validity, chmod 600 key); prod requires</w:t>
-            </w:r>
-            <w:r>
-              <w:t xml:space="preserve"> </w:t>
-            </w:r>
-            <w:r>
-              <w:rPr>
-                <w:rStyle w:val="VerbatimChar"/>
-              </w:rPr>
-              <w:t xml:space="preserve">--tls-cert</w:t>
-            </w:r>
-            <w:r>
-              <w:t xml:space="preserve">/</w:t>
-            </w:r>
-            <w:r>
-              <w:rPr>
-                <w:rStyle w:val="VerbatimChar"/>
-              </w:rPr>
-              <w:t xml:space="preserve">--tls-key</w:t>
-            </w:r>
-            <w:r>
-              <w:t xml:space="preserve"> </w:t>
-            </w:r>
-            <w:r>
-              <w:t xml:space="preserve">flags or</w:t>
-            </w:r>
-            <w:r>
-              <w:t xml:space="preserve"> </w:t>
-            </w:r>
-            <w:r>
-              <w:rPr>
-                <w:rStyle w:val="VerbatimChar"/>
-              </w:rPr>
-              <w:t xml:space="preserve">HERALD_TLS_CERT_PATH</w:t>
-            </w:r>
-            <w:r>
-              <w:t xml:space="preserve">/</w:t>
-            </w:r>
-            <w:r>
-              <w:rPr>
-                <w:rStyle w:val="VerbatimChar"/>
-              </w:rPr>
-              <w:t xml:space="preserve">HERALD_TLS_KEY_PATH</w:t>
-            </w:r>
-            <w:r>
-              <w:t xml:space="preserve"> </w:t>
-            </w:r>
-            <w:r>
-              <w:t xml:space="preserve">env. Brotli q6 default (</w:t>
-            </w:r>
-            <w:r>
-              <w:rPr>
-                <w:rStyle w:val="VerbatimChar"/>
-              </w:rPr>
-              <w:t xml:space="preserve">HERALD_BROTLI_LEVEL</w:t>
-            </w:r>
-            <w:r>
-              <w:t xml:space="preserve"> </w:t>
-            </w:r>
-            <w:r>
-              <w:t xml:space="preserve">env override) compresses responses ≥256B. Alt-Svc header</w:t>
-            </w:r>
-            <w:r>
-              <w:t xml:space="preserve"> </w:t>
-            </w:r>
-            <w:r>
-              <w:rPr>
-                <w:rStyle w:val="VerbatimChar"/>
-              </w:rPr>
-              <w:t xml:space="preserve">h3="&lt;port&gt;"; ma=2592000</w:t>
-            </w:r>
-            <w:r>
-              <w:t xml:space="preserve"> </w:t>
-            </w:r>
-            <w:r>
-              <w:t xml:space="preserve">advertises HTTP/3 to TCP clients.</w:t>
-            </w:r>
-            <w:r>
-              <w:t xml:space="preserve"> </w:t>
-            </w:r>
-            <w:r>
-              <w:rPr>
-                <w:rStyle w:val="VerbatimChar"/>
-              </w:rPr>
-              <w:t xml:space="preserve">HERALD_DISABLE_HTTP3=1</w:t>
-            </w:r>
-            <w:r>
-              <w:t xml:space="preserve"> </w:t>
-            </w:r>
-            <w:r>
-              <w:t xml:space="preserve">escape hatch for UDP-blocked envs. New</w:t>
-            </w:r>
-            <w:r>
-              <w:t xml:space="preserve"> </w:t>
-            </w:r>
-            <w:r>
-              <w:rPr>
-                <w:rStyle w:val="VerbatimChar"/>
-              </w:rPr>
-              <w:t xml:space="preserve">commons_tls/</w:t>
-            </w:r>
-            <w:r>
-              <w:t xml:space="preserve"> </w:t>
-            </w:r>
-            <w:r>
-              <w:t xml:space="preserve">module (workspace 14 → 15). 7 new e2e invariants E49-E55 (E55 SKIP-with-reason for tcpdump root requirement).</w:t>
-            </w:r>
-            <w:r>
-              <w:t xml:space="preserve"> </w:t>
-            </w:r>
-            <w:r>
-              <w:rPr>
-                <w:rStyle w:val="VerbatimChar"/>
-              </w:rPr>
-              <w:t xml:space="preserve">tests/test_wave4_mutation_meta.sh</w:t>
-            </w:r>
-            <w:r>
-              <w:t xml:space="preserve"> </w:t>
-            </w:r>
-            <w:r>
-              <w:t xml:space="preserve">(4/4 PASS — M1 strip H3 → E50 FAIL; M2 strip Brotli → E53 FAIL; M3 downgrade TLS → E54 FAIL; post-flight).</w:t>
-            </w:r>
-            <w:r>
-              <w:t xml:space="preserve"> </w:t>
+              <w:t xml:space="preserve">r15 captures Wave 4b (TOON</w:t>
             </w:r>
             <w:r>
               <w:rPr>
                 <w:b/>
                 <w:bCs/>
               </w:rPr>
-              <w:t xml:space="preserve">Critical security fix (d5bd360) restoring commons_auth/middleware.go from JWT-bypass mutation residue that the prior FIX-bg subagent's 72e81ab accidentally captured mid-flight from a concurrent mutation gate.</w:t>
-            </w:r>
-            <w:r>
-              <w:t xml:space="preserve"> </w:t>
-            </w:r>
-            <w:r>
-              <w:t xml:space="preserve">Lesson — subagent commits must audit working-tree for mutation markers before staging. Prior r13 closed HRD-016 (Wave 3b pherald Runner live). r12 closed HRD-011 (Telegram live). r10-r11: Wave 3a substrate.</w:t>
+              <w:t xml:space="preserve"> </w:t>
+            </w:r>
+            <w:r>
+              <w:rPr>
+                <w:rStyle w:val="VerbatimChar"/>
+                <w:b/>
+                <w:bCs/>
+              </w:rPr>
+              <w:t xml:space="preserve">application/toon</w:t>
+            </w:r>
+            <w:r>
+              <w:rPr>
+                <w:b/>
+                <w:bCs/>
+              </w:rPr>
+              <w:t xml:space="preserve"> </w:t>
+            </w:r>
+            <w:r>
+              <w:rPr>
+                <w:b/>
+                <w:bCs/>
+              </w:rPr>
+              <w:t xml:space="preserve">content negotiation). Tag v0.3.0 issued.</w:t>
+            </w:r>
+            <w:r>
+              <w:t xml:space="preserve"> </w:t>
+            </w:r>
+            <w:r>
+              <w:t xml:space="preserve">Every</w:t>
+            </w:r>
+            <w:r>
+              <w:t xml:space="preserve"> </w:t>
+            </w:r>
+            <w:r>
+              <w:rPr>
+                <w:rStyle w:val="VerbatimChar"/>
+              </w:rPr>
+              <w:t xml:space="preserve">/v1/*</w:t>
+            </w:r>
+            <w:r>
+              <w:t xml:space="preserve"> </w:t>
+            </w:r>
+            <w:r>
+              <w:t xml:space="preserve">business route on every serving flavor now honors</w:t>
+            </w:r>
+            <w:r>
+              <w:t xml:space="preserve"> </w:t>
+            </w:r>
+            <w:r>
+              <w:rPr>
+                <w:rStyle w:val="VerbatimChar"/>
+              </w:rPr>
+              <w:t xml:space="preserve">Accept: application/toon</w:t>
+            </w:r>
+            <w:r>
+              <w:t xml:space="preserve"> </w:t>
+            </w:r>
+            <w:r>
+              <w:t xml:space="preserve">→ real TOON-encoded body (via</w:t>
+            </w:r>
+            <w:r>
+              <w:t xml:space="preserve"> </w:t>
+            </w:r>
+            <w:r>
+              <w:rPr>
+                <w:rStyle w:val="VerbatimChar"/>
+              </w:rPr>
+              <w:t xml:space="preserve">digital.vasic.toon</w:t>
+            </w:r>
+            <w:r>
+              <w:t xml:space="preserve"> </w:t>
+            </w:r>
+            <w:r>
+              <w:t xml:space="preserve">+</w:t>
+            </w:r>
+            <w:r>
+              <w:t xml:space="preserve"> </w:t>
+            </w:r>
+            <w:r>
+              <w:rPr>
+                <w:rStyle w:val="VerbatimChar"/>
+              </w:rPr>
+              <w:t xml:space="preserve">toon-format/toon-go</w:t>
+            </w:r>
+            <w:r>
+              <w:t xml:space="preserve"> </w:t>
+            </w:r>
+            <w:r>
+              <w:t xml:space="preserve">upstream wire-up replacing the prior sentinel-error scaffold from the §107 PASS-bluff revert). JSON remains the honest fallback.</w:t>
+            </w:r>
+            <w:r>
+              <w:t xml:space="preserve"> </w:t>
+            </w:r>
+            <w:r>
+              <w:rPr>
+                <w:rStyle w:val="VerbatimChar"/>
+              </w:rPr>
+              <w:t xml:space="preserve">POST /v1/events</w:t>
+            </w:r>
+            <w:r>
+              <w:t xml:space="preserve"> </w:t>
+            </w:r>
+            <w:r>
+              <w:t xml:space="preserve">accepts both TOON and JSON request bodies (TOON transcoded to JSON before the Runner's EventParser; Runner stays codec-agnostic).</w:t>
+            </w:r>
+            <w:r>
+              <w:t xml:space="preserve"> </w:t>
+            </w:r>
+            <w:r>
+              <w:rPr>
+                <w:rStyle w:val="VerbatimChar"/>
+              </w:rPr>
+              <w:t xml:space="preserve">HERALD_DEFAULT_RESPONSE_CODEC=json</w:t>
+            </w:r>
+            <w:r>
+              <w:t xml:space="preserve"> </w:t>
+            </w:r>
+            <w:r>
+              <w:t xml:space="preserve">operator opt-out. TOONMiddleware auto-wired into</w:t>
+            </w:r>
+            <w:r>
+              <w:t xml:space="preserve"> </w:t>
+            </w:r>
+            <w:r>
+              <w:rPr>
+                <w:rStyle w:val="VerbatimChar"/>
+              </w:rPr>
+              <w:t xml:space="preserve">cli.RunServe</w:t>
+            </w:r>
+            <w:r>
+              <w:t xml:space="preserve"> </w:t>
+            </w:r>
+            <w:r>
+              <w:t xml:space="preserve">— every flavor binary (pherald/cherald/sherald/bherald/rherald/iherald/scherald) inherits for free. Real compression evidence: sherald /v1/safety_state TOON=215B vs JSON=226B (~5% on a small payload; larger tabular payloads see 30-60% per upstream measurements). 7 new e2e invariants E56-E62 (E62 SKIP-with-reason — encoder-failure fallback unit-tested in</w:t>
+            </w:r>
+            <w:r>
+              <w:t xml:space="preserve"> </w:t>
+            </w:r>
+            <w:r>
+              <w:rPr>
+                <w:rStyle w:val="VerbatimChar"/>
+              </w:rPr>
+              <w:t xml:space="preserve">commons/cli/toon_test.go</w:t>
+            </w:r>
+            <w:r>
+              <w:t xml:space="preserve">). New</w:t>
+            </w:r>
+            <w:r>
+              <w:t xml:space="preserve"> </w:t>
+            </w:r>
+            <w:r>
+              <w:rPr>
+                <w:rStyle w:val="VerbatimChar"/>
+              </w:rPr>
+              <w:t xml:space="preserve">tests/test_wave4b_mutation_meta.sh</w:t>
+            </w:r>
+            <w:r>
+              <w:t xml:space="preserve"> </w:t>
+            </w:r>
+            <w:r>
+              <w:t xml:space="preserve">(5/5 PASS — M1 strip TOONMiddleware → E57 FAIL;</w:t>
+            </w:r>
+            <w:r>
+              <w:t xml:space="preserve"> </w:t>
+            </w:r>
+            <w:r>
+              <w:rPr>
+                <w:b/>
+                <w:bCs/>
+              </w:rPr>
+              <w:t xml:space="preserve">M2 swap</w:t>
+            </w:r>
+            <w:r>
+              <w:rPr>
+                <w:b/>
+                <w:bCs/>
+              </w:rPr>
+              <w:t xml:space="preserve"> </w:t>
+            </w:r>
+            <w:r>
+              <w:rPr>
+                <w:rStyle w:val="VerbatimChar"/>
+                <w:b/>
+                <w:bCs/>
+              </w:rPr>
+              <w:t xml:space="preserve">toon.Marshal</w:t>
+            </w:r>
+            <w:r>
+              <w:rPr>
+                <w:b/>
+                <w:bCs/>
+              </w:rPr>
+              <w:t xml:space="preserve"> </w:t>
+            </w:r>
+            <w:r>
+              <w:rPr>
+                <w:b/>
+                <w:bCs/>
+              </w:rPr>
+              <w:t xml:space="preserve">→</w:t>
+            </w:r>
+            <w:r>
+              <w:rPr>
+                <w:b/>
+                <w:bCs/>
+              </w:rPr>
+              <w:t xml:space="preserve"> </w:t>
+            </w:r>
+            <w:r>
+              <w:rPr>
+                <w:rStyle w:val="VerbatimChar"/>
+                <w:b/>
+                <w:bCs/>
+              </w:rPr>
+              <w:t xml:space="preserve">json.Marshal</w:t>
+            </w:r>
+            <w:r>
+              <w:rPr>
+                <w:b/>
+                <w:bCs/>
+              </w:rPr>
+              <w:t xml:space="preserve"> </w:t>
+            </w:r>
+            <w:r>
+              <w:rPr>
+                <w:b/>
+                <w:bCs/>
+              </w:rPr>
+              <w:t xml:space="preserve">(the EXACT 2026-05-17 PASS-bluff signature) → E60 FAIL — gate proves wire-byte-0 anti-bluff catches the recurrence</w:t>
+            </w:r>
+            <w:r>
+              <w:t xml:space="preserve">; M3 no-op transcodeRequestBody → pherald unit test FAIL;</w:t>
+            </w:r>
+            <w:r>
+              <w:t xml:space="preserve"> </w:t>
+            </w:r>
+            <w:r>
+              <w:rPr>
+                <w:b/>
+                <w:bCs/>
+              </w:rPr>
+              <w:t xml:space="preserve">working-tree quiescence guard</w:t>
+            </w:r>
+            <w:r>
+              <w:t xml:space="preserve"> </w:t>
+            </w:r>
+            <w:r>
+              <w:t xml:space="preserve">(lesson from 72e81ab — script greps own working tree for residual mutation markers BEFORE declaring PASS); post-flight green). Workspace module count unchanged at 15 (no new module). Tag</w:t>
+            </w:r>
+            <w:r>
+              <w:t xml:space="preserve"> </w:t>
+            </w:r>
+            <w:r>
+              <w:rPr>
+                <w:b/>
+                <w:bCs/>
+              </w:rPr>
+              <w:t xml:space="preserve">v0.3.0</w:t>
+            </w:r>
+            <w:r>
+              <w:t xml:space="preserve">. Prior r14 captured Wave 4a (HTTP/3 + Brotli + Alt-Svc + TLS 1.3; tag v0.2.0). r13 closed HRD-016 (Wave 3b pherald Runner live). r12 closed HRD-011 (Telegram live). r10-r11: Wave 3a substrate.</w:t>
             </w:r>
           </w:p>
         </w:tc>
@@ -395,7 +505,7 @@
               <w:t xml:space="preserve"> </w:t>
             </w:r>
             <w:r>
-              <w:t xml:space="preserve">— 47 open items spanning §42 constitution bindings (HRD-018..027), §43 command-catalogue (HRD-029..056), HRD-081 (containers podman-compose adapter refinement), HRD-085..090 (queue-repository stub-completion surface). No HRDs migrated in r14 (substrate upgrade only). Prior cycle: HRD-016 (pherald Runner) + HRD-011 (Telegram live) + HRD-028 + HRD-098 + HRD-099 closed in r10-r13.</w:t>
+              <w:t xml:space="preserve">— 47 open items spanning §42 constitution bindings (HRD-018..027), §43 command-catalogue (HRD-029..056), HRD-081 (containers podman-compose adapter refinement), HRD-085..090 (queue-repository stub-completion surface). No HRDs migrated in r15 (substrate upgrade only — Wave 4b). Prior cycle: HRD-016 (pherald Runner) + HRD-011 (Telegram live) + HRD-028 + HRD-098 + HRD-099 closed in r10-r13.</w:t>
             </w:r>
           </w:p>
         </w:tc>
@@ -480,10 +590,10 @@
                 <w:b/>
                 <w:bCs/>
               </w:rPr>
-              <w:t xml:space="preserve">Wave 4b next</w:t>
-            </w:r>
-            <w:r>
-              <w:t xml:space="preserve">: TOON (Token-Oriented Object Notation) adoption as preferred Content-Type with JSON fallback. Wave 4b design lives at</w:t>
+              <w:t xml:space="preserve">QA workstream next</w:t>
+            </w:r>
+            <w:r>
+              <w:t xml:space="preserve">: Constitutional addition for</w:t>
             </w:r>
             <w:r>
               <w:t xml:space="preserve"> </w:t>
@@ -492,13 +602,13 @@
               <w:rPr>
                 <w:rStyle w:val="VerbatimChar"/>
               </w:rPr>
-              <w:t xml:space="preserve">docs/superpowers/specs/2026-05-22-http3-brotli-toon-design.md</w:t>
-            </w:r>
-            <w:r>
-              <w:t xml:space="preserve"> </w:t>
-            </w:r>
-            <w:r>
-              <w:t xml:space="preserve">§5. After Wave 4b: queued QA-bot workstream —</w:t>
+              <w:t xml:space="preserve">docs/qa/</w:t>
+            </w:r>
+            <w:r>
+              <w:t xml:space="preserve"> </w:t>
+            </w:r>
+            <w:r>
+              <w:t xml:space="preserve">evidence mandate +</w:t>
             </w:r>
             <w:r>
               <w:t xml:space="preserve"> </w:t>
@@ -513,7 +623,7 @@
               <w:t xml:space="preserve"> </w:t>
             </w:r>
             <w:r>
-              <w:t xml:space="preserve">Go binary that drives full pherald ↔ Telegram round-trip automation with attached materials preserved under</w:t>
+              <w:t xml:space="preserve">Go binary driving full pherald ↔ Telegram round-trip automation with attached materials preserved under</w:t>
             </w:r>
             <w:r>
               <w:t xml:space="preserve"> </w:t>
@@ -525,7 +635,22 @@
               <w:t xml:space="preserve">docs/qa/&lt;run-id&gt;/</w:t>
             </w:r>
             <w:r>
-              <w:t xml:space="preserve">; final close-out is the v1.0.0-dev-0.0.1 (or canonical-named) release tag. Carry-over Wave 3c items (HRD-024 iherald paging, HRD-033 destructive-guard body, HRD-018..027 flavor bindings, the rest of the §43 command catalogue) remain queued. Each milestone followed by multi-mirror push + full anti-bluff verification.</w:t>
+              <w:t xml:space="preserve">; final close-out is tag</w:t>
+            </w:r>
+            <w:r>
+              <w:t xml:space="preserve"> </w:t>
+            </w:r>
+            <w:r>
+              <w:rPr>
+                <w:rStyle w:val="VerbatimChar"/>
+              </w:rPr>
+              <w:t xml:space="preserve">v1.0.0-dev-0.0.1</w:t>
+            </w:r>
+            <w:r>
+              <w:t xml:space="preserve"> </w:t>
+            </w:r>
+            <w:r>
+              <w:t xml:space="preserve">(or canonical-named) release. Carry-over Wave 3c items (HRD-024 iherald paging, HRD-033 destructive-guard body, HRD-018..027 flavor bindings, the rest of the §43 command catalogue) remain queued. Each milestone followed by multi-mirror push + full anti-bluff verification.</w:t>
             </w:r>
           </w:p>
         </w:tc>

--- a/docs/Status.docx
+++ b/docs/Status.docx
@@ -75,7 +75,7 @@
               <w:pStyle w:val="Compact"/>
             </w:pPr>
             <w:r>
-              <w:t xml:space="preserve">15</w:t>
+              <w:t xml:space="preserve">16</w:t>
             </w:r>
           </w:p>
         </w:tc>
@@ -175,7 +175,7 @@
                 <w:b/>
                 <w:bCs/>
               </w:rPr>
-              <w:t xml:space="preserve">r15 captures Wave 4b (TOON</w:t>
+              <w:t xml:space="preserve">r16 captures Wave 6 (pherald inbound runtime + Claude Code headless bridge — code-doc closure). HRD-100 closed atomically with 12 Wave-6 commit SHAs. Tag</w:t>
             </w:r>
             <w:r>
               <w:rPr>
@@ -190,7 +190,7 @@
                 <w:b/>
                 <w:bCs/>
               </w:rPr>
-              <w:t xml:space="preserve">application/toon</w:t>
+              <w:t xml:space="preserve">v0.4.0</w:t>
             </w:r>
             <w:r>
               <w:rPr>
@@ -204,13 +204,265 @@
                 <w:b/>
                 <w:bCs/>
               </w:rPr>
-              <w:t xml:space="preserve">content negotiation). Tag v0.3.0 issued.</w:t>
-            </w:r>
-            <w:r>
-              <w:t xml:space="preserve"> </w:t>
-            </w:r>
-            <w:r>
-              <w:t xml:space="preserve">Every</w:t>
+              <w:t xml:space="preserve">is DEFERRED to T13b (operator-supplied live evidence per §107.x).</w:t>
+            </w:r>
+            <w:r>
+              <w:t xml:space="preserve"> </w:t>
+            </w:r>
+            <w:r>
+              <w:t xml:space="preserve">New Cobra subcommand</w:t>
+            </w:r>
+            <w:r>
+              <w:t xml:space="preserve"> </w:t>
+            </w:r>
+            <w:r>
+              <w:rPr>
+                <w:rStyle w:val="VerbatimChar"/>
+              </w:rPr>
+              <w:t xml:space="preserve">pherald listen</w:t>
+            </w:r>
+            <w:r>
+              <w:t xml:space="preserve"> </w:t>
+            </w:r>
+            <w:r>
+              <w:t xml:space="preserve">runs the closed-loop runtime: Telegram</w:t>
+            </w:r>
+            <w:r>
+              <w:t xml:space="preserve"> </w:t>
+            </w:r>
+            <w:r>
+              <w:rPr>
+                <w:rStyle w:val="VerbatimChar"/>
+              </w:rPr>
+              <w:t xml:space="preserve">getUpdates</w:t>
+            </w:r>
+            <w:r>
+              <w:t xml:space="preserve"> </w:t>
+            </w:r>
+            <w:r>
+              <w:t xml:space="preserve">long-poll (</w:t>
+            </w:r>
+            <w:r>
+              <w:rPr>
+                <w:rStyle w:val="VerbatimChar"/>
+              </w:rPr>
+              <w:t xml:space="preserve">OnText</w:t>
+            </w:r>
+            <w:r>
+              <w:t xml:space="preserve">/</w:t>
+            </w:r>
+            <w:r>
+              <w:rPr>
+                <w:rStyle w:val="VerbatimChar"/>
+              </w:rPr>
+              <w:t xml:space="preserve">OnPhoto</w:t>
+            </w:r>
+            <w:r>
+              <w:t xml:space="preserve">/</w:t>
+            </w:r>
+            <w:r>
+              <w:rPr>
+                <w:rStyle w:val="VerbatimChar"/>
+              </w:rPr>
+              <w:t xml:space="preserve">OnDocument</w:t>
+            </w:r>
+            <w:r>
+              <w:t xml:space="preserve">/</w:t>
+            </w:r>
+            <w:r>
+              <w:rPr>
+                <w:rStyle w:val="VerbatimChar"/>
+              </w:rPr>
+              <w:t xml:space="preserve">OnVoice</w:t>
+            </w:r>
+            <w:r>
+              <w:t xml:space="preserve">) + bot self-filter (</w:t>
+            </w:r>
+            <w:r>
+              <w:rPr>
+                <w:rStyle w:val="VerbatimChar"/>
+              </w:rPr>
+              <w:t xml:space="preserve">bot.Me.Username</w:t>
+            </w:r>
+            <w:r>
+              <w:t xml:space="preserve"> </w:t>
+            </w:r>
+            <w:r>
+              <w:t xml:space="preserve">anti-echo guard) + sha256 content-addressed attachment download into</w:t>
+            </w:r>
+            <w:r>
+              <w:t xml:space="preserve"> </w:t>
+            </w:r>
+            <w:r>
+              <w:rPr>
+                <w:rStyle w:val="VerbatimChar"/>
+              </w:rPr>
+              <w:t xml:space="preserve">~/.herald/inbox/&lt;sha256&gt;.&lt;ext&gt;</w:t>
+            </w:r>
+            <w:r>
+              <w:t xml:space="preserve"> </w:t>
+            </w:r>
+            <w:r>
+              <w:t xml:space="preserve">+ Claude Code dispatch with Opus pinned in argv (</w:t>
+            </w:r>
+            <w:r>
+              <w:rPr>
+                <w:rStyle w:val="VerbatimChar"/>
+              </w:rPr>
+              <w:t xml:space="preserve">claude --model claude-opus-4-7 --resume &lt;UUID&gt; --print &lt;envelope&gt;</w:t>
+            </w:r>
+            <w:r>
+              <w:t xml:space="preserve">) + envelope pre-text (verbatim operator wording "We have received new message from our communication channel</w:t>
+            </w:r>
+            <w:r>
+              <w:t xml:space="preserve"> </w:t>
+            </w:r>
+            <w:r>
+              <w:t xml:space="preserve">. ...") preceding the</w:t>
+            </w:r>
+            <w:r>
+              <w:t xml:space="preserve"> </w:t>
+            </w:r>
+            <w:r>
+              <w:rPr>
+                <w:rStyle w:val="VerbatimChar"/>
+              </w:rPr>
+              <w:t xml:space="preserve">&lt;&lt;&lt;HERALD-DISPATCH-v1&gt;&gt;&gt;</w:t>
+            </w:r>
+            <w:r>
+              <w:t xml:space="preserve"> </w:t>
+            </w:r>
+            <w:r>
+              <w:t xml:space="preserve">structured block +</w:t>
+            </w:r>
+            <w:r>
+              <w:t xml:space="preserve"> </w:t>
+            </w:r>
+            <w:r>
+              <w:rPr>
+                <w:rStyle w:val="VerbatimChar"/>
+              </w:rPr>
+              <w:t xml:space="preserve">&lt;&lt;&lt;HERALD-REPLY&gt;&gt;&gt;</w:t>
+            </w:r>
+            <w:r>
+              <w:t xml:space="preserve"> </w:t>
+            </w:r>
+            <w:r>
+              <w:t xml:space="preserve">parser with</w:t>
+            </w:r>
+            <w:r>
+              <w:t xml:space="preserve"> </w:t>
+            </w:r>
+            <w:r>
+              <w:rPr>
+                <w:rStyle w:val="VerbatimChar"/>
+              </w:rPr>
+              <w:t xml:space="preserve">action</w:t>
+            </w:r>
+            <w:r>
+              <w:t xml:space="preserve"> </w:t>
+            </w:r>
+            <w:r>
+              <w:t xml:space="preserve">routing +</w:t>
+            </w:r>
+            <w:r>
+              <w:t xml:space="preserve"> </w:t>
+            </w:r>
+            <w:r>
+              <w:rPr>
+                <w:rStyle w:val="VerbatimChar"/>
+              </w:rPr>
+              <w:t xml:space="preserve">tgram.Adapter.SendReply</w:t>
+            </w:r>
+            <w:r>
+              <w:t xml:space="preserve"> </w:t>
+            </w:r>
+            <w:r>
+              <w:t xml:space="preserve">wiring</w:t>
+            </w:r>
+            <w:r>
+              <w:t xml:space="preserve"> </w:t>
+            </w:r>
+            <w:r>
+              <w:rPr>
+                <w:rStyle w:val="VerbatimChar"/>
+              </w:rPr>
+              <w:t xml:space="preserve">reply_to_message_id</w:t>
+            </w:r>
+            <w:r>
+              <w:t xml:space="preserve">. T10a</w:t>
+            </w:r>
+            <w:r>
+              <w:t xml:space="preserve"> </w:t>
+            </w:r>
+            <w:r>
+              <w:rPr>
+                <w:rStyle w:val="VerbatimChar"/>
+              </w:rPr>
+              <w:t xml:space="preserve">--qa-out-dir</w:t>
+            </w:r>
+            <w:r>
+              <w:t xml:space="preserve"> </w:t>
+            </w:r>
+            <w:r>
+              <w:t xml:space="preserve">JSONL journaling. 12 commits T1=</w:t>
+            </w:r>
+            <w:r>
+              <w:rPr>
+                <w:rStyle w:val="VerbatimChar"/>
+              </w:rPr>
+              <w:t xml:space="preserve">ad87d7f</w:t>
+            </w:r>
+            <w:r>
+              <w:t xml:space="preserve">..T12=</w:t>
+            </w:r>
+            <w:r>
+              <w:rPr>
+                <w:rStyle w:val="VerbatimChar"/>
+              </w:rPr>
+              <w:t xml:space="preserve">96c7c6b</w:t>
+            </w:r>
+            <w:r>
+              <w:t xml:space="preserve">. 8 new e2e invariants E63-E70 (all currently SKIP-with-documented-reason — convert to PASS at T10b live evidence). Wave 6 mutation gate</w:t>
+            </w:r>
+            <w:r>
+              <w:t xml:space="preserve"> </w:t>
+            </w:r>
+            <w:r>
+              <w:rPr>
+                <w:rStyle w:val="VerbatimChar"/>
+              </w:rPr>
+              <w:t xml:space="preserve">tests/test_wave6_mutation_meta.sh</w:t>
+            </w:r>
+            <w:r>
+              <w:t xml:space="preserve"> </w:t>
+            </w:r>
+            <w:r>
+              <w:t xml:space="preserve">(3 paired hermetic). Pre-existing e2e FAILs unrelated to Wave 6 (Postgres SASL on :24100 surfaced in E7-E12 + E14-E16 + E37-E42) tracked separately — NOT Wave 6 regressions. Workspace at 16 modules (Wave 5 added</w:t>
+            </w:r>
+            <w:r>
+              <w:t xml:space="preserve"> </w:t>
+            </w:r>
+            <w:r>
+              <w:rPr>
+                <w:rStyle w:val="VerbatimChar"/>
+              </w:rPr>
+              <w:t xml:space="preserve">qaherald</w:t>
+            </w:r>
+            <w:r>
+              <w:t xml:space="preserve">; Wave 6 added NO new module — inbound is</w:t>
+            </w:r>
+            <w:r>
+              <w:t xml:space="preserve"> </w:t>
+            </w:r>
+            <w:r>
+              <w:rPr>
+                <w:rStyle w:val="VerbatimChar"/>
+              </w:rPr>
+              <w:t xml:space="preserve">pherald/internal/inbound/</w:t>
+            </w:r>
+            <w:r>
+              <w:t xml:space="preserve">). Prior r15 captured Wave 4b TOON (tag v0.3.0). Prior r14 captured Wave 4a HTTP/3+Brotli+Alt-Svc+TLS (tag v0.2.0). r13 closed HRD-016 (Wave 3b pherald Runner live). r12 closed HRD-011 (Telegram live, message_id=5). Every</w:t>
             </w:r>
             <w:r>
               <w:t xml:space="preserve"> </w:t>

--- a/docs/Status.docx
+++ b/docs/Status.docx
@@ -75,7 +75,7 @@
               <w:pStyle w:val="Compact"/>
             </w:pPr>
             <w:r>
-              <w:t xml:space="preserve">16</w:t>
+              <w:t xml:space="preserve">17</w:t>
             </w:r>
           </w:p>
         </w:tc>
@@ -123,7 +123,7 @@
               <w:pStyle w:val="Compact"/>
             </w:pPr>
             <w:r>
-              <w:t xml:space="preserve">2026-05-22</w:t>
+              <w:t xml:space="preserve">2026-05-29</w:t>
             </w:r>
           </w:p>
         </w:tc>
@@ -175,436 +175,583 @@
                 <w:b/>
                 <w:bCs/>
               </w:rPr>
-              <w:t xml:space="preserve">r16 captures Wave 6 (pherald inbound runtime + Claude Code headless bridge — code-doc closure). HRD-100 closed atomically with 12 Wave-6 commit SHAs. Tag</w:t>
+              <w:t xml:space="preserve">r17 catches up a week of release-cycle work that the doc had not tracked.</w:t>
+            </w:r>
+            <w:r>
+              <w:t xml:space="preserve"> </w:t>
+            </w:r>
+            <w:r>
+              <w:t xml:space="preserve">HEAD</w:t>
+            </w:r>
+            <w:r>
+              <w:t xml:space="preserve"> </w:t>
+            </w:r>
+            <w:r>
+              <w:rPr>
+                <w:rStyle w:val="VerbatimChar"/>
+              </w:rPr>
+              <w:t xml:space="preserve">3048b48</w:t>
+            </w:r>
+            <w:r>
+              <w:t xml:space="preserve">; constitution at</w:t>
+            </w:r>
+            <w:r>
+              <w:t xml:space="preserve"> </w:t>
+            </w:r>
+            <w:r>
+              <w:rPr>
+                <w:rStyle w:val="VerbatimChar"/>
+              </w:rPr>
+              <w:t xml:space="preserve">3244bf4</w:t>
+            </w:r>
+            <w:r>
+              <w:t xml:space="preserve"> </w:t>
+            </w:r>
+            <w:r>
+              <w:t xml:space="preserve">(just gained §11.4.100 Video color + visual-quality fidelity mandate; Herald non-applicable-but-cite — no video-playback surface). Tags shipped since r16: v0.4.0 (Wave 6 closed-loop), v0.5.0 (Wave 6.5 lifecycle), v0.6.0 (Wave 8 Track B MTProto §11.4.98 full-automation). v0.6.0 covers MTProto user-account harness — 3 MTProto-driven live tests (HRD-140/141/142 Subscribe / Wave-6 closed-loop / Wave-6.5 lifecycle) all PASSING LIVE; gotd/td v0.144.0 vendored as</w:t>
+            </w:r>
+            <w:r>
+              <w:t xml:space="preserve"> </w:t>
+            </w:r>
+            <w:r>
+              <w:rPr>
+                <w:rStyle w:val="VerbatimChar"/>
+              </w:rPr>
+              <w:t xml:space="preserve">submodules/gotd-td</w:t>
+            </w:r>
+            <w:r>
+              <w:t xml:space="preserve"> </w:t>
+            </w:r>
+            <w:r>
+              <w:t xml:space="preserve">per §11.4.74. 3 legacy NON-COMPLIANT tests (</w:t>
+            </w:r>
+            <w:r>
+              <w:rPr>
+                <w:rStyle w:val="VerbatimChar"/>
+              </w:rPr>
+              <w:t xml:space="preserve">TestSubscribe_LiveBotAPI</w:t>
+            </w:r>
+            <w:r>
+              <w:t xml:space="preserve">,</w:t>
+            </w:r>
+            <w:r>
+              <w:t xml:space="preserve"> </w:t>
+            </w:r>
+            <w:r>
+              <w:rPr>
+                <w:rStyle w:val="VerbatimChar"/>
+              </w:rPr>
+              <w:t xml:space="preserve">tests/test_wave6_live_loop.sh</w:t>
+            </w:r>
+            <w:r>
+              <w:t xml:space="preserve">, lifecycle</w:t>
+            </w:r>
+            <w:r>
+              <w:t xml:space="preserve"> </w:t>
+            </w:r>
+            <w:r>
+              <w:rPr>
+                <w:rStyle w:val="VerbatimChar"/>
+              </w:rPr>
+              <w:t xml:space="preserve">--manual</w:t>
+            </w:r>
+            <w:r>
+              <w:t xml:space="preserve">) graduated to §11.4.90 Obsolete (HRD-143/144/145) with triple-check evidence. Closed waves since r16: Wave 6 (HRD-100), Wave 6.5 (HRD-101 + 15-scenario lifecycle), Wave 7 multi-channel framework (HRD-110..121 — Slack adapter live), Tgram-completeness (HRD-133..138, 6-HRD wave), Wave 8 Track B (HRD-139..142). v1.0.0 readiness workstream: Batch A (HRD-018/026/027 — commons_constitution audit write-through + admin REST mode-flip), Batch B (HRD-019..025 — 7 flavor §42 constitution bindings, in_progress until §43 live-op surface lands), Batch C (HRD-029..056 — §43 command catalogue closed in 9 sub-batches per Tasks #195-#204), Batch D (HRD-085..089 — commons_infra pgxTaskRepository), GAP-3 §11.4.85 stress+chaos suite (HRD-122..130 + HRD-132 Runner idempotency-window fix). Inheritance gate</w:t>
+            </w:r>
+            <w:r>
+              <w:t xml:space="preserve"> </w:t>
             </w:r>
             <w:r>
               <w:rPr>
                 <w:b/>
                 <w:bCs/>
               </w:rPr>
-              <w:t xml:space="preserve"> </w:t>
-            </w:r>
-            <w:r>
-              <w:rPr>
-                <w:rStyle w:val="VerbatimChar"/>
+              <w:t xml:space="preserve">15 PASS / 0 FAIL</w:t>
+            </w:r>
+            <w:r>
+              <w:t xml:space="preserve">.</w:t>
+            </w:r>
+            <w:r>
+              <w:t xml:space="preserve"> </w:t>
+            </w:r>
+            <w:r>
+              <w:rPr>
+                <w:rStyle w:val="VerbatimChar"/>
+              </w:rPr>
+              <w:t xml:space="preserve">scripts/e2e_bluff_hunt.sh</w:t>
+            </w:r>
+            <w:r>
+              <w:t xml:space="preserve"> </w:t>
+            </w:r>
+            <w:r>
+              <w:t xml:space="preserve">run #1 today reported</w:t>
+            </w:r>
+            <w:r>
+              <w:t xml:space="preserve"> </w:t>
+            </w:r>
+            <w:r>
+              <w:rPr>
                 <w:b/>
                 <w:bCs/>
               </w:rPr>
-              <w:t xml:space="preserve">v0.4.0</w:t>
+              <w:t xml:space="preserve">148 PASS / 1 FAIL</w:t>
+            </w:r>
+            <w:r>
+              <w:t xml:space="preserve"> </w:t>
+            </w:r>
+            <w:r>
+              <w:t xml:space="preserve">(E132-anchor) — the 1 FAIL caught a real anti-bluff issue (canonical</w:t>
+            </w:r>
+            <w:r>
+              <w:t xml:space="preserve"> </w:t>
+            </w:r>
+            <w:r>
+              <w:rPr>
+                <w:rStyle w:val="VerbatimChar"/>
+              </w:rPr>
+              <w:t xml:space="preserve">status=PASS</w:t>
+            </w:r>
+            <w:r>
+              <w:t xml:space="preserve"> </w:t>
+            </w:r>
+            <w:r>
+              <w:t xml:space="preserve">literal missing from</w:t>
+            </w:r>
+            <w:r>
+              <w:t xml:space="preserve"> </w:t>
+            </w:r>
+            <w:r>
+              <w:rPr>
+                <w:rStyle w:val="VerbatimChar"/>
+              </w:rPr>
+              <w:t xml:space="preserve">fanout/assertion.txt</w:t>
+            </w:r>
+            <w:r>
+              <w:t xml:space="preserve">) which was atomically fixed in this session's</w:t>
+            </w:r>
+            <w:r>
+              <w:t xml:space="preserve"> </w:t>
+            </w:r>
+            <w:r>
+              <w:rPr>
+                <w:rStyle w:val="VerbatimChar"/>
+              </w:rPr>
+              <w:t xml:space="preserve">3048b48</w:t>
+            </w:r>
+            <w:r>
+              <w:t xml:space="preserve"> </w:t>
+            </w:r>
+            <w:r>
+              <w:t xml:space="preserve">(test source + committed evidence); bluff-hunt #2 running to confirm 149/0. Workspace at 16 Herald modules + 17 vendored submodules (9 Helix-stack + containers + Concurrency/Models/TOON/gotd-td/http3/slack-go/telebot). HRD-131 §11.4.93 SQLite workable-items SSoT migration Phase 1 remains OPEN-deferred per operator 2026-05-27 (constitution-repo migration binary unimplemented). Prior r16 captures Wave 6 closed-loop runtime. New Cobra subcommand</w:t>
+            </w:r>
+            <w:r>
+              <w:t xml:space="preserve"> </w:t>
+            </w:r>
+            <w:r>
+              <w:rPr>
+                <w:rStyle w:val="VerbatimChar"/>
+              </w:rPr>
+              <w:t xml:space="preserve">pherald listen</w:t>
+            </w:r>
+            <w:r>
+              <w:t xml:space="preserve"> </w:t>
+            </w:r>
+            <w:r>
+              <w:t xml:space="preserve">runs the closed-loop runtime: Telegram</w:t>
+            </w:r>
+            <w:r>
+              <w:t xml:space="preserve"> </w:t>
+            </w:r>
+            <w:r>
+              <w:rPr>
+                <w:rStyle w:val="VerbatimChar"/>
+              </w:rPr>
+              <w:t xml:space="preserve">getUpdates</w:t>
+            </w:r>
+            <w:r>
+              <w:t xml:space="preserve"> </w:t>
+            </w:r>
+            <w:r>
+              <w:t xml:space="preserve">long-poll (</w:t>
+            </w:r>
+            <w:r>
+              <w:rPr>
+                <w:rStyle w:val="VerbatimChar"/>
+              </w:rPr>
+              <w:t xml:space="preserve">OnText</w:t>
+            </w:r>
+            <w:r>
+              <w:t xml:space="preserve">/</w:t>
+            </w:r>
+            <w:r>
+              <w:rPr>
+                <w:rStyle w:val="VerbatimChar"/>
+              </w:rPr>
+              <w:t xml:space="preserve">OnPhoto</w:t>
+            </w:r>
+            <w:r>
+              <w:t xml:space="preserve">/</w:t>
+            </w:r>
+            <w:r>
+              <w:rPr>
+                <w:rStyle w:val="VerbatimChar"/>
+              </w:rPr>
+              <w:t xml:space="preserve">OnDocument</w:t>
+            </w:r>
+            <w:r>
+              <w:t xml:space="preserve">/</w:t>
+            </w:r>
+            <w:r>
+              <w:rPr>
+                <w:rStyle w:val="VerbatimChar"/>
+              </w:rPr>
+              <w:t xml:space="preserve">OnVoice</w:t>
+            </w:r>
+            <w:r>
+              <w:t xml:space="preserve">) + bot self-filter (</w:t>
+            </w:r>
+            <w:r>
+              <w:rPr>
+                <w:rStyle w:val="VerbatimChar"/>
+              </w:rPr>
+              <w:t xml:space="preserve">bot.Me.Username</w:t>
+            </w:r>
+            <w:r>
+              <w:t xml:space="preserve"> </w:t>
+            </w:r>
+            <w:r>
+              <w:t xml:space="preserve">anti-echo guard) + sha256 content-addressed attachment download into</w:t>
+            </w:r>
+            <w:r>
+              <w:t xml:space="preserve"> </w:t>
+            </w:r>
+            <w:r>
+              <w:rPr>
+                <w:rStyle w:val="VerbatimChar"/>
+              </w:rPr>
+              <w:t xml:space="preserve">~/.herald/inbox/&lt;sha256&gt;.&lt;ext&gt;</w:t>
+            </w:r>
+            <w:r>
+              <w:t xml:space="preserve"> </w:t>
+            </w:r>
+            <w:r>
+              <w:t xml:space="preserve">+ Claude Code dispatch with Opus pinned in argv (</w:t>
+            </w:r>
+            <w:r>
+              <w:rPr>
+                <w:rStyle w:val="VerbatimChar"/>
+              </w:rPr>
+              <w:t xml:space="preserve">claude --model claude-opus-4-7 --resume &lt;UUID&gt; --print &lt;envelope&gt;</w:t>
+            </w:r>
+            <w:r>
+              <w:t xml:space="preserve">) + envelope pre-text (verbatim operator wording "We have received new message from our communication channel</w:t>
+            </w:r>
+            <w:r>
+              <w:t xml:space="preserve"> </w:t>
+            </w:r>
+            <w:r>
+              <w:t xml:space="preserve">. ...") preceding the</w:t>
+            </w:r>
+            <w:r>
+              <w:t xml:space="preserve"> </w:t>
+            </w:r>
+            <w:r>
+              <w:rPr>
+                <w:rStyle w:val="VerbatimChar"/>
+              </w:rPr>
+              <w:t xml:space="preserve">&lt;&lt;&lt;HERALD-DISPATCH-v1&gt;&gt;&gt;</w:t>
+            </w:r>
+            <w:r>
+              <w:t xml:space="preserve"> </w:t>
+            </w:r>
+            <w:r>
+              <w:t xml:space="preserve">structured block +</w:t>
+            </w:r>
+            <w:r>
+              <w:t xml:space="preserve"> </w:t>
+            </w:r>
+            <w:r>
+              <w:rPr>
+                <w:rStyle w:val="VerbatimChar"/>
+              </w:rPr>
+              <w:t xml:space="preserve">&lt;&lt;&lt;HERALD-REPLY&gt;&gt;&gt;</w:t>
+            </w:r>
+            <w:r>
+              <w:t xml:space="preserve"> </w:t>
+            </w:r>
+            <w:r>
+              <w:t xml:space="preserve">parser with</w:t>
+            </w:r>
+            <w:r>
+              <w:t xml:space="preserve"> </w:t>
+            </w:r>
+            <w:r>
+              <w:rPr>
+                <w:rStyle w:val="VerbatimChar"/>
+              </w:rPr>
+              <w:t xml:space="preserve">action</w:t>
+            </w:r>
+            <w:r>
+              <w:t xml:space="preserve"> </w:t>
+            </w:r>
+            <w:r>
+              <w:t xml:space="preserve">routing +</w:t>
+            </w:r>
+            <w:r>
+              <w:t xml:space="preserve"> </w:t>
+            </w:r>
+            <w:r>
+              <w:rPr>
+                <w:rStyle w:val="VerbatimChar"/>
+              </w:rPr>
+              <w:t xml:space="preserve">tgram.Adapter.SendReply</w:t>
+            </w:r>
+            <w:r>
+              <w:t xml:space="preserve"> </w:t>
+            </w:r>
+            <w:r>
+              <w:t xml:space="preserve">wiring</w:t>
+            </w:r>
+            <w:r>
+              <w:t xml:space="preserve"> </w:t>
+            </w:r>
+            <w:r>
+              <w:rPr>
+                <w:rStyle w:val="VerbatimChar"/>
+              </w:rPr>
+              <w:t xml:space="preserve">reply_to_message_id</w:t>
+            </w:r>
+            <w:r>
+              <w:t xml:space="preserve">. T10a</w:t>
+            </w:r>
+            <w:r>
+              <w:t xml:space="preserve"> </w:t>
+            </w:r>
+            <w:r>
+              <w:rPr>
+                <w:rStyle w:val="VerbatimChar"/>
+              </w:rPr>
+              <w:t xml:space="preserve">--qa-out-dir</w:t>
+            </w:r>
+            <w:r>
+              <w:t xml:space="preserve"> </w:t>
+            </w:r>
+            <w:r>
+              <w:t xml:space="preserve">JSONL journaling. 12 commits T1=</w:t>
+            </w:r>
+            <w:r>
+              <w:rPr>
+                <w:rStyle w:val="VerbatimChar"/>
+              </w:rPr>
+              <w:t xml:space="preserve">ad87d7f</w:t>
+            </w:r>
+            <w:r>
+              <w:t xml:space="preserve">..T12=</w:t>
+            </w:r>
+            <w:r>
+              <w:rPr>
+                <w:rStyle w:val="VerbatimChar"/>
+              </w:rPr>
+              <w:t xml:space="preserve">96c7c6b</w:t>
+            </w:r>
+            <w:r>
+              <w:t xml:space="preserve">. 8 new e2e invariants E63-E70 (all currently SKIP-with-documented-reason — convert to PASS at T10b live evidence). Wave 6 mutation gate</w:t>
+            </w:r>
+            <w:r>
+              <w:t xml:space="preserve"> </w:t>
+            </w:r>
+            <w:r>
+              <w:rPr>
+                <w:rStyle w:val="VerbatimChar"/>
+              </w:rPr>
+              <w:t xml:space="preserve">tests/test_wave6_mutation_meta.sh</w:t>
+            </w:r>
+            <w:r>
+              <w:t xml:space="preserve"> </w:t>
+            </w:r>
+            <w:r>
+              <w:t xml:space="preserve">(3 paired hermetic). Pre-existing e2e FAILs unrelated to Wave 6 (Postgres SASL on :24100 surfaced in E7-E12 + E14-E16 + E37-E42) tracked separately — NOT Wave 6 regressions. Workspace at 16 modules (Wave 5 added</w:t>
+            </w:r>
+            <w:r>
+              <w:t xml:space="preserve"> </w:t>
+            </w:r>
+            <w:r>
+              <w:rPr>
+                <w:rStyle w:val="VerbatimChar"/>
+              </w:rPr>
+              <w:t xml:space="preserve">qaherald</w:t>
+            </w:r>
+            <w:r>
+              <w:t xml:space="preserve">; Wave 6 added NO new module — inbound is</w:t>
+            </w:r>
+            <w:r>
+              <w:t xml:space="preserve"> </w:t>
+            </w:r>
+            <w:r>
+              <w:rPr>
+                <w:rStyle w:val="VerbatimChar"/>
+              </w:rPr>
+              <w:t xml:space="preserve">pherald/internal/inbound/</w:t>
+            </w:r>
+            <w:r>
+              <w:t xml:space="preserve">). Prior r15 captured Wave 4b TOON (tag v0.3.0). Prior r14 captured Wave 4a HTTP/3+Brotli+Alt-Svc+TLS (tag v0.2.0). r13 closed HRD-016 (Wave 3b pherald Runner live). r12 closed HRD-011 (Telegram live, message_id=5). Every</w:t>
+            </w:r>
+            <w:r>
+              <w:t xml:space="preserve"> </w:t>
+            </w:r>
+            <w:r>
+              <w:rPr>
+                <w:rStyle w:val="VerbatimChar"/>
+              </w:rPr>
+              <w:t xml:space="preserve">/v1/*</w:t>
+            </w:r>
+            <w:r>
+              <w:t xml:space="preserve"> </w:t>
+            </w:r>
+            <w:r>
+              <w:t xml:space="preserve">business route on every serving flavor now honors</w:t>
+            </w:r>
+            <w:r>
+              <w:t xml:space="preserve"> </w:t>
+            </w:r>
+            <w:r>
+              <w:rPr>
+                <w:rStyle w:val="VerbatimChar"/>
+              </w:rPr>
+              <w:t xml:space="preserve">Accept: application/toon</w:t>
+            </w:r>
+            <w:r>
+              <w:t xml:space="preserve"> </w:t>
+            </w:r>
+            <w:r>
+              <w:t xml:space="preserve">→ real TOON-encoded body (via</w:t>
+            </w:r>
+            <w:r>
+              <w:t xml:space="preserve"> </w:t>
+            </w:r>
+            <w:r>
+              <w:rPr>
+                <w:rStyle w:val="VerbatimChar"/>
+              </w:rPr>
+              <w:t xml:space="preserve">digital.vasic.toon</w:t>
+            </w:r>
+            <w:r>
+              <w:t xml:space="preserve"> </w:t>
+            </w:r>
+            <w:r>
+              <w:t xml:space="preserve">+</w:t>
+            </w:r>
+            <w:r>
+              <w:t xml:space="preserve"> </w:t>
+            </w:r>
+            <w:r>
+              <w:rPr>
+                <w:rStyle w:val="VerbatimChar"/>
+              </w:rPr>
+              <w:t xml:space="preserve">toon-format/toon-go</w:t>
+            </w:r>
+            <w:r>
+              <w:t xml:space="preserve"> </w:t>
+            </w:r>
+            <w:r>
+              <w:t xml:space="preserve">upstream wire-up replacing the prior sentinel-error scaffold from the §107 PASS-bluff revert). JSON remains the honest fallback.</w:t>
+            </w:r>
+            <w:r>
+              <w:t xml:space="preserve"> </w:t>
+            </w:r>
+            <w:r>
+              <w:rPr>
+                <w:rStyle w:val="VerbatimChar"/>
+              </w:rPr>
+              <w:t xml:space="preserve">POST /v1/events</w:t>
+            </w:r>
+            <w:r>
+              <w:t xml:space="preserve"> </w:t>
+            </w:r>
+            <w:r>
+              <w:t xml:space="preserve">accepts both TOON and JSON request bodies (TOON transcoded to JSON before the Runner's EventParser; Runner stays codec-agnostic).</w:t>
+            </w:r>
+            <w:r>
+              <w:t xml:space="preserve"> </w:t>
+            </w:r>
+            <w:r>
+              <w:rPr>
+                <w:rStyle w:val="VerbatimChar"/>
+              </w:rPr>
+              <w:t xml:space="preserve">HERALD_DEFAULT_RESPONSE_CODEC=json</w:t>
+            </w:r>
+            <w:r>
+              <w:t xml:space="preserve"> </w:t>
+            </w:r>
+            <w:r>
+              <w:t xml:space="preserve">operator opt-out. TOONMiddleware auto-wired into</w:t>
+            </w:r>
+            <w:r>
+              <w:t xml:space="preserve"> </w:t>
+            </w:r>
+            <w:r>
+              <w:rPr>
+                <w:rStyle w:val="VerbatimChar"/>
+              </w:rPr>
+              <w:t xml:space="preserve">cli.RunServe</w:t>
+            </w:r>
+            <w:r>
+              <w:t xml:space="preserve"> </w:t>
+            </w:r>
+            <w:r>
+              <w:t xml:space="preserve">— every flavor binary (pherald/cherald/sherald/bherald/rherald/iherald/scherald) inherits for free. Real compression evidence: sherald /v1/safety_state TOON=215B vs JSON=226B (~5% on a small payload; larger tabular payloads see 30-60% per upstream measurements). 7 new e2e invariants E56-E62 (E62 SKIP-with-reason — encoder-failure fallback unit-tested in</w:t>
+            </w:r>
+            <w:r>
+              <w:t xml:space="preserve"> </w:t>
+            </w:r>
+            <w:r>
+              <w:rPr>
+                <w:rStyle w:val="VerbatimChar"/>
+              </w:rPr>
+              <w:t xml:space="preserve">commons/cli/toon_test.go</w:t>
+            </w:r>
+            <w:r>
+              <w:t xml:space="preserve">). New</w:t>
+            </w:r>
+            <w:r>
+              <w:t xml:space="preserve"> </w:t>
+            </w:r>
+            <w:r>
+              <w:rPr>
+                <w:rStyle w:val="VerbatimChar"/>
+              </w:rPr>
+              <w:t xml:space="preserve">tests/test_wave4b_mutation_meta.sh</w:t>
+            </w:r>
+            <w:r>
+              <w:t xml:space="preserve"> </w:t>
+            </w:r>
+            <w:r>
+              <w:t xml:space="preserve">(5/5 PASS — M1 strip TOONMiddleware → E57 FAIL;</w:t>
+            </w:r>
+            <w:r>
+              <w:t xml:space="preserve"> </w:t>
             </w:r>
             <w:r>
               <w:rPr>
                 <w:b/>
                 <w:bCs/>
               </w:rPr>
-              <w:t xml:space="preserve"> </w:t>
+              <w:t xml:space="preserve">M2 swap</w:t>
             </w:r>
             <w:r>
               <w:rPr>
                 <w:b/>
                 <w:bCs/>
               </w:rPr>
-              <w:t xml:space="preserve">is DEFERRED to T13b (operator-supplied live evidence per §107.x).</w:t>
-            </w:r>
-            <w:r>
-              <w:t xml:space="preserve"> </w:t>
-            </w:r>
-            <w:r>
-              <w:t xml:space="preserve">New Cobra subcommand</w:t>
-            </w:r>
-            <w:r>
-              <w:t xml:space="preserve"> </w:t>
-            </w:r>
-            <w:r>
-              <w:rPr>
-                <w:rStyle w:val="VerbatimChar"/>
-              </w:rPr>
-              <w:t xml:space="preserve">pherald listen</w:t>
-            </w:r>
-            <w:r>
-              <w:t xml:space="preserve"> </w:t>
-            </w:r>
-            <w:r>
-              <w:t xml:space="preserve">runs the closed-loop runtime: Telegram</w:t>
-            </w:r>
-            <w:r>
-              <w:t xml:space="preserve"> </w:t>
-            </w:r>
-            <w:r>
-              <w:rPr>
-                <w:rStyle w:val="VerbatimChar"/>
-              </w:rPr>
-              <w:t xml:space="preserve">getUpdates</w:t>
-            </w:r>
-            <w:r>
-              <w:t xml:space="preserve"> </w:t>
-            </w:r>
-            <w:r>
-              <w:t xml:space="preserve">long-poll (</w:t>
-            </w:r>
-            <w:r>
-              <w:rPr>
-                <w:rStyle w:val="VerbatimChar"/>
-              </w:rPr>
-              <w:t xml:space="preserve">OnText</w:t>
-            </w:r>
-            <w:r>
-              <w:t xml:space="preserve">/</w:t>
-            </w:r>
-            <w:r>
-              <w:rPr>
-                <w:rStyle w:val="VerbatimChar"/>
-              </w:rPr>
-              <w:t xml:space="preserve">OnPhoto</w:t>
-            </w:r>
-            <w:r>
-              <w:t xml:space="preserve">/</w:t>
-            </w:r>
-            <w:r>
-              <w:rPr>
-                <w:rStyle w:val="VerbatimChar"/>
-              </w:rPr>
-              <w:t xml:space="preserve">OnDocument</w:t>
-            </w:r>
-            <w:r>
-              <w:t xml:space="preserve">/</w:t>
-            </w:r>
-            <w:r>
-              <w:rPr>
-                <w:rStyle w:val="VerbatimChar"/>
-              </w:rPr>
-              <w:t xml:space="preserve">OnVoice</w:t>
-            </w:r>
-            <w:r>
-              <w:t xml:space="preserve">) + bot self-filter (</w:t>
-            </w:r>
-            <w:r>
-              <w:rPr>
-                <w:rStyle w:val="VerbatimChar"/>
-              </w:rPr>
-              <w:t xml:space="preserve">bot.Me.Username</w:t>
-            </w:r>
-            <w:r>
-              <w:t xml:space="preserve"> </w:t>
-            </w:r>
-            <w:r>
-              <w:t xml:space="preserve">anti-echo guard) + sha256 content-addressed attachment download into</w:t>
-            </w:r>
-            <w:r>
-              <w:t xml:space="preserve"> </w:t>
-            </w:r>
-            <w:r>
-              <w:rPr>
-                <w:rStyle w:val="VerbatimChar"/>
-              </w:rPr>
-              <w:t xml:space="preserve">~/.herald/inbox/&lt;sha256&gt;.&lt;ext&gt;</w:t>
-            </w:r>
-            <w:r>
-              <w:t xml:space="preserve"> </w:t>
-            </w:r>
-            <w:r>
-              <w:t xml:space="preserve">+ Claude Code dispatch with Opus pinned in argv (</w:t>
-            </w:r>
-            <w:r>
-              <w:rPr>
-                <w:rStyle w:val="VerbatimChar"/>
-              </w:rPr>
-              <w:t xml:space="preserve">claude --model claude-opus-4-7 --resume &lt;UUID&gt; --print &lt;envelope&gt;</w:t>
-            </w:r>
-            <w:r>
-              <w:t xml:space="preserve">) + envelope pre-text (verbatim operator wording "We have received new message from our communication channel</w:t>
-            </w:r>
-            <w:r>
-              <w:t xml:space="preserve"> </w:t>
-            </w:r>
-            <w:r>
-              <w:t xml:space="preserve">. ...") preceding the</w:t>
-            </w:r>
-            <w:r>
-              <w:t xml:space="preserve"> </w:t>
-            </w:r>
-            <w:r>
-              <w:rPr>
-                <w:rStyle w:val="VerbatimChar"/>
-              </w:rPr>
-              <w:t xml:space="preserve">&lt;&lt;&lt;HERALD-DISPATCH-v1&gt;&gt;&gt;</w:t>
-            </w:r>
-            <w:r>
-              <w:t xml:space="preserve"> </w:t>
-            </w:r>
-            <w:r>
-              <w:t xml:space="preserve">structured block +</w:t>
-            </w:r>
-            <w:r>
-              <w:t xml:space="preserve"> </w:t>
-            </w:r>
-            <w:r>
-              <w:rPr>
-                <w:rStyle w:val="VerbatimChar"/>
-              </w:rPr>
-              <w:t xml:space="preserve">&lt;&lt;&lt;HERALD-REPLY&gt;&gt;&gt;</w:t>
-            </w:r>
-            <w:r>
-              <w:t xml:space="preserve"> </w:t>
-            </w:r>
-            <w:r>
-              <w:t xml:space="preserve">parser with</w:t>
-            </w:r>
-            <w:r>
-              <w:t xml:space="preserve"> </w:t>
-            </w:r>
-            <w:r>
-              <w:rPr>
-                <w:rStyle w:val="VerbatimChar"/>
-              </w:rPr>
-              <w:t xml:space="preserve">action</w:t>
-            </w:r>
-            <w:r>
-              <w:t xml:space="preserve"> </w:t>
-            </w:r>
-            <w:r>
-              <w:t xml:space="preserve">routing +</w:t>
-            </w:r>
-            <w:r>
-              <w:t xml:space="preserve"> </w:t>
-            </w:r>
-            <w:r>
-              <w:rPr>
-                <w:rStyle w:val="VerbatimChar"/>
-              </w:rPr>
-              <w:t xml:space="preserve">tgram.Adapter.SendReply</w:t>
-            </w:r>
-            <w:r>
-              <w:t xml:space="preserve"> </w:t>
-            </w:r>
-            <w:r>
-              <w:t xml:space="preserve">wiring</w:t>
-            </w:r>
-            <w:r>
-              <w:t xml:space="preserve"> </w:t>
-            </w:r>
-            <w:r>
-              <w:rPr>
-                <w:rStyle w:val="VerbatimChar"/>
-              </w:rPr>
-              <w:t xml:space="preserve">reply_to_message_id</w:t>
-            </w:r>
-            <w:r>
-              <w:t xml:space="preserve">. T10a</w:t>
-            </w:r>
-            <w:r>
-              <w:t xml:space="preserve"> </w:t>
-            </w:r>
-            <w:r>
-              <w:rPr>
-                <w:rStyle w:val="VerbatimChar"/>
-              </w:rPr>
-              <w:t xml:space="preserve">--qa-out-dir</w:t>
-            </w:r>
-            <w:r>
-              <w:t xml:space="preserve"> </w:t>
-            </w:r>
-            <w:r>
-              <w:t xml:space="preserve">JSONL journaling. 12 commits T1=</w:t>
-            </w:r>
-            <w:r>
-              <w:rPr>
-                <w:rStyle w:val="VerbatimChar"/>
-              </w:rPr>
-              <w:t xml:space="preserve">ad87d7f</w:t>
-            </w:r>
-            <w:r>
-              <w:t xml:space="preserve">..T12=</w:t>
-            </w:r>
-            <w:r>
-              <w:rPr>
-                <w:rStyle w:val="VerbatimChar"/>
-              </w:rPr>
-              <w:t xml:space="preserve">96c7c6b</w:t>
-            </w:r>
-            <w:r>
-              <w:t xml:space="preserve">. 8 new e2e invariants E63-E70 (all currently SKIP-with-documented-reason — convert to PASS at T10b live evidence). Wave 6 mutation gate</w:t>
-            </w:r>
-            <w:r>
-              <w:t xml:space="preserve"> </w:t>
-            </w:r>
-            <w:r>
-              <w:rPr>
-                <w:rStyle w:val="VerbatimChar"/>
-              </w:rPr>
-              <w:t xml:space="preserve">tests/test_wave6_mutation_meta.sh</w:t>
-            </w:r>
-            <w:r>
-              <w:t xml:space="preserve"> </w:t>
-            </w:r>
-            <w:r>
-              <w:t xml:space="preserve">(3 paired hermetic). Pre-existing e2e FAILs unrelated to Wave 6 (Postgres SASL on :24100 surfaced in E7-E12 + E14-E16 + E37-E42) tracked separately — NOT Wave 6 regressions. Workspace at 16 modules (Wave 5 added</w:t>
-            </w:r>
-            <w:r>
-              <w:t xml:space="preserve"> </w:t>
-            </w:r>
-            <w:r>
-              <w:rPr>
-                <w:rStyle w:val="VerbatimChar"/>
-              </w:rPr>
-              <w:t xml:space="preserve">qaherald</w:t>
-            </w:r>
-            <w:r>
-              <w:t xml:space="preserve">; Wave 6 added NO new module — inbound is</w:t>
-            </w:r>
-            <w:r>
-              <w:t xml:space="preserve"> </w:t>
-            </w:r>
-            <w:r>
-              <w:rPr>
-                <w:rStyle w:val="VerbatimChar"/>
-              </w:rPr>
-              <w:t xml:space="preserve">pherald/internal/inbound/</w:t>
-            </w:r>
-            <w:r>
-              <w:t xml:space="preserve">). Prior r15 captured Wave 4b TOON (tag v0.3.0). Prior r14 captured Wave 4a HTTP/3+Brotli+Alt-Svc+TLS (tag v0.2.0). r13 closed HRD-016 (Wave 3b pherald Runner live). r12 closed HRD-011 (Telegram live, message_id=5). Every</w:t>
-            </w:r>
-            <w:r>
-              <w:t xml:space="preserve"> </w:t>
-            </w:r>
-            <w:r>
-              <w:rPr>
-                <w:rStyle w:val="VerbatimChar"/>
-              </w:rPr>
-              <w:t xml:space="preserve">/v1/*</w:t>
-            </w:r>
-            <w:r>
-              <w:t xml:space="preserve"> </w:t>
-            </w:r>
-            <w:r>
-              <w:t xml:space="preserve">business route on every serving flavor now honors</w:t>
-            </w:r>
-            <w:r>
-              <w:t xml:space="preserve"> </w:t>
-            </w:r>
-            <w:r>
-              <w:rPr>
-                <w:rStyle w:val="VerbatimChar"/>
-              </w:rPr>
-              <w:t xml:space="preserve">Accept: application/toon</w:t>
-            </w:r>
-            <w:r>
-              <w:t xml:space="preserve"> </w:t>
-            </w:r>
-            <w:r>
-              <w:t xml:space="preserve">→ real TOON-encoded body (via</w:t>
-            </w:r>
-            <w:r>
-              <w:t xml:space="preserve"> </w:t>
-            </w:r>
-            <w:r>
-              <w:rPr>
-                <w:rStyle w:val="VerbatimChar"/>
-              </w:rPr>
-              <w:t xml:space="preserve">digital.vasic.toon</w:t>
-            </w:r>
-            <w:r>
-              <w:t xml:space="preserve"> </w:t>
-            </w:r>
-            <w:r>
-              <w:t xml:space="preserve">+</w:t>
-            </w:r>
-            <w:r>
-              <w:t xml:space="preserve"> </w:t>
-            </w:r>
-            <w:r>
-              <w:rPr>
-                <w:rStyle w:val="VerbatimChar"/>
-              </w:rPr>
-              <w:t xml:space="preserve">toon-format/toon-go</w:t>
-            </w:r>
-            <w:r>
-              <w:t xml:space="preserve"> </w:t>
-            </w:r>
-            <w:r>
-              <w:t xml:space="preserve">upstream wire-up replacing the prior sentinel-error scaffold from the §107 PASS-bluff revert). JSON remains the honest fallback.</w:t>
-            </w:r>
-            <w:r>
-              <w:t xml:space="preserve"> </w:t>
-            </w:r>
-            <w:r>
-              <w:rPr>
-                <w:rStyle w:val="VerbatimChar"/>
-              </w:rPr>
-              <w:t xml:space="preserve">POST /v1/events</w:t>
-            </w:r>
-            <w:r>
-              <w:t xml:space="preserve"> </w:t>
-            </w:r>
-            <w:r>
-              <w:t xml:space="preserve">accepts both TOON and JSON request bodies (TOON transcoded to JSON before the Runner's EventParser; Runner stays codec-agnostic).</w:t>
-            </w:r>
-            <w:r>
-              <w:t xml:space="preserve"> </w:t>
-            </w:r>
-            <w:r>
-              <w:rPr>
-                <w:rStyle w:val="VerbatimChar"/>
-              </w:rPr>
-              <w:t xml:space="preserve">HERALD_DEFAULT_RESPONSE_CODEC=json</w:t>
-            </w:r>
-            <w:r>
-              <w:t xml:space="preserve"> </w:t>
-            </w:r>
-            <w:r>
-              <w:t xml:space="preserve">operator opt-out. TOONMiddleware auto-wired into</w:t>
-            </w:r>
-            <w:r>
-              <w:t xml:space="preserve"> </w:t>
-            </w:r>
-            <w:r>
-              <w:rPr>
-                <w:rStyle w:val="VerbatimChar"/>
-              </w:rPr>
-              <w:t xml:space="preserve">cli.RunServe</w:t>
-            </w:r>
-            <w:r>
-              <w:t xml:space="preserve"> </w:t>
-            </w:r>
-            <w:r>
-              <w:t xml:space="preserve">— every flavor binary (pherald/cherald/sherald/bherald/rherald/iherald/scherald) inherits for free. Real compression evidence: sherald /v1/safety_state TOON=215B vs JSON=226B (~5% on a small payload; larger tabular payloads see 30-60% per upstream measurements). 7 new e2e invariants E56-E62 (E62 SKIP-with-reason — encoder-failure fallback unit-tested in</w:t>
-            </w:r>
-            <w:r>
-              <w:t xml:space="preserve"> </w:t>
-            </w:r>
-            <w:r>
-              <w:rPr>
-                <w:rStyle w:val="VerbatimChar"/>
-              </w:rPr>
-              <w:t xml:space="preserve">commons/cli/toon_test.go</w:t>
-            </w:r>
-            <w:r>
-              <w:t xml:space="preserve">). New</w:t>
-            </w:r>
-            <w:r>
-              <w:t xml:space="preserve"> </w:t>
-            </w:r>
-            <w:r>
-              <w:rPr>
-                <w:rStyle w:val="VerbatimChar"/>
-              </w:rPr>
-              <w:t xml:space="preserve">tests/test_wave4b_mutation_meta.sh</w:t>
-            </w:r>
-            <w:r>
-              <w:t xml:space="preserve"> </w:t>
-            </w:r>
-            <w:r>
-              <w:t xml:space="preserve">(5/5 PASS — M1 strip TOONMiddleware → E57 FAIL;</w:t>
-            </w:r>
-            <w:r>
-              <w:t xml:space="preserve"> </w:t>
-            </w:r>
-            <w:r>
-              <w:rPr>
+              <w:t xml:space="preserve"> </w:t>
+            </w:r>
+            <w:r>
+              <w:rPr>
+                <w:rStyle w:val="VerbatimChar"/>
                 <w:b/>
                 <w:bCs/>
               </w:rPr>
-              <w:t xml:space="preserve">M2 swap</w:t>
+              <w:t xml:space="preserve">toon.Marshal</w:t>
             </w:r>
             <w:r>
               <w:rPr>
@@ -615,11 +762,10 @@
             </w:r>
             <w:r>
               <w:rPr>
-                <w:rStyle w:val="VerbatimChar"/>
                 <w:b/>
                 <w:bCs/>
               </w:rPr>
-              <w:t xml:space="preserve">toon.Marshal</w:t>
+              <w:t xml:space="preserve">→</w:t>
             </w:r>
             <w:r>
               <w:rPr>
@@ -630,10 +776,11 @@
             </w:r>
             <w:r>
               <w:rPr>
+                <w:rStyle w:val="VerbatimChar"/>
                 <w:b/>
                 <w:bCs/>
               </w:rPr>
-              <w:t xml:space="preserve">→</w:t>
+              <w:t xml:space="preserve">json.Marshal</w:t>
             </w:r>
             <w:r>
               <w:rPr>
@@ -644,17 +791,31 @@
             </w:r>
             <w:r>
               <w:rPr>
-                <w:rStyle w:val="VerbatimChar"/>
                 <w:b/>
                 <w:bCs/>
               </w:rPr>
-              <w:t xml:space="preserve">json.Marshal</w:t>
+              <w:t xml:space="preserve">(the EXACT 2026-05-17 PASS-bluff signature) → E60 FAIL — gate proves wire-byte-0 anti-bluff catches the recurrence</w:t>
+            </w:r>
+            <w:r>
+              <w:t xml:space="preserve">; M3 no-op transcodeRequestBody → pherald unit test FAIL;</w:t>
+            </w:r>
+            <w:r>
+              <w:t xml:space="preserve"> </w:t>
             </w:r>
             <w:r>
               <w:rPr>
                 <w:b/>
                 <w:bCs/>
               </w:rPr>
+              <w:t xml:space="preserve">working-tree quiescence guard</w:t>
+            </w:r>
+            <w:r>
+              <w:t xml:space="preserve"> </w:t>
+            </w:r>
+            <w:r>
+              <w:t xml:space="preserve">(lesson from 72e81ab — script greps own working tree for residual mutation markers BEFORE declaring PASS); post-flight green). Workspace module count unchanged at 15 (no new module). Tag</w:t>
+            </w:r>
+            <w:r>
               <w:t xml:space="preserve"> </w:t>
             </w:r>
             <w:r>
@@ -662,35 +823,6 @@
                 <w:b/>
                 <w:bCs/>
               </w:rPr>
-              <w:t xml:space="preserve">(the EXACT 2026-05-17 PASS-bluff signature) → E60 FAIL — gate proves wire-byte-0 anti-bluff catches the recurrence</w:t>
-            </w:r>
-            <w:r>
-              <w:t xml:space="preserve">; M3 no-op transcodeRequestBody → pherald unit test FAIL;</w:t>
-            </w:r>
-            <w:r>
-              <w:t xml:space="preserve"> </w:t>
-            </w:r>
-            <w:r>
-              <w:rPr>
-                <w:b/>
-                <w:bCs/>
-              </w:rPr>
-              <w:t xml:space="preserve">working-tree quiescence guard</w:t>
-            </w:r>
-            <w:r>
-              <w:t xml:space="preserve"> </w:t>
-            </w:r>
-            <w:r>
-              <w:t xml:space="preserve">(lesson from 72e81ab — script greps own working tree for residual mutation markers BEFORE declaring PASS); post-flight green). Workspace module count unchanged at 15 (no new module). Tag</w:t>
-            </w:r>
-            <w:r>
-              <w:t xml:space="preserve"> </w:t>
-            </w:r>
-            <w:r>
-              <w:rPr>
-                <w:b/>
-                <w:bCs/>
-              </w:rPr>
               <w:t xml:space="preserve">v0.3.0</w:t>
             </w:r>
             <w:r>
@@ -718,7 +850,7 @@
               <w:pStyle w:val="Compact"/>
             </w:pPr>
             <w:r>
-              <w:t xml:space="preserve">HRD-008, HRD-015, HRD-018 (in_progress), HRD-019..HRD-027, HRD-029..HRD-056, HRD-081, HRD-085..HRD-090</w:t>
+              <w:t xml:space="preserve">HRD-008, HRD-015, HRD-019..HRD-025 (in_progress — §42 flavor bindings, live-op surface deferred to Batch C), HRD-029..HRD-056 (many migrating to Fixed in v1.0.0 Batch C closures — see Issues.md r36 for canonical state), HRD-081, HRD-085..HRD-090 (in_progress — Batch D live evidence), HRD-115..HRD-121 (Wave 7 T6-T12 — Slack adapter + multi-channel framework, code-complete per Tasks #206-#212, awaiting Issues→Fixed migration audit), HRD-131 (OPEN-deferred per operator). 3 Obsolete-graduated this session: HRD-143/144/145 (legacy NON-COMPLIANT tests).</w:t>
             </w:r>
           </w:p>
         </w:tc>
@@ -757,7 +889,7 @@
               <w:t xml:space="preserve"> </w:t>
             </w:r>
             <w:r>
-              <w:t xml:space="preserve">— 47 open items spanning §42 constitution bindings (HRD-018..027), §43 command-catalogue (HRD-029..056), HRD-081 (containers podman-compose adapter refinement), HRD-085..090 (queue-repository stub-completion surface). No HRDs migrated in r15 (substrate upgrade only — Wave 4b). Prior cycle: HRD-016 (pherald Runner) + HRD-011 (Telegram live) + HRD-028 + HRD-098 + HRD-099 closed in r10-r13.</w:t>
+              <w:t xml:space="preserve">r36 — atomic Obsolete graduation of 3 legacy tests landed alongside Wave 8 Track B closure. ~48 in_progress/open rows remain; many of HRD-029..HRD-056 are now closed per Tasks #195-#204 and need atomic Issues→Fixed migration sweep per §11.4.19 (next-session pickup).</w:t>
             </w:r>
           </w:p>
         </w:tc>
@@ -781,7 +913,22 @@
               <w:pStyle w:val="Compact"/>
             </w:pPr>
             <w:r>
-              <w:t xml:space="preserve">HRD-001..HRD-007, HRD-009, HRD-009b, HRD-010, HRD-011, HRD-012, HRD-013, HRD-014, HRD-016, HRD-017, HRD-028, HRD-080, HRD-092, HRD-093, HRD-094, HRD-095, HRD-096, HRD-097, HRD-098, HRD-099</w:t>
+              <w:t xml:space="preserve">HRD-001..HRD-007, HRD-009, HRD-009b, HRD-010, HRD-011, HRD-012, HRD-013, HRD-014, HRD-016, HRD-017, HRD-018, HRD-026, HRD-027, HRD-028, HRD-080, HRD-092..HRD-101, HRD-110..HRD-114, HRD-122..HRD-130, HRD-132, HRD-133..HRD-138, HRD-139..HRD-142 — see</w:t>
+            </w:r>
+            <w:r>
+              <w:t xml:space="preserve"> </w:t>
+            </w:r>
+            <w:r>
+              <w:rPr>
+                <w:rStyle w:val="VerbatimChar"/>
+              </w:rPr>
+              <w:t xml:space="preserve">Fixed.md</w:t>
+            </w:r>
+            <w:r>
+              <w:t xml:space="preserve"> </w:t>
+            </w:r>
+            <w:r>
+              <w:t xml:space="preserve">r17 for canonical list.</w:t>
             </w:r>
           </w:p>
         </w:tc>

--- a/docs/Status.docx
+++ b/docs/Status.docx
@@ -1215,7 +1215,7 @@
         <w:t xml:space="preserve"> </w:t>
       </w:r>
       <w:r>
-        <w:t xml:space="preserve">(Revision 8, ~4600 lines after r8 Wave 2 capture).</w:t>
+        <w:t xml:space="preserve">(Revision 13, ~5080 lines).</w:t>
       </w:r>
     </w:p>
     <w:p>

--- a/docs/Status.docx
+++ b/docs/Status.docx
@@ -75,7 +75,7 @@
               <w:pStyle w:val="Compact"/>
             </w:pPr>
             <w:r>
-              <w:t xml:space="preserve">17</w:t>
+              <w:t xml:space="preserve">18</w:t>
             </w:r>
           </w:p>
         </w:tc>
@@ -123,7 +123,7 @@
               <w:pStyle w:val="Compact"/>
             </w:pPr>
             <w:r>
-              <w:t xml:space="preserve">2026-05-29</w:t>
+              <w:t xml:space="preserve">2026-05-30</w:t>
             </w:r>
           </w:p>
         </w:tc>
@@ -175,88 +175,94 @@
                 <w:b/>
                 <w:bCs/>
               </w:rPr>
-              <w:t xml:space="preserve">r17 catches up a week of release-cycle work that the doc had not tracked.</w:t>
-            </w:r>
-            <w:r>
-              <w:t xml:space="preserve"> </w:t>
-            </w:r>
-            <w:r>
-              <w:t xml:space="preserve">HEAD</w:t>
-            </w:r>
-            <w:r>
-              <w:t xml:space="preserve"> </w:t>
-            </w:r>
-            <w:r>
-              <w:rPr>
-                <w:rStyle w:val="VerbatimChar"/>
-              </w:rPr>
-              <w:t xml:space="preserve">3048b48</w:t>
-            </w:r>
-            <w:r>
-              <w:t xml:space="preserve">; constitution at</w:t>
-            </w:r>
-            <w:r>
-              <w:t xml:space="preserve"> </w:t>
-            </w:r>
-            <w:r>
-              <w:rPr>
-                <w:rStyle w:val="VerbatimChar"/>
-              </w:rPr>
-              <w:t xml:space="preserve">3244bf4</w:t>
-            </w:r>
-            <w:r>
-              <w:t xml:space="preserve"> </w:t>
-            </w:r>
-            <w:r>
-              <w:t xml:space="preserve">(just gained §11.4.100 Video color + visual-quality fidelity mandate; Herald non-applicable-but-cite — no video-playback surface). Tags shipped since r16: v0.4.0 (Wave 6 closed-loop), v0.5.0 (Wave 6.5 lifecycle), v0.6.0 (Wave 8 Track B MTProto §11.4.98 full-automation). v0.6.0 covers MTProto user-account harness — 3 MTProto-driven live tests (HRD-140/141/142 Subscribe / Wave-6 closed-loop / Wave-6.5 lifecycle) all PASSING LIVE; gotd/td v0.144.0 vendored as</w:t>
-            </w:r>
-            <w:r>
-              <w:t xml:space="preserve"> </w:t>
-            </w:r>
-            <w:r>
-              <w:rPr>
-                <w:rStyle w:val="VerbatimChar"/>
-              </w:rPr>
-              <w:t xml:space="preserve">submodules/gotd-td</w:t>
-            </w:r>
-            <w:r>
-              <w:t xml:space="preserve"> </w:t>
-            </w:r>
-            <w:r>
-              <w:t xml:space="preserve">per §11.4.74. 3 legacy NON-COMPLIANT tests (</w:t>
-            </w:r>
-            <w:r>
-              <w:rPr>
-                <w:rStyle w:val="VerbatimChar"/>
-              </w:rPr>
-              <w:t xml:space="preserve">TestSubscribe_LiveBotAPI</w:t>
-            </w:r>
-            <w:r>
-              <w:t xml:space="preserve">,</w:t>
-            </w:r>
-            <w:r>
-              <w:t xml:space="preserve"> </w:t>
-            </w:r>
-            <w:r>
-              <w:rPr>
-                <w:rStyle w:val="VerbatimChar"/>
-              </w:rPr>
-              <w:t xml:space="preserve">tests/test_wave6_live_loop.sh</w:t>
-            </w:r>
-            <w:r>
-              <w:t xml:space="preserve">, lifecycle</w:t>
-            </w:r>
-            <w:r>
-              <w:t xml:space="preserve"> </w:t>
-            </w:r>
-            <w:r>
-              <w:rPr>
-                <w:rStyle w:val="VerbatimChar"/>
-              </w:rPr>
-              <w:t xml:space="preserve">--manual</w:t>
-            </w:r>
-            <w:r>
-              <w:t xml:space="preserve">) graduated to §11.4.90 Obsolete (HRD-143/144/145) with triple-check evidence. Closed waves since r16: Wave 6 (HRD-100), Wave 6.5 (HRD-101 + 15-scenario lifecycle), Wave 7 multi-channel framework (HRD-110..121 — Slack adapter live), Tgram-completeness (HRD-133..138, 6-HRD wave), Wave 8 Track B (HRD-139..142). v1.0.0 readiness workstream: Batch A (HRD-018/026/027 — commons_constitution audit write-through + admin REST mode-flip), Batch B (HRD-019..025 — 7 flavor §42 constitution bindings, in_progress until §43 live-op surface lands), Batch C (HRD-029..056 — §43 command catalogue closed in 9 sub-batches per Tasks #195-#204), Batch D (HRD-085..089 — commons_infra pgxTaskRepository), GAP-3 §11.4.85 stress+chaos suite (HRD-122..130 + HRD-132 Runner idempotency-window fix). Inheritance gate</w:t>
+              <w:t xml:space="preserve">r18 (v1.0.0 closure-migration) records the §11.4.19 atomic Issues→Fixed of 51 code-verified HRDs</w:t>
+            </w:r>
+            <w:r>
+              <w:t xml:space="preserve"> </w:t>
+            </w:r>
+            <w:r>
+              <w:t xml:space="preserve">— the 7 flavor constitution bindings (HRD-019..025), the entire §43 command catalogue (HRD-029..056, 30 commands), the Batch-D</w:t>
+            </w:r>
+            <w:r>
+              <w:t xml:space="preserve"> </w:t>
+            </w:r>
+            <w:r>
+              <w:rPr>
+                <w:rStyle w:val="VerbatimChar"/>
+              </w:rPr>
+              <w:t xml:space="preserve">commons_infra.pgxTaskRepository</w:t>
+            </w:r>
+            <w:r>
+              <w:t xml:space="preserve"> </w:t>
+            </w:r>
+            <w:r>
+              <w:t xml:space="preserve">ops (HRD-085..089), Wave 7 multi-channel (HRD-116/118/119/120/121), and the ATMOSphere workable-items features (HRD-148/149/151/152/153/154). Each was re-verified against committed reality before migration: source impl read/grepped (no</w:t>
+            </w:r>
+            <w:r>
+              <w:t xml:space="preserve"> </w:t>
+            </w:r>
+            <w:r>
+              <w:rPr>
+                <w:rStyle w:val="VerbatimChar"/>
+              </w:rPr>
+              <w:t xml:space="preserve">ErrUnsupported</w:t>
+            </w:r>
+            <w:r>
+              <w:t xml:space="preserve"> </w:t>
+            </w:r>
+            <w:r>
+              <w:t xml:space="preserve">stubs; §43 commands wired into Cobra roots via</w:t>
+            </w:r>
+            <w:r>
+              <w:t xml:space="preserve"> </w:t>
+            </w:r>
+            <w:r>
+              <w:rPr>
+                <w:rStyle w:val="VerbatimChar"/>
+              </w:rPr>
+              <w:t xml:space="preserve">registerGitOps</w:t>
+            </w:r>
+            <w:r>
+              <w:t xml:space="preserve">/</w:t>
+            </w:r>
+            <w:r>
+              <w:rPr>
+                <w:rStyle w:val="VerbatimChar"/>
+              </w:rPr>
+              <w:t xml:space="preserve">registerSysOps</w:t>
+            </w:r>
+            <w:r>
+              <w:t xml:space="preserve">/etc.), the matching test suite RUN</w:t>
+            </w:r>
+            <w:r>
+              <w:t xml:space="preserve"> </w:t>
+            </w:r>
+            <w:r>
+              <w:rPr>
+                <w:rStyle w:val="VerbatimChar"/>
+              </w:rPr>
+              <w:t xml:space="preserve">-race</w:t>
+            </w:r>
+            <w:r>
+              <w:t xml:space="preserve"> </w:t>
+            </w:r>
+            <w:r>
+              <w:t xml:space="preserve">green (7/7 bindings, all §43 cmd-test packages, commons_infra hermetic, commons_workable/commons_watch/inbound/runner/workflow), the e2e invariant confirmed present (E90-E96 / E97-E122 / E123 / E124-E131 / E139), and the per-HRD</w:t>
+            </w:r>
+            <w:r>
+              <w:t xml:space="preserve"> </w:t>
+            </w:r>
+            <w:r>
+              <w:rPr>
+                <w:rStyle w:val="VerbatimChar"/>
+              </w:rPr>
+              <w:t xml:space="preserve">docs/qa/&lt;run-id&gt;/</w:t>
+            </w:r>
+            <w:r>
+              <w:t xml:space="preserve"> </w:t>
+            </w:r>
+            <w:r>
+              <w:t xml:space="preserve">dir confirmed. Issues count 43→17.</w:t>
             </w:r>
             <w:r>
               <w:t xml:space="preserve"> </w:t>
@@ -266,25 +272,88 @@
                 <w:b/>
                 <w:bCs/>
               </w:rPr>
-              <w:t xml:space="preserve">15 PASS / 0 FAIL</w:t>
-            </w:r>
-            <w:r>
-              <w:t xml:space="preserve">.</w:t>
-            </w:r>
-            <w:r>
-              <w:t xml:space="preserve"> </w:t>
-            </w:r>
-            <w:r>
-              <w:rPr>
-                <w:rStyle w:val="VerbatimChar"/>
-              </w:rPr>
-              <w:t xml:space="preserve">scripts/e2e_bluff_hunt.sh</w:t>
-            </w:r>
-            <w:r>
-              <w:t xml:space="preserve"> </w:t>
-            </w:r>
-            <w:r>
-              <w:t xml:space="preserve">run #1 today reported</w:t>
+              <w:t xml:space="preserve">NOT migrated (evidence-gated):</w:t>
+            </w:r>
+            <w:r>
+              <w:t xml:space="preserve"> </w:t>
+            </w:r>
+            <w:r>
+              <w:t xml:space="preserve">HRD-115 (Slack adapter — operator-gated on LIVE round-trip evidence; E127 LIVE-Slack SKIP-with-reason), HRD-117 (spec doc-only), HRD-131/150/155/156/157/158 (ATMOSphere/SSoT externally gated), HRD-146/147/081/008/015, HRD-143/144/145 (Obsolete). Prior r17 catches up a week of release-cycle work that the doc had not tracked.** HEAD</w:t>
+            </w:r>
+            <w:r>
+              <w:t xml:space="preserve"> </w:t>
+            </w:r>
+            <w:r>
+              <w:rPr>
+                <w:rStyle w:val="VerbatimChar"/>
+              </w:rPr>
+              <w:t xml:space="preserve">3048b48</w:t>
+            </w:r>
+            <w:r>
+              <w:t xml:space="preserve">; constitution at</w:t>
+            </w:r>
+            <w:r>
+              <w:t xml:space="preserve"> </w:t>
+            </w:r>
+            <w:r>
+              <w:rPr>
+                <w:rStyle w:val="VerbatimChar"/>
+              </w:rPr>
+              <w:t xml:space="preserve">3244bf4</w:t>
+            </w:r>
+            <w:r>
+              <w:t xml:space="preserve"> </w:t>
+            </w:r>
+            <w:r>
+              <w:t xml:space="preserve">(just gained §11.4.100 Video color + visual-quality fidelity mandate; Herald non-applicable-but-cite — no video-playback surface). Tags shipped since r16: v0.4.0 (Wave 6 closed-loop), v0.5.0 (Wave 6.5 lifecycle), v0.6.0 (Wave 8 Track B MTProto §11.4.98 full-automation). v0.6.0 covers MTProto user-account harness — 3 MTProto-driven live tests (HRD-140/141/142 Subscribe / Wave-6 closed-loop / Wave-6.5 lifecycle) all PASSING LIVE; gotd/td v0.144.0 vendored as</w:t>
+            </w:r>
+            <w:r>
+              <w:t xml:space="preserve"> </w:t>
+            </w:r>
+            <w:r>
+              <w:rPr>
+                <w:rStyle w:val="VerbatimChar"/>
+              </w:rPr>
+              <w:t xml:space="preserve">submodules/gotd-td</w:t>
+            </w:r>
+            <w:r>
+              <w:t xml:space="preserve"> </w:t>
+            </w:r>
+            <w:r>
+              <w:t xml:space="preserve">per §11.4.74. 3 legacy NON-COMPLIANT tests (</w:t>
+            </w:r>
+            <w:r>
+              <w:rPr>
+                <w:rStyle w:val="VerbatimChar"/>
+              </w:rPr>
+              <w:t xml:space="preserve">TestSubscribe_LiveBotAPI</w:t>
+            </w:r>
+            <w:r>
+              <w:t xml:space="preserve">,</w:t>
+            </w:r>
+            <w:r>
+              <w:t xml:space="preserve"> </w:t>
+            </w:r>
+            <w:r>
+              <w:rPr>
+                <w:rStyle w:val="VerbatimChar"/>
+              </w:rPr>
+              <w:t xml:space="preserve">tests/test_wave6_live_loop.sh</w:t>
+            </w:r>
+            <w:r>
+              <w:t xml:space="preserve">, lifecycle</w:t>
+            </w:r>
+            <w:r>
+              <w:t xml:space="preserve"> </w:t>
+            </w:r>
+            <w:r>
+              <w:rPr>
+                <w:rStyle w:val="VerbatimChar"/>
+              </w:rPr>
+              <w:t xml:space="preserve">--manual</w:t>
+            </w:r>
+            <w:r>
+              <w:t xml:space="preserve">) graduated to §11.4.90 Obsolete (HRD-143/144/145) with triple-check evidence. Closed waves since r16: Wave 6 (HRD-100), Wave 6.5 (HRD-101 + 15-scenario lifecycle), Wave 7 multi-channel framework (HRD-110..121 — Slack adapter live), Tgram-completeness (HRD-133..138, 6-HRD wave), Wave 8 Track B (HRD-139..142). v1.0.0 readiness workstream: Batch A (HRD-018/026/027 — commons_constitution audit write-through + admin REST mode-flip), Batch B (HRD-019..025 — 7 flavor §42 constitution bindings, in_progress until §43 live-op surface lands), Batch C (HRD-029..056 — §43 command catalogue closed in 9 sub-batches per Tasks #195-#204), Batch D (HRD-085..089 — commons_infra pgxTaskRepository), GAP-3 §11.4.85 stress+chaos suite (HRD-122..130 + HRD-132 Runner idempotency-window fix). Inheritance gate</w:t>
             </w:r>
             <w:r>
               <w:t xml:space="preserve"> </w:t>
@@ -294,439 +363,25 @@
                 <w:b/>
                 <w:bCs/>
               </w:rPr>
-              <w:t xml:space="preserve">148 PASS / 1 FAIL</w:t>
-            </w:r>
-            <w:r>
-              <w:t xml:space="preserve"> </w:t>
-            </w:r>
-            <w:r>
-              <w:t xml:space="preserve">(E132-anchor) — the 1 FAIL caught a real anti-bluff issue (canonical</w:t>
-            </w:r>
-            <w:r>
-              <w:t xml:space="preserve"> </w:t>
-            </w:r>
-            <w:r>
-              <w:rPr>
-                <w:rStyle w:val="VerbatimChar"/>
-              </w:rPr>
-              <w:t xml:space="preserve">status=PASS</w:t>
-            </w:r>
-            <w:r>
-              <w:t xml:space="preserve"> </w:t>
-            </w:r>
-            <w:r>
-              <w:t xml:space="preserve">literal missing from</w:t>
-            </w:r>
-            <w:r>
-              <w:t xml:space="preserve"> </w:t>
-            </w:r>
-            <w:r>
-              <w:rPr>
-                <w:rStyle w:val="VerbatimChar"/>
-              </w:rPr>
-              <w:t xml:space="preserve">fanout/assertion.txt</w:t>
-            </w:r>
-            <w:r>
-              <w:t xml:space="preserve">) which was atomically fixed in this session's</w:t>
-            </w:r>
-            <w:r>
-              <w:t xml:space="preserve"> </w:t>
-            </w:r>
-            <w:r>
-              <w:rPr>
-                <w:rStyle w:val="VerbatimChar"/>
-              </w:rPr>
-              <w:t xml:space="preserve">3048b48</w:t>
-            </w:r>
-            <w:r>
-              <w:t xml:space="preserve"> </w:t>
-            </w:r>
-            <w:r>
-              <w:t xml:space="preserve">(test source + committed evidence); bluff-hunt #2 running to confirm 149/0. Workspace at 16 Herald modules + 17 vendored submodules (9 Helix-stack + containers + Concurrency/Models/TOON/gotd-td/http3/slack-go/telebot). HRD-131 §11.4.93 SQLite workable-items SSoT migration Phase 1 remains OPEN-deferred per operator 2026-05-27 (constitution-repo migration binary unimplemented). Prior r16 captures Wave 6 closed-loop runtime. New Cobra subcommand</w:t>
-            </w:r>
-            <w:r>
-              <w:t xml:space="preserve"> </w:t>
-            </w:r>
-            <w:r>
-              <w:rPr>
-                <w:rStyle w:val="VerbatimChar"/>
-              </w:rPr>
-              <w:t xml:space="preserve">pherald listen</w:t>
-            </w:r>
-            <w:r>
-              <w:t xml:space="preserve"> </w:t>
-            </w:r>
-            <w:r>
-              <w:t xml:space="preserve">runs the closed-loop runtime: Telegram</w:t>
-            </w:r>
-            <w:r>
-              <w:t xml:space="preserve"> </w:t>
-            </w:r>
-            <w:r>
-              <w:rPr>
-                <w:rStyle w:val="VerbatimChar"/>
-              </w:rPr>
-              <w:t xml:space="preserve">getUpdates</w:t>
-            </w:r>
-            <w:r>
-              <w:t xml:space="preserve"> </w:t>
-            </w:r>
-            <w:r>
-              <w:t xml:space="preserve">long-poll (</w:t>
-            </w:r>
-            <w:r>
-              <w:rPr>
-                <w:rStyle w:val="VerbatimChar"/>
-              </w:rPr>
-              <w:t xml:space="preserve">OnText</w:t>
-            </w:r>
-            <w:r>
-              <w:t xml:space="preserve">/</w:t>
-            </w:r>
-            <w:r>
-              <w:rPr>
-                <w:rStyle w:val="VerbatimChar"/>
-              </w:rPr>
-              <w:t xml:space="preserve">OnPhoto</w:t>
-            </w:r>
-            <w:r>
-              <w:t xml:space="preserve">/</w:t>
-            </w:r>
-            <w:r>
-              <w:rPr>
-                <w:rStyle w:val="VerbatimChar"/>
-              </w:rPr>
-              <w:t xml:space="preserve">OnDocument</w:t>
-            </w:r>
-            <w:r>
-              <w:t xml:space="preserve">/</w:t>
-            </w:r>
-            <w:r>
-              <w:rPr>
-                <w:rStyle w:val="VerbatimChar"/>
-              </w:rPr>
-              <w:t xml:space="preserve">OnVoice</w:t>
-            </w:r>
-            <w:r>
-              <w:t xml:space="preserve">) + bot self-filter (</w:t>
-            </w:r>
-            <w:r>
-              <w:rPr>
-                <w:rStyle w:val="VerbatimChar"/>
-              </w:rPr>
-              <w:t xml:space="preserve">bot.Me.Username</w:t>
-            </w:r>
-            <w:r>
-              <w:t xml:space="preserve"> </w:t>
-            </w:r>
-            <w:r>
-              <w:t xml:space="preserve">anti-echo guard) + sha256 content-addressed attachment download into</w:t>
-            </w:r>
-            <w:r>
-              <w:t xml:space="preserve"> </w:t>
-            </w:r>
-            <w:r>
-              <w:rPr>
-                <w:rStyle w:val="VerbatimChar"/>
-              </w:rPr>
-              <w:t xml:space="preserve">~/.herald/inbox/&lt;sha256&gt;.&lt;ext&gt;</w:t>
-            </w:r>
-            <w:r>
-              <w:t xml:space="preserve"> </w:t>
-            </w:r>
-            <w:r>
-              <w:t xml:space="preserve">+ Claude Code dispatch with Opus pinned in argv (</w:t>
-            </w:r>
-            <w:r>
-              <w:rPr>
-                <w:rStyle w:val="VerbatimChar"/>
-              </w:rPr>
-              <w:t xml:space="preserve">claude --model claude-opus-4-7 --resume &lt;UUID&gt; --print &lt;envelope&gt;</w:t>
-            </w:r>
-            <w:r>
-              <w:t xml:space="preserve">) + envelope pre-text (verbatim operator wording "We have received new message from our communication channel</w:t>
-            </w:r>
-            <w:r>
-              <w:t xml:space="preserve"> </w:t>
-            </w:r>
-            <w:r>
-              <w:t xml:space="preserve">. ...") preceding the</w:t>
-            </w:r>
-            <w:r>
-              <w:t xml:space="preserve"> </w:t>
-            </w:r>
-            <w:r>
-              <w:rPr>
-                <w:rStyle w:val="VerbatimChar"/>
-              </w:rPr>
-              <w:t xml:space="preserve">&lt;&lt;&lt;HERALD-DISPATCH-v1&gt;&gt;&gt;</w:t>
-            </w:r>
-            <w:r>
-              <w:t xml:space="preserve"> </w:t>
-            </w:r>
-            <w:r>
-              <w:t xml:space="preserve">structured block +</w:t>
-            </w:r>
-            <w:r>
-              <w:t xml:space="preserve"> </w:t>
-            </w:r>
-            <w:r>
-              <w:rPr>
-                <w:rStyle w:val="VerbatimChar"/>
-              </w:rPr>
-              <w:t xml:space="preserve">&lt;&lt;&lt;HERALD-REPLY&gt;&gt;&gt;</w:t>
-            </w:r>
-            <w:r>
-              <w:t xml:space="preserve"> </w:t>
-            </w:r>
-            <w:r>
-              <w:t xml:space="preserve">parser with</w:t>
-            </w:r>
-            <w:r>
-              <w:t xml:space="preserve"> </w:t>
-            </w:r>
-            <w:r>
-              <w:rPr>
-                <w:rStyle w:val="VerbatimChar"/>
-              </w:rPr>
-              <w:t xml:space="preserve">action</w:t>
-            </w:r>
-            <w:r>
-              <w:t xml:space="preserve"> </w:t>
-            </w:r>
-            <w:r>
-              <w:t xml:space="preserve">routing +</w:t>
-            </w:r>
-            <w:r>
-              <w:t xml:space="preserve"> </w:t>
-            </w:r>
-            <w:r>
-              <w:rPr>
-                <w:rStyle w:val="VerbatimChar"/>
-              </w:rPr>
-              <w:t xml:space="preserve">tgram.Adapter.SendReply</w:t>
-            </w:r>
-            <w:r>
-              <w:t xml:space="preserve"> </w:t>
-            </w:r>
-            <w:r>
-              <w:t xml:space="preserve">wiring</w:t>
-            </w:r>
-            <w:r>
-              <w:t xml:space="preserve"> </w:t>
-            </w:r>
-            <w:r>
-              <w:rPr>
-                <w:rStyle w:val="VerbatimChar"/>
-              </w:rPr>
-              <w:t xml:space="preserve">reply_to_message_id</w:t>
-            </w:r>
-            <w:r>
-              <w:t xml:space="preserve">. T10a</w:t>
-            </w:r>
-            <w:r>
-              <w:t xml:space="preserve"> </w:t>
-            </w:r>
-            <w:r>
-              <w:rPr>
-                <w:rStyle w:val="VerbatimChar"/>
-              </w:rPr>
-              <w:t xml:space="preserve">--qa-out-dir</w:t>
-            </w:r>
-            <w:r>
-              <w:t xml:space="preserve"> </w:t>
-            </w:r>
-            <w:r>
-              <w:t xml:space="preserve">JSONL journaling. 12 commits T1=</w:t>
-            </w:r>
-            <w:r>
-              <w:rPr>
-                <w:rStyle w:val="VerbatimChar"/>
-              </w:rPr>
-              <w:t xml:space="preserve">ad87d7f</w:t>
-            </w:r>
-            <w:r>
-              <w:t xml:space="preserve">..T12=</w:t>
-            </w:r>
-            <w:r>
-              <w:rPr>
-                <w:rStyle w:val="VerbatimChar"/>
-              </w:rPr>
-              <w:t xml:space="preserve">96c7c6b</w:t>
-            </w:r>
-            <w:r>
-              <w:t xml:space="preserve">. 8 new e2e invariants E63-E70 (all currently SKIP-with-documented-reason — convert to PASS at T10b live evidence). Wave 6 mutation gate</w:t>
-            </w:r>
-            <w:r>
-              <w:t xml:space="preserve"> </w:t>
-            </w:r>
-            <w:r>
-              <w:rPr>
-                <w:rStyle w:val="VerbatimChar"/>
-              </w:rPr>
-              <w:t xml:space="preserve">tests/test_wave6_mutation_meta.sh</w:t>
-            </w:r>
-            <w:r>
-              <w:t xml:space="preserve"> </w:t>
-            </w:r>
-            <w:r>
-              <w:t xml:space="preserve">(3 paired hermetic). Pre-existing e2e FAILs unrelated to Wave 6 (Postgres SASL on :24100 surfaced in E7-E12 + E14-E16 + E37-E42) tracked separately — NOT Wave 6 regressions. Workspace at 16 modules (Wave 5 added</w:t>
-            </w:r>
-            <w:r>
-              <w:t xml:space="preserve"> </w:t>
-            </w:r>
-            <w:r>
-              <w:rPr>
-                <w:rStyle w:val="VerbatimChar"/>
-              </w:rPr>
-              <w:t xml:space="preserve">qaherald</w:t>
-            </w:r>
-            <w:r>
-              <w:t xml:space="preserve">; Wave 6 added NO new module — inbound is</w:t>
-            </w:r>
-            <w:r>
-              <w:t xml:space="preserve"> </w:t>
-            </w:r>
-            <w:r>
-              <w:rPr>
-                <w:rStyle w:val="VerbatimChar"/>
-              </w:rPr>
-              <w:t xml:space="preserve">pherald/internal/inbound/</w:t>
-            </w:r>
-            <w:r>
-              <w:t xml:space="preserve">). Prior r15 captured Wave 4b TOON (tag v0.3.0). Prior r14 captured Wave 4a HTTP/3+Brotli+Alt-Svc+TLS (tag v0.2.0). r13 closed HRD-016 (Wave 3b pherald Runner live). r12 closed HRD-011 (Telegram live, message_id=5). Every</w:t>
-            </w:r>
-            <w:r>
-              <w:t xml:space="preserve"> </w:t>
-            </w:r>
-            <w:r>
-              <w:rPr>
-                <w:rStyle w:val="VerbatimChar"/>
-              </w:rPr>
-              <w:t xml:space="preserve">/v1/*</w:t>
-            </w:r>
-            <w:r>
-              <w:t xml:space="preserve"> </w:t>
-            </w:r>
-            <w:r>
-              <w:t xml:space="preserve">business route on every serving flavor now honors</w:t>
-            </w:r>
-            <w:r>
-              <w:t xml:space="preserve"> </w:t>
-            </w:r>
-            <w:r>
-              <w:rPr>
-                <w:rStyle w:val="VerbatimChar"/>
-              </w:rPr>
-              <w:t xml:space="preserve">Accept: application/toon</w:t>
-            </w:r>
-            <w:r>
-              <w:t xml:space="preserve"> </w:t>
-            </w:r>
-            <w:r>
-              <w:t xml:space="preserve">→ real TOON-encoded body (via</w:t>
-            </w:r>
-            <w:r>
-              <w:t xml:space="preserve"> </w:t>
-            </w:r>
-            <w:r>
-              <w:rPr>
-                <w:rStyle w:val="VerbatimChar"/>
-              </w:rPr>
-              <w:t xml:space="preserve">digital.vasic.toon</w:t>
-            </w:r>
-            <w:r>
-              <w:t xml:space="preserve"> </w:t>
-            </w:r>
-            <w:r>
-              <w:t xml:space="preserve">+</w:t>
-            </w:r>
-            <w:r>
-              <w:t xml:space="preserve"> </w:t>
-            </w:r>
-            <w:r>
-              <w:rPr>
-                <w:rStyle w:val="VerbatimChar"/>
-              </w:rPr>
-              <w:t xml:space="preserve">toon-format/toon-go</w:t>
-            </w:r>
-            <w:r>
-              <w:t xml:space="preserve"> </w:t>
-            </w:r>
-            <w:r>
-              <w:t xml:space="preserve">upstream wire-up replacing the prior sentinel-error scaffold from the §107 PASS-bluff revert). JSON remains the honest fallback.</w:t>
-            </w:r>
-            <w:r>
-              <w:t xml:space="preserve"> </w:t>
-            </w:r>
-            <w:r>
-              <w:rPr>
-                <w:rStyle w:val="VerbatimChar"/>
-              </w:rPr>
-              <w:t xml:space="preserve">POST /v1/events</w:t>
-            </w:r>
-            <w:r>
-              <w:t xml:space="preserve"> </w:t>
-            </w:r>
-            <w:r>
-              <w:t xml:space="preserve">accepts both TOON and JSON request bodies (TOON transcoded to JSON before the Runner's EventParser; Runner stays codec-agnostic).</w:t>
-            </w:r>
-            <w:r>
-              <w:t xml:space="preserve"> </w:t>
-            </w:r>
-            <w:r>
-              <w:rPr>
-                <w:rStyle w:val="VerbatimChar"/>
-              </w:rPr>
-              <w:t xml:space="preserve">HERALD_DEFAULT_RESPONSE_CODEC=json</w:t>
-            </w:r>
-            <w:r>
-              <w:t xml:space="preserve"> </w:t>
-            </w:r>
-            <w:r>
-              <w:t xml:space="preserve">operator opt-out. TOONMiddleware auto-wired into</w:t>
-            </w:r>
-            <w:r>
-              <w:t xml:space="preserve"> </w:t>
-            </w:r>
-            <w:r>
-              <w:rPr>
-                <w:rStyle w:val="VerbatimChar"/>
-              </w:rPr>
-              <w:t xml:space="preserve">cli.RunServe</w:t>
-            </w:r>
-            <w:r>
-              <w:t xml:space="preserve"> </w:t>
-            </w:r>
-            <w:r>
-              <w:t xml:space="preserve">— every flavor binary (pherald/cherald/sherald/bherald/rherald/iherald/scherald) inherits for free. Real compression evidence: sherald /v1/safety_state TOON=215B vs JSON=226B (~5% on a small payload; larger tabular payloads see 30-60% per upstream measurements). 7 new e2e invariants E56-E62 (E62 SKIP-with-reason — encoder-failure fallback unit-tested in</w:t>
-            </w:r>
-            <w:r>
-              <w:t xml:space="preserve"> </w:t>
-            </w:r>
-            <w:r>
-              <w:rPr>
-                <w:rStyle w:val="VerbatimChar"/>
-              </w:rPr>
-              <w:t xml:space="preserve">commons/cli/toon_test.go</w:t>
-            </w:r>
-            <w:r>
-              <w:t xml:space="preserve">). New</w:t>
-            </w:r>
-            <w:r>
-              <w:t xml:space="preserve"> </w:t>
-            </w:r>
-            <w:r>
-              <w:rPr>
-                <w:rStyle w:val="VerbatimChar"/>
-              </w:rPr>
-              <w:t xml:space="preserve">tests/test_wave4b_mutation_meta.sh</w:t>
-            </w:r>
-            <w:r>
-              <w:t xml:space="preserve"> </w:t>
-            </w:r>
-            <w:r>
-              <w:t xml:space="preserve">(5/5 PASS — M1 strip TOONMiddleware → E57 FAIL;</w:t>
+              <w:t xml:space="preserve">15 PASS / 0 FAIL</w:t>
+            </w:r>
+            <w:r>
+              <w:t xml:space="preserve">.</w:t>
+            </w:r>
+            <w:r>
+              <w:t xml:space="preserve"> </w:t>
+            </w:r>
+            <w:r>
+              <w:rPr>
+                <w:rStyle w:val="VerbatimChar"/>
+              </w:rPr>
+              <w:t xml:space="preserve">scripts/e2e_bluff_hunt.sh</w:t>
+            </w:r>
+            <w:r>
+              <w:t xml:space="preserve"> </w:t>
+            </w:r>
+            <w:r>
+              <w:t xml:space="preserve">run #1 today reported</w:t>
             </w:r>
             <w:r>
               <w:t xml:space="preserve"> </w:t>
@@ -736,70 +391,499 @@
                 <w:b/>
                 <w:bCs/>
               </w:rPr>
-              <w:t xml:space="preserve">M2 swap</w:t>
+              <w:t xml:space="preserve">148 PASS / 1 FAIL</w:t>
+            </w:r>
+            <w:r>
+              <w:t xml:space="preserve"> </w:t>
+            </w:r>
+            <w:r>
+              <w:t xml:space="preserve">(E132-anchor) — the 1 FAIL caught a real anti-bluff issue (canonical</w:t>
+            </w:r>
+            <w:r>
+              <w:t xml:space="preserve"> </w:t>
+            </w:r>
+            <w:r>
+              <w:rPr>
+                <w:rStyle w:val="VerbatimChar"/>
+              </w:rPr>
+              <w:t xml:space="preserve">status=PASS</w:t>
+            </w:r>
+            <w:r>
+              <w:t xml:space="preserve"> </w:t>
+            </w:r>
+            <w:r>
+              <w:t xml:space="preserve">literal missing from</w:t>
+            </w:r>
+            <w:r>
+              <w:t xml:space="preserve"> </w:t>
+            </w:r>
+            <w:r>
+              <w:rPr>
+                <w:rStyle w:val="VerbatimChar"/>
+              </w:rPr>
+              <w:t xml:space="preserve">fanout/assertion.txt</w:t>
+            </w:r>
+            <w:r>
+              <w:t xml:space="preserve">) which was atomically fixed in this session's</w:t>
+            </w:r>
+            <w:r>
+              <w:t xml:space="preserve"> </w:t>
+            </w:r>
+            <w:r>
+              <w:rPr>
+                <w:rStyle w:val="VerbatimChar"/>
+              </w:rPr>
+              <w:t xml:space="preserve">3048b48</w:t>
+            </w:r>
+            <w:r>
+              <w:t xml:space="preserve"> </w:t>
+            </w:r>
+            <w:r>
+              <w:t xml:space="preserve">(test source + committed evidence); bluff-hunt #2 running to confirm 149/0. Workspace at 16 Herald modules + 17 vendored submodules (9 Helix-stack + containers + Concurrency/Models/TOON/gotd-td/http3/slack-go/telebot). HRD-131 §11.4.93 SQLite workable-items SSoT migration Phase 1 remains OPEN-deferred per operator 2026-05-27 (constitution-repo migration binary unimplemented). Prior r16 captures Wave 6 closed-loop runtime. New Cobra subcommand</w:t>
+            </w:r>
+            <w:r>
+              <w:t xml:space="preserve"> </w:t>
+            </w:r>
+            <w:r>
+              <w:rPr>
+                <w:rStyle w:val="VerbatimChar"/>
+              </w:rPr>
+              <w:t xml:space="preserve">pherald listen</w:t>
+            </w:r>
+            <w:r>
+              <w:t xml:space="preserve"> </w:t>
+            </w:r>
+            <w:r>
+              <w:t xml:space="preserve">runs the closed-loop runtime: Telegram</w:t>
+            </w:r>
+            <w:r>
+              <w:t xml:space="preserve"> </w:t>
+            </w:r>
+            <w:r>
+              <w:rPr>
+                <w:rStyle w:val="VerbatimChar"/>
+              </w:rPr>
+              <w:t xml:space="preserve">getUpdates</w:t>
+            </w:r>
+            <w:r>
+              <w:t xml:space="preserve"> </w:t>
+            </w:r>
+            <w:r>
+              <w:t xml:space="preserve">long-poll (</w:t>
+            </w:r>
+            <w:r>
+              <w:rPr>
+                <w:rStyle w:val="VerbatimChar"/>
+              </w:rPr>
+              <w:t xml:space="preserve">OnText</w:t>
+            </w:r>
+            <w:r>
+              <w:t xml:space="preserve">/</w:t>
+            </w:r>
+            <w:r>
+              <w:rPr>
+                <w:rStyle w:val="VerbatimChar"/>
+              </w:rPr>
+              <w:t xml:space="preserve">OnPhoto</w:t>
+            </w:r>
+            <w:r>
+              <w:t xml:space="preserve">/</w:t>
+            </w:r>
+            <w:r>
+              <w:rPr>
+                <w:rStyle w:val="VerbatimChar"/>
+              </w:rPr>
+              <w:t xml:space="preserve">OnDocument</w:t>
+            </w:r>
+            <w:r>
+              <w:t xml:space="preserve">/</w:t>
+            </w:r>
+            <w:r>
+              <w:rPr>
+                <w:rStyle w:val="VerbatimChar"/>
+              </w:rPr>
+              <w:t xml:space="preserve">OnVoice</w:t>
+            </w:r>
+            <w:r>
+              <w:t xml:space="preserve">) + bot self-filter (</w:t>
+            </w:r>
+            <w:r>
+              <w:rPr>
+                <w:rStyle w:val="VerbatimChar"/>
+              </w:rPr>
+              <w:t xml:space="preserve">bot.Me.Username</w:t>
+            </w:r>
+            <w:r>
+              <w:t xml:space="preserve"> </w:t>
+            </w:r>
+            <w:r>
+              <w:t xml:space="preserve">anti-echo guard) + sha256 content-addressed attachment download into</w:t>
+            </w:r>
+            <w:r>
+              <w:t xml:space="preserve"> </w:t>
+            </w:r>
+            <w:r>
+              <w:rPr>
+                <w:rStyle w:val="VerbatimChar"/>
+              </w:rPr>
+              <w:t xml:space="preserve">~/.herald/inbox/&lt;sha256&gt;.&lt;ext&gt;</w:t>
+            </w:r>
+            <w:r>
+              <w:t xml:space="preserve"> </w:t>
+            </w:r>
+            <w:r>
+              <w:t xml:space="preserve">+ Claude Code dispatch with Opus pinned in argv (</w:t>
+            </w:r>
+            <w:r>
+              <w:rPr>
+                <w:rStyle w:val="VerbatimChar"/>
+              </w:rPr>
+              <w:t xml:space="preserve">claude --model claude-opus-4-7 --resume &lt;UUID&gt; --print &lt;envelope&gt;</w:t>
+            </w:r>
+            <w:r>
+              <w:t xml:space="preserve">) + envelope pre-text (verbatim operator wording "We have received new message from our communication channel</w:t>
+            </w:r>
+            <w:r>
+              <w:t xml:space="preserve"> </w:t>
+            </w:r>
+            <w:r>
+              <w:t xml:space="preserve">. ...") preceding the</w:t>
+            </w:r>
+            <w:r>
+              <w:t xml:space="preserve"> </w:t>
+            </w:r>
+            <w:r>
+              <w:rPr>
+                <w:rStyle w:val="VerbatimChar"/>
+              </w:rPr>
+              <w:t xml:space="preserve">&lt;&lt;&lt;HERALD-DISPATCH-v1&gt;&gt;&gt;</w:t>
+            </w:r>
+            <w:r>
+              <w:t xml:space="preserve"> </w:t>
+            </w:r>
+            <w:r>
+              <w:t xml:space="preserve">structured block +</w:t>
+            </w:r>
+            <w:r>
+              <w:t xml:space="preserve"> </w:t>
+            </w:r>
+            <w:r>
+              <w:rPr>
+                <w:rStyle w:val="VerbatimChar"/>
+              </w:rPr>
+              <w:t xml:space="preserve">&lt;&lt;&lt;HERALD-REPLY&gt;&gt;&gt;</w:t>
+            </w:r>
+            <w:r>
+              <w:t xml:space="preserve"> </w:t>
+            </w:r>
+            <w:r>
+              <w:t xml:space="preserve">parser with</w:t>
+            </w:r>
+            <w:r>
+              <w:t xml:space="preserve"> </w:t>
+            </w:r>
+            <w:r>
+              <w:rPr>
+                <w:rStyle w:val="VerbatimChar"/>
+              </w:rPr>
+              <w:t xml:space="preserve">action</w:t>
+            </w:r>
+            <w:r>
+              <w:t xml:space="preserve"> </w:t>
+            </w:r>
+            <w:r>
+              <w:t xml:space="preserve">routing +</w:t>
+            </w:r>
+            <w:r>
+              <w:t xml:space="preserve"> </w:t>
+            </w:r>
+            <w:r>
+              <w:rPr>
+                <w:rStyle w:val="VerbatimChar"/>
+              </w:rPr>
+              <w:t xml:space="preserve">tgram.Adapter.SendReply</w:t>
+            </w:r>
+            <w:r>
+              <w:t xml:space="preserve"> </w:t>
+            </w:r>
+            <w:r>
+              <w:t xml:space="preserve">wiring</w:t>
+            </w:r>
+            <w:r>
+              <w:t xml:space="preserve"> </w:t>
+            </w:r>
+            <w:r>
+              <w:rPr>
+                <w:rStyle w:val="VerbatimChar"/>
+              </w:rPr>
+              <w:t xml:space="preserve">reply_to_message_id</w:t>
+            </w:r>
+            <w:r>
+              <w:t xml:space="preserve">. T10a</w:t>
+            </w:r>
+            <w:r>
+              <w:t xml:space="preserve"> </w:t>
+            </w:r>
+            <w:r>
+              <w:rPr>
+                <w:rStyle w:val="VerbatimChar"/>
+              </w:rPr>
+              <w:t xml:space="preserve">--qa-out-dir</w:t>
+            </w:r>
+            <w:r>
+              <w:t xml:space="preserve"> </w:t>
+            </w:r>
+            <w:r>
+              <w:t xml:space="preserve">JSONL journaling. 12 commits T1=</w:t>
+            </w:r>
+            <w:r>
+              <w:rPr>
+                <w:rStyle w:val="VerbatimChar"/>
+              </w:rPr>
+              <w:t xml:space="preserve">ad87d7f</w:t>
+            </w:r>
+            <w:r>
+              <w:t xml:space="preserve">..T12=</w:t>
+            </w:r>
+            <w:r>
+              <w:rPr>
+                <w:rStyle w:val="VerbatimChar"/>
+              </w:rPr>
+              <w:t xml:space="preserve">96c7c6b</w:t>
+            </w:r>
+            <w:r>
+              <w:t xml:space="preserve">. 8 new e2e invariants E63-E70 (all currently SKIP-with-documented-reason — convert to PASS at T10b live evidence). Wave 6 mutation gate</w:t>
+            </w:r>
+            <w:r>
+              <w:t xml:space="preserve"> </w:t>
+            </w:r>
+            <w:r>
+              <w:rPr>
+                <w:rStyle w:val="VerbatimChar"/>
+              </w:rPr>
+              <w:t xml:space="preserve">tests/test_wave6_mutation_meta.sh</w:t>
+            </w:r>
+            <w:r>
+              <w:t xml:space="preserve"> </w:t>
+            </w:r>
+            <w:r>
+              <w:t xml:space="preserve">(3 paired hermetic). Pre-existing e2e FAILs unrelated to Wave 6 (Postgres SASL on :24100 surfaced in E7-E12 + E14-E16 + E37-E42) tracked separately — NOT Wave 6 regressions. Workspace at 16 modules (Wave 5 added</w:t>
+            </w:r>
+            <w:r>
+              <w:t xml:space="preserve"> </w:t>
+            </w:r>
+            <w:r>
+              <w:rPr>
+                <w:rStyle w:val="VerbatimChar"/>
+              </w:rPr>
+              <w:t xml:space="preserve">qaherald</w:t>
+            </w:r>
+            <w:r>
+              <w:t xml:space="preserve">; Wave 6 added NO new module — inbound is</w:t>
+            </w:r>
+            <w:r>
+              <w:t xml:space="preserve"> </w:t>
+            </w:r>
+            <w:r>
+              <w:rPr>
+                <w:rStyle w:val="VerbatimChar"/>
+              </w:rPr>
+              <w:t xml:space="preserve">pherald/internal/inbound/</w:t>
+            </w:r>
+            <w:r>
+              <w:t xml:space="preserve">). Prior r15 captured Wave 4b TOON (tag v0.3.0). Prior r14 captured Wave 4a HTTP/3+Brotli+Alt-Svc+TLS (tag v0.2.0). r13 closed HRD-016 (Wave 3b pherald Runner live). r12 closed HRD-011 (Telegram live, message_id=5). Every</w:t>
+            </w:r>
+            <w:r>
+              <w:t xml:space="preserve"> </w:t>
+            </w:r>
+            <w:r>
+              <w:rPr>
+                <w:rStyle w:val="VerbatimChar"/>
+              </w:rPr>
+              <w:t xml:space="preserve">/v1/*</w:t>
+            </w:r>
+            <w:r>
+              <w:t xml:space="preserve"> </w:t>
+            </w:r>
+            <w:r>
+              <w:t xml:space="preserve">business route on every serving flavor now honors</w:t>
+            </w:r>
+            <w:r>
+              <w:t xml:space="preserve"> </w:t>
+            </w:r>
+            <w:r>
+              <w:rPr>
+                <w:rStyle w:val="VerbatimChar"/>
+              </w:rPr>
+              <w:t xml:space="preserve">Accept: application/toon</w:t>
+            </w:r>
+            <w:r>
+              <w:t xml:space="preserve"> </w:t>
+            </w:r>
+            <w:r>
+              <w:t xml:space="preserve">→ real TOON-encoded body (via</w:t>
+            </w:r>
+            <w:r>
+              <w:t xml:space="preserve"> </w:t>
+            </w:r>
+            <w:r>
+              <w:rPr>
+                <w:rStyle w:val="VerbatimChar"/>
+              </w:rPr>
+              <w:t xml:space="preserve">digital.vasic.toon</w:t>
+            </w:r>
+            <w:r>
+              <w:t xml:space="preserve"> </w:t>
+            </w:r>
+            <w:r>
+              <w:t xml:space="preserve">+</w:t>
+            </w:r>
+            <w:r>
+              <w:t xml:space="preserve"> </w:t>
+            </w:r>
+            <w:r>
+              <w:rPr>
+                <w:rStyle w:val="VerbatimChar"/>
+              </w:rPr>
+              <w:t xml:space="preserve">toon-format/toon-go</w:t>
+            </w:r>
+            <w:r>
+              <w:t xml:space="preserve"> </w:t>
+            </w:r>
+            <w:r>
+              <w:t xml:space="preserve">upstream wire-up replacing the prior sentinel-error scaffold from the §107 PASS-bluff revert). JSON remains the honest fallback.</w:t>
+            </w:r>
+            <w:r>
+              <w:t xml:space="preserve"> </w:t>
+            </w:r>
+            <w:r>
+              <w:rPr>
+                <w:rStyle w:val="VerbatimChar"/>
+              </w:rPr>
+              <w:t xml:space="preserve">POST /v1/events</w:t>
+            </w:r>
+            <w:r>
+              <w:t xml:space="preserve"> </w:t>
+            </w:r>
+            <w:r>
+              <w:t xml:space="preserve">accepts both TOON and JSON request bodies (TOON transcoded to JSON before the Runner's EventParser; Runner stays codec-agnostic).</w:t>
+            </w:r>
+            <w:r>
+              <w:t xml:space="preserve"> </w:t>
+            </w:r>
+            <w:r>
+              <w:rPr>
+                <w:rStyle w:val="VerbatimChar"/>
+              </w:rPr>
+              <w:t xml:space="preserve">HERALD_DEFAULT_RESPONSE_CODEC=json</w:t>
+            </w:r>
+            <w:r>
+              <w:t xml:space="preserve"> </w:t>
+            </w:r>
+            <w:r>
+              <w:t xml:space="preserve">operator opt-out. TOONMiddleware auto-wired into</w:t>
+            </w:r>
+            <w:r>
+              <w:t xml:space="preserve"> </w:t>
+            </w:r>
+            <w:r>
+              <w:rPr>
+                <w:rStyle w:val="VerbatimChar"/>
+              </w:rPr>
+              <w:t xml:space="preserve">cli.RunServe</w:t>
+            </w:r>
+            <w:r>
+              <w:t xml:space="preserve"> </w:t>
+            </w:r>
+            <w:r>
+              <w:t xml:space="preserve">— every flavor binary (pherald/cherald/sherald/bherald/rherald/iherald/scherald) inherits for free. Real compression evidence: sherald /v1/safety_state TOON=215B vs JSON=226B (~5% on a small payload; larger tabular payloads see 30-60% per upstream measurements). 7 new e2e invariants E56-E62 (E62 SKIP-with-reason — encoder-failure fallback unit-tested in</w:t>
+            </w:r>
+            <w:r>
+              <w:t xml:space="preserve"> </w:t>
+            </w:r>
+            <w:r>
+              <w:rPr>
+                <w:rStyle w:val="VerbatimChar"/>
+              </w:rPr>
+              <w:t xml:space="preserve">commons/cli/toon_test.go</w:t>
+            </w:r>
+            <w:r>
+              <w:t xml:space="preserve">). New</w:t>
+            </w:r>
+            <w:r>
+              <w:t xml:space="preserve"> </w:t>
+            </w:r>
+            <w:r>
+              <w:rPr>
+                <w:rStyle w:val="VerbatimChar"/>
+              </w:rPr>
+              <w:t xml:space="preserve">tests/test_wave4b_mutation_meta.sh</w:t>
+            </w:r>
+            <w:r>
+              <w:t xml:space="preserve"> </w:t>
+            </w:r>
+            <w:r>
+              <w:t xml:space="preserve">(5/5 PASS — M1 strip TOONMiddleware → E57 FAIL;</w:t>
+            </w:r>
+            <w:r>
+              <w:t xml:space="preserve"> </w:t>
             </w:r>
             <w:r>
               <w:rPr>
                 <w:b/>
                 <w:bCs/>
               </w:rPr>
-              <w:t xml:space="preserve"> </w:t>
-            </w:r>
-            <w:r>
-              <w:rPr>
-                <w:rStyle w:val="VerbatimChar"/>
+              <w:t xml:space="preserve">M2 swap</w:t>
+            </w:r>
+            <w:r>
+              <w:rPr>
                 <w:b/>
                 <w:bCs/>
               </w:rPr>
-              <w:t xml:space="preserve">toon.Marshal</w:t>
-            </w:r>
-            <w:r>
-              <w:rPr>
+              <w:t xml:space="preserve"> </w:t>
+            </w:r>
+            <w:r>
+              <w:rPr>
+                <w:rStyle w:val="VerbatimChar"/>
                 <w:b/>
                 <w:bCs/>
               </w:rPr>
-              <w:t xml:space="preserve"> </w:t>
+              <w:t xml:space="preserve">toon.Marshal</w:t>
             </w:r>
             <w:r>
               <w:rPr>
                 <w:b/>
                 <w:bCs/>
               </w:rPr>
-              <w:t xml:space="preserve">→</w:t>
+              <w:t xml:space="preserve"> </w:t>
             </w:r>
             <w:r>
               <w:rPr>
                 <w:b/>
                 <w:bCs/>
               </w:rPr>
-              <w:t xml:space="preserve"> </w:t>
-            </w:r>
-            <w:r>
-              <w:rPr>
-                <w:rStyle w:val="VerbatimChar"/>
+              <w:t xml:space="preserve">→</w:t>
+            </w:r>
+            <w:r>
+              <w:rPr>
                 <w:b/>
                 <w:bCs/>
               </w:rPr>
-              <w:t xml:space="preserve">json.Marshal</w:t>
-            </w:r>
-            <w:r>
-              <w:rPr>
+              <w:t xml:space="preserve"> </w:t>
+            </w:r>
+            <w:r>
+              <w:rPr>
+                <w:rStyle w:val="VerbatimChar"/>
                 <w:b/>
                 <w:bCs/>
               </w:rPr>
-              <w:t xml:space="preserve"> </w:t>
+              <w:t xml:space="preserve">json.Marshal</w:t>
             </w:r>
             <w:r>
               <w:rPr>
                 <w:b/>
                 <w:bCs/>
               </w:rPr>
-              <w:t xml:space="preserve">(the EXACT 2026-05-17 PASS-bluff signature) → E60 FAIL — gate proves wire-byte-0 anti-bluff catches the recurrence</w:t>
-            </w:r>
-            <w:r>
-              <w:t xml:space="preserve">; M3 no-op transcodeRequestBody → pherald unit test FAIL;</w:t>
-            </w:r>
-            <w:r>
               <w:t xml:space="preserve"> </w:t>
             </w:r>
             <w:r>
@@ -807,13 +891,10 @@
                 <w:b/>
                 <w:bCs/>
               </w:rPr>
-              <w:t xml:space="preserve">working-tree quiescence guard</w:t>
-            </w:r>
-            <w:r>
-              <w:t xml:space="preserve"> </w:t>
-            </w:r>
-            <w:r>
-              <w:t xml:space="preserve">(lesson from 72e81ab — script greps own working tree for residual mutation markers BEFORE declaring PASS); post-flight green). Workspace module count unchanged at 15 (no new module). Tag</w:t>
+              <w:t xml:space="preserve">(the EXACT 2026-05-17 PASS-bluff signature) → E60 FAIL — gate proves wire-byte-0 anti-bluff catches the recurrence</w:t>
+            </w:r>
+            <w:r>
+              <w:t xml:space="preserve">; M3 no-op transcodeRequestBody → pherald unit test FAIL;</w:t>
             </w:r>
             <w:r>
               <w:t xml:space="preserve"> </w:t>
@@ -823,6 +904,22 @@
                 <w:b/>
                 <w:bCs/>
               </w:rPr>
+              <w:t xml:space="preserve">working-tree quiescence guard</w:t>
+            </w:r>
+            <w:r>
+              <w:t xml:space="preserve"> </w:t>
+            </w:r>
+            <w:r>
+              <w:t xml:space="preserve">(lesson from 72e81ab — script greps own working tree for residual mutation markers BEFORE declaring PASS); post-flight green). Workspace module count unchanged at 15 (no new module). Tag</w:t>
+            </w:r>
+            <w:r>
+              <w:t xml:space="preserve"> </w:t>
+            </w:r>
+            <w:r>
+              <w:rPr>
+                <w:b/>
+                <w:bCs/>
+              </w:rPr>
               <w:t xml:space="preserve">v0.3.0</w:t>
             </w:r>
             <w:r>
@@ -850,7 +947,34 @@
               <w:pStyle w:val="Compact"/>
             </w:pPr>
             <w:r>
-              <w:t xml:space="preserve">HRD-008, HRD-015, HRD-019..HRD-025 (in_progress — §42 flavor bindings, live-op surface deferred to Batch C), HRD-029..HRD-056 (many migrating to Fixed in v1.0.0 Batch C closures — see Issues.md r36 for canonical state), HRD-081, HRD-085..HRD-090 (in_progress — Batch D live evidence), HRD-115..HRD-121 (Wave 7 T6-T12 — Slack adapter + multi-channel framework, code-complete per Tasks #206-#212, awaiting Issues→Fixed migration audit), HRD-131 (OPEN-deferred per operator). 3 Obsolete-graduated this session: HRD-143/144/145 (legacy NON-COMPLIANT tests).</w:t>
+              <w:t xml:space="preserve">17 open in</w:t>
+            </w:r>
+            <w:r>
+              <w:t xml:space="preserve"> </w:t>
+            </w:r>
+            <w:r>
+              <w:rPr>
+                <w:rStyle w:val="VerbatimChar"/>
+              </w:rPr>
+              <w:t xml:space="preserve">Issues.md</w:t>
+            </w:r>
+            <w:r>
+              <w:t xml:space="preserve"> </w:t>
+            </w:r>
+            <w:r>
+              <w:t xml:space="preserve">r43: HRD-008, HRD-015, HRD-081 (operator/upstream); HRD-115 (Slack adapter — operator-gated on LIVE round-trip evidence per §107.x); HRD-117 (spec doc-only); HRD-131, HRD-150, HRD-155, HRD-156, HRD-157, HRD-158 (ATMOSphere/SSoT externally gated); HRD-146, HRD-147 (dispatch-hardening / governance-subscriber follow-ups); HRD-143/144/145 (Obsolete). The v1.0.0 closure-migration moved HRD-019..025 + HRD-029..056 + HRD-085..089 + HRD-116/118/119/120/121 + HRD-148/149/151/152/153/154 to</w:t>
+            </w:r>
+            <w:r>
+              <w:t xml:space="preserve"> </w:t>
+            </w:r>
+            <w:r>
+              <w:rPr>
+                <w:rStyle w:val="VerbatimChar"/>
+              </w:rPr>
+              <w:t xml:space="preserve">Fixed.md</w:t>
+            </w:r>
+            <w:r>
+              <w:t xml:space="preserve">.</w:t>
             </w:r>
           </w:p>
         </w:tc>
@@ -889,7 +1013,7 @@
               <w:t xml:space="preserve"> </w:t>
             </w:r>
             <w:r>
-              <w:t xml:space="preserve">r36 — atomic Obsolete graduation of 3 legacy tests landed alongside Wave 8 Track B closure. ~48 in_progress/open rows remain; many of HRD-029..HRD-056 are now closed per Tasks #195-#204 and need atomic Issues→Fixed migration sweep per §11.4.19 (next-session pickup).</w:t>
+              <w:t xml:space="preserve">r43 — §11.4.19 atomic migration of 51 code-verified HRDs Issues→Fixed (v1.0.0 closure-migration); 17 items remain open, the rest evidence-gated.</w:t>
             </w:r>
           </w:p>
         </w:tc>
@@ -913,7 +1037,7 @@
               <w:pStyle w:val="Compact"/>
             </w:pPr>
             <w:r>
-              <w:t xml:space="preserve">HRD-001..HRD-007, HRD-009, HRD-009b, HRD-010, HRD-011, HRD-012, HRD-013, HRD-014, HRD-016, HRD-017, HRD-018, HRD-026, HRD-027, HRD-028, HRD-080, HRD-092..HRD-101, HRD-110..HRD-114, HRD-122..HRD-130, HRD-132, HRD-133..HRD-138, HRD-139..HRD-142 — see</w:t>
+              <w:t xml:space="preserve">HRD-001..HRD-007, HRD-009, HRD-009b, HRD-010, HRD-011, HRD-012, HRD-013, HRD-014, HRD-016, HRD-017, HRD-018, HRD-019..HRD-025, HRD-026, HRD-027, HRD-028, HRD-029..HRD-056, HRD-080, HRD-085..HRD-090, HRD-092..HRD-101, HRD-110..HRD-114, HRD-116, HRD-118..HRD-121, HRD-122..HRD-130, HRD-132, HRD-133..HRD-142, HRD-148, HRD-149, HRD-151..HRD-154 — see</w:t>
             </w:r>
             <w:r>
               <w:t xml:space="preserve"> </w:t>
@@ -928,7 +1052,7 @@
               <w:t xml:space="preserve"> </w:t>
             </w:r>
             <w:r>
-              <w:t xml:space="preserve">r17 for canonical list.</w:t>
+              <w:t xml:space="preserve">r19 for canonical list.</w:t>
             </w:r>
           </w:p>
         </w:tc>

--- a/docs/Status.docx
+++ b/docs/Status.docx
@@ -75,7 +75,7 @@
               <w:pStyle w:val="Compact"/>
             </w:pPr>
             <w:r>
-              <w:t xml:space="preserve">18</w:t>
+              <w:t xml:space="preserve">19</w:t>
             </w:r>
           </w:p>
         </w:tc>
@@ -947,7 +947,7 @@
               <w:pStyle w:val="Compact"/>
             </w:pPr>
             <w:r>
-              <w:t xml:space="preserve">17 open in</w:t>
+              <w:t xml:space="preserve">15 open in</w:t>
             </w:r>
             <w:r>
               <w:t xml:space="preserve"> </w:t>
@@ -962,7 +962,7 @@
               <w:t xml:space="preserve"> </w:t>
             </w:r>
             <w:r>
-              <w:t xml:space="preserve">r43: HRD-008, HRD-015, HRD-081 (operator/upstream); HRD-115 (Slack adapter — operator-gated on LIVE round-trip evidence per §107.x); HRD-117 (spec doc-only); HRD-131, HRD-150, HRD-155, HRD-156, HRD-157, HRD-158 (ATMOSphere/SSoT externally gated); HRD-146, HRD-147 (dispatch-hardening / governance-subscriber follow-ups); HRD-143/144/145 (Obsolete). The v1.0.0 closure-migration moved HRD-019..025 + HRD-029..056 + HRD-085..089 + HRD-116/118/119/120/121 + HRD-148/149/151/152/153/154 to</w:t>
+              <w:t xml:space="preserve">r44: HRD-008, HRD-015, HRD-081 (operator/upstream); HRD-115 (Slack adapter — operator-gated on LIVE round-trip evidence per §107.x); HRD-117 (spec doc-only); HRD-131, HRD-150, HRD-155, HRD-156, HRD-157, HRD-158 (ATMOSphere/SSoT externally gated); HRD-143/144/145 (Obsolete). The v1.0.0 closure-migration moved HRD-019..025 + HRD-029..056 + HRD-085..089 + HRD-116/118/119/120/121 + HRD-148/149/151/152/153/154 to</w:t>
             </w:r>
             <w:r>
               <w:t xml:space="preserve"> </w:t>

--- a/docs/Status.docx
+++ b/docs/Status.docx
@@ -75,7 +75,7 @@
               <w:pStyle w:val="Compact"/>
             </w:pPr>
             <w:r>
-              <w:t xml:space="preserve">19</w:t>
+              <w:t xml:space="preserve">20</w:t>
             </w:r>
           </w:p>
         </w:tc>
@@ -278,7 +278,7 @@
               <w:t xml:space="preserve"> </w:t>
             </w:r>
             <w:r>
-              <w:t xml:space="preserve">HRD-115 (Slack adapter — operator-gated on LIVE round-trip evidence; E127 LIVE-Slack SKIP-with-reason), HRD-117 (spec doc-only), HRD-131/150/155/156/157/158 (ATMOSphere/SSoT externally gated), HRD-146/147/081/008/015, HRD-143/144/145 (Obsolete). Prior r17 catches up a week of release-cycle work that the doc had not tracked.** HEAD</w:t>
+              <w:t xml:space="preserve">HRD-115 (Slack adapter — operator-gated on LIVE round-trip evidence; E127 LIVE-Slack SKIP-with-reason), HRD-117 (spec doc-only), HRD-131/150/155/156/157/158 (ATMOSphere/SSoT externally gated), HRD-146/147/081/008/015, HRD-015/143/144/145 (Obsolete). Prior r17 catches up a week of release-cycle work that the doc had not tracked.** HEAD</w:t>
             </w:r>
             <w:r>
               <w:t xml:space="preserve"> </w:t>
@@ -962,7 +962,7 @@
               <w:t xml:space="preserve"> </w:t>
             </w:r>
             <w:r>
-              <w:t xml:space="preserve">r44: HRD-008, HRD-015, HRD-081 (operator/upstream); HRD-115 (Slack adapter — operator-gated on LIVE round-trip evidence per §107.x); HRD-117 (spec doc-only); HRD-131, HRD-150, HRD-155, HRD-156, HRD-157, HRD-158 (ATMOSphere/SSoT externally gated); HRD-143/144/145 (Obsolete). The v1.0.0 closure-migration moved HRD-019..025 + HRD-029..056 + HRD-085..089 + HRD-116/118/119/120/121 + HRD-148/149/151/152/153/154 to</w:t>
+              <w:t xml:space="preserve">r44: HRD-008, HRD-081 (operator/upstream); HRD-115 (Slack adapter — operator-gated on LIVE round-trip evidence per §107.x); HRD-117 (spec doc-only); HRD-131, HRD-150, HRD-155, HRD-156, HRD-157, HRD-158 (ATMOSphere/SSoT externally gated); HRD-143/144/145 (Obsolete). The v1.0.0 closure-migration moved HRD-019..025 + HRD-029..056 + HRD-085..089 + HRD-116/118/119/120/121 + HRD-148/149/151/152/153/154 to</w:t>
             </w:r>
             <w:r>
               <w:t xml:space="preserve"> </w:t>

--- a/docs/Status.docx
+++ b/docs/Status.docx
@@ -75,7 +75,7 @@
               <w:pStyle w:val="Compact"/>
             </w:pPr>
             <w:r>
-              <w:t xml:space="preserve">20</w:t>
+              <w:t xml:space="preserve">21</w:t>
             </w:r>
           </w:p>
         </w:tc>
@@ -123,7 +123,7 @@
               <w:pStyle w:val="Compact"/>
             </w:pPr>
             <w:r>
-              <w:t xml:space="preserve">2026-05-30</w:t>
+              <w:t xml:space="preserve">2026-05-31</w:t>
             </w:r>
           </w:p>
         </w:tc>
@@ -175,110 +175,473 @@
                 <w:b/>
                 <w:bCs/>
               </w:rPr>
+              <w:t xml:space="preserve">r21: the participant-attribution feature (</w:t>
+            </w:r>
+            <w:r>
+              <w:rPr>
+                <w:rStyle w:val="VerbatimChar"/>
+                <w:b/>
+                <w:bCs/>
+              </w:rPr>
+              <w:t xml:space="preserve">docs/design/PARTICIPANT_ATTRIBUTION.md</w:t>
+            </w:r>
+            <w:r>
+              <w:rPr>
+                <w:b/>
+                <w:bCs/>
+              </w:rPr>
+              <w:t xml:space="preserve"> </w:t>
+            </w:r>
+            <w:r>
+              <w:rPr>
+                <w:b/>
+                <w:bCs/>
+              </w:rPr>
+              <w:t xml:space="preserve">§4c) added two columns —</w:t>
+            </w:r>
+            <w:r>
+              <w:rPr>
+                <w:b/>
+                <w:bCs/>
+              </w:rPr>
+              <w:t xml:space="preserve"> </w:t>
+            </w:r>
+            <w:r>
+              <w:rPr>
+                <w:rStyle w:val="VerbatimChar"/>
+                <w:b/>
+                <w:bCs/>
+              </w:rPr>
+              <w:t xml:space="preserve">Created-By</w:t>
+            </w:r>
+            <w:r>
+              <w:rPr>
+                <w:b/>
+                <w:bCs/>
+              </w:rPr>
+              <w:t xml:space="preserve"> </w:t>
+            </w:r>
+            <w:r>
+              <w:rPr>
+                <w:b/>
+                <w:bCs/>
+              </w:rPr>
+              <w:t xml:space="preserve">+</w:t>
+            </w:r>
+            <w:r>
+              <w:rPr>
+                <w:b/>
+                <w:bCs/>
+              </w:rPr>
+              <w:t xml:space="preserve"> </w:t>
+            </w:r>
+            <w:r>
+              <w:rPr>
+                <w:rStyle w:val="VerbatimChar"/>
+                <w:b/>
+                <w:bCs/>
+              </w:rPr>
+              <w:t xml:space="preserve">Assigned-To</w:t>
+            </w:r>
+            <w:r>
+              <w:rPr>
+                <w:b/>
+                <w:bCs/>
+              </w:rPr>
+              <w:t xml:space="preserve"> </w:t>
+            </w:r>
+            <w:r>
+              <w:rPr>
+                <w:b/>
+                <w:bCs/>
+              </w:rPr>
+              <w:t xml:space="preserve">— to the</w:t>
+            </w:r>
+            <w:r>
+              <w:rPr>
+                <w:b/>
+                <w:bCs/>
+              </w:rPr>
+              <w:t xml:space="preserve"> </w:t>
+            </w:r>
+            <w:r>
+              <w:rPr>
+                <w:rStyle w:val="VerbatimChar"/>
+                <w:b/>
+                <w:bCs/>
+              </w:rPr>
+              <w:t xml:space="preserve">Issues.md</w:t>
+            </w:r>
+            <w:r>
+              <w:rPr>
+                <w:b/>
+                <w:bCs/>
+              </w:rPr>
+              <w:t xml:space="preserve"> </w:t>
+            </w:r>
+            <w:r>
+              <w:rPr>
+                <w:b/>
+                <w:bCs/>
+              </w:rPr>
+              <w:t xml:space="preserve">(r46; both the Open + In-progress pipe-tables, widened 8→10 cols) and</w:t>
+            </w:r>
+            <w:r>
+              <w:rPr>
+                <w:b/>
+                <w:bCs/>
+              </w:rPr>
+              <w:t xml:space="preserve"> </w:t>
+            </w:r>
+            <w:r>
+              <w:rPr>
+                <w:rStyle w:val="VerbatimChar"/>
+                <w:b/>
+                <w:bCs/>
+              </w:rPr>
+              <w:t xml:space="preserve">Fixed.md</w:t>
+            </w:r>
+            <w:r>
+              <w:rPr>
+                <w:b/>
+                <w:bCs/>
+              </w:rPr>
+              <w:t xml:space="preserve"> </w:t>
+            </w:r>
+            <w:r>
+              <w:rPr>
+                <w:b/>
+                <w:bCs/>
+              </w:rPr>
+              <w:t xml:space="preserve">(r21; widened 7→9 cols) trackers, each placed immediately after the</w:t>
+            </w:r>
+            <w:r>
+              <w:rPr>
+                <w:b/>
+                <w:bCs/>
+              </w:rPr>
+              <w:t xml:space="preserve"> </w:t>
+            </w:r>
+            <w:r>
+              <w:rPr>
+                <w:rStyle w:val="VerbatimChar"/>
+                <w:b/>
+                <w:bCs/>
+              </w:rPr>
+              <w:t xml:space="preserve">Criticality</w:t>
+            </w:r>
+            <w:r>
+              <w:rPr>
+                <w:b/>
+                <w:bCs/>
+              </w:rPr>
+              <w:t xml:space="preserve"> </w:t>
+            </w:r>
+            <w:r>
+              <w:rPr>
+                <w:b/>
+                <w:bCs/>
+              </w:rPr>
+              <w:t xml:space="preserve">column. Legacy rows carry the honest blanket backfill</w:t>
+            </w:r>
+            <w:r>
+              <w:rPr>
+                <w:b/>
+                <w:bCs/>
+              </w:rPr>
+              <w:t xml:space="preserve"> </w:t>
+            </w:r>
+            <w:r>
+              <w:rPr>
+                <w:rStyle w:val="VerbatimChar"/>
+                <w:b/>
+                <w:bCs/>
+              </w:rPr>
+              <w:t xml:space="preserve">Created-By = Claude</w:t>
+            </w:r>
+            <w:r>
+              <w:rPr>
+                <w:b/>
+                <w:bCs/>
+              </w:rPr>
+              <w:t xml:space="preserve"> </w:t>
+            </w:r>
+            <w:r>
+              <w:rPr>
+                <w:b/>
+                <w:bCs/>
+              </w:rPr>
+              <w:t xml:space="preserve">(HRDs opened by the agent during autonomous development) /</w:t>
+            </w:r>
+            <w:r>
+              <w:rPr>
+                <w:b/>
+                <w:bCs/>
+              </w:rPr>
+              <w:t xml:space="preserve"> </w:t>
+            </w:r>
+            <w:r>
+              <w:rPr>
+                <w:rStyle w:val="VerbatimChar"/>
+                <w:b/>
+                <w:bCs/>
+              </w:rPr>
+              <w:t xml:space="preserve">Assigned-To = @milos85vasic</w:t>
+            </w:r>
+            <w:r>
+              <w:rPr>
+                <w:b/>
+                <w:bCs/>
+              </w:rPr>
+              <w:t xml:space="preserve"> </w:t>
+            </w:r>
+            <w:r>
+              <w:rPr>
+                <w:b/>
+                <w:bCs/>
+              </w:rPr>
+              <w:t xml:space="preserve">(the Operator default per</w:t>
+            </w:r>
+            <w:r>
+              <w:rPr>
+                <w:b/>
+                <w:bCs/>
+              </w:rPr>
+              <w:t xml:space="preserve"> </w:t>
+            </w:r>
+            <w:r>
+              <w:rPr>
+                <w:rStyle w:val="VerbatimChar"/>
+                <w:b/>
+                <w:bCs/>
+              </w:rPr>
+              <w:t xml:space="preserve">HERALD_TGRAM_OPERATOR_USERNAME</w:t>
+            </w:r>
+            <w:r>
+              <w:rPr>
+                <w:b/>
+                <w:bCs/>
+              </w:rPr>
+              <w:t xml:space="preserve">) — a documented convention, NOT fabricated per-item forensics; new items get live per-message attribution going forward. Prior</w:t>
+            </w:r>
+            <w:r>
+              <w:rPr>
+                <w:b/>
+                <w:bCs/>
+              </w:rPr>
+              <w:t xml:space="preserve"> </w:t>
+            </w:r>
+            <w:r>
+              <w:rPr>
+                <w:b/>
+                <w:b/>
+                <w:bCs/>
+                <w:bCs/>
+              </w:rPr>
               <w:t xml:space="preserve">r18 (v1.0.0 closure-migration) records the §11.4.19 atomic Issues→Fixed of 51 code-verified HRDs</w:t>
             </w:r>
             <w:r>
-              <w:t xml:space="preserve"> </w:t>
-            </w:r>
-            <w:r>
+              <w:rPr>
+                <w:b/>
+                <w:bCs/>
+              </w:rPr>
+              <w:t xml:space="preserve"> </w:t>
+            </w:r>
+            <w:r>
+              <w:rPr>
+                <w:b/>
+                <w:bCs/>
+              </w:rPr>
               <w:t xml:space="preserve">— the 7 flavor constitution bindings (HRD-019..025), the entire §43 command catalogue (HRD-029..056, 30 commands), the Batch-D</w:t>
             </w:r>
             <w:r>
-              <w:t xml:space="preserve"> </w:t>
-            </w:r>
-            <w:r>
-              <w:rPr>
-                <w:rStyle w:val="VerbatimChar"/>
+              <w:rPr>
+                <w:b/>
+                <w:bCs/>
+              </w:rPr>
+              <w:t xml:space="preserve"> </w:t>
+            </w:r>
+            <w:r>
+              <w:rPr>
+                <w:rStyle w:val="VerbatimChar"/>
+                <w:b/>
+                <w:bCs/>
               </w:rPr>
               <w:t xml:space="preserve">commons_infra.pgxTaskRepository</w:t>
             </w:r>
             <w:r>
-              <w:t xml:space="preserve"> </w:t>
-            </w:r>
-            <w:r>
+              <w:rPr>
+                <w:b/>
+                <w:bCs/>
+              </w:rPr>
+              <w:t xml:space="preserve"> </w:t>
+            </w:r>
+            <w:r>
+              <w:rPr>
+                <w:b/>
+                <w:bCs/>
+              </w:rPr>
               <w:t xml:space="preserve">ops (HRD-085..089), Wave 7 multi-channel (HRD-116/118/119/120/121), and the ATMOSphere workable-items features (HRD-148/149/151/152/153/154). Each was re-verified against committed reality before migration: source impl read/grepped (no</w:t>
             </w:r>
             <w:r>
-              <w:t xml:space="preserve"> </w:t>
-            </w:r>
-            <w:r>
-              <w:rPr>
-                <w:rStyle w:val="VerbatimChar"/>
+              <w:rPr>
+                <w:b/>
+                <w:bCs/>
+              </w:rPr>
+              <w:t xml:space="preserve"> </w:t>
+            </w:r>
+            <w:r>
+              <w:rPr>
+                <w:rStyle w:val="VerbatimChar"/>
+                <w:b/>
+                <w:bCs/>
               </w:rPr>
               <w:t xml:space="preserve">ErrUnsupported</w:t>
             </w:r>
             <w:r>
-              <w:t xml:space="preserve"> </w:t>
-            </w:r>
-            <w:r>
+              <w:rPr>
+                <w:b/>
+                <w:bCs/>
+              </w:rPr>
+              <w:t xml:space="preserve"> </w:t>
+            </w:r>
+            <w:r>
+              <w:rPr>
+                <w:b/>
+                <w:bCs/>
+              </w:rPr>
               <w:t xml:space="preserve">stubs; §43 commands wired into Cobra roots via</w:t>
             </w:r>
             <w:r>
-              <w:t xml:space="preserve"> </w:t>
-            </w:r>
-            <w:r>
-              <w:rPr>
-                <w:rStyle w:val="VerbatimChar"/>
+              <w:rPr>
+                <w:b/>
+                <w:bCs/>
+              </w:rPr>
+              <w:t xml:space="preserve"> </w:t>
+            </w:r>
+            <w:r>
+              <w:rPr>
+                <w:rStyle w:val="VerbatimChar"/>
+                <w:b/>
+                <w:bCs/>
               </w:rPr>
               <w:t xml:space="preserve">registerGitOps</w:t>
             </w:r>
             <w:r>
+              <w:rPr>
+                <w:b/>
+                <w:bCs/>
+              </w:rPr>
               <w:t xml:space="preserve">/</w:t>
             </w:r>
             <w:r>
               <w:rPr>
                 <w:rStyle w:val="VerbatimChar"/>
+                <w:b/>
+                <w:bCs/>
               </w:rPr>
               <w:t xml:space="preserve">registerSysOps</w:t>
             </w:r>
             <w:r>
+              <w:rPr>
+                <w:b/>
+                <w:bCs/>
+              </w:rPr>
               <w:t xml:space="preserve">/etc.), the matching test suite RUN</w:t>
             </w:r>
             <w:r>
-              <w:t xml:space="preserve"> </w:t>
-            </w:r>
-            <w:r>
-              <w:rPr>
-                <w:rStyle w:val="VerbatimChar"/>
+              <w:rPr>
+                <w:b/>
+                <w:bCs/>
+              </w:rPr>
+              <w:t xml:space="preserve"> </w:t>
+            </w:r>
+            <w:r>
+              <w:rPr>
+                <w:rStyle w:val="VerbatimChar"/>
+                <w:b/>
+                <w:bCs/>
               </w:rPr>
               <w:t xml:space="preserve">-race</w:t>
             </w:r>
             <w:r>
-              <w:t xml:space="preserve"> </w:t>
-            </w:r>
-            <w:r>
+              <w:rPr>
+                <w:b/>
+                <w:bCs/>
+              </w:rPr>
+              <w:t xml:space="preserve"> </w:t>
+            </w:r>
+            <w:r>
+              <w:rPr>
+                <w:b/>
+                <w:bCs/>
+              </w:rPr>
               <w:t xml:space="preserve">green (7/7 bindings, all §43 cmd-test packages, commons_infra hermetic, commons_workable/commons_watch/inbound/runner/workflow), the e2e invariant confirmed present (E90-E96 / E97-E122 / E123 / E124-E131 / E139), and the per-HRD</w:t>
             </w:r>
             <w:r>
-              <w:t xml:space="preserve"> </w:t>
-            </w:r>
-            <w:r>
-              <w:rPr>
-                <w:rStyle w:val="VerbatimChar"/>
+              <w:rPr>
+                <w:b/>
+                <w:bCs/>
+              </w:rPr>
+              <w:t xml:space="preserve"> </w:t>
+            </w:r>
+            <w:r>
+              <w:rPr>
+                <w:rStyle w:val="VerbatimChar"/>
+                <w:b/>
+                <w:bCs/>
               </w:rPr>
               <w:t xml:space="preserve">docs/qa/&lt;run-id&gt;/</w:t>
             </w:r>
             <w:r>
-              <w:t xml:space="preserve"> </w:t>
-            </w:r>
-            <w:r>
+              <w:rPr>
+                <w:b/>
+                <w:bCs/>
+              </w:rPr>
+              <w:t xml:space="preserve"> </w:t>
+            </w:r>
+            <w:r>
+              <w:rPr>
+                <w:b/>
+                <w:bCs/>
+              </w:rPr>
               <w:t xml:space="preserve">dir confirmed. Issues count 43→17.</w:t>
             </w:r>
             <w:r>
-              <w:t xml:space="preserve"> </w:t>
-            </w:r>
-            <w:r>
-              <w:rPr>
-                <w:b/>
+              <w:rPr>
+                <w:b/>
+                <w:bCs/>
+              </w:rPr>
+              <w:t xml:space="preserve"> </w:t>
+            </w:r>
+            <w:r>
+              <w:rPr>
+                <w:b/>
+                <w:b/>
+                <w:bCs/>
                 <w:bCs/>
               </w:rPr>
               <w:t xml:space="preserve">NOT migrated (evidence-gated):</w:t>
             </w:r>
             <w:r>
-              <w:t xml:space="preserve"> </w:t>
-            </w:r>
-            <w:r>
-              <w:t xml:space="preserve">HRD-115 (Slack adapter — operator-gated on LIVE round-trip evidence; E127 LIVE-Slack SKIP-with-reason), HRD-117 (spec doc-only), HRD-131/150/155/156/157/158 (ATMOSphere/SSoT externally gated), HRD-146/147/081/008/015, HRD-015/143/144/145 (Obsolete). Prior r17 catches up a week of release-cycle work that the doc had not tracked.** HEAD</w:t>
+              <w:rPr>
+                <w:b/>
+                <w:bCs/>
+              </w:rPr>
+              <w:t xml:space="preserve"> </w:t>
+            </w:r>
+            <w:r>
+              <w:rPr>
+                <w:b/>
+                <w:bCs/>
+              </w:rPr>
+              <w:t xml:space="preserve">HRD-115 (Slack adapter — operator-gated on LIVE round-trip evidence; E127 LIVE-Slack SKIP-with-reason), HRD-117 (spec doc-only), HRD-131/150/155/156/157/158 (ATMOSphere/SSoT externally gated), HRD-146/147/081/008/015, HRD-015/143/144/145 (Obsolete). Prior r17 catches up a week of release-cycle work that the doc had not tracked.</w:t>
+            </w:r>
+            <w:r>
+              <w:t xml:space="preserve"> </w:t>
+            </w:r>
+            <w:r>
+              <w:t xml:space="preserve">HEAD</w:t>
             </w:r>
             <w:r>
               <w:t xml:space="preserve"> </w:t>

--- a/docs/Status.docx
+++ b/docs/Status.docx
@@ -1696,13 +1696,13 @@
         <w:rPr>
           <w:rStyle w:val="VerbatimChar"/>
         </w:rPr>
-        <w:t xml:space="preserve">docs/specs/mvp/specification.V3.md</w:t>
-      </w:r>
-      <w:r>
-        <w:t xml:space="preserve"> </w:t>
-      </w:r>
-      <w:r>
-        <w:t xml:space="preserve">(Revision 13, ~5080 lines).</w:t>
+        <w:t xml:space="preserve">docs/specs/mvp/specification.V4.md</w:t>
+      </w:r>
+      <w:r>
+        <w:t xml:space="preserve"> </w:t>
+      </w:r>
+      <w:r>
+        <w:t xml:space="preserve">(Revision 1, ~5313 lines (supersedes V3)).</w:t>
       </w:r>
     </w:p>
     <w:p>

--- a/docs/Status.docx
+++ b/docs/Status.docx
@@ -75,7 +75,7 @@
               <w:pStyle w:val="Compact"/>
             </w:pPr>
             <w:r>
-              <w:t xml:space="preserve">21</w:t>
+              <w:t xml:space="preserve">22</w:t>
             </w:r>
           </w:p>
         </w:tc>
@@ -171,6 +171,105 @@
               <w:pStyle w:val="Compact"/>
             </w:pPr>
             <w:r>
+              <w:t xml:space="preserve">**r22: §11.4.90 + §11.4.19 atomic Obsolete→Fixed migration of the 4</w:t>
+            </w:r>
+            <w:r>
+              <w:t xml:space="preserve"> </w:t>
+            </w:r>
+            <w:r>
+              <w:rPr>
+                <w:rStyle w:val="VerbatimChar"/>
+              </w:rPr>
+              <w:t xml:space="preserve">Obsolete</w:t>
+            </w:r>
+            <w:r>
+              <w:t xml:space="preserve"> </w:t>
+            </w:r>
+            <w:r>
+              <w:t xml:space="preserve">HRDs (HRD-143 legacy</w:t>
+            </w:r>
+            <w:r>
+              <w:t xml:space="preserve"> </w:t>
+            </w:r>
+            <w:r>
+              <w:rPr>
+                <w:rStyle w:val="VerbatimChar"/>
+              </w:rPr>
+              <w:t xml:space="preserve">TestSubscribe_LiveBotAPI</w:t>
+            </w:r>
+            <w:r>
+              <w:t xml:space="preserve">, HRD-144</w:t>
+            </w:r>
+            <w:r>
+              <w:t xml:space="preserve"> </w:t>
+            </w:r>
+            <w:r>
+              <w:rPr>
+                <w:rStyle w:val="VerbatimChar"/>
+              </w:rPr>
+              <w:t xml:space="preserve">tests/test_wave6_live_loop.sh</w:t>
+            </w:r>
+            <w:r>
+              <w:t xml:space="preserve">, HRD-145</w:t>
+            </w:r>
+            <w:r>
+              <w:t xml:space="preserve"> </w:t>
+            </w:r>
+            <w:r>
+              <w:rPr>
+                <w:rStyle w:val="VerbatimChar"/>
+              </w:rPr>
+              <w:t xml:space="preserve">qaherald lifecycle --manual</w:t>
+            </w:r>
+            <w:r>
+              <w:t xml:space="preserve">, HRD-015 Go-scaffold I8 invariants) — moved out of</w:t>
+            </w:r>
+            <w:r>
+              <w:t xml:space="preserve"> </w:t>
+            </w:r>
+            <w:r>
+              <w:rPr>
+                <w:rStyle w:val="VerbatimChar"/>
+              </w:rPr>
+              <w:t xml:space="preserve">Issues.md</w:t>
+            </w:r>
+            <w:r>
+              <w:t xml:space="preserve"> </w:t>
+            </w:r>
+            <w:r>
+              <w:t xml:space="preserve">into</w:t>
+            </w:r>
+            <w:r>
+              <w:t xml:space="preserve"> </w:t>
+            </w:r>
+            <w:r>
+              <w:rPr>
+                <w:rStyle w:val="VerbatimChar"/>
+              </w:rPr>
+              <w:t xml:space="preserve">Fixed.md</w:t>
+            </w:r>
+            <w:r>
+              <w:t xml:space="preserve">, each preserving its</w:t>
+            </w:r>
+            <w:r>
+              <w:t xml:space="preserve"> </w:t>
+            </w:r>
+            <w:r>
+              <w:rPr>
+                <w:rStyle w:val="VerbatimChar"/>
+              </w:rPr>
+              <w:t xml:space="preserve">**Obsolete-Details:**</w:t>
+            </w:r>
+            <w:r>
+              <w:t xml:space="preserve"> </w:t>
+            </w:r>
+            <w:r>
+              <w:t xml:space="preserve">triple-check evidence; every superseding artefact (HRD-140/141/142 MTProto tests + the §107 I8a/b/c gate checks) re-verified present before migration. Open count 14→10. Prior</w:t>
+            </w:r>
+            <w:r>
+              <w:t xml:space="preserve"> </w:t>
+            </w:r>
+            <w:r>
               <w:rPr>
                 <w:b/>
                 <w:bCs/>
@@ -1310,7 +1409,7 @@
               <w:pStyle w:val="Compact"/>
             </w:pPr>
             <w:r>
-              <w:t xml:space="preserve">15 open in</w:t>
+              <w:t xml:space="preserve">10 open in</w:t>
             </w:r>
             <w:r>
               <w:t xml:space="preserve"> </w:t>
@@ -1325,7 +1424,22 @@
               <w:t xml:space="preserve"> </w:t>
             </w:r>
             <w:r>
-              <w:t xml:space="preserve">r44: HRD-008, HRD-081 (operator/upstream); HRD-115 (Slack adapter — operator-gated on LIVE round-trip evidence per §107.x); HRD-117 (spec doc-only); HRD-131, HRD-150, HRD-155, HRD-156, HRD-157, HRD-158 (ATMOSphere/SSoT externally gated); HRD-143/144/145 (Obsolete). The v1.0.0 closure-migration moved HRD-019..025 + HRD-029..056 + HRD-085..089 + HRD-116/118/119/120/121 + HRD-148/149/151/152/153/154 to</w:t>
+              <w:t xml:space="preserve">r47: HRD-008, HRD-081 (operator/upstream); HRD-115 (Slack adapter — operator-gated on LIVE round-trip evidence per §107.x); HRD-117 (spec doc-only); HRD-131, HRD-150, HRD-155, HRD-156, HRD-157, HRD-158 (ATMOSphere/SSoT externally gated). The 4 Obsolete HRDs (HRD-143/144/145 + HRD-015) were migrated to</w:t>
+            </w:r>
+            <w:r>
+              <w:t xml:space="preserve"> </w:t>
+            </w:r>
+            <w:r>
+              <w:rPr>
+                <w:rStyle w:val="VerbatimChar"/>
+              </w:rPr>
+              <w:t xml:space="preserve">Fixed.md</w:t>
+            </w:r>
+            <w:r>
+              <w:t xml:space="preserve"> </w:t>
+            </w:r>
+            <w:r>
+              <w:t xml:space="preserve">per §11.4.90; the v1.0.0 closure-migration earlier moved HRD-019..025 + HRD-029..056 + HRD-085..089 + HRD-116/118/119/120/121 + HRD-148/149/151/152/153/154 to</w:t>
             </w:r>
             <w:r>
               <w:t xml:space="preserve"> </w:t>
@@ -1376,7 +1490,7 @@
               <w:t xml:space="preserve"> </w:t>
             </w:r>
             <w:r>
-              <w:t xml:space="preserve">r43 — §11.4.19 atomic migration of 51 code-verified HRDs Issues→Fixed (v1.0.0 closure-migration); 17 items remain open, the rest evidence-gated.</w:t>
+              <w:t xml:space="preserve">r47 — §11.4.90+§11.4.19 atomic Obsolete→Fixed migration of the 4 Obsolete HRDs; 10 items remain open, the rest evidence-gated.</w:t>
             </w:r>
           </w:p>
         </w:tc>

--- a/docs/Status.docx
+++ b/docs/Status.docx
@@ -10,7 +10,7 @@
         <w:t xml:space="preserve">Herald</w:t>
       </w:r>
     </w:p>
-    <w:bookmarkStart w:id="19" w:name="herald--status"/>
+    <w:bookmarkStart w:id="21" w:name="herald--status"/>
     <w:p>
       <w:pPr>
         <w:pStyle w:val="Heading1"/>
@@ -75,7 +75,7 @@
               <w:pStyle w:val="Compact"/>
             </w:pPr>
             <w:r>
-              <w:t xml:space="preserve">22</w:t>
+              <w:t xml:space="preserve">23</w:t>
             </w:r>
           </w:p>
         </w:tc>
@@ -171,7 +171,7 @@
               <w:pStyle w:val="Compact"/>
             </w:pPr>
             <w:r>
-              <w:t xml:space="preserve">**r22: §11.4.90 + §11.4.19 atomic Obsolete→Fixed migration of the 4</w:t>
+              <w:t xml:space="preserve">**r23: §11.4.19 closed HRD-117 (Wave 7 T8 spec-doc) Issues→Fixed — deliverable verified present in active spec V4 (§11.0/§32.2/§43; doc-only, product code already Fixed under HRD-116/118-121); open 10→9. Also refreshed the frozen Wave-2/3a-era body sections (Project phase / Implementation / Operations) to current reality (18 modules, Waves 2–8, v0.6.0, gate 15/15, e2e 167/0/0) — current-state notes added, the detailed Wave-2/3a snapshots retained as labeled history; authoritative per-module list now points to the refreshed CLAUDE.md. Prior r22: §11.4.90 + §11.4.19 atomic Obsolete→Fixed migration of the 4</w:t>
             </w:r>
             <w:r>
               <w:t xml:space="preserve"> </w:t>
@@ -1409,7 +1409,7 @@
               <w:pStyle w:val="Compact"/>
             </w:pPr>
             <w:r>
-              <w:t xml:space="preserve">10 open in</w:t>
+              <w:t xml:space="preserve">9 open in</w:t>
             </w:r>
             <w:r>
               <w:t xml:space="preserve"> </w:t>
@@ -1424,7 +1424,7 @@
               <w:t xml:space="preserve"> </w:t>
             </w:r>
             <w:r>
-              <w:t xml:space="preserve">r47: HRD-008, HRD-081 (operator/upstream); HRD-115 (Slack adapter — operator-gated on LIVE round-trip evidence per §107.x); HRD-117 (spec doc-only); HRD-131, HRD-150, HRD-155, HRD-156, HRD-157, HRD-158 (ATMOSphere/SSoT externally gated). The 4 Obsolete HRDs (HRD-143/144/145 + HRD-015) were migrated to</w:t>
+              <w:t xml:space="preserve">r48: HRD-008, HRD-081 (operator/upstream); HRD-115 (Slack adapter — operator-gated on LIVE round-trip evidence per §107.x); HRD-131, HRD-150, HRD-155, HRD-156, HRD-157, HRD-158 (ATMOSphere/SSoT externally gated). HRD-117 (spec doc-only) closed r48 — deliverable verified present in active spec V4. The 4 Obsolete HRDs (HRD-143/144/145 + HRD-015) were migrated to</w:t>
             </w:r>
             <w:r>
               <w:t xml:space="preserve"> </w:t>
@@ -1490,7 +1490,7 @@
               <w:t xml:space="preserve"> </w:t>
             </w:r>
             <w:r>
-              <w:t xml:space="preserve">r47 — §11.4.90+§11.4.19 atomic Obsolete→Fixed migration of the 4 Obsolete HRDs; 10 items remain open, the rest evidence-gated.</w:t>
+              <w:t xml:space="preserve">r48 — HRD-117 closed (§11.4.19) leaving 9 open; the rest evidence-gated (live messenger creds / operator validation / ATMOSphere cross-repo).</w:t>
             </w:r>
           </w:p>
         </w:tc>
@@ -1769,13 +1769,121 @@
           <w:b/>
           <w:bCs/>
         </w:rPr>
-        <w:t xml:space="preserve">Implementation-r1, Foundation complete + Wave 2 flavor scaffolds landed.</w:t>
-      </w:r>
-      <w:r>
-        <w:t xml:space="preserve"> </w:t>
-      </w:r>
-      <w:r>
-        <w:t xml:space="preserve">Spec V3 r8 is active, the Go module foundation compiles, all three Foundation milestones (M1/M2/M3) plus the Wave 2 flavor-scaffold workstream have landed, and the §107 end-user-usability covenant is now explicit in Herald's three root docs + gate (added 2026-05-20). The remaining cycle is wiring live channel integrations (HRD-011, HRD-016, HRD-024, HRD-028, HRD-098), validating the §26.5 quickstart end-to-end on operator hardware, and implementing the 28 §43 command bodies still stubbed.</w:t>
+        <w:t xml:space="preserve">Active multi-wave implementation — Waves 2–8 shipped; tag v0.6.0 (2026-05-28).</w:t>
+      </w:r>
+      <w:r>
+        <w:t xml:space="preserve"> </w:t>
+      </w:r>
+      <w:r>
+        <w:t xml:space="preserve">As of 2026-05-31 the active spec is</w:t>
+      </w:r>
+      <w:r>
+        <w:t xml:space="preserve"> </w:t>
+      </w:r>
+      <w:r>
+        <w:rPr>
+          <w:b/>
+          <w:bCs/>
+        </w:rPr>
+        <w:t xml:space="preserve">V4</w:t>
+      </w:r>
+      <w:r>
+        <w:t xml:space="preserve">, the Go workspace (</w:t>
+      </w:r>
+      <w:r>
+        <w:rPr>
+          <w:b/>
+          <w:bCs/>
+        </w:rPr>
+        <w:t xml:space="preserve">18 modules</w:t>
+      </w:r>
+      <w:r>
+        <w:t xml:space="preserve">) builds and tests green, and all three Foundation milestones (M1–M3) plus Waves 2 through 8 have landed: flavor scaffolds (Wave 2), Wave 3a/3b REST substrate + live routes, Wave 4a/4b HTTP/3 + TOON, Wave 5</w:t>
+      </w:r>
+      <w:r>
+        <w:t xml:space="preserve"> </w:t>
+      </w:r>
+      <w:r>
+        <w:rPr>
+          <w:rStyle w:val="VerbatimChar"/>
+        </w:rPr>
+        <w:t xml:space="preserve">qaherald</w:t>
+      </w:r>
+      <w:r>
+        <w:t xml:space="preserve">, Wave 6/6.5</w:t>
+      </w:r>
+      <w:r>
+        <w:t xml:space="preserve"> </w:t>
+      </w:r>
+      <w:r>
+        <w:rPr>
+          <w:rStyle w:val="VerbatimChar"/>
+        </w:rPr>
+        <w:t xml:space="preserve">pherald listen</w:t>
+      </w:r>
+      <w:r>
+        <w:t xml:space="preserve"> </w:t>
+      </w:r>
+      <w:r>
+        <w:t xml:space="preserve">inbound runtime + lifecycle, Wave 7 multi-channel framework + Slack adapter, Wave 8 Track B MTProto §11.4.98 full-automation harness. The participant-attribution (§11.4.104), natural-language intent-recognition (§11.4.105), and Docs Chain documentation-sync (§11.4.106) mandates are integrated. The remaining</w:t>
+      </w:r>
+      <w:r>
+        <w:t xml:space="preserve"> </w:t>
+      </w:r>
+      <w:r>
+        <w:rPr>
+          <w:b/>
+          <w:bCs/>
+        </w:rPr>
+        <w:t xml:space="preserve">~9 open HRDs</w:t>
+      </w:r>
+      <w:r>
+        <w:t xml:space="preserve"> </w:t>
+      </w:r>
+      <w:r>
+        <w:t xml:space="preserve">in</w:t>
+      </w:r>
+      <w:r>
+        <w:t xml:space="preserve"> </w:t>
+      </w:r>
+      <w:r>
+        <w:rPr>
+          <w:rStyle w:val="VerbatimChar"/>
+        </w:rPr>
+        <w:t xml:space="preserve">Issues.md</w:t>
+      </w:r>
+      <w:r>
+        <w:t xml:space="preserve"> </w:t>
+      </w:r>
+      <w:r>
+        <w:t xml:space="preserve">are evidence-gated (live messenger credentials, operator quickstart validation, the ATMOSphere cross-repo integration); the bulk of the catalogue is in</w:t>
+      </w:r>
+      <w:r>
+        <w:t xml:space="preserve"> </w:t>
+      </w:r>
+      <w:r>
+        <w:rPr>
+          <w:rStyle w:val="VerbatimChar"/>
+        </w:rPr>
+        <w:t xml:space="preserve">Fixed.md</w:t>
+      </w:r>
+      <w:r>
+        <w:t xml:space="preserve">. The authoritative current per-module/component list lives in</w:t>
+      </w:r>
+      <w:r>
+        <w:t xml:space="preserve"> </w:t>
+      </w:r>
+      <w:r>
+        <w:rPr>
+          <w:rStyle w:val="VerbatimChar"/>
+        </w:rPr>
+        <w:t xml:space="preserve">CLAUDE.md</w:t>
+      </w:r>
+      <w:r>
+        <w:t xml:space="preserve"> </w:t>
+      </w:r>
+      <w:r>
+        <w:t xml:space="preserve">"Project status"; this doc summarizes status + history.</w:t>
       </w:r>
     </w:p>
     <w:bookmarkEnd w:id="10"/>
@@ -1938,13 +2046,337 @@
       </w:r>
     </w:p>
     <w:bookmarkEnd w:id="11"/>
-    <w:bookmarkStart w:id="12" w:name="implementation"/>
+    <w:bookmarkStart w:id="14" w:name="implementation"/>
     <w:p>
       <w:pPr>
         <w:pStyle w:val="Heading2"/>
       </w:pPr>
       <w:r>
         <w:t xml:space="preserve">Implementation</w:t>
+      </w:r>
+    </w:p>
+    <w:p>
+      <w:pPr>
+        <w:pStyle w:val="BlockText"/>
+      </w:pPr>
+      <w:r>
+        <w:rPr>
+          <w:b/>
+          <w:bCs/>
+        </w:rPr>
+        <w:t xml:space="preserve">Current state (2026-05-31):</w:t>
+      </w:r>
+      <w:r>
+        <w:t xml:space="preserve"> </w:t>
+      </w:r>
+      <w:r>
+        <w:t xml:space="preserve">the per-module table below is a</w:t>
+      </w:r>
+      <w:r>
+        <w:t xml:space="preserve"> </w:t>
+      </w:r>
+      <w:r>
+        <w:rPr>
+          <w:b/>
+          <w:bCs/>
+        </w:rPr>
+        <w:t xml:space="preserve">Wave-2/3a-era snapshot</w:t>
+      </w:r>
+      <w:r>
+        <w:t xml:space="preserve"> </w:t>
+      </w:r>
+      <w:r>
+        <w:t xml:space="preserve">retained as history — several rows are stale (modules then marked "stub"/"partial"/"pending" are now live). For the authoritative current module/component list see</w:t>
+      </w:r>
+      <w:r>
+        <w:t xml:space="preserve"> </w:t>
+      </w:r>
+      <w:hyperlink r:id="rId12">
+        <w:r>
+          <w:rPr>
+            <w:rStyle w:val="VerbatimChar"/>
+          </w:rPr>
+          <w:t xml:space="preserve">CLAUDE.md</w:t>
+        </w:r>
+      </w:hyperlink>
+      <w:r>
+        <w:t xml:space="preserve"> </w:t>
+      </w:r>
+      <w:r>
+        <w:t xml:space="preserve">"Project status" (refreshed 2026-05-31) and</w:t>
+      </w:r>
+      <w:r>
+        <w:t xml:space="preserve"> </w:t>
+      </w:r>
+      <w:hyperlink r:id="rId13">
+        <w:r>
+          <w:rPr>
+            <w:rStyle w:val="VerbatimChar"/>
+          </w:rPr>
+          <w:t xml:space="preserve">Fixed.md</w:t>
+        </w:r>
+      </w:hyperlink>
+      <w:r>
+        <w:t xml:space="preserve"> </w:t>
+      </w:r>
+      <w:r>
+        <w:t xml:space="preserve">for the wave-by-wave per-HRD record. Summary:</w:t>
+      </w:r>
+      <w:r>
+        <w:t xml:space="preserve"> </w:t>
+      </w:r>
+      <w:r>
+        <w:rPr>
+          <w:b/>
+          <w:bCs/>
+        </w:rPr>
+        <w:t xml:space="preserve">18 workspace modules</w:t>
+      </w:r>
+      <w:r>
+        <w:t xml:space="preserve"> </w:t>
+      </w:r>
+      <w:r>
+        <w:t xml:space="preserve">(10 shared/foundation:</w:t>
+      </w:r>
+      <w:r>
+        <w:t xml:space="preserve"> </w:t>
+      </w:r>
+      <w:r>
+        <w:rPr>
+          <w:rStyle w:val="VerbatimChar"/>
+        </w:rPr>
+        <w:t xml:space="preserve">commons</w:t>
+      </w:r>
+      <w:r>
+        <w:t xml:space="preserve">,</w:t>
+      </w:r>
+      <w:r>
+        <w:t xml:space="preserve"> </w:t>
+      </w:r>
+      <w:r>
+        <w:rPr>
+          <w:rStyle w:val="VerbatimChar"/>
+        </w:rPr>
+        <w:t xml:space="preserve">commons_auth</w:t>
+      </w:r>
+      <w:r>
+        <w:t xml:space="preserve">,</w:t>
+      </w:r>
+      <w:r>
+        <w:t xml:space="preserve"> </w:t>
+      </w:r>
+      <w:r>
+        <w:rPr>
+          <w:rStyle w:val="VerbatimChar"/>
+        </w:rPr>
+        <w:t xml:space="preserve">commons_constitution</w:t>
+      </w:r>
+      <w:r>
+        <w:t xml:space="preserve">,</w:t>
+      </w:r>
+      <w:r>
+        <w:t xml:space="preserve"> </w:t>
+      </w:r>
+      <w:r>
+        <w:rPr>
+          <w:rStyle w:val="VerbatimChar"/>
+        </w:rPr>
+        <w:t xml:space="preserve">commons_infra</w:t>
+      </w:r>
+      <w:r>
+        <w:t xml:space="preserve">,</w:t>
+      </w:r>
+      <w:r>
+        <w:t xml:space="preserve"> </w:t>
+      </w:r>
+      <w:r>
+        <w:rPr>
+          <w:rStyle w:val="VerbatimChar"/>
+        </w:rPr>
+        <w:t xml:space="preserve">commons_messaging</w:t>
+      </w:r>
+      <w:r>
+        <w:t xml:space="preserve">,</w:t>
+      </w:r>
+      <w:r>
+        <w:t xml:space="preserve"> </w:t>
+      </w:r>
+      <w:r>
+        <w:rPr>
+          <w:rStyle w:val="VerbatimChar"/>
+        </w:rPr>
+        <w:t xml:space="preserve">commons_prefix</w:t>
+      </w:r>
+      <w:r>
+        <w:t xml:space="preserve">,</w:t>
+      </w:r>
+      <w:r>
+        <w:t xml:space="preserve"> </w:t>
+      </w:r>
+      <w:r>
+        <w:rPr>
+          <w:rStyle w:val="VerbatimChar"/>
+        </w:rPr>
+        <w:t xml:space="preserve">commons_storage</w:t>
+      </w:r>
+      <w:r>
+        <w:t xml:space="preserve">,</w:t>
+      </w:r>
+      <w:r>
+        <w:t xml:space="preserve"> </w:t>
+      </w:r>
+      <w:r>
+        <w:rPr>
+          <w:rStyle w:val="VerbatimChar"/>
+        </w:rPr>
+        <w:t xml:space="preserve">commons_tls</w:t>
+      </w:r>
+      <w:r>
+        <w:t xml:space="preserve">,</w:t>
+      </w:r>
+      <w:r>
+        <w:t xml:space="preserve"> </w:t>
+      </w:r>
+      <w:r>
+        <w:rPr>
+          <w:rStyle w:val="VerbatimChar"/>
+        </w:rPr>
+        <w:t xml:space="preserve">commons_watch</w:t>
+      </w:r>
+      <w:r>
+        <w:t xml:space="preserve">,</w:t>
+      </w:r>
+      <w:r>
+        <w:t xml:space="preserve"> </w:t>
+      </w:r>
+      <w:r>
+        <w:rPr>
+          <w:rStyle w:val="VerbatimChar"/>
+        </w:rPr>
+        <w:t xml:space="preserve">commons_workable</w:t>
+      </w:r>
+      <w:r>
+        <w:t xml:space="preserve">; + 8 flavor binaries</w:t>
+      </w:r>
+      <w:r>
+        <w:t xml:space="preserve"> </w:t>
+      </w:r>
+      <w:r>
+        <w:rPr>
+          <w:rStyle w:val="VerbatimChar"/>
+        </w:rPr>
+        <w:t xml:space="preserve">pherald</w:t>
+      </w:r>
+      <w:r>
+        <w:t xml:space="preserve">/</w:t>
+      </w:r>
+      <w:r>
+        <w:rPr>
+          <w:rStyle w:val="VerbatimChar"/>
+        </w:rPr>
+        <w:t xml:space="preserve">sherald</w:t>
+      </w:r>
+      <w:r>
+        <w:t xml:space="preserve">/</w:t>
+      </w:r>
+      <w:r>
+        <w:rPr>
+          <w:rStyle w:val="VerbatimChar"/>
+        </w:rPr>
+        <w:t xml:space="preserve">cherald</w:t>
+      </w:r>
+      <w:r>
+        <w:t xml:space="preserve">/</w:t>
+      </w:r>
+      <w:r>
+        <w:rPr>
+          <w:rStyle w:val="VerbatimChar"/>
+        </w:rPr>
+        <w:t xml:space="preserve">bherald</w:t>
+      </w:r>
+      <w:r>
+        <w:t xml:space="preserve">/</w:t>
+      </w:r>
+      <w:r>
+        <w:rPr>
+          <w:rStyle w:val="VerbatimChar"/>
+        </w:rPr>
+        <w:t xml:space="preserve">rherald</w:t>
+      </w:r>
+      <w:r>
+        <w:t xml:space="preserve">/</w:t>
+      </w:r>
+      <w:r>
+        <w:rPr>
+          <w:rStyle w:val="VerbatimChar"/>
+        </w:rPr>
+        <w:t xml:space="preserve">iherald</w:t>
+      </w:r>
+      <w:r>
+        <w:t xml:space="preserve">/</w:t>
+      </w:r>
+      <w:r>
+        <w:rPr>
+          <w:rStyle w:val="VerbatimChar"/>
+        </w:rPr>
+        <w:t xml:space="preserve">scherald</w:t>
+      </w:r>
+      <w:r>
+        <w:t xml:space="preserve">/</w:t>
+      </w:r>
+      <w:r>
+        <w:rPr>
+          <w:rStyle w:val="VerbatimChar"/>
+        </w:rPr>
+        <w:t xml:space="preserve">qaherald</w:t>
+      </w:r>
+      <w:r>
+        <w:t xml:space="preserve">), all building + testing green. Live and tested: the</w:t>
+      </w:r>
+      <w:r>
+        <w:t xml:space="preserve"> </w:t>
+      </w:r>
+      <w:r>
+        <w:rPr>
+          <w:rStyle w:val="VerbatimChar"/>
+        </w:rPr>
+        <w:t xml:space="preserve">pherald listen</w:t>
+      </w:r>
+      <w:r>
+        <w:t xml:space="preserve"> </w:t>
+      </w:r>
+      <w:r>
+        <w:t xml:space="preserve">inbound runtime, the Telegram + Slack channel adapters, the Claude Code dispatcher,</w:t>
+      </w:r>
+      <w:r>
+        <w:t xml:space="preserve"> </w:t>
+      </w:r>
+      <w:r>
+        <w:rPr>
+          <w:rStyle w:val="VerbatimChar"/>
+        </w:rPr>
+        <w:t xml:space="preserve">commons_storage</w:t>
+      </w:r>
+      <w:r>
+        <w:t xml:space="preserve"> </w:t>
+      </w:r>
+      <w:r>
+        <w:t xml:space="preserve">(pgx + River + Redis), and the Gin</w:t>
+      </w:r>
+      <w:r>
+        <w:t xml:space="preserve"> </w:t>
+      </w:r>
+      <w:r>
+        <w:rPr>
+          <w:rStyle w:val="VerbatimChar"/>
+        </w:rPr>
+        <w:t xml:space="preserve">/v1/*</w:t>
+      </w:r>
+      <w:r>
+        <w:t xml:space="preserve"> </w:t>
+      </w:r>
+      <w:r>
+        <w:t xml:space="preserve">REST API across the serving flavors — plus participant-attribution (§11.4.104), intent-recognition (§11.4.105), and the Docs Chain integration (§11.4.106).</w:t>
       </w:r>
     </w:p>
     <w:tbl>
@@ -2811,14 +3243,102 @@
         </w:tc>
       </w:tr>
     </w:tbl>
-    <w:bookmarkEnd w:id="12"/>
-    <w:bookmarkStart w:id="13" w:name="operations"/>
+    <w:bookmarkEnd w:id="14"/>
+    <w:bookmarkStart w:id="15" w:name="operations"/>
     <w:p>
       <w:pPr>
         <w:pStyle w:val="Heading2"/>
       </w:pPr>
       <w:r>
         <w:t xml:space="preserve">Operations</w:t>
+      </w:r>
+    </w:p>
+    <w:p>
+      <w:pPr>
+        <w:pStyle w:val="BlockText"/>
+      </w:pPr>
+      <w:r>
+        <w:rPr>
+          <w:b/>
+          <w:bCs/>
+        </w:rPr>
+        <w:t xml:space="preserve">Current verified state (2026-05-31):</w:t>
+      </w:r>
+      <w:r>
+        <w:t xml:space="preserve"> </w:t>
+      </w:r>
+      <w:r>
+        <w:t xml:space="preserve">inheritance gate</w:t>
+      </w:r>
+      <w:r>
+        <w:t xml:space="preserve"> </w:t>
+      </w:r>
+      <w:r>
+        <w:rPr>
+          <w:b/>
+          <w:bCs/>
+        </w:rPr>
+        <w:t xml:space="preserve">15 PASS / 0 FAIL</w:t>
+      </w:r>
+      <w:r>
+        <w:t xml:space="preserve">;</w:t>
+      </w:r>
+      <w:r>
+        <w:t xml:space="preserve"> </w:t>
+      </w:r>
+      <w:r>
+        <w:rPr>
+          <w:rStyle w:val="VerbatimChar"/>
+        </w:rPr>
+        <w:t xml:space="preserve">scripts/e2e_bluff_hunt.sh</w:t>
+      </w:r>
+      <w:r>
+        <w:t xml:space="preserve"> </w:t>
+      </w:r>
+      <w:r>
+        <w:rPr>
+          <w:b/>
+          <w:bCs/>
+        </w:rPr>
+        <w:t xml:space="preserve">167 PASS / 0 FAIL / 0 stress-chaos-evidence SKIP</w:t>
+      </w:r>
+      <w:r>
+        <w:t xml:space="preserve"> </w:t>
+      </w:r>
+      <w:r>
+        <w:t xml:space="preserve">(the suite grew through Waves 3a–8 + the E140–E147 participant-attribution / intent-recognition / Docs-Chain invariants); all four mirrors (GitHub / GitLab / GitFlic / GitVerse) in sync; latest tag</w:t>
+      </w:r>
+      <w:r>
+        <w:t xml:space="preserve"> </w:t>
+      </w:r>
+      <w:r>
+        <w:rPr>
+          <w:b/>
+          <w:bCs/>
+        </w:rPr>
+        <w:t xml:space="preserve">v0.6.0</w:t>
+      </w:r>
+      <w:r>
+        <w:t xml:space="preserve"> </w:t>
+      </w:r>
+      <w:r>
+        <w:t xml:space="preserve">(2026-05-28); workspace at</w:t>
+      </w:r>
+      <w:r>
+        <w:t xml:space="preserve"> </w:t>
+      </w:r>
+      <w:r>
+        <w:rPr>
+          <w:b/>
+          <w:bCs/>
+        </w:rPr>
+        <w:t xml:space="preserve">18 modules</w:t>
+      </w:r>
+      <w:r>
+        <w:t xml:space="preserve"> </w:t>
+      </w:r>
+      <w:r>
+        <w:t xml:space="preserve">+ 17 vendored submodules. The detailed bullets below are a Wave-3a-era snapshot retained as history.</w:t>
       </w:r>
     </w:p>
     <w:p>
@@ -3293,8 +3813,8 @@
         <w:t xml:space="preserve">Go 1.25+ (verified on 1.26 per CLAUDE.md), Pandoc 3.9, WeasyPrint 66, Podman 5.8 — verified locally.</w:t>
       </w:r>
     </w:p>
-    <w:bookmarkEnd w:id="13"/>
-    <w:bookmarkStart w:id="15" w:name="risk-surface"/>
+    <w:bookmarkEnd w:id="15"/>
+    <w:bookmarkStart w:id="17" w:name="risk-surface"/>
     <w:p>
       <w:pPr>
         <w:pStyle w:val="Heading2"/>
@@ -3374,7 +3894,35 @@
         <w:t xml:space="preserve"> </w:t>
       </w:r>
       <w:r>
-        <w:t xml:space="preserve">Minor changes bump secondary version, major bump primary. Currently at V3 r7→r8 within the V3 series; a full V4 rewrite is reserved for a primary-version jump.</w:t>
+        <w:t xml:space="preserve">Minor changes bump the secondary version, major the primary. The active spec is now</w:t>
+      </w:r>
+      <w:r>
+        <w:t xml:space="preserve"> </w:t>
+      </w:r>
+      <w:r>
+        <w:rPr>
+          <w:b/>
+          <w:bCs/>
+        </w:rPr>
+        <w:t xml:space="preserve">V4</w:t>
+      </w:r>
+      <w:r>
+        <w:t xml:space="preserve"> </w:t>
+      </w:r>
+      <w:r>
+        <w:t xml:space="preserve">(V1–V3 archived under</w:t>
+      </w:r>
+      <w:r>
+        <w:t xml:space="preserve"> </w:t>
+      </w:r>
+      <w:r>
+        <w:rPr>
+          <w:rStyle w:val="VerbatimChar"/>
+        </w:rPr>
+        <w:t xml:space="preserve">docs/specs/mvp/archive/</w:t>
+      </w:r>
+      <w:r>
+        <w:t xml:space="preserve">); the V3→V4 jump landed 2026-05-31, incorporating participant-attribution (§11.4.104) + intent-recognition (§11.4.105).</w:t>
       </w:r>
     </w:p>
     <w:p>
@@ -3390,13 +3938,56 @@
           <w:b/>
           <w:bCs/>
         </w:rPr>
-        <w:t xml:space="preserve">Live channel integrations untested at runtime.</w:t>
-      </w:r>
-      <w:r>
-        <w:t xml:space="preserve"> </w:t>
-      </w:r>
-      <w:r>
-        <w:t xml:space="preserve">HRD-011 (Telegram telebot live) requires operator-supplied credentials per</w:t>
+        <w:t xml:space="preserve">Live messenger round-trips need operator credentials for full LIVE evidence.</w:t>
+      </w:r>
+      <w:r>
+        <w:t xml:space="preserve"> </w:t>
+      </w:r>
+      <w:r>
+        <w:t xml:space="preserve">The Telegram + Slack adapters are implemented and hermetically tested, and the Wave 8 MTProto user-account harness proves the §11.4.98 full-automation round-trip</w:t>
+      </w:r>
+      <w:r>
+        <w:t xml:space="preserve"> </w:t>
+      </w:r>
+      <w:r>
+        <w:rPr>
+          <w:b/>
+          <w:bCs/>
+        </w:rPr>
+        <w:t xml:space="preserve">LIVE</w:t>
+      </w:r>
+      <w:r>
+        <w:t xml:space="preserve"> </w:t>
+      </w:r>
+      <w:r>
+        <w:t xml:space="preserve">(HRD-140/141/142, captured under</w:t>
+      </w:r>
+      <w:r>
+        <w:t xml:space="preserve"> </w:t>
+      </w:r>
+      <w:r>
+        <w:rPr>
+          <w:rStyle w:val="VerbatimChar"/>
+        </w:rPr>
+        <w:t xml:space="preserve">docs/qa/HRD-LIVE-MTPROTO-*</w:t>
+      </w:r>
+      <w:r>
+        <w:t xml:space="preserve">). HRD-012 (Claude Code dispatch) is closed with live PASS evidence. What remains gated: full per-channel LIVE end-to-end evidence under</w:t>
+      </w:r>
+      <w:r>
+        <w:t xml:space="preserve"> </w:t>
+      </w:r>
+      <w:r>
+        <w:rPr>
+          <w:rStyle w:val="VerbatimChar"/>
+        </w:rPr>
+        <w:t xml:space="preserve">docs/qa/</w:t>
+      </w:r>
+      <w:r>
+        <w:t xml:space="preserve"> </w:t>
+      </w:r>
+      <w:r>
+        <w:t xml:space="preserve">for channels like Slack (HRD-115) still requires operator-supplied credentials per</w:t>
       </w:r>
       <w:r>
         <w:t xml:space="preserve"> </w:t>
@@ -3408,22 +3999,10 @@
         <w:t xml:space="preserve">docs/CONTINUATION.md</w:t>
       </w:r>
       <w:r>
-        <w:t xml:space="preserve">. HRD-012 (Claude Code</w:t>
-      </w:r>
-      <w:r>
-        <w:t xml:space="preserve"> </w:t>
-      </w:r>
-      <w:r>
-        <w:rPr>
-          <w:rStyle w:val="VerbatimChar"/>
-        </w:rPr>
-        <w:t xml:space="preserve">claude --resume</w:t>
-      </w:r>
-      <w:r>
-        <w:t xml:space="preserve"> </w:t>
-      </w:r>
-      <w:r>
-        <w:t xml:space="preserve">live) is closed with live PASS evidence captured. The §107 covenant blocks claims of "done" on these until end-user evidence is captured.</w:t>
+        <w:t xml:space="preserve"> </w:t>
+      </w:r>
+      <w:r>
+        <w:t xml:space="preserve">— the §107 covenant blocks "done" on a live channel until that evidence lands.</w:t>
       </w:r>
     </w:p>
     <w:p>
@@ -3485,7 +4064,7 @@
         <w:t xml:space="preserve">manually for now — that script IS the local CI surrogate.</w:t>
       </w:r>
     </w:p>
-    <w:bookmarkStart w:id="14" w:name="closed-risks"/>
+    <w:bookmarkStart w:id="16" w:name="closed-risks"/>
     <w:p>
       <w:pPr>
         <w:pStyle w:val="Heading3"/>
@@ -3595,9 +4174,9 @@
         <w:t xml:space="preserve">in migration 000003. The §107 covenant directly prevented this from shipping; the lesson is "EXACT-N row count, never &gt;=N" for any isolation test.</w:t>
       </w:r>
     </w:p>
-    <w:bookmarkEnd w:id="14"/>
-    <w:bookmarkEnd w:id="15"/>
-    <w:bookmarkStart w:id="18" w:name="recent-activity"/>
+    <w:bookmarkEnd w:id="16"/>
+    <w:bookmarkEnd w:id="17"/>
+    <w:bookmarkStart w:id="20" w:name="recent-activity"/>
     <w:p>
       <w:pPr>
         <w:pStyle w:val="Heading2"/>
@@ -3606,7 +4185,7 @@
         <w:t xml:space="preserve">Recent activity</w:t>
       </w:r>
     </w:p>
-    <w:bookmarkStart w:id="16" w:name="X12aa6a5fe6c33844ccbcbbf7f1fb30e6c1e6a20"/>
+    <w:bookmarkStart w:id="18" w:name="X12aa6a5fe6c33844ccbcbbf7f1fb30e6c1e6a20"/>
     <w:p>
       <w:pPr>
         <w:pStyle w:val="Heading3"/>
@@ -4378,8 +4957,8 @@
         <w:t xml:space="preserve">41 PASS / 0 FAIL / 5 SKIP.</w:t>
       </w:r>
     </w:p>
-    <w:bookmarkEnd w:id="16"/>
-    <w:bookmarkStart w:id="17" w:name="X24e6129cc211184172a340325294947aa81e316"/>
+    <w:bookmarkEnd w:id="18"/>
+    <w:bookmarkStart w:id="19" w:name="X24e6129cc211184172a340325294947aa81e316"/>
     <w:p>
       <w:pPr>
         <w:pStyle w:val="Heading3"/>
@@ -4809,9 +5388,9 @@
         <w:t xml:space="preserve">33 PASS / 0 FAIL / 3 SKIP.</w:t>
       </w:r>
     </w:p>
-    <w:bookmarkEnd w:id="17"/>
-    <w:bookmarkEnd w:id="18"/>
     <w:bookmarkEnd w:id="19"/>
+    <w:bookmarkEnd w:id="20"/>
+    <w:bookmarkEnd w:id="21"/>
     <w:sectPr>
       <w:footnotePr>
         <w:numRestart w:val="eachSect"/>
